--- a/documents/3as_ge/modhakirat/modhakira_wahda2_3as_ge.docx
+++ b/documents/3as_ge/modhakirat/modhakira_wahda2_3as_ge.docx
@@ -194,7 +194,7 @@
               <w:rPr>
                 <w:rtl/>
               </w:rPr>
-              <w:t xml:space="preserve">تطبيقات اقتصادية: التكلفة المتوسطة والحدية ، الربح.</w:t>
+              <w:t xml:space="preserve">تطبيقات اقتصادية: الكلفة الإجمالية والهامشية والمتوسطة ، الربح.</w:t>
             </w:r>
           </w:p>
           <w:p>
@@ -6855,7 +6855,7 @@
                     <w:rPr>
                       <w:rtl/>
                     </w:rPr>
-                    <w:t xml:space="preserve">تطبيقات اقتصادية: التكلفة المتوسطة والحدية ، الربح</w:t>
+                    <w:t xml:space="preserve">تطبيقات اقتصادية: الكلفة الإجمالية ، الكلفة الهامشية ، الكلفة المتوسطة ، الربح</w:t>
                   </w:r>
                 </w:p>
               </w:tc>
@@ -6925,7 +6925,7 @@
               <w:rPr>
                 <w:rtl/>
               </w:rPr>
-              <w:t xml:space="preserve">توظيف المشتقات في مسائل اقتصادية (تكلفة ، إيراد ، ربح).</w:t>
+              <w:t xml:space="preserve">توظيف المشتقات في مسائل اقتصادية (الكلفة الإجمالية والهامشية والمتوسطة ، الربح).</w:t>
             </w:r>
           </w:p>
         </w:tc>
@@ -7181,7 +7181,7 @@
               <w:rPr>
                 <w:rtl/>
               </w:rPr>
-              <w:t xml:space="preserve">وحدة: كيف تختار الكمية التي تجعل التكلفة المتوسطة أصغر ما يمكن؟</w:t>
+              <w:t xml:space="preserve">وحدة: كيف تختار الكمية التي تجعل الكلفة المتوسطة أصغر ما يمكن؟</w:t>
             </w:r>
           </w:p>
         </w:tc>
@@ -7264,7 +7264,7 @@
               <w:rPr>
                 <w:rtl/>
               </w:rPr>
-              <w:t xml:space="preserve"> التكلفة الكلية</w:t>
+              <w:t xml:space="preserve"> الكلفة الإجمالية</w:t>
             </w:r>
             <w:r>
               <w:rPr>
@@ -7339,7 +7339,7 @@
               <w:rPr>
                 <w:rtl/>
               </w:rPr>
-              <w:t xml:space="preserve">(بالألف DA) ،</w:t>
+              <w:t xml:space="preserve">(بآلاف الدنانير) ،</w:t>
             </w:r>
             <w:r>
               <w:rPr>
@@ -7377,7 +7377,52 @@
               <w:rPr>
                 <w:rtl/>
               </w:rPr>
-              <w:t xml:space="preserve">✓ التكلفة المتوسطة</w:t>
+              <w:t xml:space="preserve">✓ الكلفة الثابتة</w:t>
+            </w:r>
+            <w:r>
+              <w:rPr>
+                <w:rtl/>
+              </w:rPr>
+              <w:t xml:space="preserve"> </w:t>
+            </w:r>
+            <m:oMath>
+              <m:r>
+                <m:t>C</m:t>
+              </m:r>
+              <m:d>
+                <m:dPr>
+                  <m:begChr m:val="("/>
+                  <m:endChr m:val=")"/>
+                  <m:sepChr m:val=""/>
+                  <m:grow/>
+                </m:dPr>
+                <m:e>
+                  <m:r>
+                    <m:t>0</m:t>
+                  </m:r>
+                </m:e>
+              </m:d>
+              <m:r>
+                <m:rPr>
+                  <m:sty m:val="p"/>
+                </m:rPr>
+                <m:t>=</m:t>
+              </m:r>
+              <m:r>
+                <m:t>400</m:t>
+              </m:r>
+            </m:oMath>
+            <w:r>
+              <w:rPr>
+                <w:rtl/>
+              </w:rPr>
+              <w:t xml:space="preserve"> </w:t>
+            </w:r>
+            <w:r>
+              <w:rPr>
+                <w:rtl/>
+              </w:rPr>
+              <w:t xml:space="preserve">؛ الكلفة المتوسطة لوحدة:</w:t>
             </w:r>
             <w:r>
               <w:rPr>
@@ -7568,11 +7613,17 @@
               </w:rPr>
               <w:t xml:space="preserve">[تعريف]</w:t>
             </w:r>
-            <w:r>
-              <w:rPr>
-                <w:rtl/>
-              </w:rPr>
-              <w:t xml:space="preserve"> </w:t>
+          </w:p>
+          <w:p>
+            <w:pPr>
+              <w:bidi/>
+              <w:jc w:val="left"/>
+            </w:pPr>
+            <w:r>
+              <w:rPr>
+                <w:rtl/>
+              </w:rPr>
+              <w:t xml:space="preserve">✓ </w:t>
             </w:r>
             <w:r>
               <w:rPr>
@@ -7580,13 +7631,7 @@
                 <w:bCs/>
                 <w:rtl/>
               </w:rPr>
-              <w:t xml:space="preserve">التكلفة الحدية</w:t>
-            </w:r>
-            <w:r>
-              <w:rPr>
-                <w:rtl/>
-              </w:rPr>
-              <w:t xml:space="preserve">:</w:t>
+              <w:t xml:space="preserve">الكلفة الإجمالية</w:t>
             </w:r>
             <w:r>
               <w:rPr>
@@ -7595,6 +7640,183 @@
               <w:t xml:space="preserve"> </w:t>
             </w:r>
             <m:oMath>
+              <m:r>
+                <m:t>C</m:t>
+              </m:r>
+              <m:d>
+                <m:dPr>
+                  <m:begChr m:val="("/>
+                  <m:endChr m:val=")"/>
+                  <m:sepChr m:val=""/>
+                  <m:grow/>
+                </m:dPr>
+                <m:e>
+                  <m:r>
+                    <m:t>q</m:t>
+                  </m:r>
+                </m:e>
+              </m:d>
+            </m:oMath>
+            <w:r>
+              <w:rPr>
+                <w:rtl/>
+              </w:rPr>
+              <w:t xml:space="preserve">: كلفة صنع</w:t>
+            </w:r>
+            <w:r>
+              <w:rPr>
+                <w:rtl/>
+              </w:rPr>
+              <w:t xml:space="preserve"> </w:t>
+            </w:r>
+            <m:oMath>
+              <m:r>
+                <m:t>q</m:t>
+              </m:r>
+            </m:oMath>
+            <w:r>
+              <w:rPr>
+                <w:rtl/>
+              </w:rPr>
+              <w:t xml:space="preserve"> </w:t>
+            </w:r>
+            <w:r>
+              <w:rPr>
+                <w:rtl/>
+              </w:rPr>
+              <w:t xml:space="preserve">وحدة.</w:t>
+            </w:r>
+          </w:p>
+          <w:p>
+            <w:pPr>
+              <w:bidi/>
+              <w:jc w:val="left"/>
+            </w:pPr>
+            <w:r>
+              <w:rPr>
+                <w:rtl/>
+              </w:rPr>
+              <w:t xml:space="preserve">✓ </w:t>
+            </w:r>
+            <w:r>
+              <w:rPr>
+                <w:b/>
+                <w:bCs/>
+                <w:rtl/>
+              </w:rPr>
+              <w:t xml:space="preserve">الكلفة الهامشية</w:t>
+            </w:r>
+            <w:r>
+              <w:rPr>
+                <w:rtl/>
+              </w:rPr>
+              <w:t xml:space="preserve">: تزايد الكلفة الناتج عن صنع وحدة إضافية</w:t>
+            </w:r>
+            <w:r>
+              <w:rPr>
+                <w:rtl/>
+              </w:rPr>
+              <w:t xml:space="preserve"> </w:t>
+            </w:r>
+            <m:oMath>
+              <m:r>
+                <m:t>C</m:t>
+              </m:r>
+              <m:d>
+                <m:dPr>
+                  <m:begChr m:val="("/>
+                  <m:endChr m:val=")"/>
+                  <m:sepChr m:val=""/>
+                  <m:grow/>
+                </m:dPr>
+                <m:e>
+                  <m:r>
+                    <m:t>q</m:t>
+                  </m:r>
+                  <m:r>
+                    <m:rPr>
+                      <m:sty m:val="p"/>
+                    </m:rPr>
+                    <m:t>+</m:t>
+                  </m:r>
+                  <m:r>
+                    <m:t>1</m:t>
+                  </m:r>
+                </m:e>
+              </m:d>
+              <m:r>
+                <m:rPr>
+                  <m:sty m:val="p"/>
+                </m:rPr>
+                <m:t>−</m:t>
+              </m:r>
+              <m:r>
+                <m:t>C</m:t>
+              </m:r>
+              <m:d>
+                <m:dPr>
+                  <m:begChr m:val="("/>
+                  <m:endChr m:val=")"/>
+                  <m:sepChr m:val=""/>
+                  <m:grow/>
+                </m:dPr>
+                <m:e>
+                  <m:r>
+                    <m:t>q</m:t>
+                  </m:r>
+                </m:e>
+              </m:d>
+            </m:oMath>
+            <w:r>
+              <w:rPr>
+                <w:rtl/>
+              </w:rPr>
+              <w:t xml:space="preserve"> </w:t>
+            </w:r>
+            <w:r>
+              <w:rPr>
+                <w:rtl/>
+              </w:rPr>
+              <w:t xml:space="preserve">، ونضع في الاقتصاد</w:t>
+            </w:r>
+            <w:r>
+              <w:rPr>
+                <w:rtl/>
+              </w:rPr>
+              <w:t xml:space="preserve"> </w:t>
+            </w:r>
+            <m:oMath>
+              <m:sSub>
+                <m:e>
+                  <m:r>
+                    <m:t>C</m:t>
+                  </m:r>
+                </m:e>
+                <m:sub>
+                  <m:r>
+                    <m:t>m</m:t>
+                  </m:r>
+                </m:sub>
+              </m:sSub>
+              <m:d>
+                <m:dPr>
+                  <m:begChr m:val="("/>
+                  <m:endChr m:val=")"/>
+                  <m:sepChr m:val=""/>
+                  <m:grow/>
+                </m:dPr>
+                <m:e>
+                  <m:r>
+                    <m:t>q</m:t>
+                  </m:r>
+                </m:e>
+              </m:d>
+              <m:r>
+                <m:rPr>
+                  <m:sty m:val="p"/>
+                </m:rPr>
+                <m:t>=</m:t>
+              </m:r>
               <m:sSup>
                 <m:e>
                   <m:r>
@@ -7628,19 +7850,19 @@
               <w:rPr>
                 <w:rtl/>
               </w:rPr>
-              <w:t xml:space="preserve"> </w:t>
-            </w:r>
-            <w:r>
-              <w:rPr>
-                <w:rtl/>
-              </w:rPr>
-              <w:t xml:space="preserve">؛</w:t>
-            </w:r>
-            <w:r>
-              <w:rPr>
-                <w:rtl/>
-              </w:rPr>
-              <w:t xml:space="preserve"> </w:t>
+              <w:t xml:space="preserve">.</w:t>
+            </w:r>
+          </w:p>
+          <w:p>
+            <w:pPr>
+              <w:bidi/>
+              <w:jc w:val="left"/>
+            </w:pPr>
+            <w:r>
+              <w:rPr>
+                <w:rtl/>
+              </w:rPr>
+              <w:t xml:space="preserve">✓ </w:t>
             </w:r>
             <w:r>
               <w:rPr>
@@ -7648,7 +7870,7 @@
                 <w:bCs/>
                 <w:rtl/>
               </w:rPr>
-              <w:t xml:space="preserve">الإيراد</w:t>
+              <w:t xml:space="preserve">الكلفة المتوسطة</w:t>
             </w:r>
             <w:r>
               <w:rPr>
@@ -7663,9 +7885,18 @@
               <w:t xml:space="preserve"> </w:t>
             </w:r>
             <m:oMath>
-              <m:r>
-                <m:t>R</m:t>
-              </m:r>
+              <m:sSub>
+                <m:e>
+                  <m:r>
+                    <m:t>C</m:t>
+                  </m:r>
+                </m:e>
+                <m:sub>
+                  <m:r>
+                    <m:t>M</m:t>
+                  </m:r>
+                </m:sub>
+              </m:sSub>
               <m:d>
                 <m:dPr>
                   <m:begChr m:val="("/>
@@ -7685,36 +7916,52 @@
                 </m:rPr>
                 <m:t>=</m:t>
               </m:r>
-              <m:r>
-                <m:t>p</m:t>
-              </m:r>
-              <m:r>
-                <m:rPr>
-                  <m:sty m:val="p"/>
-                </m:rPr>
-                <m:t>×</m:t>
-              </m:r>
-              <m:r>
-                <m:t>q</m:t>
-              </m:r>
+              <m:f>
+                <m:fPr>
+                  <m:type m:val="bar"/>
+                </m:fPr>
+                <m:num>
+                  <m:r>
+                    <m:t>C</m:t>
+                  </m:r>
+                  <m:d>
+                    <m:dPr>
+                      <m:begChr m:val="("/>
+                      <m:endChr m:val=")"/>
+                      <m:sepChr m:val=""/>
+                      <m:grow/>
+                    </m:dPr>
+                    <m:e>
+                      <m:r>
+                        <m:t>q</m:t>
+                      </m:r>
+                    </m:e>
+                  </m:d>
+                </m:num>
+                <m:den>
+                  <m:r>
+                    <m:t>q</m:t>
+                  </m:r>
+                </m:den>
+              </m:f>
             </m:oMath>
             <w:r>
               <w:rPr>
                 <w:rtl/>
               </w:rPr>
-              <w:t xml:space="preserve"> </w:t>
-            </w:r>
-            <w:r>
-              <w:rPr>
-                <w:rtl/>
-              </w:rPr>
-              <w:t xml:space="preserve">؛</w:t>
-            </w:r>
-            <w:r>
-              <w:rPr>
-                <w:rtl/>
-              </w:rPr>
-              <w:t xml:space="preserve"> </w:t>
+              <w:t xml:space="preserve">.</w:t>
+            </w:r>
+          </w:p>
+          <w:p>
+            <w:pPr>
+              <w:bidi/>
+              <w:jc w:val="left"/>
+            </w:pPr>
+            <w:r>
+              <w:rPr>
+                <w:rtl/>
+              </w:rPr>
+              <w:t xml:space="preserve">✓ </w:t>
             </w:r>
             <w:r>
               <w:rPr>
@@ -7760,7 +8007,22 @@
                 <m:t>=</m:t>
               </m:r>
               <m:r>
-                <m:t>R</m:t>
+                <m:t>p</m:t>
+              </m:r>
+              <m:r>
+                <m:t> </m:t>
+              </m:r>
+              <m:r>
+                <m:t>q</m:t>
+              </m:r>
+              <m:r>
+                <m:rPr>
+                  <m:sty m:val="p"/>
+                </m:rPr>
+                <m:t>−</m:t>
+              </m:r>
+              <m:r>
+                <m:t>C</m:t>
               </m:r>
               <m:d>
                 <m:dPr>
@@ -7775,34 +8037,41 @@
                   </m:r>
                 </m:e>
               </m:d>
-              <m:r>
-                <m:rPr>
-                  <m:sty m:val="p"/>
-                </m:rPr>
-                <m:t>−</m:t>
-              </m:r>
-              <m:r>
-                <m:t>C</m:t>
-              </m:r>
-              <m:d>
-                <m:dPr>
-                  <m:begChr m:val="("/>
-                  <m:endChr m:val=")"/>
-                  <m:sepChr m:val=""/>
-                  <m:grow/>
-                </m:dPr>
-                <m:e>
-                  <m:r>
-                    <m:t>q</m:t>
-                  </m:r>
-                </m:e>
-              </m:d>
             </m:oMath>
             <w:r>
               <w:rPr>
                 <w:rtl/>
               </w:rPr>
-              <w:t xml:space="preserve">.</w:t>
+              <w:t xml:space="preserve"> </w:t>
+            </w:r>
+            <w:r>
+              <w:rPr>
+                <w:rtl/>
+              </w:rPr>
+              <w:t xml:space="preserve">حيث</w:t>
+            </w:r>
+            <w:r>
+              <w:rPr>
+                <w:rtl/>
+              </w:rPr>
+              <w:t xml:space="preserve"> </w:t>
+            </w:r>
+            <m:oMath>
+              <m:r>
+                <m:t>p</m:t>
+              </m:r>
+            </m:oMath>
+            <w:r>
+              <w:rPr>
+                <w:rtl/>
+              </w:rPr>
+              <w:t xml:space="preserve"> </w:t>
+            </w:r>
+            <w:r>
+              <w:rPr>
+                <w:rtl/>
+              </w:rPr>
+              <w:t xml:space="preserve">ثمن بيع الوحدة.</w:t>
             </w:r>
           </w:p>
           <w:p>
@@ -7908,7 +8177,7 @@
               <w:rPr>
                 <w:rtl/>
               </w:rPr>
-              <w:t xml:space="preserve">: أصغر تكلفة متوسطة عند</w:t>
+              <w:t xml:space="preserve">: أصغر كلفة متوسطة عند</w:t>
             </w:r>
             <w:r>
               <w:rPr>
@@ -8003,6 +8272,37 @@
               <w:t xml:space="preserve">✓ </w:t>
             </w:r>
             <m:oMath>
+              <m:sSub>
+                <m:e>
+                  <m:r>
+                    <m:t>C</m:t>
+                  </m:r>
+                </m:e>
+                <m:sub>
+                  <m:r>
+                    <m:t>m</m:t>
+                  </m:r>
+                </m:sub>
+              </m:sSub>
+              <m:d>
+                <m:dPr>
+                  <m:begChr m:val="("/>
+                  <m:endChr m:val=")"/>
+                  <m:sepChr m:val=""/>
+                  <m:grow/>
+                </m:dPr>
+                <m:e>
+                  <m:r>
+                    <m:t>20</m:t>
+                  </m:r>
+                </m:e>
+              </m:d>
+              <m:r>
+                <m:rPr>
+                  <m:sty m:val="p"/>
+                </m:rPr>
+                <m:t>=</m:t>
+              </m:r>
               <m:sSup>
                 <m:e>
                   <m:r>
@@ -8103,19 +8403,19 @@
               <w:rPr>
                 <w:rtl/>
               </w:rPr>
-              <w:t xml:space="preserve">: عند أصغر تكلفة متوسطة تتساوى التكلفتان المتوسطة والحدية.</w:t>
-            </w:r>
-          </w:p>
-          <w:p>
-            <w:pPr>
-              <w:bidi/>
-              <w:jc w:val="left"/>
-            </w:pPr>
-            <w:r>
-              <w:rPr>
-                <w:rtl/>
-              </w:rPr>
-              <w:t xml:space="preserve">✓ سعر البيع</w:t>
+              <w:t xml:space="preserve">: عند أصغر كلفة متوسطة تتساوى الكلفة الهامشية والكلفة المتوسطة.</w:t>
+            </w:r>
+          </w:p>
+          <w:p>
+            <w:pPr>
+              <w:bidi/>
+              <w:jc w:val="left"/>
+            </w:pPr>
+            <w:r>
+              <w:rPr>
+                <w:rtl/>
+              </w:rPr>
+              <w:t xml:space="preserve">✓ ثمن بيع الوحدة</w:t>
             </w:r>
             <w:r>
               <w:rPr>
@@ -8413,7 +8713,7 @@
               <w:rPr>
                 <w:rtl/>
               </w:rPr>
-              <w:t xml:space="preserve">).</w:t>
+              <w:t xml:space="preserve">) والوحدات.</w:t>
             </w:r>
           </w:p>
         </w:tc>
@@ -8494,7 +8794,7 @@
               <w:rPr>
                 <w:rtl/>
               </w:rPr>
-              <w:t xml:space="preserve">الإيراد</w:t>
+              <w:t xml:space="preserve">الكلفة الإجمالية</w:t>
             </w:r>
             <w:r>
               <w:rPr>
@@ -8504,7 +8804,7 @@
             </w:r>
             <m:oMath>
               <m:r>
-                <m:t>R</m:t>
+                <m:t>C</m:t>
               </m:r>
               <m:d>
                 <m:dPr>
@@ -8525,9 +8825,173 @@
                 </m:rPr>
                 <m:t>=</m:t>
               </m:r>
+              <m:f>
+                <m:fPr>
+                  <m:type m:val="bar"/>
+                </m:fPr>
+                <m:num>
+                  <m:r>
+                    <m:t>1</m:t>
+                  </m:r>
+                </m:num>
+                <m:den>
+                  <m:r>
+                    <m:t>3</m:t>
+                  </m:r>
+                </m:den>
+              </m:f>
+              <m:sSup>
+                <m:e>
+                  <m:r>
+                    <m:t>q</m:t>
+                  </m:r>
+                </m:e>
+                <m:sup>
+                  <m:r>
+                    <m:t>3</m:t>
+                  </m:r>
+                </m:sup>
+              </m:sSup>
+              <m:r>
+                <m:rPr>
+                  <m:sty m:val="p"/>
+                </m:rPr>
+                <m:t>−</m:t>
+              </m:r>
+              <m:r>
+                <m:t>4</m:t>
+              </m:r>
+              <m:sSup>
+                <m:e>
+                  <m:r>
+                    <m:t>q</m:t>
+                  </m:r>
+                </m:e>
+                <m:sup>
+                  <m:r>
+                    <m:t>2</m:t>
+                  </m:r>
+                </m:sup>
+              </m:sSup>
+              <m:r>
+                <m:rPr>
+                  <m:sty m:val="p"/>
+                </m:rPr>
+                <m:t>+</m:t>
+              </m:r>
+              <m:r>
+                <m:t>20</m:t>
+              </m:r>
               <m:r>
                 <m:t>q</m:t>
               </m:r>
+              <m:r>
+                <m:rPr>
+                  <m:sty m:val="p"/>
+                </m:rPr>
+                <m:t>+</m:t>
+              </m:r>
+              <m:r>
+                <m:t>50</m:t>
+              </m:r>
+            </m:oMath>
+            <w:r>
+              <w:rPr>
+                <w:rtl/>
+              </w:rPr>
+              <w:t xml:space="preserve"> </w:t>
+            </w:r>
+            <w:r>
+              <w:rPr>
+                <w:rtl/>
+              </w:rPr>
+              <w:t xml:space="preserve">(</w:t>
+            </w:r>
+            <m:oMath>
+              <m:r>
+                <m:t>0</m:t>
+              </m:r>
+              <m:r>
+                <m:rPr>
+                  <m:sty m:val="p"/>
+                </m:rPr>
+                <m:t>≤</m:t>
+              </m:r>
+              <m:r>
+                <m:t>q</m:t>
+              </m:r>
+              <m:r>
+                <m:rPr>
+                  <m:sty m:val="p"/>
+                </m:rPr>
+                <m:t>≤</m:t>
+              </m:r>
+              <m:r>
+                <m:t>20</m:t>
+              </m:r>
+            </m:oMath>
+            <w:r>
+              <w:rPr>
+                <w:rtl/>
+              </w:rPr>
+              <w:t xml:space="preserve">) وثمن بيع الوحدة</w:t>
+            </w:r>
+            <w:r>
+              <w:rPr>
+                <w:rtl/>
+              </w:rPr>
+              <w:t xml:space="preserve"> </w:t>
+            </w:r>
+            <m:oMath>
+              <m:r>
+                <m:t>68</m:t>
+              </m:r>
+            </m:oMath>
+            <w:r>
+              <w:rPr>
+                <w:rtl/>
+              </w:rPr>
+              <w:t xml:space="preserve"> </w:t>
+            </w:r>
+            <w:r>
+              <w:rPr>
+                <w:rtl/>
+              </w:rPr>
+              <w:t xml:space="preserve">DA. عيّن الكلفة الهامشية ، ثم الكمية التي تكون من أجلها الكلفة الهامشية مساوية لثمن بيع الوحدة.</w:t>
+            </w:r>
+          </w:p>
+          <w:p>
+            <w:pPr>
+              <w:bidi/>
+              <w:jc w:val="left"/>
+            </w:pPr>
+            <w:r>
+              <w:rPr>
+                <w:b/>
+                <w:bCs/>
+                <w:rtl/>
+              </w:rPr>
+              <w:t xml:space="preserve">الحل:</w:t>
+            </w:r>
+            <w:r>
+              <w:rPr>
+                <w:rtl/>
+              </w:rPr>
+              <w:t xml:space="preserve"> </w:t>
+            </w:r>
+            <m:oMath>
+              <m:sSub>
+                <m:e>
+                  <m:r>
+                    <m:t>C</m:t>
+                  </m:r>
+                </m:e>
+                <m:sub>
+                  <m:r>
+                    <m:t>m</m:t>
+                  </m:r>
+                </m:sub>
+              </m:sSub>
               <m:d>
                 <m:dPr>
                   <m:begChr m:val="("/>
@@ -8537,22 +9001,49 @@
                 </m:dPr>
                 <m:e>
                   <m:r>
-                    <m:t>100</m:t>
-                  </m:r>
-                  <m:r>
-                    <m:rPr>
-                      <m:sty m:val="p"/>
-                    </m:rPr>
-                    <m:t>−</m:t>
-                  </m:r>
+                    <m:t>q</m:t>
+                  </m:r>
+                </m:e>
+              </m:d>
+              <m:r>
+                <m:rPr>
+                  <m:sty m:val="p"/>
+                </m:rPr>
+                <m:t>=</m:t>
+              </m:r>
+              <m:sSup>
+                <m:e>
+                  <m:r>
+                    <m:t>q</m:t>
+                  </m:r>
+                </m:e>
+                <m:sup>
                   <m:r>
                     <m:t>2</m:t>
                   </m:r>
-                  <m:r>
-                    <m:t>q</m:t>
-                  </m:r>
-                </m:e>
-              </m:d>
+                </m:sup>
+              </m:sSup>
+              <m:r>
+                <m:rPr>
+                  <m:sty m:val="p"/>
+                </m:rPr>
+                <m:t>−</m:t>
+              </m:r>
+              <m:r>
+                <m:t>8</m:t>
+              </m:r>
+              <m:r>
+                <m:t>q</m:t>
+              </m:r>
+              <m:r>
+                <m:rPr>
+                  <m:sty m:val="p"/>
+                </m:rPr>
+                <m:t>+</m:t>
+              </m:r>
+              <m:r>
+                <m:t>20</m:t>
+              </m:r>
             </m:oMath>
             <w:r>
               <w:rPr>
@@ -8564,56 +9055,7 @@
               <w:rPr>
                 <w:rtl/>
               </w:rPr>
-              <w:t xml:space="preserve">،</w:t>
-            </w:r>
-            <w:r>
-              <w:rPr>
-                <w:rtl/>
-              </w:rPr>
-              <w:t xml:space="preserve"> </w:t>
-            </w:r>
-            <m:oMath>
-              <m:r>
-                <m:t>0</m:t>
-              </m:r>
-              <m:r>
-                <m:rPr>
-                  <m:sty m:val="p"/>
-                </m:rPr>
-                <m:t>≤</m:t>
-              </m:r>
-              <m:r>
-                <m:t>q</m:t>
-              </m:r>
-              <m:r>
-                <m:rPr>
-                  <m:sty m:val="p"/>
-                </m:rPr>
-                <m:t>≤</m:t>
-              </m:r>
-              <m:r>
-                <m:t>50</m:t>
-              </m:r>
-            </m:oMath>
-            <w:r>
-              <w:rPr>
-                <w:rtl/>
-              </w:rPr>
-              <w:t xml:space="preserve">. عيّن الكمية التي تعطي أكبر إيراد.</w:t>
-            </w:r>
-          </w:p>
-          <w:p>
-            <w:pPr>
-              <w:bidi/>
-              <w:jc w:val="left"/>
-            </w:pPr>
-            <w:r>
-              <w:rPr>
-                <w:b/>
-                <w:bCs/>
-                <w:rtl/>
-              </w:rPr>
-              <w:t xml:space="preserve">الحل:</w:t>
+              <w:t xml:space="preserve">؛</w:t>
             </w:r>
             <w:r>
               <w:rPr>
@@ -8625,31 +9067,98 @@
               <m:sSup>
                 <m:e>
                   <m:r>
-                    <m:t>R</m:t>
+                    <m:t>q</m:t>
                   </m:r>
                 </m:e>
                 <m:sup>
                   <m:r>
-                    <m:rPr>
-                      <m:sty m:val="p"/>
-                    </m:rPr>
-                    <m:t>′</m:t>
+                    <m:t>2</m:t>
                   </m:r>
                 </m:sup>
               </m:sSup>
-              <m:d>
-                <m:dPr>
-                  <m:begChr m:val="("/>
-                  <m:endChr m:val=")"/>
-                  <m:sepChr m:val=""/>
-                  <m:grow/>
-                </m:dPr>
+              <m:r>
+                <m:rPr>
+                  <m:sty m:val="p"/>
+                </m:rPr>
+                <m:t>−</m:t>
+              </m:r>
+              <m:r>
+                <m:t>8</m:t>
+              </m:r>
+              <m:r>
+                <m:t>q</m:t>
+              </m:r>
+              <m:r>
+                <m:rPr>
+                  <m:sty m:val="p"/>
+                </m:rPr>
+                <m:t>+</m:t>
+              </m:r>
+              <m:r>
+                <m:t>20</m:t>
+              </m:r>
+              <m:r>
+                <m:rPr>
+                  <m:sty m:val="p"/>
+                </m:rPr>
+                <m:t>=</m:t>
+              </m:r>
+              <m:r>
+                <m:t>68</m:t>
+              </m:r>
+            </m:oMath>
+            <w:r>
+              <w:rPr>
+                <w:rtl/>
+              </w:rPr>
+              <w:t xml:space="preserve"> </w:t>
+            </w:r>
+            <w:r>
+              <w:rPr>
+                <w:rtl/>
+              </w:rPr>
+              <w:t xml:space="preserve">يعطي</w:t>
+            </w:r>
+            <w:r>
+              <w:rPr>
+                <w:rtl/>
+              </w:rPr>
+              <w:t xml:space="preserve"> </w:t>
+            </w:r>
+            <m:oMath>
+              <m:sSup>
                 <m:e>
                   <m:r>
                     <m:t>q</m:t>
                   </m:r>
                 </m:e>
-              </m:d>
+                <m:sup>
+                  <m:r>
+                    <m:t>2</m:t>
+                  </m:r>
+                </m:sup>
+              </m:sSup>
+              <m:r>
+                <m:rPr>
+                  <m:sty m:val="p"/>
+                </m:rPr>
+                <m:t>−</m:t>
+              </m:r>
+              <m:r>
+                <m:t>8</m:t>
+              </m:r>
+              <m:r>
+                <m:t>q</m:t>
+              </m:r>
+              <m:r>
+                <m:rPr>
+                  <m:sty m:val="p"/>
+                </m:rPr>
+                <m:t>−</m:t>
+              </m:r>
+              <m:r>
+                <m:t>48</m:t>
+              </m:r>
               <m:r>
                 <m:rPr>
                   <m:sty m:val="p"/>
@@ -8657,8 +9166,54 @@
                 <m:t>=</m:t>
               </m:r>
               <m:r>
-                <m:t>100</m:t>
-              </m:r>
+                <m:t>0</m:t>
+              </m:r>
+            </m:oMath>
+            <w:r>
+              <w:rPr>
+                <w:rtl/>
+              </w:rPr>
+              <w:t xml:space="preserve">:</w:t>
+            </w:r>
+            <w:r>
+              <w:rPr>
+                <w:rtl/>
+              </w:rPr>
+              <w:t xml:space="preserve"> </w:t>
+            </w:r>
+            <m:oMath>
+              <m:r>
+                <m:t>q</m:t>
+              </m:r>
+              <m:r>
+                <m:rPr>
+                  <m:sty m:val="p"/>
+                </m:rPr>
+                <m:t>=</m:t>
+              </m:r>
+              <m:r>
+                <m:t>12</m:t>
+              </m:r>
+            </m:oMath>
+            <w:r>
+              <w:rPr>
+                <w:rtl/>
+              </w:rPr>
+              <w:t xml:space="preserve"> </w:t>
+            </w:r>
+            <w:r>
+              <w:rPr>
+                <w:rtl/>
+              </w:rPr>
+              <w:t xml:space="preserve">(والحل</w:t>
+            </w:r>
+            <w:r>
+              <w:rPr>
+                <w:rtl/>
+              </w:rPr>
+              <w:t xml:space="preserve"> </w:t>
+            </w:r>
+            <m:oMath>
               <m:r>
                 <m:rPr>
                   <m:sty m:val="p"/>
@@ -8668,86 +9223,18 @@
               <m:r>
                 <m:t>4</m:t>
               </m:r>
-              <m:r>
-                <m:t>q</m:t>
-              </m:r>
             </m:oMath>
             <w:r>
               <w:rPr>
                 <w:rtl/>
               </w:rPr>
-              <w:t xml:space="preserve">:</w:t>
-            </w:r>
-            <w:r>
-              <w:rPr>
-                <w:rtl/>
-              </w:rPr>
-              <w:t xml:space="preserve"> </w:t>
-            </w:r>
-            <m:oMath>
-              <m:r>
-                <m:t>q</m:t>
-              </m:r>
-              <m:r>
-                <m:rPr>
-                  <m:sty m:val="p"/>
-                </m:rPr>
-                <m:t>=</m:t>
-              </m:r>
-              <m:r>
-                <m:t>25</m:t>
-              </m:r>
-            </m:oMath>
-            <w:r>
-              <w:rPr>
-                <w:rtl/>
-              </w:rPr>
-              <w:t xml:space="preserve"> </w:t>
-            </w:r>
-            <w:r>
-              <w:rPr>
-                <w:rtl/>
-              </w:rPr>
-              <w:t xml:space="preserve">،</w:t>
-            </w:r>
-            <w:r>
-              <w:rPr>
-                <w:rtl/>
-              </w:rPr>
-              <w:t xml:space="preserve"> </w:t>
-            </w:r>
-            <m:oMath>
-              <m:r>
-                <m:t>R</m:t>
-              </m:r>
-              <m:d>
-                <m:dPr>
-                  <m:begChr m:val="("/>
-                  <m:endChr m:val=")"/>
-                  <m:sepChr m:val=""/>
-                  <m:grow/>
-                </m:dPr>
-                <m:e>
-                  <m:r>
-                    <m:t>25</m:t>
-                  </m:r>
-                </m:e>
-              </m:d>
-              <m:r>
-                <m:rPr>
-                  <m:sty m:val="p"/>
-                </m:rPr>
-                <m:t>=</m:t>
-              </m:r>
-              <m:r>
-                <m:t>1250</m:t>
-              </m:r>
-            </m:oMath>
-            <w:r>
-              <w:rPr>
-                <w:rtl/>
-              </w:rPr>
-              <w:t xml:space="preserve">.</w:t>
+              <w:t xml:space="preserve"> </w:t>
+            </w:r>
+            <w:r>
+              <w:rPr>
+                <w:rtl/>
+              </w:rPr>
+              <w:t xml:space="preserve">مرفوض).</w:t>
             </w:r>
           </w:p>
           <w:p>
@@ -12242,7 +12729,7 @@
               <w:rPr>
                 <w:rtl/>
               </w:rPr>
-              <w:t xml:space="preserve">مستمرة: يوجد</w:t>
+              <w:t xml:space="preserve">مستمرة: توجد كمية</w:t>
             </w:r>
             <w:r>
               <w:rPr>
@@ -12274,7 +12761,7 @@
               <w:rPr>
                 <w:rtl/>
               </w:rPr>
-              <w:t xml:space="preserve">(عتبة المردودية) حيث</w:t>
+              <w:t xml:space="preserve">ينعدم من أجلها الربح ، أي</w:t>
             </w:r>
             <w:r>
               <w:rPr>
@@ -13213,7 +13700,7 @@
               <w:rPr>
                 <w:rtl/>
               </w:rPr>
-              <w:t xml:space="preserve">بيّن أن عتبة المردودية</w:t>
+              <w:t xml:space="preserve">بيّن أن الكمية</w:t>
             </w:r>
             <w:r>
               <w:rPr>
@@ -13245,7 +13732,7 @@
               <w:rPr>
                 <w:rtl/>
               </w:rPr>
-              <w:t xml:space="preserve">في الوضعية وحيدة في</w:t>
+              <w:t xml:space="preserve">التي ينعدم من أجلها الربح وحيدة في</w:t>
             </w:r>
             <w:r>
               <w:rPr>

--- a/documents/3as_ge/modhakirat/modhakira_wahda2_3as_ge.docx
+++ b/documents/3as_ge/modhakirat/modhakira_wahda2_3as_ge.docx
@@ -1047,6 +1047,7 @@
           <w:tcPr/>
           <w:p>
             <w:pPr>
+              <w:pStyle w:val="Compact"/>
               <w:bidi/>
               <w:jc w:val="left"/>
             </w:pPr>
@@ -1343,8 +1344,60 @@
               <w:t xml:space="preserve">.</w:t>
             </w:r>
           </w:p>
-          <w:p>
-            <w:pPr>
+        </w:tc>
+        <w:tc>
+          <w:tcPr>
+            <w:shd w:val="clear" w:color="auto" w:fill="E4E7ED"/>
+          </w:tcPr>
+          <w:p>
+            <w:pPr>
+              <w:pStyle w:val="Compact"/>
+              <w:bidi/>
+              <w:jc w:val="left"/>
+            </w:pPr>
+            <w:r>
+              <w:rPr>
+                <w:rtl/>
+              </w:rPr>
+              <w:t xml:space="preserve"/>
+            </w:r>
+            <w:r>
+              <w:rPr>
+                <w:b/>
+                <w:bCs/>
+                <w:rtl/>
+              </w:rPr>
+              <w:t xml:space="preserve">بناء المعارف</w:t>
+            </w:r>
+          </w:p>
+        </w:tc>
+      </w:tr>
+      <w:tr>
+        <w:tc>
+          <w:tcPr/>
+          <w:p>
+            <w:pPr>
+              <w:pStyle w:val="Compact"/>
+              <w:bidi/>
+              <w:jc w:val="center"/>
+            </w:pPr>
+          </w:p>
+        </w:tc>
+        <w:tc>
+          <w:tcPr/>
+          <w:p>
+            <w:pPr>
+              <w:pStyle w:val="Compact"/>
+              <w:bidi/>
+              <w:jc w:val="center"/>
+            </w:pPr>
+          </w:p>
+        </w:tc>
+        <w:tc>
+          <w:tcPr/>
+          <w:p>
+            <w:pPr>
+              <w:pStyle w:val="Compact"/>
               <w:bidi/>
               <w:jc w:val="left"/>
             </w:pPr>
@@ -1603,14 +1656,6 @@
               </w:rPr>
               <w:t xml:space="preserve"/>
             </w:r>
-            <w:r>
-              <w:rPr>
-                <w:b/>
-                <w:bCs/>
-                <w:rtl/>
-              </w:rPr>
-              <w:t xml:space="preserve">بناء المعارف</w:t>
-            </w:r>
           </w:p>
         </w:tc>
       </w:tr>
@@ -1639,6 +1684,7 @@
           <w:tcPr/>
           <w:p>
             <w:pPr>
+              <w:pStyle w:val="Compact"/>
               <w:bidi/>
               <w:jc w:val="left"/>
             </w:pPr>
@@ -1722,8 +1768,52 @@
               <w:t xml:space="preserve">.</w:t>
             </w:r>
           </w:p>
-          <w:p>
-            <w:pPr>
+        </w:tc>
+        <w:tc>
+          <w:tcPr>
+            <w:shd w:val="clear" w:color="auto" w:fill="E4E7ED"/>
+          </w:tcPr>
+          <w:p>
+            <w:pPr>
+              <w:pStyle w:val="Compact"/>
+              <w:bidi/>
+              <w:jc w:val="left"/>
+            </w:pPr>
+            <w:r>
+              <w:rPr>
+                <w:rtl/>
+              </w:rPr>
+              <w:t xml:space="preserve"/>
+            </w:r>
+          </w:p>
+        </w:tc>
+      </w:tr>
+      <w:tr>
+        <w:tc>
+          <w:tcPr/>
+          <w:p>
+            <w:pPr>
+              <w:pStyle w:val="Compact"/>
+              <w:bidi/>
+              <w:jc w:val="center"/>
+            </w:pPr>
+          </w:p>
+        </w:tc>
+        <w:tc>
+          <w:tcPr/>
+          <w:p>
+            <w:pPr>
+              <w:pStyle w:val="Compact"/>
+              <w:bidi/>
+              <w:jc w:val="center"/>
+            </w:pPr>
+          </w:p>
+        </w:tc>
+        <w:tc>
+          <w:tcPr/>
+          <w:p>
+            <w:pPr>
+              <w:pStyle w:val="Compact"/>
               <w:bidi/>
               <w:jc w:val="left"/>
             </w:pPr>
@@ -1967,96 +2057,24 @@
               </w:rPr>
               <w:t xml:space="preserve"> </w:t>
             </w:r>
-            <m:oMath>
-              <m:r>
-                <m:t>f</m:t>
-              </m:r>
-              <m:d>
-                <m:dPr>
-                  <m:begChr m:val="("/>
-                  <m:endChr m:val=")"/>
-                  <m:sepChr m:val=""/>
-                  <m:grow/>
-                </m:dPr>
-                <m:e>
-                  <m:r>
-                    <m:t>1</m:t>
-                  </m:r>
-                </m:e>
-              </m:d>
-              <m:r>
-                <m:rPr>
-                  <m:sty m:val="p"/>
-                </m:rPr>
-                <m:t>=</m:t>
-              </m:r>
-              <m:r>
-                <m:t>1</m:t>
-              </m:r>
-            </m:oMath>
-            <w:r>
-              <w:rPr>
-                <w:rtl/>
-              </w:rPr>
-              <w:t xml:space="preserve"> </w:t>
-            </w:r>
-            <w:r>
-              <w:rPr>
-                <w:rtl/>
-              </w:rPr>
-              <w:t xml:space="preserve">،</w:t>
-            </w:r>
-            <w:r>
-              <w:rPr>
-                <w:rtl/>
-              </w:rPr>
-              <w:t xml:space="preserve"> </w:t>
-            </w:r>
-            <m:oMath>
-              <m:sSup>
-                <m:e>
-                  <m:r>
-                    <m:t>f</m:t>
-                  </m:r>
-                </m:e>
-                <m:sup>
-                  <m:r>
-                    <m:rPr>
-                      <m:sty m:val="p"/>
-                    </m:rPr>
-                    <m:t>′</m:t>
-                  </m:r>
-                </m:sup>
-              </m:sSup>
-              <m:d>
-                <m:dPr>
-                  <m:begChr m:val="("/>
-                  <m:endChr m:val=")"/>
-                  <m:sepChr m:val=""/>
-                  <m:grow/>
-                </m:dPr>
-                <m:e>
-                  <m:r>
-                    <m:t>1</m:t>
-                  </m:r>
-                </m:e>
-              </m:d>
-              <m:r>
-                <m:rPr>
-                  <m:sty m:val="p"/>
-                </m:rPr>
-                <m:t>=</m:t>
-              </m:r>
-              <m:r>
-                <m:rPr>
-                  <m:sty m:val="p"/>
-                </m:rPr>
-                <m:t>−</m:t>
-              </m:r>
-              <m:r>
-                <m:t>1</m:t>
-              </m:r>
-            </m:oMath>
+            <w:r>
+              <w:rPr>
+                <w:rtl/>
+              </w:rPr>
+              <w:t xml:space="preserve">‎$\RR{f(1)=1}$</w:t>
+            </w:r>
+            <w:r>
+              <w:rPr>
+                <w:rtl/>
+              </w:rPr>
+              <w:t xml:space="preserve"> </w:t>
+            </w:r>
+            <w:r>
+              <w:rPr>
+                <w:rtl/>
+              </w:rPr>
+              <w:t xml:space="preserve">‎$\RR{f^{\prime}(1)=-1}$</w:t>
+            </w:r>
             <w:r>
               <w:rPr>
                 <w:rtl/>
@@ -2069,35 +2087,12 @@
               </w:rPr>
               <w:t xml:space="preserve"> </w:t>
             </w:r>
-            <m:oMath>
-              <m:r>
-                <m:t>y</m:t>
-              </m:r>
-              <m:r>
-                <m:rPr>
-                  <m:sty m:val="p"/>
-                </m:rPr>
-                <m:t>=</m:t>
-              </m:r>
-              <m:r>
-                <m:rPr>
-                  <m:sty m:val="p"/>
-                </m:rPr>
-                <m:t>−</m:t>
-              </m:r>
-              <m:r>
-                <m:t>x</m:t>
-              </m:r>
-              <m:r>
-                <m:rPr>
-                  <m:sty m:val="p"/>
-                </m:rPr>
-                <m:t>+</m:t>
-              </m:r>
-              <m:r>
-                <m:t>2</m:t>
-              </m:r>
-            </m:oMath>
+            <w:r>
+              <w:rPr>
+                <w:rtl/>
+              </w:rPr>
+              <w:t xml:space="preserve">‎$\RR{y=-x+2}$</w:t>
+            </w:r>
             <w:r>
               <w:rPr>
                 <w:rtl/>
@@ -3861,8 +3856,60 @@
               <w:t xml:space="preserve">.</w:t>
             </w:r>
           </w:p>
-          <w:p>
-            <w:pPr>
+        </w:tc>
+        <w:tc>
+          <w:tcPr>
+            <w:shd w:val="clear" w:color="auto" w:fill="E4E7ED"/>
+          </w:tcPr>
+          <w:p>
+            <w:pPr>
+              <w:pStyle w:val="Compact"/>
+              <w:bidi/>
+              <w:jc w:val="left"/>
+            </w:pPr>
+            <w:r>
+              <w:rPr>
+                <w:rtl/>
+              </w:rPr>
+              <w:t xml:space="preserve"/>
+            </w:r>
+            <w:r>
+              <w:rPr>
+                <w:b/>
+                <w:bCs/>
+                <w:rtl/>
+              </w:rPr>
+              <w:t xml:space="preserve">بناء المعارف</w:t>
+            </w:r>
+          </w:p>
+        </w:tc>
+      </w:tr>
+      <w:tr>
+        <w:tc>
+          <w:tcPr/>
+          <w:p>
+            <w:pPr>
+              <w:pStyle w:val="Compact"/>
+              <w:bidi/>
+              <w:jc w:val="center"/>
+            </w:pPr>
+          </w:p>
+        </w:tc>
+        <w:tc>
+          <w:tcPr/>
+          <w:p>
+            <w:pPr>
+              <w:pStyle w:val="Compact"/>
+              <w:bidi/>
+              <w:jc w:val="center"/>
+            </w:pPr>
+          </w:p>
+        </w:tc>
+        <w:tc>
+          <w:tcPr/>
+          <w:p>
+            <w:pPr>
+              <w:pStyle w:val="Compact"/>
               <w:bidi/>
               <w:jc w:val="left"/>
             </w:pPr>
@@ -4163,14 +4210,6 @@
               </w:rPr>
               <w:t xml:space="preserve"/>
             </w:r>
-            <w:r>
-              <w:rPr>
-                <w:b/>
-                <w:bCs/>
-                <w:rtl/>
-              </w:rPr>
-              <w:t xml:space="preserve">بناء المعارف</w:t>
-            </w:r>
           </w:p>
         </w:tc>
       </w:tr>
@@ -4471,78 +4510,12 @@
               </w:rPr>
               <w:t xml:space="preserve"> </w:t>
             </w:r>
-            <m:oMath>
-              <m:sSup>
-                <m:e>
-                  <m:r>
-                    <m:t>g</m:t>
-                  </m:r>
-                </m:e>
-                <m:sup>
-                  <m:r>
-                    <m:rPr>
-                      <m:sty m:val="p"/>
-                    </m:rPr>
-                    <m:t>′</m:t>
-                  </m:r>
-                </m:sup>
-              </m:sSup>
-              <m:d>
-                <m:dPr>
-                  <m:begChr m:val="("/>
-                  <m:endChr m:val=")"/>
-                  <m:sepChr m:val=""/>
-                  <m:grow/>
-                </m:dPr>
-                <m:e>
-                  <m:r>
-                    <m:t>x</m:t>
-                  </m:r>
-                </m:e>
-              </m:d>
-              <m:r>
-                <m:rPr>
-                  <m:sty m:val="p"/>
-                </m:rPr>
-                <m:t>=</m:t>
-              </m:r>
-              <m:r>
-                <m:t>3</m:t>
-              </m:r>
-              <m:sSup>
-                <m:e>
-                  <m:r>
-                    <m:t>x</m:t>
-                  </m:r>
-                </m:e>
-                <m:sup>
-                  <m:r>
-                    <m:t>2</m:t>
-                  </m:r>
-                </m:sup>
-              </m:sSup>
-              <m:r>
-                <m:rPr>
-                  <m:sty m:val="p"/>
-                </m:rPr>
-                <m:t>−</m:t>
-              </m:r>
-              <m:r>
-                <m:t>12</m:t>
-              </m:r>
-              <m:r>
-                <m:t>x</m:t>
-              </m:r>
-              <m:r>
-                <m:rPr>
-                  <m:sty m:val="p"/>
-                </m:rPr>
-                <m:t>+</m:t>
-              </m:r>
-              <m:r>
-                <m:t>9</m:t>
-              </m:r>
-            </m:oMath>
+            <w:r>
+              <w:rPr>
+                <w:rtl/>
+              </w:rPr>
+              <w:t xml:space="preserve">‎$\RR{g^{\prime}(x)=3x^2-12x+9}$</w:t>
+            </w:r>
             <w:r>
               <w:rPr>
                 <w:rtl/>
@@ -5684,6 +5657,57 @@
               <w:t xml:space="preserve">قيمة حدية محلية.</w:t>
             </w:r>
           </w:p>
+        </w:tc>
+        <w:tc>
+          <w:tcPr>
+            <w:shd w:val="clear" w:color="auto" w:fill="E4E7ED"/>
+          </w:tcPr>
+          <w:p>
+            <w:pPr>
+              <w:pStyle w:val="Compact"/>
+              <w:bidi/>
+              <w:jc w:val="left"/>
+            </w:pPr>
+            <w:r>
+              <w:rPr>
+                <w:rtl/>
+              </w:rPr>
+              <w:t xml:space="preserve"/>
+            </w:r>
+            <w:r>
+              <w:rPr>
+                <w:b/>
+                <w:bCs/>
+                <w:rtl/>
+              </w:rPr>
+              <w:t xml:space="preserve">بناء المعارف</w:t>
+            </w:r>
+          </w:p>
+        </w:tc>
+      </w:tr>
+      <w:tr>
+        <w:tc>
+          <w:tcPr/>
+          <w:p>
+            <w:pPr>
+              <w:pStyle w:val="Compact"/>
+              <w:bidi/>
+              <w:jc w:val="center"/>
+            </w:pPr>
+          </w:p>
+        </w:tc>
+        <w:tc>
+          <w:tcPr/>
+          <w:p>
+            <w:pPr>
+              <w:pStyle w:val="Compact"/>
+              <w:bidi/>
+              <w:jc w:val="center"/>
+            </w:pPr>
+          </w:p>
+        </w:tc>
+        <w:tc>
+          <w:tcPr/>
           <w:p>
             <w:pPr>
               <w:bidi/>
@@ -5877,49 +5901,6 @@
           <w:p>
             <w:pPr>
               <w:bidi/>
-              <w:jc w:val="center"/>
-            </w:pPr>
-            <w:r>
-              <w:rPr>
-                <w:rtl/>
-              </w:rPr>
-              <w:drawing>
-                <wp:inline>
-                  <wp:extent cx="2487168" cy="941832"/>
-                  <wp:docPr id="1" name="Picture 1"/>
-                  <wp:cNvGraphicFramePr>
-                    <a:graphicFrameLocks noChangeAspect="1"/>
-                  </wp:cNvGraphicFramePr>
-                  <a:graphic>
-                    <a:graphicData uri="http://schemas.openxmlformats.org/drawingml/2006/picture">
-                      <pic:pic>
-                        <pic:nvPicPr>
-                          <pic:cNvPr id="0" name="dd75199326c687e9.png"/>
-                          <pic:cNvPicPr/>
-                        </pic:nvPicPr>
-                        <pic:blipFill>
-                          <a:blip r:embed="rId9"/>
-                          <a:stretch>
-                            <a:fillRect/>
-                          </a:stretch>
-                        </pic:blipFill>
-                        <pic:spPr>
-                          <a:xfrm>
-                            <a:off x="0" y="0"/>
-                            <a:ext cx="2487168" cy="941832"/>
-                          </a:xfrm>
-                          <a:prstGeom prst="rect"/>
-                        </pic:spPr>
-                      </pic:pic>
-                    </a:graphicData>
-                  </a:graphic>
-                </wp:inline>
-              </w:drawing>
-            </w:r>
-          </w:p>
-          <w:p>
-            <w:pPr>
-              <w:bidi/>
               <w:jc w:val="left"/>
             </w:pPr>
             <w:r>
@@ -6030,14 +6011,6 @@
               </w:rPr>
               <w:t xml:space="preserve"/>
             </w:r>
-            <w:r>
-              <w:rPr>
-                <w:b/>
-                <w:bCs/>
-                <w:rtl/>
-              </w:rPr>
-              <w:t xml:space="preserve">بناء المعارف</w:t>
-            </w:r>
           </w:p>
         </w:tc>
       </w:tr>
@@ -6321,123 +6294,30 @@
               </w:rPr>
               <w:t xml:space="preserve"> </w:t>
             </w:r>
-            <m:oMath>
-              <m:sSup>
-                <m:e>
-                  <m:r>
-                    <m:t>f</m:t>
-                  </m:r>
-                </m:e>
-                <m:sup>
-                  <m:r>
-                    <m:rPr>
-                      <m:sty m:val="p"/>
-                    </m:rPr>
-                    <m:t>′</m:t>
-                  </m:r>
-                </m:sup>
-              </m:sSup>
-              <m:d>
-                <m:dPr>
-                  <m:begChr m:val="("/>
-                  <m:endChr m:val=")"/>
-                  <m:sepChr m:val=""/>
-                  <m:grow/>
-                </m:dPr>
-                <m:e>
-                  <m:r>
-                    <m:t>x</m:t>
-                  </m:r>
-                </m:e>
-              </m:d>
-              <m:r>
-                <m:rPr>
-                  <m:sty m:val="p"/>
-                </m:rPr>
-                <m:t>=</m:t>
-              </m:r>
-              <m:f>
-                <m:fPr>
-                  <m:type m:val="bar"/>
-                </m:fPr>
-                <m:num>
-                  <m:sSup>
-                    <m:e>
-                      <m:r>
-                        <m:t>x</m:t>
-                      </m:r>
-                    </m:e>
-                    <m:sup>
-                      <m:r>
-                        <m:t>2</m:t>
-                      </m:r>
-                    </m:sup>
-                  </m:sSup>
-                  <m:r>
-                    <m:rPr>
-                      <m:sty m:val="p"/>
-                    </m:rPr>
-                    <m:t>−</m:t>
-                  </m:r>
-                  <m:r>
-                    <m:t>4</m:t>
-                  </m:r>
-                </m:num>
-                <m:den>
-                  <m:sSup>
-                    <m:e>
-                      <m:r>
-                        <m:t>x</m:t>
-                      </m:r>
-                    </m:e>
-                    <m:sup>
-                      <m:r>
-                        <m:t>2</m:t>
-                      </m:r>
-                    </m:sup>
-                  </m:sSup>
-                </m:den>
-              </m:f>
-            </m:oMath>
-            <w:r>
-              <w:rPr>
-                <w:rtl/>
-              </w:rPr>
-              <w:t xml:space="preserve">: صغرى</w:t>
-            </w:r>
-            <w:r>
-              <w:rPr>
-                <w:rtl/>
-              </w:rPr>
-              <w:t xml:space="preserve"> </w:t>
-            </w:r>
-            <m:oMath>
-              <m:r>
-                <m:t>f</m:t>
-              </m:r>
-              <m:d>
-                <m:dPr>
-                  <m:begChr m:val="("/>
-                  <m:endChr m:val=")"/>
-                  <m:sepChr m:val=""/>
-                  <m:grow/>
-                </m:dPr>
-                <m:e>
-                  <m:r>
-                    <m:t>2</m:t>
-                  </m:r>
-                </m:e>
-              </m:d>
-              <m:r>
-                <m:rPr>
-                  <m:sty m:val="p"/>
-                </m:rPr>
-                <m:t>=</m:t>
-              </m:r>
-              <m:r>
-                <m:t>4</m:t>
-              </m:r>
-            </m:oMath>
+            <w:r>
+              <w:rPr>
+                <w:rtl/>
+              </w:rPr>
+              <w:t xml:space="preserve">‎$\RR{f^{\prime}(x)=\dfrac{x^2-4}{x^2}}$</w:t>
+            </w:r>
+            <w:r>
+              <w:rPr>
+                <w:rtl/>
+              </w:rPr>
+              <w:t xml:space="preserve">:</w:t>
+            </w:r>
+            <w:r>
+              <w:rPr>
+                <w:rtl/>
+              </w:rPr>
+              <w:t xml:space="preserve"> </w:t>
+            </w:r>
+            <w:r>
+              <w:rPr>
+                <w:rtl/>
+              </w:rPr>
+              <w:t xml:space="preserve">‎$\RR{f(2)=4}$</w:t>
+            </w:r>
             <w:r>
               <w:rPr>
                 <w:rtl/>
@@ -8074,6 +7954,57 @@
               <w:t xml:space="preserve">ثمن بيع الوحدة.</w:t>
             </w:r>
           </w:p>
+        </w:tc>
+        <w:tc>
+          <w:tcPr>
+            <w:shd w:val="clear" w:color="auto" w:fill="E4E7ED"/>
+          </w:tcPr>
+          <w:p>
+            <w:pPr>
+              <w:pStyle w:val="Compact"/>
+              <w:bidi/>
+              <w:jc w:val="left"/>
+            </w:pPr>
+            <w:r>
+              <w:rPr>
+                <w:rtl/>
+              </w:rPr>
+              <w:t xml:space="preserve"/>
+            </w:r>
+            <w:r>
+              <w:rPr>
+                <w:b/>
+                <w:bCs/>
+                <w:rtl/>
+              </w:rPr>
+              <w:t xml:space="preserve">بناء المعارف</w:t>
+            </w:r>
+          </w:p>
+        </w:tc>
+      </w:tr>
+      <w:tr>
+        <w:tc>
+          <w:tcPr/>
+          <w:p>
+            <w:pPr>
+              <w:pStyle w:val="Compact"/>
+              <w:bidi/>
+              <w:jc w:val="center"/>
+            </w:pPr>
+          </w:p>
+        </w:tc>
+        <w:tc>
+          <w:tcPr/>
+          <w:p>
+            <w:pPr>
+              <w:pStyle w:val="Compact"/>
+              <w:bidi/>
+              <w:jc w:val="center"/>
+            </w:pPr>
+          </w:p>
+        </w:tc>
+        <w:tc>
+          <w:tcPr/>
           <w:p>
             <w:pPr>
               <w:bidi/>
@@ -8641,14 +8572,6 @@
               </w:rPr>
               <w:t xml:space="preserve"/>
             </w:r>
-            <w:r>
-              <w:rPr>
-                <w:b/>
-                <w:bCs/>
-                <w:rtl/>
-              </w:rPr>
-              <w:t xml:space="preserve">بناء المعارف</w:t>
-            </w:r>
           </w:p>
         </w:tc>
       </w:tr>
@@ -8979,196 +8902,36 @@
               </w:rPr>
               <w:t xml:space="preserve"> </w:t>
             </w:r>
-            <m:oMath>
-              <m:sSub>
-                <m:e>
-                  <m:r>
-                    <m:t>C</m:t>
-                  </m:r>
-                </m:e>
-                <m:sub>
-                  <m:r>
-                    <m:t>m</m:t>
-                  </m:r>
-                </m:sub>
-              </m:sSub>
-              <m:d>
-                <m:dPr>
-                  <m:begChr m:val="("/>
-                  <m:endChr m:val=")"/>
-                  <m:sepChr m:val=""/>
-                  <m:grow/>
-                </m:dPr>
-                <m:e>
-                  <m:r>
-                    <m:t>q</m:t>
-                  </m:r>
-                </m:e>
-              </m:d>
-              <m:r>
-                <m:rPr>
-                  <m:sty m:val="p"/>
-                </m:rPr>
-                <m:t>=</m:t>
-              </m:r>
-              <m:sSup>
-                <m:e>
-                  <m:r>
-                    <m:t>q</m:t>
-                  </m:r>
-                </m:e>
-                <m:sup>
-                  <m:r>
-                    <m:t>2</m:t>
-                  </m:r>
-                </m:sup>
-              </m:sSup>
-              <m:r>
-                <m:rPr>
-                  <m:sty m:val="p"/>
-                </m:rPr>
-                <m:t>−</m:t>
-              </m:r>
-              <m:r>
-                <m:t>8</m:t>
-              </m:r>
-              <m:r>
-                <m:t>q</m:t>
-              </m:r>
-              <m:r>
-                <m:rPr>
-                  <m:sty m:val="p"/>
-                </m:rPr>
-                <m:t>+</m:t>
-              </m:r>
-              <m:r>
-                <m:t>20</m:t>
-              </m:r>
-            </m:oMath>
-            <w:r>
-              <w:rPr>
-                <w:rtl/>
-              </w:rPr>
-              <w:t xml:space="preserve"> </w:t>
-            </w:r>
-            <w:r>
-              <w:rPr>
-                <w:rtl/>
-              </w:rPr>
-              <w:t xml:space="preserve">؛</w:t>
-            </w:r>
-            <w:r>
-              <w:rPr>
-                <w:rtl/>
-              </w:rPr>
-              <w:t xml:space="preserve"> </w:t>
-            </w:r>
-            <m:oMath>
-              <m:sSup>
-                <m:e>
-                  <m:r>
-                    <m:t>q</m:t>
-                  </m:r>
-                </m:e>
-                <m:sup>
-                  <m:r>
-                    <m:t>2</m:t>
-                  </m:r>
-                </m:sup>
-              </m:sSup>
-              <m:r>
-                <m:rPr>
-                  <m:sty m:val="p"/>
-                </m:rPr>
-                <m:t>−</m:t>
-              </m:r>
-              <m:r>
-                <m:t>8</m:t>
-              </m:r>
-              <m:r>
-                <m:t>q</m:t>
-              </m:r>
-              <m:r>
-                <m:rPr>
-                  <m:sty m:val="p"/>
-                </m:rPr>
-                <m:t>+</m:t>
-              </m:r>
-              <m:r>
-                <m:t>20</m:t>
-              </m:r>
-              <m:r>
-                <m:rPr>
-                  <m:sty m:val="p"/>
-                </m:rPr>
-                <m:t>=</m:t>
-              </m:r>
-              <m:r>
-                <m:t>68</m:t>
-              </m:r>
-            </m:oMath>
-            <w:r>
-              <w:rPr>
-                <w:rtl/>
-              </w:rPr>
-              <w:t xml:space="preserve"> </w:t>
-            </w:r>
-            <w:r>
-              <w:rPr>
-                <w:rtl/>
-              </w:rPr>
-              <w:t xml:space="preserve">يعطي</w:t>
-            </w:r>
-            <w:r>
-              <w:rPr>
-                <w:rtl/>
-              </w:rPr>
-              <w:t xml:space="preserve"> </w:t>
-            </w:r>
-            <m:oMath>
-              <m:sSup>
-                <m:e>
-                  <m:r>
-                    <m:t>q</m:t>
-                  </m:r>
-                </m:e>
-                <m:sup>
-                  <m:r>
-                    <m:t>2</m:t>
-                  </m:r>
-                </m:sup>
-              </m:sSup>
-              <m:r>
-                <m:rPr>
-                  <m:sty m:val="p"/>
-                </m:rPr>
-                <m:t>−</m:t>
-              </m:r>
-              <m:r>
-                <m:t>8</m:t>
-              </m:r>
-              <m:r>
-                <m:t>q</m:t>
-              </m:r>
-              <m:r>
-                <m:rPr>
-                  <m:sty m:val="p"/>
-                </m:rPr>
-                <m:t>−</m:t>
-              </m:r>
-              <m:r>
-                <m:t>48</m:t>
-              </m:r>
-              <m:r>
-                <m:rPr>
-                  <m:sty m:val="p"/>
-                </m:rPr>
-                <m:t>=</m:t>
-              </m:r>
-              <m:r>
-                <m:t>0</m:t>
-              </m:r>
-            </m:oMath>
+            <w:r>
+              <w:rPr>
+                <w:rtl/>
+              </w:rPr>
+              <w:t xml:space="preserve">‎$\RR{C_m(q)=q^2-8q+20}$</w:t>
+            </w:r>
+            <w:r>
+              <w:rPr>
+                <w:rtl/>
+              </w:rPr>
+              <w:t xml:space="preserve"> </w:t>
+            </w:r>
+            <w:r>
+              <w:rPr>
+                <w:rtl/>
+              </w:rPr>
+              <w:t xml:space="preserve">‎$\RR{q^2-8q+20=68}$</w:t>
+            </w:r>
+            <w:r>
+              <w:rPr>
+                <w:rtl/>
+              </w:rPr>
+              <w:t xml:space="preserve"> </w:t>
+            </w:r>
+            <w:r>
+              <w:rPr>
+                <w:rtl/>
+              </w:rPr>
+              <w:t xml:space="preserve">‎$\RR{q^2-8q-48=0}$</w:t>
+            </w:r>
             <w:r>
               <w:rPr>
                 <w:rtl/>
@@ -9181,60 +8944,23 @@
               </w:rPr>
               <w:t xml:space="preserve"> </w:t>
             </w:r>
-            <m:oMath>
-              <m:r>
-                <m:t>q</m:t>
-              </m:r>
-              <m:r>
-                <m:rPr>
-                  <m:sty m:val="p"/>
-                </m:rPr>
-                <m:t>=</m:t>
-              </m:r>
-              <m:r>
-                <m:t>12</m:t>
-              </m:r>
-            </m:oMath>
-            <w:r>
-              <w:rPr>
-                <w:rtl/>
-              </w:rPr>
-              <w:t xml:space="preserve"> </w:t>
-            </w:r>
-            <w:r>
-              <w:rPr>
-                <w:rtl/>
-              </w:rPr>
-              <w:t xml:space="preserve">(والحل</w:t>
-            </w:r>
-            <w:r>
-              <w:rPr>
-                <w:rtl/>
-              </w:rPr>
-              <w:t xml:space="preserve"> </w:t>
-            </w:r>
-            <m:oMath>
-              <m:r>
-                <m:rPr>
-                  <m:sty m:val="p"/>
-                </m:rPr>
-                <m:t>−</m:t>
-              </m:r>
-              <m:r>
-                <m:t>4</m:t>
-              </m:r>
-            </m:oMath>
-            <w:r>
-              <w:rPr>
-                <w:rtl/>
-              </w:rPr>
-              <w:t xml:space="preserve"> </w:t>
-            </w:r>
-            <w:r>
-              <w:rPr>
-                <w:rtl/>
-              </w:rPr>
-              <w:t xml:space="preserve">مرفوض).</w:t>
+            <w:r>
+              <w:rPr>
+                <w:rtl/>
+              </w:rPr>
+              <w:t xml:space="preserve">‎$\RR{q=12}$</w:t>
+            </w:r>
+            <w:r>
+              <w:rPr>
+                <w:rtl/>
+              </w:rPr>
+              <w:t xml:space="preserve"> </w:t>
+            </w:r>
+            <w:r>
+              <w:rPr>
+                <w:rtl/>
+              </w:rPr>
+              <w:t xml:space="preserve">‎$\RR{-4}$</w:t>
             </w:r>
           </w:p>
           <w:p>
@@ -10259,6 +9985,7 @@
           <w:tcPr/>
           <w:p>
             <w:pPr>
+              <w:pStyle w:val="Compact"/>
               <w:bidi/>
               <w:jc w:val="left"/>
             </w:pPr>
@@ -10355,6 +10082,57 @@
               <w:t xml:space="preserve">.</w:t>
             </w:r>
           </w:p>
+        </w:tc>
+        <w:tc>
+          <w:tcPr>
+            <w:shd w:val="clear" w:color="auto" w:fill="E4E7ED"/>
+          </w:tcPr>
+          <w:p>
+            <w:pPr>
+              <w:pStyle w:val="Compact"/>
+              <w:bidi/>
+              <w:jc w:val="left"/>
+            </w:pPr>
+            <w:r>
+              <w:rPr>
+                <w:rtl/>
+              </w:rPr>
+              <w:t xml:space="preserve"/>
+            </w:r>
+            <w:r>
+              <w:rPr>
+                <w:b/>
+                <w:bCs/>
+                <w:rtl/>
+              </w:rPr>
+              <w:t xml:space="preserve">بناء المعارف</w:t>
+            </w:r>
+          </w:p>
+        </w:tc>
+      </w:tr>
+      <w:tr>
+        <w:tc>
+          <w:tcPr/>
+          <w:p>
+            <w:pPr>
+              <w:pStyle w:val="Compact"/>
+              <w:bidi/>
+              <w:jc w:val="center"/>
+            </w:pPr>
+          </w:p>
+        </w:tc>
+        <w:tc>
+          <w:tcPr/>
+          <w:p>
+            <w:pPr>
+              <w:pStyle w:val="Compact"/>
+              <w:bidi/>
+              <w:jc w:val="center"/>
+            </w:pPr>
+          </w:p>
+        </w:tc>
+        <w:tc>
+          <w:tcPr/>
           <w:p>
             <w:pPr>
               <w:bidi/>
@@ -10890,14 +10668,6 @@
               </w:rPr>
               <w:t xml:space="preserve"/>
             </w:r>
-            <w:r>
-              <w:rPr>
-                <w:b/>
-                <w:bCs/>
-                <w:rtl/>
-              </w:rPr>
-              <w:t xml:space="preserve">بناء المعارف</w:t>
-            </w:r>
           </w:p>
         </w:tc>
       </w:tr>
@@ -10926,6 +10696,7 @@
           <w:tcPr/>
           <w:p>
             <w:pPr>
+              <w:pStyle w:val="Compact"/>
               <w:bidi/>
               <w:jc w:val="left"/>
             </w:pPr>
@@ -11235,8 +11006,52 @@
               <w:t xml:space="preserve">.</w:t>
             </w:r>
           </w:p>
-          <w:p>
-            <w:pPr>
+        </w:tc>
+        <w:tc>
+          <w:tcPr>
+            <w:shd w:val="clear" w:color="auto" w:fill="E4E7ED"/>
+          </w:tcPr>
+          <w:p>
+            <w:pPr>
+              <w:pStyle w:val="Compact"/>
+              <w:bidi/>
+              <w:jc w:val="left"/>
+            </w:pPr>
+            <w:r>
+              <w:rPr>
+                <w:rtl/>
+              </w:rPr>
+              <w:t xml:space="preserve"/>
+            </w:r>
+          </w:p>
+        </w:tc>
+      </w:tr>
+      <w:tr>
+        <w:tc>
+          <w:tcPr/>
+          <w:p>
+            <w:pPr>
+              <w:pStyle w:val="Compact"/>
+              <w:bidi/>
+              <w:jc w:val="center"/>
+            </w:pPr>
+          </w:p>
+        </w:tc>
+        <w:tc>
+          <w:tcPr/>
+          <w:p>
+            <w:pPr>
+              <w:pStyle w:val="Compact"/>
+              <w:bidi/>
+              <w:jc w:val="center"/>
+            </w:pPr>
+          </w:p>
+        </w:tc>
+        <w:tc>
+          <w:tcPr/>
+          <w:p>
+            <w:pPr>
+              <w:pStyle w:val="Compact"/>
               <w:bidi/>
               <w:jc w:val="left"/>
             </w:pPr>
@@ -11529,209 +11344,48 @@
               </w:rPr>
               <w:t xml:space="preserve"> </w:t>
             </w:r>
-            <m:oMath>
-              <m:r>
-                <m:t>6</m:t>
-              </m:r>
-              <m:r>
-                <m:t>x</m:t>
-              </m:r>
-              <m:sSup>
-                <m:e>
-                  <m:d>
-                    <m:dPr>
-                      <m:begChr m:val="("/>
-                      <m:endChr m:val=")"/>
-                      <m:sepChr m:val=""/>
-                      <m:grow/>
-                    </m:dPr>
-                    <m:e>
-                      <m:sSup>
-                        <m:e>
-                          <m:r>
-                            <m:t>x</m:t>
-                          </m:r>
-                        </m:e>
-                        <m:sup>
-                          <m:r>
-                            <m:t>2</m:t>
-                          </m:r>
-                        </m:sup>
-                      </m:sSup>
-                      <m:r>
-                        <m:rPr>
-                          <m:sty m:val="p"/>
-                        </m:rPr>
-                        <m:t>−</m:t>
-                      </m:r>
-                      <m:r>
-                        <m:t>1</m:t>
-                      </m:r>
-                    </m:e>
-                  </m:d>
-                </m:e>
-                <m:sup>
-                  <m:r>
-                    <m:t>2</m:t>
-                  </m:r>
-                </m:sup>
-              </m:sSup>
-            </m:oMath>
-            <w:r>
-              <w:rPr>
-                <w:rtl/>
-              </w:rPr>
-              <w:t xml:space="preserve"> </w:t>
-            </w:r>
-            <w:r>
-              <w:rPr>
-                <w:rtl/>
-              </w:rPr>
-              <w:t xml:space="preserve">؛</w:t>
-            </w:r>
-            <w:r>
-              <w:rPr>
-                <w:rtl/>
-              </w:rPr>
-              <w:t xml:space="preserve"> </w:t>
-            </w:r>
-            <m:oMath>
-              <m:r>
-                <m:t>k</m:t>
-              </m:r>
-              <m:r>
-                <m:rPr>
-                  <m:sty m:val="p"/>
-                </m:rPr>
-                <m:t>=</m:t>
-              </m:r>
-              <m:r>
-                <m:t>g</m:t>
-              </m:r>
-              <m:r>
-                <m:rPr>
-                  <m:sty m:val="p"/>
-                </m:rPr>
-                <m:t>∘</m:t>
-              </m:r>
-              <m:r>
-                <m:t>u</m:t>
-              </m:r>
-            </m:oMath>
-            <w:r>
-              <w:rPr>
-                <w:rtl/>
-              </w:rPr>
-              <w:t xml:space="preserve"> </w:t>
-            </w:r>
-            <w:r>
-              <w:rPr>
-                <w:rtl/>
-              </w:rPr>
-              <w:t xml:space="preserve">مع</w:t>
-            </w:r>
-            <w:r>
-              <w:rPr>
-                <w:rtl/>
-              </w:rPr>
-              <w:t xml:space="preserve"> </w:t>
-            </w:r>
-            <m:oMath>
-              <m:r>
-                <m:t>u</m:t>
-              </m:r>
-              <m:d>
-                <m:dPr>
-                  <m:begChr m:val="("/>
-                  <m:endChr m:val=")"/>
-                  <m:sepChr m:val=""/>
-                  <m:grow/>
-                </m:dPr>
-                <m:e>
-                  <m:r>
-                    <m:t>x</m:t>
-                  </m:r>
-                </m:e>
-              </m:d>
-              <m:r>
-                <m:rPr>
-                  <m:sty m:val="p"/>
-                </m:rPr>
-                <m:t>=</m:t>
-              </m:r>
-              <m:r>
-                <m:t>2</m:t>
-              </m:r>
-              <m:r>
-                <m:t>x</m:t>
-              </m:r>
-              <m:r>
-                <m:rPr>
-                  <m:sty m:val="p"/>
-                </m:rPr>
-                <m:t>+</m:t>
-              </m:r>
-              <m:r>
-                <m:t>5</m:t>
-              </m:r>
-            </m:oMath>
-            <w:r>
-              <w:rPr>
-                <w:rtl/>
-              </w:rPr>
-              <w:t xml:space="preserve"> </w:t>
-            </w:r>
-            <w:r>
-              <w:rPr>
-                <w:rtl/>
-              </w:rPr>
-              <w:t xml:space="preserve">و</w:t>
-            </w:r>
-            <w:r>
-              <w:rPr>
-                <w:rtl/>
-              </w:rPr>
-              <w:t xml:space="preserve"> </w:t>
-            </w:r>
-            <m:oMath>
-              <m:r>
-                <m:t>g</m:t>
-              </m:r>
-              <m:d>
-                <m:dPr>
-                  <m:begChr m:val="("/>
-                  <m:endChr m:val=")"/>
-                  <m:sepChr m:val=""/>
-                  <m:grow/>
-                </m:dPr>
-                <m:e>
-                  <m:r>
-                    <m:t>X</m:t>
-                  </m:r>
-                </m:e>
-              </m:d>
-              <m:r>
-                <m:rPr>
-                  <m:sty m:val="p"/>
-                </m:rPr>
-                <m:t>=</m:t>
-              </m:r>
-              <m:f>
-                <m:fPr>
-                  <m:type m:val="bar"/>
-                </m:fPr>
-                <m:num>
-                  <m:r>
-                    <m:t>1</m:t>
-                  </m:r>
-                </m:num>
-                <m:den>
-                  <m:r>
-                    <m:t>X</m:t>
-                  </m:r>
-                </m:den>
-              </m:f>
-            </m:oMath>
+            <w:r>
+              <w:rPr>
+                <w:rtl/>
+              </w:rPr>
+              <w:t xml:space="preserve">‎$\RR{6x(x^2-1)^2}$</w:t>
+            </w:r>
+            <w:r>
+              <w:rPr>
+                <w:rtl/>
+              </w:rPr>
+              <w:t xml:space="preserve"> </w:t>
+            </w:r>
+            <w:r>
+              <w:rPr>
+                <w:rtl/>
+              </w:rPr>
+              <w:t xml:space="preserve">‎$\RR{k=g\circ u}$</w:t>
+            </w:r>
+            <w:r>
+              <w:rPr>
+                <w:rtl/>
+              </w:rPr>
+              <w:t xml:space="preserve"> </w:t>
+            </w:r>
+            <w:r>
+              <w:rPr>
+                <w:rtl/>
+              </w:rPr>
+              <w:t xml:space="preserve">‎$\RR{u(x)=2x+5}$</w:t>
+            </w:r>
+            <w:r>
+              <w:rPr>
+                <w:rtl/>
+              </w:rPr>
+              <w:t xml:space="preserve"> </w:t>
+            </w:r>
+            <w:r>
+              <w:rPr>
+                <w:rtl/>
+              </w:rPr>
+              <w:t xml:space="preserve">‎$\RR{g(X)=\dfrac1X}$</w:t>
+            </w:r>
             <w:r>
               <w:rPr>
                 <w:rtl/>
@@ -13183,8 +12837,60 @@
               <w:t xml:space="preserve">رتيبة تماماً.</w:t>
             </w:r>
           </w:p>
-          <w:p>
-            <w:pPr>
+        </w:tc>
+        <w:tc>
+          <w:tcPr>
+            <w:shd w:val="clear" w:color="auto" w:fill="E4E7ED"/>
+          </w:tcPr>
+          <w:p>
+            <w:pPr>
+              <w:pStyle w:val="Compact"/>
+              <w:bidi/>
+              <w:jc w:val="left"/>
+            </w:pPr>
+            <w:r>
+              <w:rPr>
+                <w:rtl/>
+              </w:rPr>
+              <w:t xml:space="preserve"/>
+            </w:r>
+            <w:r>
+              <w:rPr>
+                <w:b/>
+                <w:bCs/>
+                <w:rtl/>
+              </w:rPr>
+              <w:t xml:space="preserve">بناء المعارف</w:t>
+            </w:r>
+          </w:p>
+        </w:tc>
+      </w:tr>
+      <w:tr>
+        <w:tc>
+          <w:tcPr/>
+          <w:p>
+            <w:pPr>
+              <w:pStyle w:val="Compact"/>
+              <w:bidi/>
+              <w:jc w:val="center"/>
+            </w:pPr>
+          </w:p>
+        </w:tc>
+        <w:tc>
+          <w:tcPr/>
+          <w:p>
+            <w:pPr>
+              <w:pStyle w:val="Compact"/>
+              <w:bidi/>
+              <w:jc w:val="center"/>
+            </w:pPr>
+          </w:p>
+        </w:tc>
+        <w:tc>
+          <w:tcPr/>
+          <w:p>
+            <w:pPr>
+              <w:pStyle w:val="Compact"/>
               <w:bidi/>
               <w:jc w:val="left"/>
             </w:pPr>
@@ -13567,14 +13273,6 @@
               </w:rPr>
               <w:t xml:space="preserve"/>
             </w:r>
-            <w:r>
-              <w:rPr>
-                <w:b/>
-                <w:bCs/>
-                <w:rtl/>
-              </w:rPr>
-              <w:t xml:space="preserve">بناء المعارف</w:t>
-            </w:r>
           </w:p>
         </w:tc>
       </w:tr>
@@ -13813,181 +13511,48 @@
               </w:rPr>
               <w:t xml:space="preserve"> </w:t>
             </w:r>
-            <m:oMath>
-              <m:r>
-                <m:t>B</m:t>
-              </m:r>
-            </m:oMath>
-            <w:r>
-              <w:rPr>
-                <w:rtl/>
-              </w:rPr>
-              <w:t xml:space="preserve"> </w:t>
-            </w:r>
-            <w:r>
-              <w:rPr>
-                <w:rtl/>
-              </w:rPr>
-              <w:t xml:space="preserve">متزايدة على</w:t>
-            </w:r>
-            <w:r>
-              <w:rPr>
-                <w:rtl/>
-              </w:rPr>
-              <w:t xml:space="preserve"> </w:t>
-            </w:r>
-            <m:oMath>
-              <m:d>
-                <m:dPr>
-                  <m:begChr m:val="["/>
-                  <m:endChr m:val="]"/>
-                  <m:sepChr m:val=""/>
-                  <m:grow/>
-                </m:dPr>
-                <m:e>
-                  <m:r>
-                    <m:t>0</m:t>
-                  </m:r>
-                  <m:r>
-                    <m:rPr>
-                      <m:sty m:val="p"/>
-                    </m:rPr>
-                    <m:t>;</m:t>
-                  </m:r>
-                  <m:r>
-                    <m:t>30</m:t>
-                  </m:r>
-                </m:e>
-              </m:d>
-            </m:oMath>
-            <w:r>
-              <w:rPr>
-                <w:rtl/>
-              </w:rPr>
-              <w:t xml:space="preserve"> </w:t>
-            </w:r>
-            <w:r>
-              <w:rPr>
-                <w:rtl/>
-              </w:rPr>
-              <w:t xml:space="preserve">(</w:t>
-            </w:r>
-            <m:oMath>
-              <m:sSup>
-                <m:e>
-                  <m:r>
-                    <m:t>B</m:t>
-                  </m:r>
-                </m:e>
-                <m:sup>
-                  <m:r>
-                    <m:rPr>
-                      <m:sty m:val="p"/>
-                    </m:rPr>
-                    <m:t>′</m:t>
-                  </m:r>
-                </m:sup>
-              </m:sSup>
-              <m:r>
-                <m:rPr>
-                  <m:sty m:val="p"/>
-                </m:rPr>
-                <m:t>&gt;</m:t>
-              </m:r>
-              <m:r>
-                <m:t>0</m:t>
-              </m:r>
-            </m:oMath>
-            <w:r>
-              <w:rPr>
-                <w:rtl/>
-              </w:rPr>
-              <w:t xml:space="preserve">) ؛</w:t>
-            </w:r>
-            <w:r>
-              <w:rPr>
-                <w:rtl/>
-              </w:rPr>
-              <w:t xml:space="preserve"> </w:t>
-            </w:r>
-            <m:oMath>
-              <m:r>
-                <m:t>B</m:t>
-              </m:r>
-              <m:d>
-                <m:dPr>
-                  <m:begChr m:val="("/>
-                  <m:endChr m:val=")"/>
-                  <m:sepChr m:val=""/>
-                  <m:grow/>
-                </m:dPr>
-                <m:e>
-                  <m:r>
-                    <m:t>7</m:t>
-                  </m:r>
-                </m:e>
-              </m:d>
-              <m:r>
-                <m:rPr>
-                  <m:sty m:val="p"/>
-                </m:rPr>
-                <m:t>=</m:t>
-              </m:r>
-              <m:r>
-                <m:rPr>
-                  <m:sty m:val="p"/>
-                </m:rPr>
-                <m:t>−</m:t>
-              </m:r>
-              <m:r>
-                <m:t>29</m:t>
-              </m:r>
-            </m:oMath>
-            <w:r>
-              <w:rPr>
-                <w:rtl/>
-              </w:rPr>
-              <w:t xml:space="preserve"> </w:t>
-            </w:r>
-            <w:r>
-              <w:rPr>
-                <w:rtl/>
-              </w:rPr>
-              <w:t xml:space="preserve">،</w:t>
-            </w:r>
-            <w:r>
-              <w:rPr>
-                <w:rtl/>
-              </w:rPr>
-              <w:t xml:space="preserve"> </w:t>
-            </w:r>
-            <m:oMath>
-              <m:r>
-                <m:t>B</m:t>
-              </m:r>
-              <m:d>
-                <m:dPr>
-                  <m:begChr m:val="("/>
-                  <m:endChr m:val=")"/>
-                  <m:sepChr m:val=""/>
-                  <m:grow/>
-                </m:dPr>
-                <m:e>
-                  <m:r>
-                    <m:t>8</m:t>
-                  </m:r>
-                </m:e>
-              </m:d>
-              <m:r>
-                <m:rPr>
-                  <m:sty m:val="p"/>
-                </m:rPr>
-                <m:t>=</m:t>
-              </m:r>
-              <m:r>
-                <m:t>16</m:t>
-              </m:r>
-            </m:oMath>
+            <w:r>
+              <w:rPr>
+                <w:rtl/>
+              </w:rPr>
+              <w:t xml:space="preserve">‎$\RR{B}$</w:t>
+            </w:r>
+            <w:r>
+              <w:rPr>
+                <w:rtl/>
+              </w:rPr>
+              <w:t xml:space="preserve"> </w:t>
+            </w:r>
+            <w:r>
+              <w:rPr>
+                <w:rtl/>
+              </w:rPr>
+              <w:t xml:space="preserve">‎$\RR{[0;30]}$</w:t>
+            </w:r>
+            <w:r>
+              <w:rPr>
+                <w:rtl/>
+              </w:rPr>
+              <w:t xml:space="preserve"> </w:t>
+            </w:r>
+            <w:r>
+              <w:rPr>
+                <w:rtl/>
+              </w:rPr>
+              <w:t xml:space="preserve">‎$\RR{B(7)=-29}$</w:t>
+            </w:r>
+            <w:r>
+              <w:rPr>
+                <w:rtl/>
+              </w:rPr>
+              <w:t xml:space="preserve"> </w:t>
+            </w:r>
+            <w:r>
+              <w:rPr>
+                <w:rtl/>
+              </w:rPr>
+              <w:t xml:space="preserve">‎$\RR{B(8)=16}$</w:t>
+            </w:r>
             <w:r>
               <w:rPr>
                 <w:rtl/>
@@ -14000,38 +13565,12 @@
               </w:rPr>
               <w:t xml:space="preserve"> </w:t>
             </w:r>
-            <m:oMath>
-              <m:r>
-                <m:t>7</m:t>
-              </m:r>
-              <m:r>
-                <m:rPr>
-                  <m:sty m:val="p"/>
-                </m:rPr>
-                <m:t>&lt;</m:t>
-              </m:r>
-              <m:sSub>
-                <m:e>
-                  <m:r>
-                    <m:t>q</m:t>
-                  </m:r>
-                </m:e>
-                <m:sub>
-                  <m:r>
-                    <m:t>0</m:t>
-                  </m:r>
-                </m:sub>
-              </m:sSub>
-              <m:r>
-                <m:rPr>
-                  <m:sty m:val="p"/>
-                </m:rPr>
-                <m:t>&lt;</m:t>
-              </m:r>
-              <m:r>
-                <m:t>8</m:t>
-              </m:r>
-            </m:oMath>
+            <w:r>
+              <w:rPr>
+                <w:rtl/>
+              </w:rPr>
+              <w:t xml:space="preserve">‎$\RR{7&lt;q_0&lt;8}$</w:t>
+            </w:r>
             <w:r>
               <w:rPr>
                 <w:rtl/>
@@ -14121,8 +13660,8 @@
       </w:tr>
     </w:tbl>
     <w:sectPr>
-      <w:headerReference w:type="default" r:id="rId10"/>
-      <w:footerReference w:type="default" r:id="rId11"/>
+      <w:headerReference w:type="default" r:id="rId9"/>
+      <w:footerReference w:type="default" r:id="rId10"/>
       <w:pgSz w:h="16838" w:w="11906"/>
       <w:pgMar w:bottom="1134" w:left="964" w:right="964" w:top="1134" w:header="454" w:footer="454" w:gutter="0"/>
     </w:sectPr>

--- a/documents/3as_ge/modhakirat/modhakira_wahda2_3as_ge.docx
+++ b/documents/3as_ge/modhakirat/modhakira_wahda2_3as_ge.docx
@@ -235,7 +235,51 @@
               <w:rPr>
                 <w:rtl/>
               </w:rPr>
-              <w:t xml:space="preserve">الحلول مفصّلة: المعطيات بالأسود ، و بلون مختلف ، وكل سؤال في سطر.</w:t>
+              <w:t xml:space="preserve">الحلول مفصّلة: المعطيات بالأسود ،</w:t>
+            </w:r>
+            <w:r>
+              <w:rPr>
+                <w:rtl/>
+              </w:rPr>
+              <w:t xml:space="preserve"> </w:t>
+            </w:r>
+            <w:r>
+              <w:rPr>
+                <w:b/>
+                <w:bCs/>
+                <w:rtl/>
+              </w:rPr>
+              <w:t xml:space="preserve">العناوين</w:t>
+            </w:r>
+            <w:r>
+              <w:rPr>
+                <w:rtl/>
+              </w:rPr>
+              <w:t xml:space="preserve"> </w:t>
+            </w:r>
+            <w:r>
+              <w:rPr>
+                <w:rtl/>
+              </w:rPr>
+              <w:t xml:space="preserve">و</w:t>
+            </w:r>
+            <w:r>
+              <w:rPr>
+                <w:rtl/>
+              </w:rPr>
+              <w:t xml:space="preserve">النتائج</w:t>
+            </w:r>
+            <w:r>
+              <w:rPr>
+                <w:rtl/>
+              </w:rPr>
+              <w:t xml:space="preserve"> </w:t>
+            </w:r>
+            <w:r>
+              <w:rPr>
+                <w:rtl/>
+              </w:rPr>
+              <w:t xml:space="preserve">بلون مختلف ، وكل سؤال في سطر.</w:t>
             </w:r>
           </w:p>
         </w:tc>
@@ -713,7 +757,7 @@
     <w:tbl>
       <w:tblPr>
         <w:tblStyle w:val="Table"/>
-        <w:tblW w:w="7681" w:type="dxa"/>
+        <w:tblW w:w="9864" w:type="dxa"/>
         <w:jc w:val="center"/>
         <w:tblBorders>
           <w:top w:val="single" w:sz="4" w:space="0" w:color="000000"/>
@@ -726,10 +770,10 @@
         <w:tblLook w:firstRow="0" w:lastRow="0" w:firstColumn="0" w:lastColumn="0" w:noHBand="0" w:noVBand="0" w:val="0000"/>
       </w:tblPr>
       <w:tblGrid>
-        <w:gridCol w:w="1188"/>
-        <w:gridCol w:w="712"/>
-        <w:gridCol w:w="4593"/>
-        <w:gridCol w:w="1188"/>
+        <w:gridCol w:w="1084"/>
+        <w:gridCol w:w="591"/>
+        <w:gridCol w:w="7004"/>
+        <w:gridCol w:w="1183"/>
       </w:tblGrid>
       <w:tr>
         <w:tc>
@@ -1360,12 +1404,66 @@
               </w:rPr>
               <w:t xml:space="preserve"> </w:t>
             </w:r>
-            <w:r>
-              <w:rPr>
-                <w:rtl/>
-              </w:rPr>
-              <w:t xml:space="preserve">‎$f(2)=4-6+1=\RR{-1}$</w:t>
-            </w:r>
+            <m:oMath>
+              <m:r>
+                <m:t>f</m:t>
+              </m:r>
+              <m:d>
+                <m:dPr>
+                  <m:begChr m:val="("/>
+                  <m:endChr m:val=")"/>
+                  <m:sepChr m:val=""/>
+                  <m:grow/>
+                </m:dPr>
+                <m:e>
+                  <m:r>
+                    <m:t>2</m:t>
+                  </m:r>
+                </m:e>
+              </m:d>
+              <m:r>
+                <m:rPr>
+                  <m:sty m:val="p"/>
+                </m:rPr>
+                <m:t>=</m:t>
+              </m:r>
+              <m:r>
+                <m:t>4</m:t>
+              </m:r>
+              <m:r>
+                <m:rPr>
+                  <m:sty m:val="p"/>
+                </m:rPr>
+                <m:t>−</m:t>
+              </m:r>
+              <m:r>
+                <m:t>6</m:t>
+              </m:r>
+              <m:r>
+                <m:rPr>
+                  <m:sty m:val="p"/>
+                </m:rPr>
+                <m:t>+</m:t>
+              </m:r>
+              <m:r>
+                <m:t>1</m:t>
+              </m:r>
+              <m:r>
+                <m:rPr>
+                  <m:sty m:val="p"/>
+                </m:rPr>
+                <m:t>=</m:t>
+              </m:r>
+              <m:r>
+                <m:rPr>
+                  <m:sty m:val="p"/>
+                </m:rPr>
+                <m:t>−</m:t>
+              </m:r>
+              <m:r>
+                <m:t>1</m:t>
+              </m:r>
+            </m:oMath>
             <w:r>
               <w:rPr>
                 <w:rtl/>
@@ -1619,12 +1717,124 @@
               </w:rPr>
               <w:t xml:space="preserve"> </w:t>
             </w:r>
-            <w:r>
-              <w:rPr>
-                <w:rtl/>
-              </w:rPr>
-              <w:t xml:space="preserve">‎$\dfrac{f(2+h)-f(2)}h=\dfrac{h^2+h}h=\RR{h+1}$</w:t>
-            </w:r>
+            <m:oMath>
+              <m:f>
+                <m:fPr>
+                  <m:type m:val="bar"/>
+                </m:fPr>
+                <m:num>
+                  <m:r>
+                    <m:t>f</m:t>
+                  </m:r>
+                  <m:d>
+                    <m:dPr>
+                      <m:begChr m:val="("/>
+                      <m:endChr m:val=")"/>
+                      <m:sepChr m:val=""/>
+                      <m:grow/>
+                    </m:dPr>
+                    <m:e>
+                      <m:r>
+                        <m:t>2</m:t>
+                      </m:r>
+                      <m:r>
+                        <m:rPr>
+                          <m:sty m:val="p"/>
+                        </m:rPr>
+                        <m:t>+</m:t>
+                      </m:r>
+                      <m:r>
+                        <m:t>h</m:t>
+                      </m:r>
+                    </m:e>
+                  </m:d>
+                  <m:r>
+                    <m:rPr>
+                      <m:sty m:val="p"/>
+                    </m:rPr>
+                    <m:t>−</m:t>
+                  </m:r>
+                  <m:r>
+                    <m:t>f</m:t>
+                  </m:r>
+                  <m:d>
+                    <m:dPr>
+                      <m:begChr m:val="("/>
+                      <m:endChr m:val=")"/>
+                      <m:sepChr m:val=""/>
+                      <m:grow/>
+                    </m:dPr>
+                    <m:e>
+                      <m:r>
+                        <m:t>2</m:t>
+                      </m:r>
+                    </m:e>
+                  </m:d>
+                </m:num>
+                <m:den>
+                  <m:r>
+                    <m:t>h</m:t>
+                  </m:r>
+                </m:den>
+              </m:f>
+              <m:r>
+                <m:rPr>
+                  <m:sty m:val="p"/>
+                </m:rPr>
+                <m:t>=</m:t>
+              </m:r>
+              <m:f>
+                <m:fPr>
+                  <m:type m:val="bar"/>
+                </m:fPr>
+                <m:num>
+                  <m:sSup>
+                    <m:e>
+                      <m:r>
+                        <m:t>h</m:t>
+                      </m:r>
+                    </m:e>
+                    <m:sup>
+                      <m:r>
+                        <m:t>2</m:t>
+                      </m:r>
+                    </m:sup>
+                  </m:sSup>
+                  <m:r>
+                    <m:rPr>
+                      <m:sty m:val="p"/>
+                    </m:rPr>
+                    <m:t>+</m:t>
+                  </m:r>
+                  <m:r>
+                    <m:t>h</m:t>
+                  </m:r>
+                </m:num>
+                <m:den>
+                  <m:r>
+                    <m:t>h</m:t>
+                  </m:r>
+                </m:den>
+              </m:f>
+              <m:r>
+                <m:rPr>
+                  <m:sty m:val="p"/>
+                </m:rPr>
+                <m:t>=</m:t>
+              </m:r>
+              <m:r>
+                <m:t>h</m:t>
+              </m:r>
+              <m:r>
+                <m:rPr>
+                  <m:sty m:val="p"/>
+                </m:rPr>
+                <m:t>+</m:t>
+              </m:r>
+              <m:r>
+                <m:t>1</m:t>
+              </m:r>
+            </m:oMath>
             <w:r>
               <w:rPr>
                 <w:rtl/>
@@ -1772,12 +1982,45 @@
               </w:rPr>
               <w:t xml:space="preserve"> </w:t>
             </w:r>
-            <w:r>
-              <w:rPr>
-                <w:rtl/>
-              </w:rPr>
-              <w:t xml:space="preserve">‎$\RR{f^{\prime}(2)=1}$</w:t>
-            </w:r>
+            <m:oMath>
+              <m:sSup>
+                <m:e>
+                  <m:r>
+                    <m:t>f</m:t>
+                  </m:r>
+                </m:e>
+                <m:sup>
+                  <m:r>
+                    <m:rPr>
+                      <m:sty m:val="p"/>
+                    </m:rPr>
+                    <m:t>′</m:t>
+                  </m:r>
+                </m:sup>
+              </m:sSup>
+              <m:d>
+                <m:dPr>
+                  <m:begChr m:val="("/>
+                  <m:endChr m:val=")"/>
+                  <m:sepChr m:val=""/>
+                  <m:grow/>
+                </m:dPr>
+                <m:e>
+                  <m:r>
+                    <m:t>2</m:t>
+                  </m:r>
+                </m:e>
+              </m:d>
+              <m:r>
+                <m:rPr>
+                  <m:sty m:val="p"/>
+                </m:rPr>
+                <m:t>=</m:t>
+              </m:r>
+              <m:r>
+                <m:t>1</m:t>
+              </m:r>
+            </m:oMath>
             <w:r>
               <w:rPr>
                 <w:rtl/>
@@ -2031,12 +2274,36 @@
               </w:rPr>
               <w:t xml:space="preserve"> </w:t>
             </w:r>
-            <w:r>
-              <w:rPr>
-                <w:rtl/>
-              </w:rPr>
-              <w:t xml:space="preserve">‎$\RR{f^{\prime}(a)}$</w:t>
-            </w:r>
+            <m:oMath>
+              <m:sSup>
+                <m:e>
+                  <m:r>
+                    <m:t>f</m:t>
+                  </m:r>
+                </m:e>
+                <m:sup>
+                  <m:r>
+                    <m:rPr>
+                      <m:sty m:val="p"/>
+                    </m:rPr>
+                    <m:t>′</m:t>
+                  </m:r>
+                </m:sup>
+              </m:sSup>
+              <m:d>
+                <m:dPr>
+                  <m:begChr m:val="("/>
+                  <m:endChr m:val=")"/>
+                  <m:sepChr m:val=""/>
+                  <m:grow/>
+                </m:dPr>
+                <m:e>
+                  <m:r>
+                    <m:t>a</m:t>
+                  </m:r>
+                </m:e>
+              </m:d>
+            </m:oMath>
             <w:r>
               <w:rPr>
                 <w:rtl/>
@@ -2215,31 +2482,16 @@
               </w:rPr>
               <w:t xml:space="preserve"> </w:t>
             </w:r>
-            <w:r>
-              <w:rPr>
-                <w:rtl/>
-              </w:rPr>
-              <w:t xml:space="preserve">‎$\RR{y=f^{\prime}(a)(x-a)+f(a)}$</w:t>
-            </w:r>
-            <w:r>
-              <w:rPr>
-                <w:rtl/>
-              </w:rPr>
-              <w:t xml:space="preserve"> </w:t>
-            </w:r>
-            <w:r>
-              <w:rPr>
-                <w:rtl/>
-              </w:rPr>
-              <w:t xml:space="preserve">؛ و</w:t>
-            </w:r>
-            <w:r>
-              <w:rPr>
-                <w:rtl/>
-              </w:rPr>
-              <w:t xml:space="preserve"> </w:t>
-            </w:r>
             <m:oMath>
+              <m:r>
+                <m:t>y</m:t>
+              </m:r>
+              <m:r>
+                <m:rPr>
+                  <m:sty m:val="p"/>
+                </m:rPr>
+                <m:t>=</m:t>
+              </m:r>
               <m:sSup>
                 <m:e>
                   <m:r>
@@ -2268,93 +2520,6 @@
                   </m:r>
                 </m:e>
               </m:d>
-            </m:oMath>
-            <w:r>
-              <w:rPr>
-                <w:rtl/>
-              </w:rPr>
-              <w:t xml:space="preserve"> </w:t>
-            </w:r>
-            <w:r>
-              <w:rPr>
-                <w:rtl/>
-              </w:rPr>
-              <w:t xml:space="preserve">معامل توجيهه.</w:t>
-            </w:r>
-          </w:p>
-        </w:tc>
-        <w:tc>
-          <w:tcPr>
-            <w:shd w:val="clear" w:color="auto" w:fill="E4E7ED"/>
-          </w:tcPr>
-          <w:p>
-            <w:pPr>
-              <w:pStyle w:val="Compact"/>
-              <w:bidi/>
-              <w:jc w:val="left"/>
-            </w:pPr>
-            <w:r>
-              <w:rPr>
-                <w:rtl/>
-              </w:rPr>
-              <w:t xml:space="preserve"/>
-            </w:r>
-          </w:p>
-        </w:tc>
-      </w:tr>
-      <w:tr>
-        <w:tc>
-          <w:tcPr/>
-          <w:p>
-            <w:pPr>
-              <w:pStyle w:val="Compact"/>
-              <w:bidi/>
-              <w:jc w:val="center"/>
-            </w:pPr>
-          </w:p>
-        </w:tc>
-        <w:tc>
-          <w:tcPr/>
-          <w:p>
-            <w:pPr>
-              <w:pStyle w:val="Compact"/>
-              <w:bidi/>
-              <w:jc w:val="center"/>
-            </w:pPr>
-          </w:p>
-        </w:tc>
-        <w:tc>
-          <w:tcPr/>
-          <w:p>
-            <w:pPr>
-              <w:pStyle w:val="Compact"/>
-              <w:bidi/>
-              <w:jc w:val="left"/>
-            </w:pPr>
-            <w:r>
-              <w:rPr>
-                <w:b/>
-                <w:bCs/>
-                <w:rtl/>
-              </w:rPr>
-              <w:t xml:space="preserve">[مثال]</w:t>
-            </w:r>
-            <w:r>
-              <w:rPr>
-                <w:rtl/>
-              </w:rPr>
-              <w:t xml:space="preserve"> مماس منحنى</w:t>
-            </w:r>
-            <w:r>
-              <w:rPr>
-                <w:rtl/>
-              </w:rPr>
-              <w:t xml:space="preserve"> </w:t>
-            </w:r>
-            <m:oMath>
-              <m:r>
-                <m:t>f</m:t>
-              </m:r>
               <m:d>
                 <m:dPr>
                   <m:begChr m:val="("/>
@@ -2366,47 +2531,39 @@
                   <m:r>
                     <m:t>x</m:t>
                   </m:r>
+                  <m:r>
+                    <m:rPr>
+                      <m:sty m:val="p"/>
+                    </m:rPr>
+                    <m:t>−</m:t>
+                  </m:r>
+                  <m:r>
+                    <m:t>a</m:t>
+                  </m:r>
                 </m:e>
               </m:d>
               <m:r>
                 <m:rPr>
                   <m:sty m:val="p"/>
                 </m:rPr>
-                <m:t>=</m:t>
-              </m:r>
-              <m:sSup>
-                <m:e>
-                  <m:r>
-                    <m:t>x</m:t>
-                  </m:r>
-                </m:e>
-                <m:sup>
-                  <m:r>
-                    <m:t>2</m:t>
-                  </m:r>
-                </m:sup>
-              </m:sSup>
-              <m:r>
-                <m:rPr>
-                  <m:sty m:val="p"/>
-                </m:rPr>
-                <m:t>−</m:t>
-              </m:r>
-              <m:r>
-                <m:t>3</m:t>
-              </m:r>
-              <m:r>
-                <m:t>x</m:t>
-              </m:r>
-              <m:r>
-                <m:rPr>
-                  <m:sty m:val="p"/>
-                </m:rPr>
                 <m:t>+</m:t>
               </m:r>
               <m:r>
-                <m:t>1</m:t>
-              </m:r>
+                <m:t>f</m:t>
+              </m:r>
+              <m:d>
+                <m:dPr>
+                  <m:begChr m:val="("/>
+                  <m:endChr m:val=")"/>
+                  <m:sepChr m:val=""/>
+                  <m:grow/>
+                </m:dPr>
+                <m:e>
+                  <m:r>
+                    <m:t>a</m:t>
+                  </m:r>
+                </m:e>
+              </m:d>
             </m:oMath>
             <w:r>
               <w:rPr>
@@ -2418,106 +2575,7 @@
               <w:rPr>
                 <w:rtl/>
               </w:rPr>
-              <w:t xml:space="preserve">عند</w:t>
-            </w:r>
-            <w:r>
-              <w:rPr>
-                <w:rtl/>
-              </w:rPr>
-              <w:t xml:space="preserve"> </w:t>
-            </w:r>
-            <m:oMath>
-              <m:r>
-                <m:t>2</m:t>
-              </m:r>
-            </m:oMath>
-            <w:r>
-              <w:rPr>
-                <w:rtl/>
-              </w:rPr>
-              <w:t xml:space="preserve">:</w:t>
-            </w:r>
-            <w:r>
-              <w:rPr>
-                <w:rtl/>
-              </w:rPr>
-              <w:t xml:space="preserve"> </w:t>
-            </w:r>
-            <w:r>
-              <w:rPr>
-                <w:rtl/>
-              </w:rPr>
-              <w:t xml:space="preserve">‎$y=1\times(x-2)+(-1)=\RR{x-3}$</w:t>
-            </w:r>
-            <w:r>
-              <w:rPr>
-                <w:rtl/>
-              </w:rPr>
-              <w:t xml:space="preserve">.</w:t>
-            </w:r>
-          </w:p>
-        </w:tc>
-        <w:tc>
-          <w:tcPr>
-            <w:shd w:val="clear" w:color="auto" w:fill="E4E7ED"/>
-          </w:tcPr>
-          <w:p>
-            <w:pPr>
-              <w:pStyle w:val="Compact"/>
-              <w:bidi/>
-              <w:jc w:val="left"/>
-            </w:pPr>
-            <w:r>
-              <w:rPr>
-                <w:rtl/>
-              </w:rPr>
-              <w:t xml:space="preserve"/>
-            </w:r>
-          </w:p>
-        </w:tc>
-      </w:tr>
-      <w:tr>
-        <w:tc>
-          <w:tcPr/>
-          <w:p>
-            <w:pPr>
-              <w:pStyle w:val="Compact"/>
-              <w:bidi/>
-              <w:jc w:val="center"/>
-            </w:pPr>
-          </w:p>
-        </w:tc>
-        <w:tc>
-          <w:tcPr/>
-          <w:p>
-            <w:pPr>
-              <w:pStyle w:val="Compact"/>
-              <w:bidi/>
-              <w:jc w:val="center"/>
-            </w:pPr>
-          </w:p>
-        </w:tc>
-        <w:tc>
-          <w:tcPr/>
-          <w:p>
-            <w:pPr>
-              <w:pStyle w:val="Compact"/>
-              <w:bidi/>
-              <w:jc w:val="left"/>
-            </w:pPr>
-            <w:r>
-              <w:rPr>
-                <w:b/>
-                <w:bCs/>
-                <w:rtl/>
-              </w:rPr>
-              <w:t xml:space="preserve">[ملاحظات]</w:t>
-            </w:r>
-            <w:r>
-              <w:rPr>
-                <w:rtl/>
-              </w:rPr>
-              <w:t xml:space="preserve"> بيانياً:</w:t>
+              <w:t xml:space="preserve">؛ و</w:t>
             </w:r>
             <w:r>
               <w:rPr>
@@ -2565,7 +2623,324 @@
               <w:rPr>
                 <w:rtl/>
               </w:rPr>
-              <w:t xml:space="preserve">معامل توجيه المماس ؛ المماس الأفقي يوافق</w:t>
+              <w:t xml:space="preserve">معامل توجيهه.</w:t>
+            </w:r>
+          </w:p>
+        </w:tc>
+        <w:tc>
+          <w:tcPr>
+            <w:shd w:val="clear" w:color="auto" w:fill="E4E7ED"/>
+          </w:tcPr>
+          <w:p>
+            <w:pPr>
+              <w:pStyle w:val="Compact"/>
+              <w:bidi/>
+              <w:jc w:val="left"/>
+            </w:pPr>
+            <w:r>
+              <w:rPr>
+                <w:rtl/>
+              </w:rPr>
+              <w:t xml:space="preserve"/>
+            </w:r>
+          </w:p>
+        </w:tc>
+      </w:tr>
+      <w:tr>
+        <w:tc>
+          <w:tcPr/>
+          <w:p>
+            <w:pPr>
+              <w:pStyle w:val="Compact"/>
+              <w:bidi/>
+              <w:jc w:val="center"/>
+            </w:pPr>
+          </w:p>
+        </w:tc>
+        <w:tc>
+          <w:tcPr/>
+          <w:p>
+            <w:pPr>
+              <w:pStyle w:val="Compact"/>
+              <w:bidi/>
+              <w:jc w:val="center"/>
+            </w:pPr>
+          </w:p>
+        </w:tc>
+        <w:tc>
+          <w:tcPr/>
+          <w:p>
+            <w:pPr>
+              <w:pStyle w:val="Compact"/>
+              <w:bidi/>
+              <w:jc w:val="left"/>
+            </w:pPr>
+            <w:r>
+              <w:rPr>
+                <w:b/>
+                <w:bCs/>
+                <w:rtl/>
+              </w:rPr>
+              <w:t xml:space="preserve">[مثال]</w:t>
+            </w:r>
+            <w:r>
+              <w:rPr>
+                <w:rtl/>
+              </w:rPr>
+              <w:t xml:space="preserve"> مماس منحنى</w:t>
+            </w:r>
+            <w:r>
+              <w:rPr>
+                <w:rtl/>
+              </w:rPr>
+              <w:t xml:space="preserve"> </w:t>
+            </w:r>
+            <m:oMath>
+              <m:r>
+                <m:t>f</m:t>
+              </m:r>
+              <m:d>
+                <m:dPr>
+                  <m:begChr m:val="("/>
+                  <m:endChr m:val=")"/>
+                  <m:sepChr m:val=""/>
+                  <m:grow/>
+                </m:dPr>
+                <m:e>
+                  <m:r>
+                    <m:t>x</m:t>
+                  </m:r>
+                </m:e>
+              </m:d>
+              <m:r>
+                <m:rPr>
+                  <m:sty m:val="p"/>
+                </m:rPr>
+                <m:t>=</m:t>
+              </m:r>
+              <m:sSup>
+                <m:e>
+                  <m:r>
+                    <m:t>x</m:t>
+                  </m:r>
+                </m:e>
+                <m:sup>
+                  <m:r>
+                    <m:t>2</m:t>
+                  </m:r>
+                </m:sup>
+              </m:sSup>
+              <m:r>
+                <m:rPr>
+                  <m:sty m:val="p"/>
+                </m:rPr>
+                <m:t>−</m:t>
+              </m:r>
+              <m:r>
+                <m:t>3</m:t>
+              </m:r>
+              <m:r>
+                <m:t>x</m:t>
+              </m:r>
+              <m:r>
+                <m:rPr>
+                  <m:sty m:val="p"/>
+                </m:rPr>
+                <m:t>+</m:t>
+              </m:r>
+              <m:r>
+                <m:t>1</m:t>
+              </m:r>
+            </m:oMath>
+            <w:r>
+              <w:rPr>
+                <w:rtl/>
+              </w:rPr>
+              <w:t xml:space="preserve"> </w:t>
+            </w:r>
+            <w:r>
+              <w:rPr>
+                <w:rtl/>
+              </w:rPr>
+              <w:t xml:space="preserve">عند</w:t>
+            </w:r>
+            <w:r>
+              <w:rPr>
+                <w:rtl/>
+              </w:rPr>
+              <w:t xml:space="preserve"> </w:t>
+            </w:r>
+            <m:oMath>
+              <m:r>
+                <m:t>2</m:t>
+              </m:r>
+            </m:oMath>
+            <w:r>
+              <w:rPr>
+                <w:rtl/>
+              </w:rPr>
+              <w:t xml:space="preserve">:</w:t>
+            </w:r>
+            <w:r>
+              <w:rPr>
+                <w:rtl/>
+              </w:rPr>
+              <w:t xml:space="preserve"> </w:t>
+            </w:r>
+            <m:oMath>
+              <m:r>
+                <m:t>y</m:t>
+              </m:r>
+              <m:r>
+                <m:rPr>
+                  <m:sty m:val="p"/>
+                </m:rPr>
+                <m:t>=</m:t>
+              </m:r>
+              <m:r>
+                <m:t>1</m:t>
+              </m:r>
+              <m:r>
+                <m:rPr>
+                  <m:sty m:val="p"/>
+                </m:rPr>
+                <m:t>×</m:t>
+              </m:r>
+              <m:d>
+                <m:dPr>
+                  <m:begChr m:val="("/>
+                  <m:endChr m:val=")"/>
+                  <m:sepChr m:val=""/>
+                  <m:grow/>
+                </m:dPr>
+                <m:e>
+                  <m:r>
+                    <m:t>x</m:t>
+                  </m:r>
+                  <m:r>
+                    <m:rPr>
+                      <m:sty m:val="p"/>
+                    </m:rPr>
+                    <m:t>−</m:t>
+                  </m:r>
+                  <m:r>
+                    <m:t>2</m:t>
+                  </m:r>
+                </m:e>
+              </m:d>
+              <m:r>
+                <m:rPr>
+                  <m:sty m:val="p"/>
+                </m:rPr>
+                <m:t>+</m:t>
+              </m:r>
+              <m:d>
+                <m:dPr>
+                  <m:begChr m:val="("/>
+                  <m:endChr m:val=")"/>
+                  <m:sepChr m:val=""/>
+                  <m:grow/>
+                </m:dPr>
+                <m:e>
+                  <m:r>
+                    <m:rPr>
+                      <m:sty m:val="p"/>
+                    </m:rPr>
+                    <m:t>−</m:t>
+                  </m:r>
+                  <m:r>
+                    <m:t>1</m:t>
+                  </m:r>
+                </m:e>
+              </m:d>
+              <m:r>
+                <m:rPr>
+                  <m:sty m:val="p"/>
+                </m:rPr>
+                <m:t>=</m:t>
+              </m:r>
+              <m:r>
+                <m:t>x</m:t>
+              </m:r>
+              <m:r>
+                <m:rPr>
+                  <m:sty m:val="p"/>
+                </m:rPr>
+                <m:t>−</m:t>
+              </m:r>
+              <m:r>
+                <m:t>3</m:t>
+              </m:r>
+            </m:oMath>
+            <w:r>
+              <w:rPr>
+                <w:rtl/>
+              </w:rPr>
+              <w:t xml:space="preserve">.</w:t>
+            </w:r>
+          </w:p>
+        </w:tc>
+        <w:tc>
+          <w:tcPr>
+            <w:shd w:val="clear" w:color="auto" w:fill="E4E7ED"/>
+          </w:tcPr>
+          <w:p>
+            <w:pPr>
+              <w:pStyle w:val="Compact"/>
+              <w:bidi/>
+              <w:jc w:val="left"/>
+            </w:pPr>
+            <w:r>
+              <w:rPr>
+                <w:rtl/>
+              </w:rPr>
+              <w:t xml:space="preserve"/>
+            </w:r>
+          </w:p>
+        </w:tc>
+      </w:tr>
+      <w:tr>
+        <w:tc>
+          <w:tcPr/>
+          <w:p>
+            <w:pPr>
+              <w:pStyle w:val="Compact"/>
+              <w:bidi/>
+              <w:jc w:val="center"/>
+            </w:pPr>
+          </w:p>
+        </w:tc>
+        <w:tc>
+          <w:tcPr/>
+          <w:p>
+            <w:pPr>
+              <w:pStyle w:val="Compact"/>
+              <w:bidi/>
+              <w:jc w:val="center"/>
+            </w:pPr>
+          </w:p>
+        </w:tc>
+        <w:tc>
+          <w:tcPr/>
+          <w:p>
+            <w:pPr>
+              <w:pStyle w:val="Compact"/>
+              <w:bidi/>
+              <w:jc w:val="left"/>
+            </w:pPr>
+            <w:r>
+              <w:rPr>
+                <w:b/>
+                <w:bCs/>
+                <w:rtl/>
+              </w:rPr>
+              <w:t xml:space="preserve">[ملاحظات]</w:t>
+            </w:r>
+            <w:r>
+              <w:rPr>
+                <w:rtl/>
+              </w:rPr>
+              <w:t xml:space="preserve"> بيانياً:</w:t>
             </w:r>
             <w:r>
               <w:rPr>
@@ -2602,256 +2977,18 @@
                   </m:r>
                 </m:e>
               </m:d>
-              <m:r>
-                <m:rPr>
-                  <m:sty m:val="p"/>
-                </m:rPr>
-                <m:t>=</m:t>
-              </m:r>
-              <m:r>
-                <m:t>0</m:t>
-              </m:r>
             </m:oMath>
             <w:r>
               <w:rPr>
                 <w:rtl/>
               </w:rPr>
-              <w:t xml:space="preserve">.</w:t>
-            </w:r>
-          </w:p>
-        </w:tc>
-        <w:tc>
-          <w:tcPr>
-            <w:shd w:val="clear" w:color="auto" w:fill="E4E7ED"/>
-          </w:tcPr>
-          <w:p>
-            <w:pPr>
-              <w:pStyle w:val="Compact"/>
-              <w:bidi/>
-              <w:jc w:val="left"/>
-            </w:pPr>
-            <w:r>
-              <w:rPr>
-                <w:rtl/>
-              </w:rPr>
-              <w:t xml:space="preserve"/>
-            </w:r>
-          </w:p>
-        </w:tc>
-      </w:tr>
-      <w:tr>
-        <w:tc>
-          <w:tcPr/>
-          <w:p>
-            <w:pPr>
-              <w:pStyle w:val="Compact"/>
-              <w:bidi/>
-              <w:jc w:val="left"/>
-            </w:pPr>
-            <w:r>
-              <w:rPr>
-                <w:rtl/>
-              </w:rPr>
-              <w:t xml:space="preserve">تقويم فردي.</w:t>
-            </w:r>
-          </w:p>
-        </w:tc>
-        <w:tc>
-          <w:tcPr/>
-          <w:p>
-            <w:pPr>
-              <w:pStyle w:val="Compact"/>
-              <w:bidi/>
-              <w:jc w:val="left"/>
-            </w:pPr>
-            <w:r>
-              <w:rPr>
-                <w:rtl/>
-              </w:rPr>
-              <w:t xml:space="preserve">25 د</w:t>
-            </w:r>
-          </w:p>
-        </w:tc>
-        <w:tc>
-          <w:tcPr/>
-          <w:p>
-            <w:pPr>
-              <w:bidi/>
-              <w:jc w:val="left"/>
-            </w:pPr>
-            <w:r>
-              <w:rPr>
-                <w:b/>
-                <w:bCs/>
-                <w:rtl/>
-              </w:rPr>
-              <w:t xml:space="preserve">[تمرين تطبيقي]</w:t>
-            </w:r>
-          </w:p>
-          <w:p>
-            <w:pPr>
-              <w:bidi/>
-              <w:jc w:val="left"/>
-            </w:pPr>
-            <m:oMath>
-              <m:r>
-                <m:t>f</m:t>
-              </m:r>
-              <m:d>
-                <m:dPr>
-                  <m:begChr m:val="("/>
-                  <m:endChr m:val=")"/>
-                  <m:sepChr m:val=""/>
-                  <m:grow/>
-                </m:dPr>
-                <m:e>
-                  <m:r>
-                    <m:t>x</m:t>
-                  </m:r>
-                </m:e>
-              </m:d>
-              <m:r>
-                <m:rPr>
-                  <m:sty m:val="p"/>
-                </m:rPr>
-                <m:t>=</m:t>
-              </m:r>
-              <m:f>
-                <m:fPr>
-                  <m:type m:val="bar"/>
-                </m:fPr>
-                <m:num>
-                  <m:r>
-                    <m:t>1</m:t>
-                  </m:r>
-                </m:num>
-                <m:den>
-                  <m:r>
-                    <m:t>x</m:t>
-                  </m:r>
-                </m:den>
-              </m:f>
-            </m:oMath>
-            <w:r>
-              <w:rPr>
-                <w:rtl/>
-              </w:rPr>
-              <w:t xml:space="preserve"> </w:t>
-            </w:r>
-            <w:r>
-              <w:rPr>
-                <w:rtl/>
-              </w:rPr>
-              <w:t xml:space="preserve">على</w:t>
-            </w:r>
-            <w:r>
-              <w:rPr>
-                <w:rtl/>
-              </w:rPr>
-              <w:t xml:space="preserve"> </w:t>
-            </w:r>
-            <m:oMath>
-              <m:r>
-                <m:rPr>
-                  <m:sty m:val="p"/>
-                </m:rPr>
-                <m:t>]</m:t>
-              </m:r>
-              <m:r>
-                <m:t>0</m:t>
-              </m:r>
-              <m:r>
-                <m:rPr>
-                  <m:sty m:val="p"/>
-                </m:rPr>
-                <m:t>;</m:t>
-              </m:r>
-              <m:r>
-                <m:rPr>
-                  <m:sty m:val="p"/>
-                </m:rPr>
-                <m:t>+</m:t>
-              </m:r>
-              <m:r>
-                <m:rPr>
-                  <m:sty m:val="p"/>
-                </m:rPr>
-                <m:t>∞</m:t>
-              </m:r>
-              <m:r>
-                <m:rPr>
-                  <m:sty m:val="p"/>
-                </m:rPr>
-                <m:t>[</m:t>
-              </m:r>
-            </m:oMath>
-            <w:r>
-              <w:rPr>
-                <w:rtl/>
-              </w:rPr>
-              <w:t xml:space="preserve">.</w:t>
-            </w:r>
-          </w:p>
-          <w:p>
-            <w:pPr>
-              <w:bidi/>
-              <w:jc w:val="left"/>
-            </w:pPr>
-            <w:r>
-              <w:rPr>
-                <w:b/>
-                <w:bCs/>
-                <w:rtl/>
-              </w:rPr>
-              <w:t xml:space="preserve">(1)</w:t>
-            </w:r>
-            <w:r>
-              <w:rPr>
-                <w:rtl/>
-              </w:rPr>
-              <w:t xml:space="preserve"> </w:t>
-            </w:r>
-            <w:r>
-              <w:rPr>
-                <w:rtl/>
-              </w:rPr>
-              <w:t xml:space="preserve">احسب</w:t>
-            </w:r>
-            <w:r>
-              <w:rPr>
-                <w:rtl/>
-              </w:rPr>
-              <w:t xml:space="preserve"> </w:t>
-            </w:r>
-            <m:oMath>
-              <m:r>
-                <m:t>f</m:t>
-              </m:r>
-              <m:d>
-                <m:dPr>
-                  <m:begChr m:val="("/>
-                  <m:endChr m:val=")"/>
-                  <m:sepChr m:val=""/>
-                  <m:grow/>
-                </m:dPr>
-                <m:e>
-                  <m:r>
-                    <m:t>1</m:t>
-                  </m:r>
-                </m:e>
-              </m:d>
-            </m:oMath>
-            <w:r>
-              <w:rPr>
-                <w:rtl/>
-              </w:rPr>
-              <w:t xml:space="preserve"> </w:t>
-            </w:r>
-            <w:r>
-              <w:rPr>
-                <w:rtl/>
-              </w:rPr>
-              <w:t xml:space="preserve">و</w:t>
+              <w:t xml:space="preserve"> </w:t>
+            </w:r>
+            <w:r>
+              <w:rPr>
+                <w:rtl/>
+              </w:rPr>
+              <w:t xml:space="preserve">معامل توجيه المماس ؛ المماس الأفقي يوافق</w:t>
             </w:r>
             <w:r>
               <w:rPr>
@@ -2884,52 +3021,18 @@
                 </m:dPr>
                 <m:e>
                   <m:r>
-                    <m:t>1</m:t>
+                    <m:t>a</m:t>
                   </m:r>
                 </m:e>
               </m:d>
-            </m:oMath>
-            <w:r>
-              <w:rPr>
-                <w:rtl/>
-              </w:rPr>
-              <w:t xml:space="preserve">.</w:t>
-            </w:r>
-          </w:p>
-          <w:p>
-            <w:pPr>
-              <w:bidi/>
-              <w:jc w:val="left"/>
-            </w:pPr>
-            <w:r>
-              <w:rPr>
-                <w:b/>
-                <w:bCs/>
-                <w:rtl/>
-              </w:rPr>
-              <w:t xml:space="preserve">(2)</w:t>
-            </w:r>
-            <w:r>
-              <w:rPr>
-                <w:rtl/>
-              </w:rPr>
-              <w:t xml:space="preserve"> </w:t>
-            </w:r>
-            <w:r>
-              <w:rPr>
-                <w:rtl/>
-              </w:rPr>
-              <w:t xml:space="preserve">اكتب معادلة المماس عند النقطة ذات الفاصلة</w:t>
-            </w:r>
-            <w:r>
-              <w:rPr>
-                <w:rtl/>
-              </w:rPr>
-              <w:t xml:space="preserve"> </w:t>
-            </w:r>
-            <m:oMath>
-              <m:r>
-                <m:t>1</m:t>
+              <m:r>
+                <m:rPr>
+                  <m:sty m:val="p"/>
+                </m:rPr>
+                <m:t>=</m:t>
+              </m:r>
+              <m:r>
+                <m:t>0</m:t>
               </m:r>
             </m:oMath>
             <w:r>
@@ -2956,12 +3059,332 @@
               </w:rPr>
               <w:t xml:space="preserve"/>
             </w:r>
+          </w:p>
+        </w:tc>
+      </w:tr>
+      <w:tr>
+        <w:tc>
+          <w:tcPr/>
+          <w:p>
+            <w:pPr>
+              <w:pStyle w:val="Compact"/>
+              <w:bidi/>
+              <w:jc w:val="left"/>
+            </w:pPr>
+            <w:r>
+              <w:rPr>
+                <w:rtl/>
+              </w:rPr>
+              <w:t xml:space="preserve">تقويم فردي.</w:t>
+            </w:r>
+          </w:p>
+        </w:tc>
+        <w:tc>
+          <w:tcPr/>
+          <w:p>
+            <w:pPr>
+              <w:pStyle w:val="Compact"/>
+              <w:bidi/>
+              <w:jc w:val="left"/>
+            </w:pPr>
+            <w:r>
+              <w:rPr>
+                <w:rtl/>
+              </w:rPr>
+              <w:t xml:space="preserve">25 د</w:t>
+            </w:r>
+          </w:p>
+        </w:tc>
+        <w:tc>
+          <w:tcPr/>
+          <w:p>
+            <w:pPr>
+              <w:bidi/>
+              <w:jc w:val="left"/>
+            </w:pPr>
             <w:r>
               <w:rPr>
                 <w:b/>
                 <w:bCs/>
                 <w:rtl/>
               </w:rPr>
+              <w:t xml:space="preserve">[تمرين تطبيقي]</w:t>
+            </w:r>
+          </w:p>
+          <w:p>
+            <w:pPr>
+              <w:bidi/>
+              <w:jc w:val="left"/>
+            </w:pPr>
+            <m:oMath>
+              <m:r>
+                <m:t>f</m:t>
+              </m:r>
+              <m:d>
+                <m:dPr>
+                  <m:begChr m:val="("/>
+                  <m:endChr m:val=")"/>
+                  <m:sepChr m:val=""/>
+                  <m:grow/>
+                </m:dPr>
+                <m:e>
+                  <m:r>
+                    <m:t>x</m:t>
+                  </m:r>
+                </m:e>
+              </m:d>
+              <m:r>
+                <m:rPr>
+                  <m:sty m:val="p"/>
+                </m:rPr>
+                <m:t>=</m:t>
+              </m:r>
+              <m:f>
+                <m:fPr>
+                  <m:type m:val="bar"/>
+                </m:fPr>
+                <m:num>
+                  <m:r>
+                    <m:t>1</m:t>
+                  </m:r>
+                </m:num>
+                <m:den>
+                  <m:r>
+                    <m:t>x</m:t>
+                  </m:r>
+                </m:den>
+              </m:f>
+            </m:oMath>
+            <w:r>
+              <w:rPr>
+                <w:rtl/>
+              </w:rPr>
+              <w:t xml:space="preserve"> </w:t>
+            </w:r>
+            <w:r>
+              <w:rPr>
+                <w:rtl/>
+              </w:rPr>
+              <w:t xml:space="preserve">على</w:t>
+            </w:r>
+            <w:r>
+              <w:rPr>
+                <w:rtl/>
+              </w:rPr>
+              <w:t xml:space="preserve"> </w:t>
+            </w:r>
+            <m:oMath>
+              <m:r>
+                <m:rPr>
+                  <m:sty m:val="p"/>
+                </m:rPr>
+                <m:t>]</m:t>
+              </m:r>
+              <m:r>
+                <m:t>0</m:t>
+              </m:r>
+              <m:r>
+                <m:rPr>
+                  <m:sty m:val="p"/>
+                </m:rPr>
+                <m:t>;</m:t>
+              </m:r>
+              <m:r>
+                <m:rPr>
+                  <m:sty m:val="p"/>
+                </m:rPr>
+                <m:t>+</m:t>
+              </m:r>
+              <m:r>
+                <m:rPr>
+                  <m:sty m:val="p"/>
+                </m:rPr>
+                <m:t>∞</m:t>
+              </m:r>
+              <m:r>
+                <m:rPr>
+                  <m:sty m:val="p"/>
+                </m:rPr>
+                <m:t>[</m:t>
+              </m:r>
+            </m:oMath>
+            <w:r>
+              <w:rPr>
+                <w:rtl/>
+              </w:rPr>
+              <w:t xml:space="preserve">.</w:t>
+            </w:r>
+          </w:p>
+          <w:p>
+            <w:pPr>
+              <w:bidi/>
+              <w:jc w:val="left"/>
+            </w:pPr>
+            <w:r>
+              <w:rPr>
+                <w:b/>
+                <w:bCs/>
+                <w:rtl/>
+              </w:rPr>
+              <w:t xml:space="preserve">(1)</w:t>
+            </w:r>
+            <w:r>
+              <w:rPr>
+                <w:rtl/>
+              </w:rPr>
+              <w:t xml:space="preserve"> </w:t>
+            </w:r>
+            <w:r>
+              <w:rPr>
+                <w:rtl/>
+              </w:rPr>
+              <w:t xml:space="preserve">احسب</w:t>
+            </w:r>
+            <w:r>
+              <w:rPr>
+                <w:rtl/>
+              </w:rPr>
+              <w:t xml:space="preserve"> </w:t>
+            </w:r>
+            <m:oMath>
+              <m:r>
+                <m:t>f</m:t>
+              </m:r>
+              <m:d>
+                <m:dPr>
+                  <m:begChr m:val="("/>
+                  <m:endChr m:val=")"/>
+                  <m:sepChr m:val=""/>
+                  <m:grow/>
+                </m:dPr>
+                <m:e>
+                  <m:r>
+                    <m:t>1</m:t>
+                  </m:r>
+                </m:e>
+              </m:d>
+            </m:oMath>
+            <w:r>
+              <w:rPr>
+                <w:rtl/>
+              </w:rPr>
+              <w:t xml:space="preserve"> </w:t>
+            </w:r>
+            <w:r>
+              <w:rPr>
+                <w:rtl/>
+              </w:rPr>
+              <w:t xml:space="preserve">و</w:t>
+            </w:r>
+            <w:r>
+              <w:rPr>
+                <w:rtl/>
+              </w:rPr>
+              <w:t xml:space="preserve"> </w:t>
+            </w:r>
+            <m:oMath>
+              <m:sSup>
+                <m:e>
+                  <m:r>
+                    <m:t>f</m:t>
+                  </m:r>
+                </m:e>
+                <m:sup>
+                  <m:r>
+                    <m:rPr>
+                      <m:sty m:val="p"/>
+                    </m:rPr>
+                    <m:t>′</m:t>
+                  </m:r>
+                </m:sup>
+              </m:sSup>
+              <m:d>
+                <m:dPr>
+                  <m:begChr m:val="("/>
+                  <m:endChr m:val=")"/>
+                  <m:sepChr m:val=""/>
+                  <m:grow/>
+                </m:dPr>
+                <m:e>
+                  <m:r>
+                    <m:t>1</m:t>
+                  </m:r>
+                </m:e>
+              </m:d>
+            </m:oMath>
+            <w:r>
+              <w:rPr>
+                <w:rtl/>
+              </w:rPr>
+              <w:t xml:space="preserve">.</w:t>
+            </w:r>
+          </w:p>
+          <w:p>
+            <w:pPr>
+              <w:bidi/>
+              <w:jc w:val="left"/>
+            </w:pPr>
+            <w:r>
+              <w:rPr>
+                <w:b/>
+                <w:bCs/>
+                <w:rtl/>
+              </w:rPr>
+              <w:t xml:space="preserve">(2)</w:t>
+            </w:r>
+            <w:r>
+              <w:rPr>
+                <w:rtl/>
+              </w:rPr>
+              <w:t xml:space="preserve"> </w:t>
+            </w:r>
+            <w:r>
+              <w:rPr>
+                <w:rtl/>
+              </w:rPr>
+              <w:t xml:space="preserve">اكتب معادلة المماس عند النقطة ذات الفاصلة</w:t>
+            </w:r>
+            <w:r>
+              <w:rPr>
+                <w:rtl/>
+              </w:rPr>
+              <w:t xml:space="preserve"> </w:t>
+            </w:r>
+            <m:oMath>
+              <m:r>
+                <m:t>1</m:t>
+              </m:r>
+            </m:oMath>
+            <w:r>
+              <w:rPr>
+                <w:rtl/>
+              </w:rPr>
+              <w:t xml:space="preserve">.</w:t>
+            </w:r>
+          </w:p>
+        </w:tc>
+        <w:tc>
+          <w:tcPr>
+            <w:shd w:val="clear" w:color="auto" w:fill="E4E7ED"/>
+          </w:tcPr>
+          <w:p>
+            <w:pPr>
+              <w:pStyle w:val="Compact"/>
+              <w:bidi/>
+              <w:jc w:val="left"/>
+            </w:pPr>
+            <w:r>
+              <w:rPr>
+                <w:rtl/>
+              </w:rPr>
+              <w:t xml:space="preserve"/>
+            </w:r>
+            <w:r>
+              <w:rPr>
+                <w:b/>
+                <w:bCs/>
+                <w:rtl/>
+              </w:rPr>
               <w:t xml:space="preserve">التقويم</w:t>
             </w:r>
           </w:p>
@@ -3023,12 +3446,33 @@
               </w:rPr>
               <w:t xml:space="preserve"> </w:t>
             </w:r>
-            <w:r>
-              <w:rPr>
-                <w:rtl/>
-              </w:rPr>
-              <w:t xml:space="preserve">‎$f(1)=\RR{1}$</w:t>
-            </w:r>
+            <m:oMath>
+              <m:r>
+                <m:t>f</m:t>
+              </m:r>
+              <m:d>
+                <m:dPr>
+                  <m:begChr m:val="("/>
+                  <m:endChr m:val=")"/>
+                  <m:sepChr m:val=""/>
+                  <m:grow/>
+                </m:dPr>
+                <m:e>
+                  <m:r>
+                    <m:t>1</m:t>
+                  </m:r>
+                </m:e>
+              </m:d>
+              <m:r>
+                <m:rPr>
+                  <m:sty m:val="p"/>
+                </m:rPr>
+                <m:t>=</m:t>
+              </m:r>
+              <m:r>
+                <m:t>1</m:t>
+              </m:r>
+            </m:oMath>
             <w:r>
               <w:rPr>
                 <w:rtl/>
@@ -3131,12 +3575,51 @@
               </w:rPr>
               <w:t xml:space="preserve"> </w:t>
             </w:r>
-            <w:r>
-              <w:rPr>
-                <w:rtl/>
-              </w:rPr>
-              <w:t xml:space="preserve">‎$f^{\prime}(1)=\RR{-1}$</w:t>
-            </w:r>
+            <m:oMath>
+              <m:sSup>
+                <m:e>
+                  <m:r>
+                    <m:t>f</m:t>
+                  </m:r>
+                </m:e>
+                <m:sup>
+                  <m:r>
+                    <m:rPr>
+                      <m:sty m:val="p"/>
+                    </m:rPr>
+                    <m:t>′</m:t>
+                  </m:r>
+                </m:sup>
+              </m:sSup>
+              <m:d>
+                <m:dPr>
+                  <m:begChr m:val="("/>
+                  <m:endChr m:val=")"/>
+                  <m:sepChr m:val=""/>
+                  <m:grow/>
+                </m:dPr>
+                <m:e>
+                  <m:r>
+                    <m:t>1</m:t>
+                  </m:r>
+                </m:e>
+              </m:d>
+              <m:r>
+                <m:rPr>
+                  <m:sty m:val="p"/>
+                </m:rPr>
+                <m:t>=</m:t>
+              </m:r>
+              <m:r>
+                <m:rPr>
+                  <m:sty m:val="p"/>
+                </m:rPr>
+                <m:t>−</m:t>
+              </m:r>
+              <m:r>
+                <m:t>1</m:t>
+              </m:r>
+            </m:oMath>
             <w:r>
               <w:rPr>
                 <w:rtl/>
@@ -3163,12 +3646,87 @@
               </w:rPr>
               <w:t xml:space="preserve"> </w:t>
             </w:r>
-            <w:r>
-              <w:rPr>
-                <w:rtl/>
-              </w:rPr>
-              <w:t xml:space="preserve">‎$y=-1\times(x-1)+1=\RR{-x+2}$</w:t>
-            </w:r>
+            <m:oMath>
+              <m:r>
+                <m:t>y</m:t>
+              </m:r>
+              <m:r>
+                <m:rPr>
+                  <m:sty m:val="p"/>
+                </m:rPr>
+                <m:t>=</m:t>
+              </m:r>
+              <m:r>
+                <m:rPr>
+                  <m:sty m:val="p"/>
+                </m:rPr>
+                <m:t>−</m:t>
+              </m:r>
+              <m:r>
+                <m:t>1</m:t>
+              </m:r>
+              <m:r>
+                <m:rPr>
+                  <m:sty m:val="p"/>
+                </m:rPr>
+                <m:t>×</m:t>
+              </m:r>
+              <m:d>
+                <m:dPr>
+                  <m:begChr m:val="("/>
+                  <m:endChr m:val=")"/>
+                  <m:sepChr m:val=""/>
+                  <m:grow/>
+                </m:dPr>
+                <m:e>
+                  <m:r>
+                    <m:t>x</m:t>
+                  </m:r>
+                  <m:r>
+                    <m:rPr>
+                      <m:sty m:val="p"/>
+                    </m:rPr>
+                    <m:t>−</m:t>
+                  </m:r>
+                  <m:r>
+                    <m:t>1</m:t>
+                  </m:r>
+                </m:e>
+              </m:d>
+              <m:r>
+                <m:rPr>
+                  <m:sty m:val="p"/>
+                </m:rPr>
+                <m:t>+</m:t>
+              </m:r>
+              <m:r>
+                <m:t>1</m:t>
+              </m:r>
+              <m:r>
+                <m:rPr>
+                  <m:sty m:val="p"/>
+                </m:rPr>
+                <m:t>=</m:t>
+              </m:r>
+              <m:r>
+                <m:rPr>
+                  <m:sty m:val="p"/>
+                </m:rPr>
+                <m:t>−</m:t>
+              </m:r>
+              <m:r>
+                <m:t>x</m:t>
+              </m:r>
+              <m:r>
+                <m:rPr>
+                  <m:sty m:val="p"/>
+                </m:rPr>
+                <m:t>+</m:t>
+              </m:r>
+              <m:r>
+                <m:t>2</m:t>
+              </m:r>
+            </m:oMath>
             <w:r>
               <w:rPr>
                 <w:rtl/>
@@ -3716,7 +4274,7 @@
     <w:tbl>
       <w:tblPr>
         <w:tblStyle w:val="Table"/>
-        <w:tblW w:w="7681" w:type="dxa"/>
+        <w:tblW w:w="9864" w:type="dxa"/>
         <w:jc w:val="center"/>
         <w:tblBorders>
           <w:top w:val="single" w:sz="4" w:space="0" w:color="000000"/>
@@ -3729,10 +4287,10 @@
         <w:tblLook w:firstRow="0" w:lastRow="0" w:firstColumn="0" w:lastColumn="0" w:noHBand="0" w:noVBand="0" w:val="0000"/>
       </w:tblPr>
       <w:tblGrid>
-        <w:gridCol w:w="1188"/>
-        <w:gridCol w:w="712"/>
-        <w:gridCol w:w="4593"/>
-        <w:gridCol w:w="1188"/>
+        <w:gridCol w:w="1084"/>
+        <w:gridCol w:w="591"/>
+        <w:gridCol w:w="7004"/>
+        <w:gridCol w:w="1183"/>
       </w:tblGrid>
       <w:tr>
         <w:tc>
@@ -4483,12 +5041,72 @@
               </w:rPr>
               <w:t xml:space="preserve"> </w:t>
             </w:r>
-            <w:r>
-              <w:rPr>
-                <w:rtl/>
-              </w:rPr>
-              <w:t xml:space="preserve">‎$\RR{(x^n)^{\prime}=nx^{n-1}}$</w:t>
-            </w:r>
+            <m:oMath>
+              <m:sSup>
+                <m:e>
+                  <m:d>
+                    <m:dPr>
+                      <m:begChr m:val="("/>
+                      <m:endChr m:val=")"/>
+                      <m:sepChr m:val=""/>
+                      <m:grow/>
+                    </m:dPr>
+                    <m:e>
+                      <m:sSup>
+                        <m:e>
+                          <m:r>
+                            <m:t>x</m:t>
+                          </m:r>
+                        </m:e>
+                        <m:sup>
+                          <m:r>
+                            <m:t>n</m:t>
+                          </m:r>
+                        </m:sup>
+                      </m:sSup>
+                    </m:e>
+                  </m:d>
+                </m:e>
+                <m:sup>
+                  <m:r>
+                    <m:rPr>
+                      <m:sty m:val="p"/>
+                    </m:rPr>
+                    <m:t>′</m:t>
+                  </m:r>
+                </m:sup>
+              </m:sSup>
+              <m:r>
+                <m:rPr>
+                  <m:sty m:val="p"/>
+                </m:rPr>
+                <m:t>=</m:t>
+              </m:r>
+              <m:r>
+                <m:t>n</m:t>
+              </m:r>
+              <m:sSup>
+                <m:e>
+                  <m:r>
+                    <m:t>x</m:t>
+                  </m:r>
+                </m:e>
+                <m:sup>
+                  <m:r>
+                    <m:t>n</m:t>
+                  </m:r>
+                  <m:r>
+                    <m:rPr>
+                      <m:sty m:val="p"/>
+                    </m:rPr>
+                    <m:t>−</m:t>
+                  </m:r>
+                  <m:r>
+                    <m:t>1</m:t>
+                  </m:r>
+                </m:sup>
+              </m:sSup>
+            </m:oMath>
             <w:r>
               <w:rPr>
                 <w:rtl/>
@@ -4973,304 +5591,31 @@
               </w:rPr>
               <w:t xml:space="preserve"> </w:t>
             </w:r>
-            <w:r>
-              <w:rPr>
-                <w:rtl/>
-              </w:rPr>
-              <w:t xml:space="preserve">‎$\RR{(u+v)^{\prime}=u^{\prime}+v^{\prime}}$</w:t>
-            </w:r>
-            <w:r>
-              <w:rPr>
-                <w:rtl/>
-              </w:rPr>
-              <w:t xml:space="preserve"> </w:t>
-            </w:r>
-            <w:r>
-              <w:rPr>
-                <w:rtl/>
-              </w:rPr>
-              <w:t xml:space="preserve">؛</w:t>
-            </w:r>
-            <w:r>
-              <w:rPr>
-                <w:rtl/>
-              </w:rPr>
-              <w:t xml:space="preserve"> </w:t>
-            </w:r>
-            <w:r>
-              <w:rPr>
-                <w:rtl/>
-              </w:rPr>
-              <w:t xml:space="preserve">‎$\RR{(ku)^{\prime}=ku^{\prime}}$</w:t>
-            </w:r>
-            <w:r>
-              <w:rPr>
-                <w:rtl/>
-              </w:rPr>
-              <w:t xml:space="preserve">.</w:t>
-            </w:r>
-          </w:p>
-          <w:p>
-            <w:pPr>
-              <w:bidi/>
-              <w:jc w:val="left"/>
-            </w:pPr>
-            <w:r>
-              <w:rPr>
-                <w:b/>
-                <w:bCs/>
-                <w:rtl/>
-              </w:rPr>
-              <w:t xml:space="preserve">(2)</w:t>
-            </w:r>
-            <w:r>
-              <w:rPr>
-                <w:rtl/>
-              </w:rPr>
-              <w:t xml:space="preserve"> </w:t>
-            </w:r>
-            <w:r>
-              <w:rPr>
-                <w:rtl/>
-              </w:rPr>
-              <w:t xml:space="preserve">‎$\RR{(uv)^{\prime}=u^{\prime}v+uv^{\prime}}$</w:t>
-            </w:r>
-            <w:r>
-              <w:rPr>
-                <w:rtl/>
-              </w:rPr>
-              <w:t xml:space="preserve">.</w:t>
-            </w:r>
-          </w:p>
-          <w:p>
-            <w:pPr>
-              <w:bidi/>
-              <w:jc w:val="left"/>
-            </w:pPr>
-            <w:r>
-              <w:rPr>
-                <w:b/>
-                <w:bCs/>
-                <w:rtl/>
-              </w:rPr>
-              <w:t xml:space="preserve">(3)</w:t>
-            </w:r>
-            <w:r>
-              <w:rPr>
-                <w:rtl/>
-              </w:rPr>
-              <w:t xml:space="preserve"> </w:t>
-            </w:r>
-            <w:r>
-              <w:rPr>
-                <w:rtl/>
-              </w:rPr>
-              <w:t xml:space="preserve">‎$\RR{\left(\dfrac uv\right)^{\prime}=\dfrac{u^{\prime}v-uv^{\prime}}{v^2}}$</w:t>
-            </w:r>
-            <w:r>
-              <w:rPr>
-                <w:rtl/>
-              </w:rPr>
-              <w:t xml:space="preserve">.</w:t>
-            </w:r>
-          </w:p>
-        </w:tc>
-        <w:tc>
-          <w:tcPr>
-            <w:shd w:val="clear" w:color="auto" w:fill="E4E7ED"/>
-          </w:tcPr>
-          <w:p>
-            <w:pPr>
-              <w:pStyle w:val="Compact"/>
-              <w:bidi/>
-              <w:jc w:val="left"/>
-            </w:pPr>
-            <w:r>
-              <w:rPr>
-                <w:rtl/>
-              </w:rPr>
-              <w:t xml:space="preserve"/>
-            </w:r>
-          </w:p>
-        </w:tc>
-      </w:tr>
-      <w:tr>
-        <w:tc>
-          <w:tcPr/>
-          <w:p>
-            <w:pPr>
-              <w:pStyle w:val="Compact"/>
-              <w:bidi/>
-              <w:jc w:val="center"/>
-            </w:pPr>
-          </w:p>
-        </w:tc>
-        <w:tc>
-          <w:tcPr/>
-          <w:p>
-            <w:pPr>
-              <w:pStyle w:val="Compact"/>
-              <w:bidi/>
-              <w:jc w:val="center"/>
-            </w:pPr>
-          </w:p>
-        </w:tc>
-        <w:tc>
-          <w:tcPr/>
-          <w:p>
-            <w:pPr>
-              <w:bidi/>
-              <w:jc w:val="left"/>
-            </w:pPr>
-            <w:r>
-              <w:rPr>
-                <w:b/>
-                <w:bCs/>
-                <w:rtl/>
-              </w:rPr>
-              <w:t xml:space="preserve">[مثال]</w:t>
-            </w:r>
-            <w:r>
-              <w:rPr>
-                <w:rtl/>
-              </w:rPr>
-              <w:t xml:space="preserve"> </w:t>
-            </w:r>
-            <m:oMath>
-              <m:r>
-                <m:t>f</m:t>
-              </m:r>
-              <m:d>
-                <m:dPr>
-                  <m:begChr m:val="("/>
-                  <m:endChr m:val=")"/>
-                  <m:sepChr m:val=""/>
-                  <m:grow/>
-                </m:dPr>
-                <m:e>
-                  <m:r>
-                    <m:t>x</m:t>
-                  </m:r>
-                </m:e>
-              </m:d>
-              <m:r>
-                <m:rPr>
-                  <m:sty m:val="p"/>
-                </m:rPr>
-                <m:t>=</m:t>
-              </m:r>
-              <m:f>
-                <m:fPr>
-                  <m:type m:val="bar"/>
-                </m:fPr>
-                <m:num>
-                  <m:r>
-                    <m:t>2</m:t>
-                  </m:r>
-                  <m:r>
-                    <m:t>x</m:t>
-                  </m:r>
-                  <m:r>
-                    <m:rPr>
-                      <m:sty m:val="p"/>
-                    </m:rPr>
-                    <m:t>+</m:t>
-                  </m:r>
-                  <m:r>
-                    <m:t>1</m:t>
-                  </m:r>
-                </m:num>
-                <m:den>
-                  <m:r>
-                    <m:t>x</m:t>
-                  </m:r>
-                  <m:r>
-                    <m:rPr>
-                      <m:sty m:val="p"/>
-                    </m:rPr>
-                    <m:t>−</m:t>
-                  </m:r>
-                  <m:r>
-                    <m:t>3</m:t>
-                  </m:r>
-                </m:den>
-              </m:f>
-            </m:oMath>
-            <w:r>
-              <w:rPr>
-                <w:rtl/>
-              </w:rPr>
-              <w:t xml:space="preserve">: نضع</w:t>
-            </w:r>
-            <w:r>
-              <w:rPr>
-                <w:rtl/>
-              </w:rPr>
-              <w:t xml:space="preserve"> </w:t>
-            </w:r>
-            <m:oMath>
-              <m:r>
-                <m:t>u</m:t>
-              </m:r>
-              <m:d>
-                <m:dPr>
-                  <m:begChr m:val="("/>
-                  <m:endChr m:val=")"/>
-                  <m:sepChr m:val=""/>
-                  <m:grow/>
-                </m:dPr>
-                <m:e>
-                  <m:r>
-                    <m:t>x</m:t>
-                  </m:r>
-                </m:e>
-              </m:d>
-              <m:r>
-                <m:rPr>
-                  <m:sty m:val="p"/>
-                </m:rPr>
-                <m:t>=</m:t>
-              </m:r>
-              <m:r>
-                <m:t>2</m:t>
-              </m:r>
-              <m:r>
-                <m:t>x</m:t>
-              </m:r>
-              <m:r>
-                <m:rPr>
-                  <m:sty m:val="p"/>
-                </m:rPr>
-                <m:t>+</m:t>
-              </m:r>
-              <m:r>
-                <m:t>1</m:t>
-              </m:r>
-            </m:oMath>
-            <w:r>
-              <w:rPr>
-                <w:rtl/>
-              </w:rPr>
-              <w:t xml:space="preserve"> </w:t>
-            </w:r>
-            <w:r>
-              <w:rPr>
-                <w:rtl/>
-              </w:rPr>
-              <w:t xml:space="preserve">،</w:t>
-            </w:r>
-            <w:r>
-              <w:rPr>
-                <w:rtl/>
-              </w:rPr>
-              <w:t xml:space="preserve"> </w:t>
-            </w:r>
             <m:oMath>
               <m:sSup>
                 <m:e>
-                  <m:r>
-                    <m:t>u</m:t>
-                  </m:r>
+                  <m:d>
+                    <m:dPr>
+                      <m:begChr m:val="("/>
+                      <m:endChr m:val=")"/>
+                      <m:sepChr m:val=""/>
+                      <m:grow/>
+                    </m:dPr>
+                    <m:e>
+                      <m:r>
+                        <m:t>u</m:t>
+                      </m:r>
+                      <m:r>
+                        <m:rPr>
+                          <m:sty m:val="p"/>
+                        </m:rPr>
+                        <m:t>+</m:t>
+                      </m:r>
+                      <m:r>
+                        <m:t>v</m:t>
+                      </m:r>
+                    </m:e>
+                  </m:d>
                 </m:e>
                 <m:sup>
                   <m:r>
@@ -5281,106 +5626,16 @@
                   </m:r>
                 </m:sup>
               </m:sSup>
-              <m:d>
-                <m:dPr>
-                  <m:begChr m:val="("/>
-                  <m:endChr m:val=")"/>
-                  <m:sepChr m:val=""/>
-                  <m:grow/>
-                </m:dPr>
-                <m:e>
-                  <m:r>
-                    <m:t>x</m:t>
-                  </m:r>
-                </m:e>
-              </m:d>
               <m:r>
                 <m:rPr>
                   <m:sty m:val="p"/>
                 </m:rPr>
                 <m:t>=</m:t>
               </m:r>
-              <m:r>
-                <m:t>2</m:t>
-              </m:r>
-            </m:oMath>
-            <w:r>
-              <w:rPr>
-                <w:rtl/>
-              </w:rPr>
-              <w:t xml:space="preserve"> </w:t>
-            </w:r>
-            <w:r>
-              <w:rPr>
-                <w:rtl/>
-              </w:rPr>
-              <w:t xml:space="preserve">،</w:t>
-            </w:r>
-            <w:r>
-              <w:rPr>
-                <w:rtl/>
-              </w:rPr>
-              <w:t xml:space="preserve"> </w:t>
-            </w:r>
-            <m:oMath>
-              <m:r>
-                <m:t>v</m:t>
-              </m:r>
-              <m:d>
-                <m:dPr>
-                  <m:begChr m:val="("/>
-                  <m:endChr m:val=")"/>
-                  <m:sepChr m:val=""/>
-                  <m:grow/>
-                </m:dPr>
-                <m:e>
-                  <m:r>
-                    <m:t>x</m:t>
-                  </m:r>
-                </m:e>
-              </m:d>
-              <m:r>
-                <m:rPr>
-                  <m:sty m:val="p"/>
-                </m:rPr>
-                <m:t>=</m:t>
-              </m:r>
-              <m:r>
-                <m:t>x</m:t>
-              </m:r>
-              <m:r>
-                <m:rPr>
-                  <m:sty m:val="p"/>
-                </m:rPr>
-                <m:t>−</m:t>
-              </m:r>
-              <m:r>
-                <m:t>3</m:t>
-              </m:r>
-            </m:oMath>
-            <w:r>
-              <w:rPr>
-                <w:rtl/>
-              </w:rPr>
-              <w:t xml:space="preserve"> </w:t>
-            </w:r>
-            <w:r>
-              <w:rPr>
-                <w:rtl/>
-              </w:rPr>
-              <w:t xml:space="preserve">،</w:t>
-            </w:r>
-            <w:r>
-              <w:rPr>
-                <w:rtl/>
-              </w:rPr>
-              <w:t xml:space="preserve"> </w:t>
-            </w:r>
-            <m:oMath>
               <m:sSup>
                 <m:e>
                   <m:r>
-                    <m:t>v</m:t>
+                    <m:t>u</m:t>
                   </m:r>
                 </m:e>
                 <m:sup>
@@ -5392,19 +5647,75 @@
                   </m:r>
                 </m:sup>
               </m:sSup>
-              <m:d>
-                <m:dPr>
-                  <m:begChr m:val="("/>
-                  <m:endChr m:val=")"/>
-                  <m:sepChr m:val=""/>
-                  <m:grow/>
-                </m:dPr>
-                <m:e>
-                  <m:r>
-                    <m:t>x</m:t>
-                  </m:r>
-                </m:e>
-              </m:d>
+              <m:r>
+                <m:rPr>
+                  <m:sty m:val="p"/>
+                </m:rPr>
+                <m:t>+</m:t>
+              </m:r>
+              <m:sSup>
+                <m:e>
+                  <m:r>
+                    <m:t>v</m:t>
+                  </m:r>
+                </m:e>
+                <m:sup>
+                  <m:r>
+                    <m:rPr>
+                      <m:sty m:val="p"/>
+                    </m:rPr>
+                    <m:t>′</m:t>
+                  </m:r>
+                </m:sup>
+              </m:sSup>
+            </m:oMath>
+            <w:r>
+              <w:rPr>
+                <w:rtl/>
+              </w:rPr>
+              <w:t xml:space="preserve"> </w:t>
+            </w:r>
+            <w:r>
+              <w:rPr>
+                <w:rtl/>
+              </w:rPr>
+              <w:t xml:space="preserve">؛</w:t>
+            </w:r>
+            <w:r>
+              <w:rPr>
+                <w:rtl/>
+              </w:rPr>
+              <w:t xml:space="preserve"> </w:t>
+            </w:r>
+            <m:oMath>
+              <m:sSup>
+                <m:e>
+                  <m:d>
+                    <m:dPr>
+                      <m:begChr m:val="("/>
+                      <m:endChr m:val=")"/>
+                      <m:sepChr m:val=""/>
+                      <m:grow/>
+                    </m:dPr>
+                    <m:e>
+                      <m:r>
+                        <m:t>k</m:t>
+                      </m:r>
+                      <m:r>
+                        <m:t>u</m:t>
+                      </m:r>
+                    </m:e>
+                  </m:d>
+                </m:e>
+                <m:sup>
+                  <m:r>
+                    <m:rPr>
+                      <m:sty m:val="p"/>
+                    </m:rPr>
+                    <m:t>′</m:t>
+                  </m:r>
+                </m:sup>
+              </m:sSup>
               <m:r>
                 <m:rPr>
                   <m:sty m:val="p"/>
@@ -5412,8 +5723,23 @@
                 <m:t>=</m:t>
               </m:r>
               <m:r>
-                <m:t>1</m:t>
-              </m:r>
+                <m:t>k</m:t>
+              </m:r>
+              <m:sSup>
+                <m:e>
+                  <m:r>
+                    <m:t>u</m:t>
+                  </m:r>
+                </m:e>
+                <m:sup>
+                  <m:r>
+                    <m:rPr>
+                      <m:sty m:val="p"/>
+                    </m:rPr>
+                    <m:t>′</m:t>
+                  </m:r>
+                </m:sup>
+              </m:sSup>
             </m:oMath>
             <w:r>
               <w:rPr>
@@ -5424,68 +5750,6 @@
           </w:p>
           <w:p>
             <w:pPr>
-              <w:bidi/>
-              <w:jc w:val="left"/>
-            </w:pPr>
-            <w:r>
-              <w:rPr>
-                <w:rtl/>
-              </w:rPr>
-              <w:t xml:space="preserve">‎$f^{\prime}(x)=\dfrac{2(x-3)-(2x+1)\times1}{(x-3)^2}=\dfrac{2x-6-2x-1}{(x-3)^2}=\RR{\dfrac{-7}{(x-3)^2}}$</w:t>
-            </w:r>
-            <w:r>
-              <w:rPr>
-                <w:rtl/>
-              </w:rPr>
-              <w:t xml:space="preserve">.</w:t>
-            </w:r>
-          </w:p>
-        </w:tc>
-        <w:tc>
-          <w:tcPr>
-            <w:shd w:val="clear" w:color="auto" w:fill="E4E7ED"/>
-          </w:tcPr>
-          <w:p>
-            <w:pPr>
-              <w:pStyle w:val="Compact"/>
-              <w:bidi/>
-              <w:jc w:val="left"/>
-            </w:pPr>
-            <w:r>
-              <w:rPr>
-                <w:rtl/>
-              </w:rPr>
-              <w:t xml:space="preserve"/>
-            </w:r>
-          </w:p>
-        </w:tc>
-      </w:tr>
-      <w:tr>
-        <w:tc>
-          <w:tcPr/>
-          <w:p>
-            <w:pPr>
-              <w:pStyle w:val="Compact"/>
-              <w:bidi/>
-              <w:jc w:val="center"/>
-            </w:pPr>
-          </w:p>
-        </w:tc>
-        <w:tc>
-          <w:tcPr/>
-          <w:p>
-            <w:pPr>
-              <w:pStyle w:val="Compact"/>
-              <w:bidi/>
-              <w:jc w:val="center"/>
-            </w:pPr>
-          </w:p>
-        </w:tc>
-        <w:tc>
-          <w:tcPr/>
-          <w:p>
-            <w:pPr>
-              <w:pStyle w:val="Compact"/>
               <w:bidi/>
               <w:jc w:val="left"/>
             </w:pPr>
@@ -5495,13 +5759,13 @@
                 <w:bCs/>
                 <w:rtl/>
               </w:rPr>
-              <w:t xml:space="preserve">[حذار]</w:t>
-            </w:r>
-            <w:r>
-              <w:rPr>
-                <w:rtl/>
-              </w:rPr>
-              <w:t xml:space="preserve"> </w:t>
+              <w:t xml:space="preserve">(2)</w:t>
+            </w:r>
+            <w:r>
+              <w:rPr>
+                <w:rtl/>
+              </w:rPr>
+              <w:t xml:space="preserve"> </w:t>
             </w:r>
             <m:oMath>
               <m:sSup>
@@ -5536,6 +5800,926 @@
                 <m:rPr>
                   <m:sty m:val="p"/>
                 </m:rPr>
+                <m:t>=</m:t>
+              </m:r>
+              <m:sSup>
+                <m:e>
+                  <m:r>
+                    <m:t>u</m:t>
+                  </m:r>
+                </m:e>
+                <m:sup>
+                  <m:r>
+                    <m:rPr>
+                      <m:sty m:val="p"/>
+                    </m:rPr>
+                    <m:t>′</m:t>
+                  </m:r>
+                </m:sup>
+              </m:sSup>
+              <m:r>
+                <m:t>v</m:t>
+              </m:r>
+              <m:r>
+                <m:rPr>
+                  <m:sty m:val="p"/>
+                </m:rPr>
+                <m:t>+</m:t>
+              </m:r>
+              <m:r>
+                <m:t>u</m:t>
+              </m:r>
+              <m:sSup>
+                <m:e>
+                  <m:r>
+                    <m:t>v</m:t>
+                  </m:r>
+                </m:e>
+                <m:sup>
+                  <m:r>
+                    <m:rPr>
+                      <m:sty m:val="p"/>
+                    </m:rPr>
+                    <m:t>′</m:t>
+                  </m:r>
+                </m:sup>
+              </m:sSup>
+            </m:oMath>
+            <w:r>
+              <w:rPr>
+                <w:rtl/>
+              </w:rPr>
+              <w:t xml:space="preserve">.</w:t>
+            </w:r>
+          </w:p>
+          <w:p>
+            <w:pPr>
+              <w:bidi/>
+              <w:jc w:val="left"/>
+            </w:pPr>
+            <w:r>
+              <w:rPr>
+                <w:b/>
+                <w:bCs/>
+                <w:rtl/>
+              </w:rPr>
+              <w:t xml:space="preserve">(3)</w:t>
+            </w:r>
+            <w:r>
+              <w:rPr>
+                <w:rtl/>
+              </w:rPr>
+              <w:t xml:space="preserve"> </w:t>
+            </w:r>
+            <m:oMath>
+              <m:sSup>
+                <m:e>
+                  <m:d>
+                    <m:dPr>
+                      <m:begChr m:val="("/>
+                      <m:endChr m:val=")"/>
+                      <m:sepChr m:val=""/>
+                      <m:grow/>
+                    </m:dPr>
+                    <m:e>
+                      <m:f>
+                        <m:fPr>
+                          <m:type m:val="bar"/>
+                        </m:fPr>
+                        <m:num>
+                          <m:r>
+                            <m:t>u</m:t>
+                          </m:r>
+                        </m:num>
+                        <m:den>
+                          <m:r>
+                            <m:t>v</m:t>
+                          </m:r>
+                        </m:den>
+                      </m:f>
+                    </m:e>
+                  </m:d>
+                </m:e>
+                <m:sup>
+                  <m:r>
+                    <m:rPr>
+                      <m:sty m:val="p"/>
+                    </m:rPr>
+                    <m:t>′</m:t>
+                  </m:r>
+                </m:sup>
+              </m:sSup>
+              <m:r>
+                <m:rPr>
+                  <m:sty m:val="p"/>
+                </m:rPr>
+                <m:t>=</m:t>
+              </m:r>
+              <m:f>
+                <m:fPr>
+                  <m:type m:val="bar"/>
+                </m:fPr>
+                <m:num>
+                  <m:sSup>
+                    <m:e>
+                      <m:r>
+                        <m:t>u</m:t>
+                      </m:r>
+                    </m:e>
+                    <m:sup>
+                      <m:r>
+                        <m:rPr>
+                          <m:sty m:val="p"/>
+                        </m:rPr>
+                        <m:t>′</m:t>
+                      </m:r>
+                    </m:sup>
+                  </m:sSup>
+                  <m:r>
+                    <m:t>v</m:t>
+                  </m:r>
+                  <m:r>
+                    <m:rPr>
+                      <m:sty m:val="p"/>
+                    </m:rPr>
+                    <m:t>−</m:t>
+                  </m:r>
+                  <m:r>
+                    <m:t>u</m:t>
+                  </m:r>
+                  <m:sSup>
+                    <m:e>
+                      <m:r>
+                        <m:t>v</m:t>
+                      </m:r>
+                    </m:e>
+                    <m:sup>
+                      <m:r>
+                        <m:rPr>
+                          <m:sty m:val="p"/>
+                        </m:rPr>
+                        <m:t>′</m:t>
+                      </m:r>
+                    </m:sup>
+                  </m:sSup>
+                </m:num>
+                <m:den>
+                  <m:sSup>
+                    <m:e>
+                      <m:r>
+                        <m:t>v</m:t>
+                      </m:r>
+                    </m:e>
+                    <m:sup>
+                      <m:r>
+                        <m:t>2</m:t>
+                      </m:r>
+                    </m:sup>
+                  </m:sSup>
+                </m:den>
+              </m:f>
+            </m:oMath>
+            <w:r>
+              <w:rPr>
+                <w:rtl/>
+              </w:rPr>
+              <w:t xml:space="preserve">.</w:t>
+            </w:r>
+          </w:p>
+        </w:tc>
+        <w:tc>
+          <w:tcPr>
+            <w:shd w:val="clear" w:color="auto" w:fill="E4E7ED"/>
+          </w:tcPr>
+          <w:p>
+            <w:pPr>
+              <w:pStyle w:val="Compact"/>
+              <w:bidi/>
+              <w:jc w:val="left"/>
+            </w:pPr>
+            <w:r>
+              <w:rPr>
+                <w:rtl/>
+              </w:rPr>
+              <w:t xml:space="preserve"/>
+            </w:r>
+          </w:p>
+        </w:tc>
+      </w:tr>
+      <w:tr>
+        <w:tc>
+          <w:tcPr/>
+          <w:p>
+            <w:pPr>
+              <w:pStyle w:val="Compact"/>
+              <w:bidi/>
+              <w:jc w:val="center"/>
+            </w:pPr>
+          </w:p>
+        </w:tc>
+        <w:tc>
+          <w:tcPr/>
+          <w:p>
+            <w:pPr>
+              <w:pStyle w:val="Compact"/>
+              <w:bidi/>
+              <w:jc w:val="center"/>
+            </w:pPr>
+          </w:p>
+        </w:tc>
+        <w:tc>
+          <w:tcPr/>
+          <w:p>
+            <w:pPr>
+              <w:bidi/>
+              <w:jc w:val="left"/>
+            </w:pPr>
+            <w:r>
+              <w:rPr>
+                <w:b/>
+                <w:bCs/>
+                <w:rtl/>
+              </w:rPr>
+              <w:t xml:space="preserve">[مثال]</w:t>
+            </w:r>
+            <w:r>
+              <w:rPr>
+                <w:rtl/>
+              </w:rPr>
+              <w:t xml:space="preserve"> </w:t>
+            </w:r>
+            <m:oMath>
+              <m:r>
+                <m:t>f</m:t>
+              </m:r>
+              <m:d>
+                <m:dPr>
+                  <m:begChr m:val="("/>
+                  <m:endChr m:val=")"/>
+                  <m:sepChr m:val=""/>
+                  <m:grow/>
+                </m:dPr>
+                <m:e>
+                  <m:r>
+                    <m:t>x</m:t>
+                  </m:r>
+                </m:e>
+              </m:d>
+              <m:r>
+                <m:rPr>
+                  <m:sty m:val="p"/>
+                </m:rPr>
+                <m:t>=</m:t>
+              </m:r>
+              <m:f>
+                <m:fPr>
+                  <m:type m:val="bar"/>
+                </m:fPr>
+                <m:num>
+                  <m:r>
+                    <m:t>2</m:t>
+                  </m:r>
+                  <m:r>
+                    <m:t>x</m:t>
+                  </m:r>
+                  <m:r>
+                    <m:rPr>
+                      <m:sty m:val="p"/>
+                    </m:rPr>
+                    <m:t>+</m:t>
+                  </m:r>
+                  <m:r>
+                    <m:t>1</m:t>
+                  </m:r>
+                </m:num>
+                <m:den>
+                  <m:r>
+                    <m:t>x</m:t>
+                  </m:r>
+                  <m:r>
+                    <m:rPr>
+                      <m:sty m:val="p"/>
+                    </m:rPr>
+                    <m:t>−</m:t>
+                  </m:r>
+                  <m:r>
+                    <m:t>3</m:t>
+                  </m:r>
+                </m:den>
+              </m:f>
+            </m:oMath>
+            <w:r>
+              <w:rPr>
+                <w:rtl/>
+              </w:rPr>
+              <w:t xml:space="preserve">: نضع</w:t>
+            </w:r>
+            <w:r>
+              <w:rPr>
+                <w:rtl/>
+              </w:rPr>
+              <w:t xml:space="preserve"> </w:t>
+            </w:r>
+            <m:oMath>
+              <m:r>
+                <m:t>u</m:t>
+              </m:r>
+              <m:d>
+                <m:dPr>
+                  <m:begChr m:val="("/>
+                  <m:endChr m:val=")"/>
+                  <m:sepChr m:val=""/>
+                  <m:grow/>
+                </m:dPr>
+                <m:e>
+                  <m:r>
+                    <m:t>x</m:t>
+                  </m:r>
+                </m:e>
+              </m:d>
+              <m:r>
+                <m:rPr>
+                  <m:sty m:val="p"/>
+                </m:rPr>
+                <m:t>=</m:t>
+              </m:r>
+              <m:r>
+                <m:t>2</m:t>
+              </m:r>
+              <m:r>
+                <m:t>x</m:t>
+              </m:r>
+              <m:r>
+                <m:rPr>
+                  <m:sty m:val="p"/>
+                </m:rPr>
+                <m:t>+</m:t>
+              </m:r>
+              <m:r>
+                <m:t>1</m:t>
+              </m:r>
+            </m:oMath>
+            <w:r>
+              <w:rPr>
+                <w:rtl/>
+              </w:rPr>
+              <w:t xml:space="preserve"> </w:t>
+            </w:r>
+            <w:r>
+              <w:rPr>
+                <w:rtl/>
+              </w:rPr>
+              <w:t xml:space="preserve">،</w:t>
+            </w:r>
+            <w:r>
+              <w:rPr>
+                <w:rtl/>
+              </w:rPr>
+              <w:t xml:space="preserve"> </w:t>
+            </w:r>
+            <m:oMath>
+              <m:sSup>
+                <m:e>
+                  <m:r>
+                    <m:t>u</m:t>
+                  </m:r>
+                </m:e>
+                <m:sup>
+                  <m:r>
+                    <m:rPr>
+                      <m:sty m:val="p"/>
+                    </m:rPr>
+                    <m:t>′</m:t>
+                  </m:r>
+                </m:sup>
+              </m:sSup>
+              <m:d>
+                <m:dPr>
+                  <m:begChr m:val="("/>
+                  <m:endChr m:val=")"/>
+                  <m:sepChr m:val=""/>
+                  <m:grow/>
+                </m:dPr>
+                <m:e>
+                  <m:r>
+                    <m:t>x</m:t>
+                  </m:r>
+                </m:e>
+              </m:d>
+              <m:r>
+                <m:rPr>
+                  <m:sty m:val="p"/>
+                </m:rPr>
+                <m:t>=</m:t>
+              </m:r>
+              <m:r>
+                <m:t>2</m:t>
+              </m:r>
+            </m:oMath>
+            <w:r>
+              <w:rPr>
+                <w:rtl/>
+              </w:rPr>
+              <w:t xml:space="preserve"> </w:t>
+            </w:r>
+            <w:r>
+              <w:rPr>
+                <w:rtl/>
+              </w:rPr>
+              <w:t xml:space="preserve">،</w:t>
+            </w:r>
+            <w:r>
+              <w:rPr>
+                <w:rtl/>
+              </w:rPr>
+              <w:t xml:space="preserve"> </w:t>
+            </w:r>
+            <m:oMath>
+              <m:r>
+                <m:t>v</m:t>
+              </m:r>
+              <m:d>
+                <m:dPr>
+                  <m:begChr m:val="("/>
+                  <m:endChr m:val=")"/>
+                  <m:sepChr m:val=""/>
+                  <m:grow/>
+                </m:dPr>
+                <m:e>
+                  <m:r>
+                    <m:t>x</m:t>
+                  </m:r>
+                </m:e>
+              </m:d>
+              <m:r>
+                <m:rPr>
+                  <m:sty m:val="p"/>
+                </m:rPr>
+                <m:t>=</m:t>
+              </m:r>
+              <m:r>
+                <m:t>x</m:t>
+              </m:r>
+              <m:r>
+                <m:rPr>
+                  <m:sty m:val="p"/>
+                </m:rPr>
+                <m:t>−</m:t>
+              </m:r>
+              <m:r>
+                <m:t>3</m:t>
+              </m:r>
+            </m:oMath>
+            <w:r>
+              <w:rPr>
+                <w:rtl/>
+              </w:rPr>
+              <w:t xml:space="preserve"> </w:t>
+            </w:r>
+            <w:r>
+              <w:rPr>
+                <w:rtl/>
+              </w:rPr>
+              <w:t xml:space="preserve">،</w:t>
+            </w:r>
+            <w:r>
+              <w:rPr>
+                <w:rtl/>
+              </w:rPr>
+              <w:t xml:space="preserve"> </w:t>
+            </w:r>
+            <m:oMath>
+              <m:sSup>
+                <m:e>
+                  <m:r>
+                    <m:t>v</m:t>
+                  </m:r>
+                </m:e>
+                <m:sup>
+                  <m:r>
+                    <m:rPr>
+                      <m:sty m:val="p"/>
+                    </m:rPr>
+                    <m:t>′</m:t>
+                  </m:r>
+                </m:sup>
+              </m:sSup>
+              <m:d>
+                <m:dPr>
+                  <m:begChr m:val="("/>
+                  <m:endChr m:val=")"/>
+                  <m:sepChr m:val=""/>
+                  <m:grow/>
+                </m:dPr>
+                <m:e>
+                  <m:r>
+                    <m:t>x</m:t>
+                  </m:r>
+                </m:e>
+              </m:d>
+              <m:r>
+                <m:rPr>
+                  <m:sty m:val="p"/>
+                </m:rPr>
+                <m:t>=</m:t>
+              </m:r>
+              <m:r>
+                <m:t>1</m:t>
+              </m:r>
+            </m:oMath>
+            <w:r>
+              <w:rPr>
+                <w:rtl/>
+              </w:rPr>
+              <w:t xml:space="preserve">.</w:t>
+            </w:r>
+          </w:p>
+          <w:p>
+            <w:pPr>
+              <w:bidi/>
+              <w:jc w:val="left"/>
+            </w:pPr>
+            <m:oMath>
+              <m:sSup>
+                <m:e>
+                  <m:r>
+                    <m:t>f</m:t>
+                  </m:r>
+                </m:e>
+                <m:sup>
+                  <m:r>
+                    <m:rPr>
+                      <m:sty m:val="p"/>
+                    </m:rPr>
+                    <m:t>′</m:t>
+                  </m:r>
+                </m:sup>
+              </m:sSup>
+              <m:d>
+                <m:dPr>
+                  <m:begChr m:val="("/>
+                  <m:endChr m:val=")"/>
+                  <m:sepChr m:val=""/>
+                  <m:grow/>
+                </m:dPr>
+                <m:e>
+                  <m:r>
+                    <m:t>x</m:t>
+                  </m:r>
+                </m:e>
+              </m:d>
+              <m:r>
+                <m:rPr>
+                  <m:sty m:val="p"/>
+                </m:rPr>
+                <m:t>=</m:t>
+              </m:r>
+              <m:f>
+                <m:fPr>
+                  <m:type m:val="bar"/>
+                </m:fPr>
+                <m:num>
+                  <m:r>
+                    <m:t>2</m:t>
+                  </m:r>
+                  <m:d>
+                    <m:dPr>
+                      <m:begChr m:val="("/>
+                      <m:endChr m:val=")"/>
+                      <m:sepChr m:val=""/>
+                      <m:grow/>
+                    </m:dPr>
+                    <m:e>
+                      <m:r>
+                        <m:t>x</m:t>
+                      </m:r>
+                      <m:r>
+                        <m:rPr>
+                          <m:sty m:val="p"/>
+                        </m:rPr>
+                        <m:t>−</m:t>
+                      </m:r>
+                      <m:r>
+                        <m:t>3</m:t>
+                      </m:r>
+                    </m:e>
+                  </m:d>
+                  <m:r>
+                    <m:rPr>
+                      <m:sty m:val="p"/>
+                    </m:rPr>
+                    <m:t>−</m:t>
+                  </m:r>
+                  <m:d>
+                    <m:dPr>
+                      <m:begChr m:val="("/>
+                      <m:endChr m:val=")"/>
+                      <m:sepChr m:val=""/>
+                      <m:grow/>
+                    </m:dPr>
+                    <m:e>
+                      <m:r>
+                        <m:t>2</m:t>
+                      </m:r>
+                      <m:r>
+                        <m:t>x</m:t>
+                      </m:r>
+                      <m:r>
+                        <m:rPr>
+                          <m:sty m:val="p"/>
+                        </m:rPr>
+                        <m:t>+</m:t>
+                      </m:r>
+                      <m:r>
+                        <m:t>1</m:t>
+                      </m:r>
+                    </m:e>
+                  </m:d>
+                  <m:r>
+                    <m:rPr>
+                      <m:sty m:val="p"/>
+                    </m:rPr>
+                    <m:t>×</m:t>
+                  </m:r>
+                  <m:r>
+                    <m:t>1</m:t>
+                  </m:r>
+                </m:num>
+                <m:den>
+                  <m:sSup>
+                    <m:e>
+                      <m:d>
+                        <m:dPr>
+                          <m:begChr m:val="("/>
+                          <m:endChr m:val=")"/>
+                          <m:sepChr m:val=""/>
+                          <m:grow/>
+                        </m:dPr>
+                        <m:e>
+                          <m:r>
+                            <m:t>x</m:t>
+                          </m:r>
+                          <m:r>
+                            <m:rPr>
+                              <m:sty m:val="p"/>
+                            </m:rPr>
+                            <m:t>−</m:t>
+                          </m:r>
+                          <m:r>
+                            <m:t>3</m:t>
+                          </m:r>
+                        </m:e>
+                      </m:d>
+                    </m:e>
+                    <m:sup>
+                      <m:r>
+                        <m:t>2</m:t>
+                      </m:r>
+                    </m:sup>
+                  </m:sSup>
+                </m:den>
+              </m:f>
+              <m:r>
+                <m:rPr>
+                  <m:sty m:val="p"/>
+                </m:rPr>
+                <m:t>=</m:t>
+              </m:r>
+              <m:f>
+                <m:fPr>
+                  <m:type m:val="bar"/>
+                </m:fPr>
+                <m:num>
+                  <m:r>
+                    <m:t>2</m:t>
+                  </m:r>
+                  <m:r>
+                    <m:t>x</m:t>
+                  </m:r>
+                  <m:r>
+                    <m:rPr>
+                      <m:sty m:val="p"/>
+                    </m:rPr>
+                    <m:t>−</m:t>
+                  </m:r>
+                  <m:r>
+                    <m:t>6</m:t>
+                  </m:r>
+                  <m:r>
+                    <m:rPr>
+                      <m:sty m:val="p"/>
+                    </m:rPr>
+                    <m:t>−</m:t>
+                  </m:r>
+                  <m:r>
+                    <m:t>2</m:t>
+                  </m:r>
+                  <m:r>
+                    <m:t>x</m:t>
+                  </m:r>
+                  <m:r>
+                    <m:rPr>
+                      <m:sty m:val="p"/>
+                    </m:rPr>
+                    <m:t>−</m:t>
+                  </m:r>
+                  <m:r>
+                    <m:t>1</m:t>
+                  </m:r>
+                </m:num>
+                <m:den>
+                  <m:sSup>
+                    <m:e>
+                      <m:d>
+                        <m:dPr>
+                          <m:begChr m:val="("/>
+                          <m:endChr m:val=")"/>
+                          <m:sepChr m:val=""/>
+                          <m:grow/>
+                        </m:dPr>
+                        <m:e>
+                          <m:r>
+                            <m:t>x</m:t>
+                          </m:r>
+                          <m:r>
+                            <m:rPr>
+                              <m:sty m:val="p"/>
+                            </m:rPr>
+                            <m:t>−</m:t>
+                          </m:r>
+                          <m:r>
+                            <m:t>3</m:t>
+                          </m:r>
+                        </m:e>
+                      </m:d>
+                    </m:e>
+                    <m:sup>
+                      <m:r>
+                        <m:t>2</m:t>
+                      </m:r>
+                    </m:sup>
+                  </m:sSup>
+                </m:den>
+              </m:f>
+              <m:r>
+                <m:rPr>
+                  <m:sty m:val="p"/>
+                </m:rPr>
+                <m:t>=</m:t>
+              </m:r>
+              <m:f>
+                <m:fPr>
+                  <m:type m:val="bar"/>
+                </m:fPr>
+                <m:num>
+                  <m:r>
+                    <m:rPr>
+                      <m:sty m:val="p"/>
+                    </m:rPr>
+                    <m:t>−</m:t>
+                  </m:r>
+                  <m:r>
+                    <m:t>7</m:t>
+                  </m:r>
+                </m:num>
+                <m:den>
+                  <m:sSup>
+                    <m:e>
+                      <m:d>
+                        <m:dPr>
+                          <m:begChr m:val="("/>
+                          <m:endChr m:val=")"/>
+                          <m:sepChr m:val=""/>
+                          <m:grow/>
+                        </m:dPr>
+                        <m:e>
+                          <m:r>
+                            <m:t>x</m:t>
+                          </m:r>
+                          <m:r>
+                            <m:rPr>
+                              <m:sty m:val="p"/>
+                            </m:rPr>
+                            <m:t>−</m:t>
+                          </m:r>
+                          <m:r>
+                            <m:t>3</m:t>
+                          </m:r>
+                        </m:e>
+                      </m:d>
+                    </m:e>
+                    <m:sup>
+                      <m:r>
+                        <m:t>2</m:t>
+                      </m:r>
+                    </m:sup>
+                  </m:sSup>
+                </m:den>
+              </m:f>
+            </m:oMath>
+            <w:r>
+              <w:rPr>
+                <w:rtl/>
+              </w:rPr>
+              <w:t xml:space="preserve">.</w:t>
+            </w:r>
+          </w:p>
+        </w:tc>
+        <w:tc>
+          <w:tcPr>
+            <w:shd w:val="clear" w:color="auto" w:fill="E4E7ED"/>
+          </w:tcPr>
+          <w:p>
+            <w:pPr>
+              <w:pStyle w:val="Compact"/>
+              <w:bidi/>
+              <w:jc w:val="left"/>
+            </w:pPr>
+            <w:r>
+              <w:rPr>
+                <w:rtl/>
+              </w:rPr>
+              <w:t xml:space="preserve"/>
+            </w:r>
+          </w:p>
+        </w:tc>
+      </w:tr>
+      <w:tr>
+        <w:tc>
+          <w:tcPr/>
+          <w:p>
+            <w:pPr>
+              <w:pStyle w:val="Compact"/>
+              <w:bidi/>
+              <w:jc w:val="center"/>
+            </w:pPr>
+          </w:p>
+        </w:tc>
+        <w:tc>
+          <w:tcPr/>
+          <w:p>
+            <w:pPr>
+              <w:pStyle w:val="Compact"/>
+              <w:bidi/>
+              <w:jc w:val="center"/>
+            </w:pPr>
+          </w:p>
+        </w:tc>
+        <w:tc>
+          <w:tcPr/>
+          <w:p>
+            <w:pPr>
+              <w:pStyle w:val="Compact"/>
+              <w:bidi/>
+              <w:jc w:val="left"/>
+            </w:pPr>
+            <w:r>
+              <w:rPr>
+                <w:b/>
+                <w:bCs/>
+                <w:rtl/>
+              </w:rPr>
+              <w:t xml:space="preserve">[حذار]</w:t>
+            </w:r>
+            <w:r>
+              <w:rPr>
+                <w:rtl/>
+              </w:rPr>
+              <w:t xml:space="preserve"> </w:t>
+            </w:r>
+            <m:oMath>
+              <m:sSup>
+                <m:e>
+                  <m:d>
+                    <m:dPr>
+                      <m:begChr m:val="("/>
+                      <m:endChr m:val=")"/>
+                      <m:sepChr m:val=""/>
+                      <m:grow/>
+                    </m:dPr>
+                    <m:e>
+                      <m:r>
+                        <m:t>u</m:t>
+                      </m:r>
+                      <m:r>
+                        <m:t>v</m:t>
+                      </m:r>
+                    </m:e>
+                  </m:d>
+                </m:e>
+                <m:sup>
+                  <m:r>
+                    <m:rPr>
+                      <m:sty m:val="p"/>
+                    </m:rPr>
+                    <m:t>′</m:t>
+                  </m:r>
+                </m:sup>
+              </m:sSup>
+              <m:r>
+                <m:rPr>
+                  <m:sty m:val="p"/>
+                </m:rPr>
                 <m:t>≠</m:t>
               </m:r>
               <m:sSup>
@@ -5954,12 +7138,129 @@
               </w:rPr>
               <w:t xml:space="preserve"> </w:t>
             </w:r>
-            <w:r>
-              <w:rPr>
-                <w:rtl/>
-              </w:rPr>
-              <w:t xml:space="preserve">‎$g^{\prime}(x)=3x^2-6\times2x+9=\RR{3x^2-12x+9}$</w:t>
-            </w:r>
+            <m:oMath>
+              <m:sSup>
+                <m:e>
+                  <m:r>
+                    <m:t>g</m:t>
+                  </m:r>
+                </m:e>
+                <m:sup>
+                  <m:r>
+                    <m:rPr>
+                      <m:sty m:val="p"/>
+                    </m:rPr>
+                    <m:t>′</m:t>
+                  </m:r>
+                </m:sup>
+              </m:sSup>
+              <m:d>
+                <m:dPr>
+                  <m:begChr m:val="("/>
+                  <m:endChr m:val=")"/>
+                  <m:sepChr m:val=""/>
+                  <m:grow/>
+                </m:dPr>
+                <m:e>
+                  <m:r>
+                    <m:t>x</m:t>
+                  </m:r>
+                </m:e>
+              </m:d>
+              <m:r>
+                <m:rPr>
+                  <m:sty m:val="p"/>
+                </m:rPr>
+                <m:t>=</m:t>
+              </m:r>
+              <m:r>
+                <m:t>3</m:t>
+              </m:r>
+              <m:sSup>
+                <m:e>
+                  <m:r>
+                    <m:t>x</m:t>
+                  </m:r>
+                </m:e>
+                <m:sup>
+                  <m:r>
+                    <m:t>2</m:t>
+                  </m:r>
+                </m:sup>
+              </m:sSup>
+              <m:r>
+                <m:rPr>
+                  <m:sty m:val="p"/>
+                </m:rPr>
+                <m:t>−</m:t>
+              </m:r>
+              <m:r>
+                <m:t>6</m:t>
+              </m:r>
+              <m:r>
+                <m:rPr>
+                  <m:sty m:val="p"/>
+                </m:rPr>
+                <m:t>×</m:t>
+              </m:r>
+              <m:r>
+                <m:t>2</m:t>
+              </m:r>
+              <m:r>
+                <m:t>x</m:t>
+              </m:r>
+              <m:r>
+                <m:rPr>
+                  <m:sty m:val="p"/>
+                </m:rPr>
+                <m:t>+</m:t>
+              </m:r>
+              <m:r>
+                <m:t>9</m:t>
+              </m:r>
+              <m:r>
+                <m:rPr>
+                  <m:sty m:val="p"/>
+                </m:rPr>
+                <m:t>=</m:t>
+              </m:r>
+              <m:r>
+                <m:t>3</m:t>
+              </m:r>
+              <m:sSup>
+                <m:e>
+                  <m:r>
+                    <m:t>x</m:t>
+                  </m:r>
+                </m:e>
+                <m:sup>
+                  <m:r>
+                    <m:t>2</m:t>
+                  </m:r>
+                </m:sup>
+              </m:sSup>
+              <m:r>
+                <m:rPr>
+                  <m:sty m:val="p"/>
+                </m:rPr>
+                <m:t>−</m:t>
+              </m:r>
+              <m:r>
+                <m:t>12</m:t>
+              </m:r>
+              <m:r>
+                <m:t>x</m:t>
+              </m:r>
+              <m:r>
+                <m:rPr>
+                  <m:sty m:val="p"/>
+                </m:rPr>
+                <m:t>+</m:t>
+              </m:r>
+              <m:r>
+                <m:t>9</m:t>
+              </m:r>
+            </m:oMath>
             <w:r>
               <w:rPr>
                 <w:rtl/>
@@ -5986,12 +7287,224 @@
               </w:rPr>
               <w:t xml:space="preserve"> </w:t>
             </w:r>
-            <w:r>
-              <w:rPr>
-                <w:rtl/>
-              </w:rPr>
-              <w:t xml:space="preserve">‎$h^{\prime}(x)=2x(2x-3)+(x^2+1)\times2=4x^2-6x+2x^2+2=\RR{6x^2-6x+2}$</w:t>
-            </w:r>
+            <m:oMath>
+              <m:sSup>
+                <m:e>
+                  <m:r>
+                    <m:t>h</m:t>
+                  </m:r>
+                </m:e>
+                <m:sup>
+                  <m:r>
+                    <m:rPr>
+                      <m:sty m:val="p"/>
+                    </m:rPr>
+                    <m:t>′</m:t>
+                  </m:r>
+                </m:sup>
+              </m:sSup>
+              <m:d>
+                <m:dPr>
+                  <m:begChr m:val="("/>
+                  <m:endChr m:val=")"/>
+                  <m:sepChr m:val=""/>
+                  <m:grow/>
+                </m:dPr>
+                <m:e>
+                  <m:r>
+                    <m:t>x</m:t>
+                  </m:r>
+                </m:e>
+              </m:d>
+              <m:r>
+                <m:rPr>
+                  <m:sty m:val="p"/>
+                </m:rPr>
+                <m:t>=</m:t>
+              </m:r>
+              <m:r>
+                <m:t>2</m:t>
+              </m:r>
+              <m:r>
+                <m:t>x</m:t>
+              </m:r>
+              <m:d>
+                <m:dPr>
+                  <m:begChr m:val="("/>
+                  <m:endChr m:val=")"/>
+                  <m:sepChr m:val=""/>
+                  <m:grow/>
+                </m:dPr>
+                <m:e>
+                  <m:r>
+                    <m:t>2</m:t>
+                  </m:r>
+                  <m:r>
+                    <m:t>x</m:t>
+                  </m:r>
+                  <m:r>
+                    <m:rPr>
+                      <m:sty m:val="p"/>
+                    </m:rPr>
+                    <m:t>−</m:t>
+                  </m:r>
+                  <m:r>
+                    <m:t>3</m:t>
+                  </m:r>
+                </m:e>
+              </m:d>
+              <m:r>
+                <m:rPr>
+                  <m:sty m:val="p"/>
+                </m:rPr>
+                <m:t>+</m:t>
+              </m:r>
+              <m:d>
+                <m:dPr>
+                  <m:begChr m:val="("/>
+                  <m:endChr m:val=")"/>
+                  <m:sepChr m:val=""/>
+                  <m:grow/>
+                </m:dPr>
+                <m:e>
+                  <m:sSup>
+                    <m:e>
+                      <m:r>
+                        <m:t>x</m:t>
+                      </m:r>
+                    </m:e>
+                    <m:sup>
+                      <m:r>
+                        <m:t>2</m:t>
+                      </m:r>
+                    </m:sup>
+                  </m:sSup>
+                  <m:r>
+                    <m:rPr>
+                      <m:sty m:val="p"/>
+                    </m:rPr>
+                    <m:t>+</m:t>
+                  </m:r>
+                  <m:r>
+                    <m:t>1</m:t>
+                  </m:r>
+                </m:e>
+              </m:d>
+              <m:r>
+                <m:rPr>
+                  <m:sty m:val="p"/>
+                </m:rPr>
+                <m:t>×</m:t>
+              </m:r>
+              <m:r>
+                <m:t>2</m:t>
+              </m:r>
+              <m:r>
+                <m:rPr>
+                  <m:sty m:val="p"/>
+                </m:rPr>
+                <m:t>=</m:t>
+              </m:r>
+              <m:r>
+                <m:t>4</m:t>
+              </m:r>
+              <m:sSup>
+                <m:e>
+                  <m:r>
+                    <m:t>x</m:t>
+                  </m:r>
+                </m:e>
+                <m:sup>
+                  <m:r>
+                    <m:t>2</m:t>
+                  </m:r>
+                </m:sup>
+              </m:sSup>
+              <m:r>
+                <m:rPr>
+                  <m:sty m:val="p"/>
+                </m:rPr>
+                <m:t>−</m:t>
+              </m:r>
+              <m:r>
+                <m:t>6</m:t>
+              </m:r>
+              <m:r>
+                <m:t>x</m:t>
+              </m:r>
+              <m:r>
+                <m:rPr>
+                  <m:sty m:val="p"/>
+                </m:rPr>
+                <m:t>+</m:t>
+              </m:r>
+              <m:r>
+                <m:t>2</m:t>
+              </m:r>
+              <m:sSup>
+                <m:e>
+                  <m:r>
+                    <m:t>x</m:t>
+                  </m:r>
+                </m:e>
+                <m:sup>
+                  <m:r>
+                    <m:t>2</m:t>
+                  </m:r>
+                </m:sup>
+              </m:sSup>
+              <m:r>
+                <m:rPr>
+                  <m:sty m:val="p"/>
+                </m:rPr>
+                <m:t>+</m:t>
+              </m:r>
+              <m:r>
+                <m:t>2</m:t>
+              </m:r>
+              <m:r>
+                <m:rPr>
+                  <m:sty m:val="p"/>
+                </m:rPr>
+                <m:t>=</m:t>
+              </m:r>
+              <m:r>
+                <m:t>6</m:t>
+              </m:r>
+              <m:sSup>
+                <m:e>
+                  <m:r>
+                    <m:t>x</m:t>
+                  </m:r>
+                </m:e>
+                <m:sup>
+                  <m:r>
+                    <m:t>2</m:t>
+                  </m:r>
+                </m:sup>
+              </m:sSup>
+              <m:r>
+                <m:rPr>
+                  <m:sty m:val="p"/>
+                </m:rPr>
+                <m:t>−</m:t>
+              </m:r>
+              <m:r>
+                <m:t>6</m:t>
+              </m:r>
+              <m:r>
+                <m:t>x</m:t>
+              </m:r>
+              <m:r>
+                <m:rPr>
+                  <m:sty m:val="p"/>
+                </m:rPr>
+                <m:t>+</m:t>
+              </m:r>
+              <m:r>
+                <m:t>2</m:t>
+              </m:r>
+            </m:oMath>
             <w:r>
               <w:rPr>
                 <w:rtl/>
@@ -6539,7 +8052,7 @@
     <w:tbl>
       <w:tblPr>
         <w:tblStyle w:val="Table"/>
-        <w:tblW w:w="7681" w:type="dxa"/>
+        <w:tblW w:w="9864" w:type="dxa"/>
         <w:jc w:val="center"/>
         <w:tblBorders>
           <w:top w:val="single" w:sz="4" w:space="0" w:color="000000"/>
@@ -6552,10 +8065,10 @@
         <w:tblLook w:firstRow="0" w:lastRow="0" w:firstColumn="0" w:lastColumn="0" w:noHBand="0" w:noVBand="0" w:val="0000"/>
       </w:tblPr>
       <w:tblGrid>
-        <w:gridCol w:w="1188"/>
-        <w:gridCol w:w="712"/>
-        <w:gridCol w:w="4593"/>
-        <w:gridCol w:w="1188"/>
+        <w:gridCol w:w="1084"/>
+        <w:gridCol w:w="591"/>
+        <w:gridCol w:w="7004"/>
+        <w:gridCol w:w="1183"/>
       </w:tblGrid>
       <w:tr>
         <w:tc>
@@ -7138,38 +8651,6 @@
               </w:rPr>
               <w:t xml:space="preserve"> </w:t>
             </w:r>
-            <w:r>
-              <w:rPr>
-                <w:rtl/>
-              </w:rPr>
-              <w:t xml:space="preserve">‎$g^{\prime}(x)=3x^2-12x+9=3(x^2-4x+3)=\RR{3(x-1)(x-3)}$</w:t>
-            </w:r>
-            <w:r>
-              <w:rPr>
-                <w:rtl/>
-              </w:rPr>
-              <w:t xml:space="preserve">.</w:t>
-            </w:r>
-          </w:p>
-          <w:p>
-            <w:pPr>
-              <w:bidi/>
-              <w:jc w:val="left"/>
-            </w:pPr>
-            <w:r>
-              <w:rPr>
-                <w:b/>
-                <w:bCs/>
-                <w:rtl/>
-              </w:rPr>
-              <w:t xml:space="preserve">(2)</w:t>
-            </w:r>
-            <w:r>
-              <w:rPr>
-                <w:rtl/>
-              </w:rPr>
-              <w:t xml:space="preserve"> </w:t>
-            </w:r>
             <m:oMath>
               <m:sSup>
                 <m:e>
@@ -7203,129 +8684,169 @@
                 <m:rPr>
                   <m:sty m:val="p"/>
                 </m:rPr>
-                <m:t>&gt;</m:t>
-              </m:r>
-              <m:r>
-                <m:t>0</m:t>
-              </m:r>
+                <m:t>=</m:t>
+              </m:r>
+              <m:r>
+                <m:t>3</m:t>
+              </m:r>
+              <m:sSup>
+                <m:e>
+                  <m:r>
+                    <m:t>x</m:t>
+                  </m:r>
+                </m:e>
+                <m:sup>
+                  <m:r>
+                    <m:t>2</m:t>
+                  </m:r>
+                </m:sup>
+              </m:sSup>
+              <m:r>
+                <m:rPr>
+                  <m:sty m:val="p"/>
+                </m:rPr>
+                <m:t>−</m:t>
+              </m:r>
+              <m:r>
+                <m:t>12</m:t>
+              </m:r>
+              <m:r>
+                <m:t>x</m:t>
+              </m:r>
+              <m:r>
+                <m:rPr>
+                  <m:sty m:val="p"/>
+                </m:rPr>
+                <m:t>+</m:t>
+              </m:r>
+              <m:r>
+                <m:t>9</m:t>
+              </m:r>
+              <m:r>
+                <m:rPr>
+                  <m:sty m:val="p"/>
+                </m:rPr>
+                <m:t>=</m:t>
+              </m:r>
+              <m:r>
+                <m:t>3</m:t>
+              </m:r>
+              <m:d>
+                <m:dPr>
+                  <m:begChr m:val="("/>
+                  <m:endChr m:val=")"/>
+                  <m:sepChr m:val=""/>
+                  <m:grow/>
+                </m:dPr>
+                <m:e>
+                  <m:sSup>
+                    <m:e>
+                      <m:r>
+                        <m:t>x</m:t>
+                      </m:r>
+                    </m:e>
+                    <m:sup>
+                      <m:r>
+                        <m:t>2</m:t>
+                      </m:r>
+                    </m:sup>
+                  </m:sSup>
+                  <m:r>
+                    <m:rPr>
+                      <m:sty m:val="p"/>
+                    </m:rPr>
+                    <m:t>−</m:t>
+                  </m:r>
+                  <m:r>
+                    <m:t>4</m:t>
+                  </m:r>
+                  <m:r>
+                    <m:t>x</m:t>
+                  </m:r>
+                  <m:r>
+                    <m:rPr>
+                      <m:sty m:val="p"/>
+                    </m:rPr>
+                    <m:t>+</m:t>
+                  </m:r>
+                  <m:r>
+                    <m:t>3</m:t>
+                  </m:r>
+                </m:e>
+              </m:d>
+              <m:r>
+                <m:rPr>
+                  <m:sty m:val="p"/>
+                </m:rPr>
+                <m:t>=</m:t>
+              </m:r>
+              <m:r>
+                <m:t>3</m:t>
+              </m:r>
+              <m:d>
+                <m:dPr>
+                  <m:begChr m:val="("/>
+                  <m:endChr m:val=")"/>
+                  <m:sepChr m:val=""/>
+                  <m:grow/>
+                </m:dPr>
+                <m:e>
+                  <m:r>
+                    <m:t>x</m:t>
+                  </m:r>
+                  <m:r>
+                    <m:rPr>
+                      <m:sty m:val="p"/>
+                    </m:rPr>
+                    <m:t>−</m:t>
+                  </m:r>
+                  <m:r>
+                    <m:t>1</m:t>
+                  </m:r>
+                </m:e>
+              </m:d>
+              <m:d>
+                <m:dPr>
+                  <m:begChr m:val="("/>
+                  <m:endChr m:val=")"/>
+                  <m:sepChr m:val=""/>
+                  <m:grow/>
+                </m:dPr>
+                <m:e>
+                  <m:r>
+                    <m:t>x</m:t>
+                  </m:r>
+                  <m:r>
+                    <m:rPr>
+                      <m:sty m:val="p"/>
+                    </m:rPr>
+                    <m:t>−</m:t>
+                  </m:r>
+                  <m:r>
+                    <m:t>3</m:t>
+                  </m:r>
+                </m:e>
+              </m:d>
             </m:oMath>
             <w:r>
               <w:rPr>
                 <w:rtl/>
               </w:rPr>
-              <w:t xml:space="preserve"> </w:t>
-            </w:r>
-            <w:r>
-              <w:rPr>
-                <w:rtl/>
-              </w:rPr>
-              <w:t xml:space="preserve">على</w:t>
-            </w:r>
-            <w:r>
-              <w:rPr>
-                <w:rtl/>
-              </w:rPr>
-              <w:t xml:space="preserve"> </w:t>
-            </w:r>
-            <m:oMath>
-              <m:r>
-                <m:rPr>
-                  <m:sty m:val="p"/>
-                </m:rPr>
-                <m:t>]</m:t>
-              </m:r>
-              <m:r>
-                <m:rPr>
-                  <m:sty m:val="p"/>
-                </m:rPr>
-                <m:t>−</m:t>
-              </m:r>
-              <m:r>
-                <m:rPr>
-                  <m:sty m:val="p"/>
-                </m:rPr>
-                <m:t>∞</m:t>
-              </m:r>
-              <m:r>
-                <m:rPr>
-                  <m:sty m:val="p"/>
-                </m:rPr>
-                <m:t>;</m:t>
-              </m:r>
-              <m:r>
-                <m:t>1</m:t>
-              </m:r>
-              <m:r>
-                <m:rPr>
-                  <m:sty m:val="p"/>
-                </m:rPr>
-                <m:t>[</m:t>
-              </m:r>
-            </m:oMath>
-            <w:r>
-              <w:rPr>
-                <w:rtl/>
-              </w:rPr>
-              <w:t xml:space="preserve"> </w:t>
-            </w:r>
-            <w:r>
-              <w:rPr>
-                <w:rtl/>
-              </w:rPr>
-              <w:t xml:space="preserve">و</w:t>
-            </w:r>
-            <w:r>
-              <w:rPr>
-                <w:rtl/>
-              </w:rPr>
-              <w:t xml:space="preserve"> </w:t>
-            </w:r>
-            <m:oMath>
-              <m:r>
-                <m:rPr>
-                  <m:sty m:val="p"/>
-                </m:rPr>
-                <m:t>]</m:t>
-              </m:r>
-              <m:r>
-                <m:t>3</m:t>
-              </m:r>
-              <m:r>
-                <m:rPr>
-                  <m:sty m:val="p"/>
-                </m:rPr>
-                <m:t>;</m:t>
-              </m:r>
-              <m:r>
-                <m:rPr>
-                  <m:sty m:val="p"/>
-                </m:rPr>
-                <m:t>+</m:t>
-              </m:r>
-              <m:r>
-                <m:rPr>
-                  <m:sty m:val="p"/>
-                </m:rPr>
-                <m:t>∞</m:t>
-              </m:r>
-              <m:r>
-                <m:rPr>
-                  <m:sty m:val="p"/>
-                </m:rPr>
-                <m:t>[</m:t>
-              </m:r>
-            </m:oMath>
-            <w:r>
-              <w:rPr>
-                <w:rtl/>
-              </w:rPr>
-              <w:t xml:space="preserve"> </w:t>
-            </w:r>
-            <w:r>
-              <w:rPr>
-                <w:rtl/>
-              </w:rPr>
-              <w:t xml:space="preserve">، و</w:t>
+              <w:t xml:space="preserve">.</w:t>
+            </w:r>
+          </w:p>
+          <w:p>
+            <w:pPr>
+              <w:bidi/>
+              <w:jc w:val="left"/>
+            </w:pPr>
+            <w:r>
+              <w:rPr>
+                <w:b/>
+                <w:bCs/>
+                <w:rtl/>
+              </w:rPr>
+              <w:t xml:space="preserve">(2)</w:t>
             </w:r>
             <w:r>
               <w:rPr>
@@ -7366,7 +8887,7 @@
                 <m:rPr>
                   <m:sty m:val="p"/>
                 </m:rPr>
-                <m:t>&lt;</m:t>
+                <m:t>&gt;</m:t>
               </m:r>
               <m:r>
                 <m:t>0</m:t>
@@ -7398,16 +8919,78 @@
                 <m:t>]</m:t>
               </m:r>
               <m:r>
+                <m:rPr>
+                  <m:sty m:val="p"/>
+                </m:rPr>
+                <m:t>−</m:t>
+              </m:r>
+              <m:r>
+                <m:rPr>
+                  <m:sty m:val="p"/>
+                </m:rPr>
+                <m:t>∞</m:t>
+              </m:r>
+              <m:r>
+                <m:rPr>
+                  <m:sty m:val="p"/>
+                </m:rPr>
+                <m:t>;</m:t>
+              </m:r>
+              <m:r>
                 <m:t>1</m:t>
               </m:r>
               <m:r>
                 <m:rPr>
                   <m:sty m:val="p"/>
                 </m:rPr>
+                <m:t>[</m:t>
+              </m:r>
+            </m:oMath>
+            <w:r>
+              <w:rPr>
+                <w:rtl/>
+              </w:rPr>
+              <w:t xml:space="preserve"> </w:t>
+            </w:r>
+            <w:r>
+              <w:rPr>
+                <w:rtl/>
+              </w:rPr>
+              <w:t xml:space="preserve">و</w:t>
+            </w:r>
+            <w:r>
+              <w:rPr>
+                <w:rtl/>
+              </w:rPr>
+              <w:t xml:space="preserve"> </w:t>
+            </w:r>
+            <m:oMath>
+              <m:r>
+                <m:rPr>
+                  <m:sty m:val="p"/>
+                </m:rPr>
+                <m:t>]</m:t>
+              </m:r>
+              <m:r>
+                <m:t>3</m:t>
+              </m:r>
+              <m:r>
+                <m:rPr>
+                  <m:sty m:val="p"/>
+                </m:rPr>
                 <m:t>;</m:t>
               </m:r>
               <m:r>
-                <m:t>3</m:t>
+                <m:rPr>
+                  <m:sty m:val="p"/>
+                </m:rPr>
+                <m:t>+</m:t>
+              </m:r>
+              <m:r>
+                <m:rPr>
+                  <m:sty m:val="p"/>
+                </m:rPr>
+                <m:t>∞</m:t>
               </m:r>
               <m:r>
                 <m:rPr>
@@ -7420,102 +9003,13 @@
               <w:rPr>
                 <w:rtl/>
               </w:rPr>
-              <w:t xml:space="preserve">.</w:t>
-            </w:r>
-          </w:p>
-        </w:tc>
-        <w:tc>
-          <w:tcPr>
-            <w:shd w:val="clear" w:color="auto" w:fill="E4E7ED"/>
-          </w:tcPr>
-          <w:p>
-            <w:pPr>
-              <w:pStyle w:val="Compact"/>
-              <w:bidi/>
-              <w:jc w:val="left"/>
-            </w:pPr>
-            <w:r>
-              <w:rPr>
-                <w:rtl/>
-              </w:rPr>
-              <w:t xml:space="preserve"/>
-            </w:r>
-          </w:p>
-        </w:tc>
-      </w:tr>
-      <w:tr>
-        <w:tc>
-          <w:tcPr/>
-          <w:p>
-            <w:pPr>
-              <w:pStyle w:val="Compact"/>
-              <w:bidi/>
-              <w:jc w:val="left"/>
-            </w:pPr>
-            <w:r>
-              <w:rPr>
-                <w:rtl/>
-              </w:rPr>
-              <w:t xml:space="preserve">جدول التغيرات.</w:t>
-            </w:r>
-          </w:p>
-        </w:tc>
-        <w:tc>
-          <w:tcPr/>
-          <w:p>
-            <w:pPr>
-              <w:pStyle w:val="Compact"/>
-              <w:bidi/>
-              <w:jc w:val="left"/>
-            </w:pPr>
-            <w:r>
-              <w:rPr>
-                <w:rtl/>
-              </w:rPr>
-              <w:t xml:space="preserve">50 د</w:t>
-            </w:r>
-          </w:p>
-        </w:tc>
-        <w:tc>
-          <w:tcPr/>
-          <w:p>
-            <w:pPr>
-              <w:bidi/>
-              <w:jc w:val="left"/>
-            </w:pPr>
-            <w:r>
-              <w:rPr>
-                <w:b/>
-                <w:bCs/>
-                <w:rtl/>
-              </w:rPr>
-              <w:t xml:space="preserve">[خاصية]</w:t>
-            </w:r>
-          </w:p>
-          <w:p>
-            <w:pPr>
-              <w:bidi/>
-              <w:jc w:val="left"/>
-            </w:pPr>
-            <w:r>
-              <w:rPr>
-                <w:b/>
-                <w:bCs/>
-                <w:rtl/>
-              </w:rPr>
-              <w:t xml:space="preserve">(1)</w:t>
-            </w:r>
-            <w:r>
-              <w:rPr>
-                <w:rtl/>
-              </w:rPr>
-              <w:t xml:space="preserve"> </w:t>
-            </w:r>
-            <w:r>
-              <w:rPr>
-                <w:rtl/>
-              </w:rPr>
-              <w:t xml:space="preserve">إذا كانت</w:t>
+              <w:t xml:space="preserve"> </w:t>
+            </w:r>
+            <w:r>
+              <w:rPr>
+                <w:rtl/>
+              </w:rPr>
+              <w:t xml:space="preserve">، و</w:t>
             </w:r>
             <w:r>
               <w:rPr>
@@ -7527,7 +9021,7 @@
               <m:sSup>
                 <m:e>
                   <m:r>
-                    <m:t>f</m:t>
+                    <m:t>g</m:t>
                   </m:r>
                 </m:e>
                 <m:sup>
@@ -7556,7 +9050,7 @@
                 <m:rPr>
                   <m:sty m:val="p"/>
                 </m:rPr>
-                <m:t>&gt;</m:t>
+                <m:t>&lt;</m:t>
               </m:r>
               <m:r>
                 <m:t>0</m:t>
@@ -7572,7 +9066,7 @@
               <w:rPr>
                 <w:rtl/>
               </w:rPr>
-              <w:t xml:space="preserve">على مجال فإن</w:t>
+              <w:t xml:space="preserve">على</w:t>
             </w:r>
             <w:r>
               <w:rPr>
@@ -7582,22 +9076,92 @@
             </w:r>
             <m:oMath>
               <m:r>
-                <m:t>f</m:t>
+                <m:rPr>
+                  <m:sty m:val="p"/>
+                </m:rPr>
+                <m:t>]</m:t>
+              </m:r>
+              <m:r>
+                <m:t>1</m:t>
+              </m:r>
+              <m:r>
+                <m:rPr>
+                  <m:sty m:val="p"/>
+                </m:rPr>
+                <m:t>;</m:t>
+              </m:r>
+              <m:r>
+                <m:t>3</m:t>
+              </m:r>
+              <m:r>
+                <m:rPr>
+                  <m:sty m:val="p"/>
+                </m:rPr>
+                <m:t>[</m:t>
               </m:r>
             </m:oMath>
             <w:r>
               <w:rPr>
                 <w:rtl/>
               </w:rPr>
-              <w:t xml:space="preserve"> </w:t>
-            </w:r>
-            <w:r>
-              <w:rPr>
-                <w:rtl/>
-              </w:rPr>
-              <w:t xml:space="preserve">عليه.</w:t>
-            </w:r>
-          </w:p>
+              <w:t xml:space="preserve">.</w:t>
+            </w:r>
+          </w:p>
+        </w:tc>
+        <w:tc>
+          <w:tcPr>
+            <w:shd w:val="clear" w:color="auto" w:fill="E4E7ED"/>
+          </w:tcPr>
+          <w:p>
+            <w:pPr>
+              <w:pStyle w:val="Compact"/>
+              <w:bidi/>
+              <w:jc w:val="left"/>
+            </w:pPr>
+            <w:r>
+              <w:rPr>
+                <w:rtl/>
+              </w:rPr>
+              <w:t xml:space="preserve"/>
+            </w:r>
+          </w:p>
+        </w:tc>
+      </w:tr>
+      <w:tr>
+        <w:tc>
+          <w:tcPr/>
+          <w:p>
+            <w:pPr>
+              <w:pStyle w:val="Compact"/>
+              <w:bidi/>
+              <w:jc w:val="left"/>
+            </w:pPr>
+            <w:r>
+              <w:rPr>
+                <w:rtl/>
+              </w:rPr>
+              <w:t xml:space="preserve">جدول التغيرات.</w:t>
+            </w:r>
+          </w:p>
+        </w:tc>
+        <w:tc>
+          <w:tcPr/>
+          <w:p>
+            <w:pPr>
+              <w:pStyle w:val="Compact"/>
+              <w:bidi/>
+              <w:jc w:val="left"/>
+            </w:pPr>
+            <w:r>
+              <w:rPr>
+                <w:rtl/>
+              </w:rPr>
+              <w:t xml:space="preserve">50 د</w:t>
+            </w:r>
+          </w:p>
+        </w:tc>
+        <w:tc>
+          <w:tcPr/>
           <w:p>
             <w:pPr>
               <w:bidi/>
@@ -7609,7 +9173,21 @@
                 <w:bCs/>
                 <w:rtl/>
               </w:rPr>
-              <w:t xml:space="preserve">(2)</w:t>
+              <w:t xml:space="preserve">[خاصية]</w:t>
+            </w:r>
+          </w:p>
+          <w:p>
+            <w:pPr>
+              <w:bidi/>
+              <w:jc w:val="left"/>
+            </w:pPr>
+            <w:r>
+              <w:rPr>
+                <w:b/>
+                <w:bCs/>
+                <w:rtl/>
+              </w:rPr>
+              <w:t xml:space="preserve">(1)</w:t>
             </w:r>
             <w:r>
               <w:rPr>
@@ -7662,7 +9240,7 @@
                 <m:rPr>
                   <m:sty m:val="p"/>
                 </m:rPr>
-                <m:t>&lt;</m:t>
+                <m:t>&gt;</m:t>
               </m:r>
               <m:r>
                 <m:t>0</m:t>
@@ -7691,6 +9269,18 @@
                 <m:t>f</m:t>
               </m:r>
             </m:oMath>
+            <w:r>
+              <w:rPr>
+                <w:rtl/>
+              </w:rPr>
+              <w:t xml:space="preserve"> </w:t>
+            </w:r>
+            <w:r>
+              <w:rPr>
+                <w:rtl/>
+              </w:rPr>
+              <w:t xml:space="preserve">متزايدة تماماً</w:t>
+            </w:r>
             <w:r>
               <w:rPr>
                 <w:rtl/>
@@ -7715,19 +9305,19 @@
                 <w:bCs/>
                 <w:rtl/>
               </w:rPr>
-              <w:t xml:space="preserve">(3)</w:t>
-            </w:r>
-            <w:r>
-              <w:rPr>
-                <w:rtl/>
-              </w:rPr>
-              <w:t xml:space="preserve"> </w:t>
-            </w:r>
-            <w:r>
-              <w:rPr>
-                <w:rtl/>
-              </w:rPr>
-              <w:t xml:space="preserve">إذا انعدمت</w:t>
+              <w:t xml:space="preserve">(2)</w:t>
+            </w:r>
+            <w:r>
+              <w:rPr>
+                <w:rtl/>
+              </w:rPr>
+              <w:t xml:space="preserve"> </w:t>
+            </w:r>
+            <w:r>
+              <w:rPr>
+                <w:rtl/>
+              </w:rPr>
+              <w:t xml:space="preserve">إذا كانت</w:t>
             </w:r>
             <w:r>
               <w:rPr>
@@ -7751,52 +9341,6 @@
                   </m:r>
                 </m:sup>
               </m:sSup>
-            </m:oMath>
-            <w:r>
-              <w:rPr>
-                <w:rtl/>
-              </w:rPr>
-              <w:t xml:space="preserve"> </w:t>
-            </w:r>
-            <w:r>
-              <w:rPr>
-                <w:rtl/>
-              </w:rPr>
-              <w:t xml:space="preserve">عند</w:t>
-            </w:r>
-            <w:r>
-              <w:rPr>
-                <w:rtl/>
-              </w:rPr>
-              <w:t xml:space="preserve"> </w:t>
-            </w:r>
-            <m:oMath>
-              <m:r>
-                <m:t>a</m:t>
-              </m:r>
-            </m:oMath>
-            <w:r>
-              <w:rPr>
-                <w:rtl/>
-              </w:rPr>
-              <w:t xml:space="preserve"> </w:t>
-            </w:r>
-            <w:r>
-              <w:rPr>
-                <w:rtl/>
-              </w:rPr>
-              <w:t xml:space="preserve">مغيّرة إشارتها فإن</w:t>
-            </w:r>
-            <w:r>
-              <w:rPr>
-                <w:rtl/>
-              </w:rPr>
-              <w:t xml:space="preserve"> </w:t>
-            </w:r>
-            <m:oMath>
-              <m:r>
-                <m:t>f</m:t>
-              </m:r>
               <m:d>
                 <m:dPr>
                   <m:begChr m:val="("/>
@@ -7806,10 +9350,19 @@
                 </m:dPr>
                 <m:e>
                   <m:r>
-                    <m:t>a</m:t>
+                    <m:t>x</m:t>
                   </m:r>
                 </m:e>
               </m:d>
+              <m:r>
+                <m:rPr>
+                  <m:sty m:val="p"/>
+                </m:rPr>
+                <m:t>&lt;</m:t>
+              </m:r>
+              <m:r>
+                <m:t>0</m:t>
+              </m:r>
             </m:oMath>
             <w:r>
               <w:rPr>
@@ -7821,82 +9374,136 @@
               <w:rPr>
                 <w:rtl/>
               </w:rPr>
-              <w:t xml:space="preserve">.</w:t>
-            </w:r>
-          </w:p>
-        </w:tc>
-        <w:tc>
-          <w:tcPr>
-            <w:shd w:val="clear" w:color="auto" w:fill="E4E7ED"/>
-          </w:tcPr>
-          <w:p>
-            <w:pPr>
-              <w:pStyle w:val="Compact"/>
-              <w:bidi/>
-              <w:jc w:val="left"/>
-            </w:pPr>
-            <w:r>
-              <w:rPr>
-                <w:rtl/>
-              </w:rPr>
-              <w:t xml:space="preserve"/>
-            </w:r>
+              <w:t xml:space="preserve">على مجال فإن</w:t>
+            </w:r>
+            <w:r>
+              <w:rPr>
+                <w:rtl/>
+              </w:rPr>
+              <w:t xml:space="preserve"> </w:t>
+            </w:r>
+            <m:oMath>
+              <m:r>
+                <m:t>f</m:t>
+              </m:r>
+            </m:oMath>
+            <w:r>
+              <w:rPr>
+                <w:rtl/>
+              </w:rPr>
+              <w:t xml:space="preserve"> </w:t>
+            </w:r>
+            <w:r>
+              <w:rPr>
+                <w:rtl/>
+              </w:rPr>
+              <w:t xml:space="preserve">متناقصة تماماً</w:t>
+            </w:r>
+            <w:r>
+              <w:rPr>
+                <w:rtl/>
+              </w:rPr>
+              <w:t xml:space="preserve"> </w:t>
+            </w:r>
+            <w:r>
+              <w:rPr>
+                <w:rtl/>
+              </w:rPr>
+              <w:t xml:space="preserve">عليه.</w:t>
+            </w:r>
+          </w:p>
+          <w:p>
+            <w:pPr>
+              <w:bidi/>
+              <w:jc w:val="left"/>
+            </w:pPr>
             <w:r>
               <w:rPr>
                 <w:b/>
                 <w:bCs/>
                 <w:rtl/>
               </w:rPr>
-              <w:t xml:space="preserve">بناء المعارف</w:t>
-            </w:r>
-          </w:p>
-        </w:tc>
-      </w:tr>
-      <w:tr>
-        <w:tc>
-          <w:tcPr/>
-          <w:p>
-            <w:pPr>
-              <w:pStyle w:val="Compact"/>
-              <w:bidi/>
-              <w:jc w:val="center"/>
-            </w:pPr>
-          </w:p>
-        </w:tc>
-        <w:tc>
-          <w:tcPr/>
-          <w:p>
-            <w:pPr>
-              <w:pStyle w:val="Compact"/>
-              <w:bidi/>
-              <w:jc w:val="center"/>
-            </w:pPr>
-          </w:p>
-        </w:tc>
-        <w:tc>
-          <w:tcPr/>
-          <w:p>
-            <w:pPr>
-              <w:bidi/>
-              <w:jc w:val="left"/>
-            </w:pPr>
-            <w:r>
-              <w:rPr>
-                <w:b/>
-                <w:bCs/>
-                <w:rtl/>
-              </w:rPr>
-              <w:t xml:space="preserve">[مثال]</w:t>
-            </w:r>
-            <w:r>
-              <w:rPr>
-                <w:rtl/>
-              </w:rPr>
-              <w:t xml:space="preserve"> </w:t>
+              <w:t xml:space="preserve">(3)</w:t>
+            </w:r>
+            <w:r>
+              <w:rPr>
+                <w:rtl/>
+              </w:rPr>
+              <w:t xml:space="preserve"> </w:t>
+            </w:r>
+            <w:r>
+              <w:rPr>
+                <w:rtl/>
+              </w:rPr>
+              <w:t xml:space="preserve">إذا انعدمت</w:t>
+            </w:r>
+            <w:r>
+              <w:rPr>
+                <w:rtl/>
+              </w:rPr>
+              <w:t xml:space="preserve"> </w:t>
             </w:r>
             <m:oMath>
-              <m:r>
-                <m:t>g</m:t>
+              <m:sSup>
+                <m:e>
+                  <m:r>
+                    <m:t>f</m:t>
+                  </m:r>
+                </m:e>
+                <m:sup>
+                  <m:r>
+                    <m:rPr>
+                      <m:sty m:val="p"/>
+                    </m:rPr>
+                    <m:t>′</m:t>
+                  </m:r>
+                </m:sup>
+              </m:sSup>
+            </m:oMath>
+            <w:r>
+              <w:rPr>
+                <w:rtl/>
+              </w:rPr>
+              <w:t xml:space="preserve"> </w:t>
+            </w:r>
+            <w:r>
+              <w:rPr>
+                <w:rtl/>
+              </w:rPr>
+              <w:t xml:space="preserve">عند</w:t>
+            </w:r>
+            <w:r>
+              <w:rPr>
+                <w:rtl/>
+              </w:rPr>
+              <w:t xml:space="preserve"> </w:t>
+            </w:r>
+            <m:oMath>
+              <m:r>
+                <m:t>a</m:t>
+              </m:r>
+            </m:oMath>
+            <w:r>
+              <w:rPr>
+                <w:rtl/>
+              </w:rPr>
+              <w:t xml:space="preserve"> </w:t>
+            </w:r>
+            <w:r>
+              <w:rPr>
+                <w:rtl/>
+              </w:rPr>
+              <w:t xml:space="preserve">مغيّرة إشارتها فإن</w:t>
+            </w:r>
+            <w:r>
+              <w:rPr>
+                <w:rtl/>
+              </w:rPr>
+              <w:t xml:space="preserve"> </w:t>
+            </w:r>
+            <m:oMath>
+              <m:r>
+                <m:t>f</m:t>
               </m:r>
               <m:d>
                 <m:dPr>
@@ -7907,46 +9514,10 @@
                 </m:dPr>
                 <m:e>
                   <m:r>
-                    <m:t>1</m:t>
+                    <m:t>a</m:t>
                   </m:r>
                 </m:e>
               </m:d>
-              <m:r>
-                <m:rPr>
-                  <m:sty m:val="p"/>
-                </m:rPr>
-                <m:t>=</m:t>
-              </m:r>
-              <m:r>
-                <m:t>1</m:t>
-              </m:r>
-              <m:r>
-                <m:rPr>
-                  <m:sty m:val="p"/>
-                </m:rPr>
-                <m:t>−</m:t>
-              </m:r>
-              <m:r>
-                <m:t>6</m:t>
-              </m:r>
-              <m:r>
-                <m:rPr>
-                  <m:sty m:val="p"/>
-                </m:rPr>
-                <m:t>+</m:t>
-              </m:r>
-              <m:r>
-                <m:t>9</m:t>
-              </m:r>
-              <m:r>
-                <m:rPr>
-                  <m:sty m:val="p"/>
-                </m:rPr>
-                <m:t>=</m:t>
-              </m:r>
-              <m:r>
-                <m:t>4</m:t>
-              </m:r>
             </m:oMath>
             <w:r>
               <w:rPr>
@@ -7958,13 +9529,84 @@
               <w:rPr>
                 <w:rtl/>
               </w:rPr>
-              <w:t xml:space="preserve">،</w:t>
-            </w:r>
-            <w:r>
-              <w:rPr>
-                <w:rtl/>
-              </w:rPr>
-              <w:t xml:space="preserve"> </w:t>
+              <w:t xml:space="preserve">قيمة حدية محلية</w:t>
+            </w:r>
+            <w:r>
+              <w:rPr>
+                <w:rtl/>
+              </w:rPr>
+              <w:t xml:space="preserve">.</w:t>
+            </w:r>
+          </w:p>
+        </w:tc>
+        <w:tc>
+          <w:tcPr>
+            <w:shd w:val="clear" w:color="auto" w:fill="E4E7ED"/>
+          </w:tcPr>
+          <w:p>
+            <w:pPr>
+              <w:pStyle w:val="Compact"/>
+              <w:bidi/>
+              <w:jc w:val="left"/>
+            </w:pPr>
+            <w:r>
+              <w:rPr>
+                <w:rtl/>
+              </w:rPr>
+              <w:t xml:space="preserve"/>
+            </w:r>
+            <w:r>
+              <w:rPr>
+                <w:b/>
+                <w:bCs/>
+                <w:rtl/>
+              </w:rPr>
+              <w:t xml:space="preserve">بناء المعارف</w:t>
+            </w:r>
+          </w:p>
+        </w:tc>
+      </w:tr>
+      <w:tr>
+        <w:tc>
+          <w:tcPr/>
+          <w:p>
+            <w:pPr>
+              <w:pStyle w:val="Compact"/>
+              <w:bidi/>
+              <w:jc w:val="center"/>
+            </w:pPr>
+          </w:p>
+        </w:tc>
+        <w:tc>
+          <w:tcPr/>
+          <w:p>
+            <w:pPr>
+              <w:pStyle w:val="Compact"/>
+              <w:bidi/>
+              <w:jc w:val="center"/>
+            </w:pPr>
+          </w:p>
+        </w:tc>
+        <w:tc>
+          <w:tcPr/>
+          <w:p>
+            <w:pPr>
+              <w:bidi/>
+              <w:jc w:val="left"/>
+            </w:pPr>
+            <w:r>
+              <w:rPr>
+                <w:b/>
+                <w:bCs/>
+                <w:rtl/>
+              </w:rPr>
+              <w:t xml:space="preserve">[مثال]</w:t>
+            </w:r>
+            <w:r>
+              <w:rPr>
+                <w:rtl/>
+              </w:rPr>
+              <w:t xml:space="preserve"> </w:t>
             </w:r>
             <m:oMath>
               <m:r>
@@ -7979,6 +9621,78 @@
                 </m:dPr>
                 <m:e>
                   <m:r>
+                    <m:t>1</m:t>
+                  </m:r>
+                </m:e>
+              </m:d>
+              <m:r>
+                <m:rPr>
+                  <m:sty m:val="p"/>
+                </m:rPr>
+                <m:t>=</m:t>
+              </m:r>
+              <m:r>
+                <m:t>1</m:t>
+              </m:r>
+              <m:r>
+                <m:rPr>
+                  <m:sty m:val="p"/>
+                </m:rPr>
+                <m:t>−</m:t>
+              </m:r>
+              <m:r>
+                <m:t>6</m:t>
+              </m:r>
+              <m:r>
+                <m:rPr>
+                  <m:sty m:val="p"/>
+                </m:rPr>
+                <m:t>+</m:t>
+              </m:r>
+              <m:r>
+                <m:t>9</m:t>
+              </m:r>
+              <m:r>
+                <m:rPr>
+                  <m:sty m:val="p"/>
+                </m:rPr>
+                <m:t>=</m:t>
+              </m:r>
+              <m:r>
+                <m:t>4</m:t>
+              </m:r>
+            </m:oMath>
+            <w:r>
+              <w:rPr>
+                <w:rtl/>
+              </w:rPr>
+              <w:t xml:space="preserve"> </w:t>
+            </w:r>
+            <w:r>
+              <w:rPr>
+                <w:rtl/>
+              </w:rPr>
+              <w:t xml:space="preserve">،</w:t>
+            </w:r>
+            <w:r>
+              <w:rPr>
+                <w:rtl/>
+              </w:rPr>
+              <w:t xml:space="preserve"> </w:t>
+            </w:r>
+            <m:oMath>
+              <m:r>
+                <m:t>g</m:t>
+              </m:r>
+              <m:d>
+                <m:dPr>
+                  <m:begChr m:val="("/>
+                  <m:endChr m:val=")"/>
+                  <m:sepChr m:val=""/>
+                  <m:grow/>
+                </m:dPr>
+                <m:e>
+                  <m:r>
                     <m:t>3</m:t>
                   </m:r>
                 </m:e>
@@ -8038,7 +9752,7 @@
               </w:rPr>
               <w:drawing>
                 <wp:inline>
-                  <wp:extent cx="2772554" cy="1105456"/>
+                  <wp:extent cx="2848356" cy="1133856"/>
                   <wp:docPr id="1" name="Picture 1"/>
                   <wp:cNvGraphicFramePr>
                     <a:graphicFrameLocks noChangeAspect="1"/>
@@ -8047,7 +9761,7 @@
                     <a:graphicData uri="http://schemas.openxmlformats.org/drawingml/2006/picture">
                       <pic:pic>
                         <pic:nvPicPr>
-                          <pic:cNvPr id="0" name="05a7958dc0f3362b.png"/>
+                          <pic:cNvPr id="0" name="2a8cfc4a5523fca6.png"/>
                           <pic:cNvPicPr/>
                         </pic:nvPicPr>
                         <pic:blipFill>
@@ -8059,7 +9773,7 @@
                         <pic:spPr>
                           <a:xfrm>
                             <a:off x="0" y="0"/>
-                            <a:ext cx="2772554" cy="1105456"/>
+                            <a:ext cx="2848356" cy="1133856"/>
                           </a:xfrm>
                           <a:prstGeom prst="rect"/>
                         </pic:spPr>
@@ -8087,12 +9801,33 @@
               </w:rPr>
               <w:t xml:space="preserve"> </w:t>
             </w:r>
-            <w:r>
-              <w:rPr>
-                <w:rtl/>
-              </w:rPr>
-              <w:t xml:space="preserve">‎$\RR{g(1)=4}$</w:t>
-            </w:r>
+            <m:oMath>
+              <m:r>
+                <m:t>g</m:t>
+              </m:r>
+              <m:d>
+                <m:dPr>
+                  <m:begChr m:val="("/>
+                  <m:endChr m:val=")"/>
+                  <m:sepChr m:val=""/>
+                  <m:grow/>
+                </m:dPr>
+                <m:e>
+                  <m:r>
+                    <m:t>1</m:t>
+                  </m:r>
+                </m:e>
+              </m:d>
+              <m:r>
+                <m:rPr>
+                  <m:sty m:val="p"/>
+                </m:rPr>
+                <m:t>=</m:t>
+              </m:r>
+              <m:r>
+                <m:t>4</m:t>
+              </m:r>
+            </m:oMath>
             <w:r>
               <w:rPr>
                 <w:rtl/>
@@ -8111,12 +9846,33 @@
               </w:rPr>
               <w:t xml:space="preserve"> </w:t>
             </w:r>
-            <w:r>
-              <w:rPr>
-                <w:rtl/>
-              </w:rPr>
-              <w:t xml:space="preserve">‎$\RR{g(3)=0}$</w:t>
-            </w:r>
+            <m:oMath>
+              <m:r>
+                <m:t>g</m:t>
+              </m:r>
+              <m:d>
+                <m:dPr>
+                  <m:begChr m:val="("/>
+                  <m:endChr m:val=")"/>
+                  <m:sepChr m:val=""/>
+                  <m:grow/>
+                </m:dPr>
+                <m:e>
+                  <m:r>
+                    <m:t>3</m:t>
+                  </m:r>
+                </m:e>
+              </m:d>
+              <m:r>
+                <m:rPr>
+                  <m:sty m:val="p"/>
+                </m:rPr>
+                <m:t>=</m:t>
+              </m:r>
+              <m:r>
+                <m:t>0</m:t>
+              </m:r>
+            </m:oMath>
             <w:r>
               <w:rPr>
                 <w:rtl/>
@@ -8725,179 +10481,6 @@
               </w:rPr>
               <w:t xml:space="preserve"> </w:t>
             </w:r>
-            <w:r>
-              <w:rPr>
-                <w:rtl/>
-              </w:rPr>
-              <w:t xml:space="preserve">‎$f^{\prime}(x)=1-\dfrac4{x^2}=\dfrac{x^2-4}{x^2}=\RR{\dfrac{(x-2)(x+2)}{x^2}}$</w:t>
-            </w:r>
-            <w:r>
-              <w:rPr>
-                <w:rtl/>
-              </w:rPr>
-              <w:t xml:space="preserve">.</w:t>
-            </w:r>
-          </w:p>
-          <w:p>
-            <w:pPr>
-              <w:bidi/>
-              <w:jc w:val="left"/>
-            </w:pPr>
-            <w:r>
-              <w:rPr>
-                <w:b/>
-                <w:bCs/>
-                <w:rtl/>
-              </w:rPr>
-              <w:t xml:space="preserve">(2)</w:t>
-            </w:r>
-            <w:r>
-              <w:rPr>
-                <w:rtl/>
-              </w:rPr>
-              <w:t xml:space="preserve"> </w:t>
-            </w:r>
-            <w:r>
-              <w:rPr>
-                <w:rtl/>
-              </w:rPr>
-              <w:t xml:space="preserve">على</w:t>
-            </w:r>
-            <w:r>
-              <w:rPr>
-                <w:rtl/>
-              </w:rPr>
-              <w:t xml:space="preserve"> </w:t>
-            </w:r>
-            <m:oMath>
-              <m:r>
-                <m:rPr>
-                  <m:sty m:val="p"/>
-                </m:rPr>
-                <m:t>]</m:t>
-              </m:r>
-              <m:r>
-                <m:t>0</m:t>
-              </m:r>
-              <m:r>
-                <m:rPr>
-                  <m:sty m:val="p"/>
-                </m:rPr>
-                <m:t>;</m:t>
-              </m:r>
-              <m:r>
-                <m:rPr>
-                  <m:sty m:val="p"/>
-                </m:rPr>
-                <m:t>+</m:t>
-              </m:r>
-              <m:r>
-                <m:rPr>
-                  <m:sty m:val="p"/>
-                </m:rPr>
-                <m:t>∞</m:t>
-              </m:r>
-              <m:r>
-                <m:rPr>
-                  <m:sty m:val="p"/>
-                </m:rPr>
-                <m:t>[</m:t>
-              </m:r>
-            </m:oMath>
-            <w:r>
-              <w:rPr>
-                <w:rtl/>
-              </w:rPr>
-              <w:t xml:space="preserve">:</w:t>
-            </w:r>
-            <w:r>
-              <w:rPr>
-                <w:rtl/>
-              </w:rPr>
-              <w:t xml:space="preserve"> </w:t>
-            </w:r>
-            <m:oMath>
-              <m:r>
-                <m:t>x</m:t>
-              </m:r>
-              <m:r>
-                <m:rPr>
-                  <m:sty m:val="p"/>
-                </m:rPr>
-                <m:t>+</m:t>
-              </m:r>
-              <m:r>
-                <m:t>2</m:t>
-              </m:r>
-              <m:r>
-                <m:rPr>
-                  <m:sty m:val="p"/>
-                </m:rPr>
-                <m:t>&gt;</m:t>
-              </m:r>
-              <m:r>
-                <m:t>0</m:t>
-              </m:r>
-            </m:oMath>
-            <w:r>
-              <w:rPr>
-                <w:rtl/>
-              </w:rPr>
-              <w:t xml:space="preserve"> </w:t>
-            </w:r>
-            <w:r>
-              <w:rPr>
-                <w:rtl/>
-              </w:rPr>
-              <w:t xml:space="preserve">و</w:t>
-            </w:r>
-            <w:r>
-              <w:rPr>
-                <w:rtl/>
-              </w:rPr>
-              <w:t xml:space="preserve"> </w:t>
-            </w:r>
-            <m:oMath>
-              <m:sSup>
-                <m:e>
-                  <m:r>
-                    <m:t>x</m:t>
-                  </m:r>
-                </m:e>
-                <m:sup>
-                  <m:r>
-                    <m:t>2</m:t>
-                  </m:r>
-                </m:sup>
-              </m:sSup>
-              <m:r>
-                <m:rPr>
-                  <m:sty m:val="p"/>
-                </m:rPr>
-                <m:t>&gt;</m:t>
-              </m:r>
-              <m:r>
-                <m:t>0</m:t>
-              </m:r>
-            </m:oMath>
-            <w:r>
-              <w:rPr>
-                <w:rtl/>
-              </w:rPr>
-              <w:t xml:space="preserve"> </w:t>
-            </w:r>
-            <w:r>
-              <w:rPr>
-                <w:rtl/>
-              </w:rPr>
-              <w:t xml:space="preserve">، فإشارة</w:t>
-            </w:r>
-            <w:r>
-              <w:rPr>
-                <w:rtl/>
-              </w:rPr>
-              <w:t xml:space="preserve"> </w:t>
-            </w:r>
             <m:oMath>
               <m:sSup>
                 <m:e>
@@ -8927,11 +10510,366 @@
                   </m:r>
                 </m:e>
               </m:d>
+              <m:r>
+                <m:rPr>
+                  <m:sty m:val="p"/>
+                </m:rPr>
+                <m:t>=</m:t>
+              </m:r>
+              <m:r>
+                <m:t>1</m:t>
+              </m:r>
+              <m:r>
+                <m:rPr>
+                  <m:sty m:val="p"/>
+                </m:rPr>
+                <m:t>−</m:t>
+              </m:r>
+              <m:f>
+                <m:fPr>
+                  <m:type m:val="bar"/>
+                </m:fPr>
+                <m:num>
+                  <m:r>
+                    <m:t>4</m:t>
+                  </m:r>
+                </m:num>
+                <m:den>
+                  <m:sSup>
+                    <m:e>
+                      <m:r>
+                        <m:t>x</m:t>
+                      </m:r>
+                    </m:e>
+                    <m:sup>
+                      <m:r>
+                        <m:t>2</m:t>
+                      </m:r>
+                    </m:sup>
+                  </m:sSup>
+                </m:den>
+              </m:f>
+              <m:r>
+                <m:rPr>
+                  <m:sty m:val="p"/>
+                </m:rPr>
+                <m:t>=</m:t>
+              </m:r>
+              <m:f>
+                <m:fPr>
+                  <m:type m:val="bar"/>
+                </m:fPr>
+                <m:num>
+                  <m:sSup>
+                    <m:e>
+                      <m:r>
+                        <m:t>x</m:t>
+                      </m:r>
+                    </m:e>
+                    <m:sup>
+                      <m:r>
+                        <m:t>2</m:t>
+                      </m:r>
+                    </m:sup>
+                  </m:sSup>
+                  <m:r>
+                    <m:rPr>
+                      <m:sty m:val="p"/>
+                    </m:rPr>
+                    <m:t>−</m:t>
+                  </m:r>
+                  <m:r>
+                    <m:t>4</m:t>
+                  </m:r>
+                </m:num>
+                <m:den>
+                  <m:sSup>
+                    <m:e>
+                      <m:r>
+                        <m:t>x</m:t>
+                      </m:r>
+                    </m:e>
+                    <m:sup>
+                      <m:r>
+                        <m:t>2</m:t>
+                      </m:r>
+                    </m:sup>
+                  </m:sSup>
+                </m:den>
+              </m:f>
+              <m:r>
+                <m:rPr>
+                  <m:sty m:val="p"/>
+                </m:rPr>
+                <m:t>=</m:t>
+              </m:r>
+              <m:f>
+                <m:fPr>
+                  <m:type m:val="bar"/>
+                </m:fPr>
+                <m:num>
+                  <m:d>
+                    <m:dPr>
+                      <m:begChr m:val="("/>
+                      <m:endChr m:val=")"/>
+                      <m:sepChr m:val=""/>
+                      <m:grow/>
+                    </m:dPr>
+                    <m:e>
+                      <m:r>
+                        <m:t>x</m:t>
+                      </m:r>
+                      <m:r>
+                        <m:rPr>
+                          <m:sty m:val="p"/>
+                        </m:rPr>
+                        <m:t>−</m:t>
+                      </m:r>
+                      <m:r>
+                        <m:t>2</m:t>
+                      </m:r>
+                    </m:e>
+                  </m:d>
+                  <m:d>
+                    <m:dPr>
+                      <m:begChr m:val="("/>
+                      <m:endChr m:val=")"/>
+                      <m:sepChr m:val=""/>
+                      <m:grow/>
+                    </m:dPr>
+                    <m:e>
+                      <m:r>
+                        <m:t>x</m:t>
+                      </m:r>
+                      <m:r>
+                        <m:rPr>
+                          <m:sty m:val="p"/>
+                        </m:rPr>
+                        <m:t>+</m:t>
+                      </m:r>
+                      <m:r>
+                        <m:t>2</m:t>
+                      </m:r>
+                    </m:e>
+                  </m:d>
+                </m:num>
+                <m:den>
+                  <m:sSup>
+                    <m:e>
+                      <m:r>
+                        <m:t>x</m:t>
+                      </m:r>
+                    </m:e>
+                    <m:sup>
+                      <m:r>
+                        <m:t>2</m:t>
+                      </m:r>
+                    </m:sup>
+                  </m:sSup>
+                </m:den>
+              </m:f>
             </m:oMath>
             <w:r>
               <w:rPr>
                 <w:rtl/>
               </w:rPr>
+              <w:t xml:space="preserve">.</w:t>
+            </w:r>
+          </w:p>
+          <w:p>
+            <w:pPr>
+              <w:bidi/>
+              <w:jc w:val="left"/>
+            </w:pPr>
+            <w:r>
+              <w:rPr>
+                <w:b/>
+                <w:bCs/>
+                <w:rtl/>
+              </w:rPr>
+              <w:t xml:space="preserve">(2)</w:t>
+            </w:r>
+            <w:r>
+              <w:rPr>
+                <w:rtl/>
+              </w:rPr>
+              <w:t xml:space="preserve"> </w:t>
+            </w:r>
+            <w:r>
+              <w:rPr>
+                <w:rtl/>
+              </w:rPr>
+              <w:t xml:space="preserve">على</w:t>
+            </w:r>
+            <w:r>
+              <w:rPr>
+                <w:rtl/>
+              </w:rPr>
+              <w:t xml:space="preserve"> </w:t>
+            </w:r>
+            <m:oMath>
+              <m:r>
+                <m:rPr>
+                  <m:sty m:val="p"/>
+                </m:rPr>
+                <m:t>]</m:t>
+              </m:r>
+              <m:r>
+                <m:t>0</m:t>
+              </m:r>
+              <m:r>
+                <m:rPr>
+                  <m:sty m:val="p"/>
+                </m:rPr>
+                <m:t>;</m:t>
+              </m:r>
+              <m:r>
+                <m:rPr>
+                  <m:sty m:val="p"/>
+                </m:rPr>
+                <m:t>+</m:t>
+              </m:r>
+              <m:r>
+                <m:rPr>
+                  <m:sty m:val="p"/>
+                </m:rPr>
+                <m:t>∞</m:t>
+              </m:r>
+              <m:r>
+                <m:rPr>
+                  <m:sty m:val="p"/>
+                </m:rPr>
+                <m:t>[</m:t>
+              </m:r>
+            </m:oMath>
+            <w:r>
+              <w:rPr>
+                <w:rtl/>
+              </w:rPr>
+              <w:t xml:space="preserve">:</w:t>
+            </w:r>
+            <w:r>
+              <w:rPr>
+                <w:rtl/>
+              </w:rPr>
+              <w:t xml:space="preserve"> </w:t>
+            </w:r>
+            <m:oMath>
+              <m:r>
+                <m:t>x</m:t>
+              </m:r>
+              <m:r>
+                <m:rPr>
+                  <m:sty m:val="p"/>
+                </m:rPr>
+                <m:t>+</m:t>
+              </m:r>
+              <m:r>
+                <m:t>2</m:t>
+              </m:r>
+              <m:r>
+                <m:rPr>
+                  <m:sty m:val="p"/>
+                </m:rPr>
+                <m:t>&gt;</m:t>
+              </m:r>
+              <m:r>
+                <m:t>0</m:t>
+              </m:r>
+            </m:oMath>
+            <w:r>
+              <w:rPr>
+                <w:rtl/>
+              </w:rPr>
+              <w:t xml:space="preserve"> </w:t>
+            </w:r>
+            <w:r>
+              <w:rPr>
+                <w:rtl/>
+              </w:rPr>
+              <w:t xml:space="preserve">و</w:t>
+            </w:r>
+            <w:r>
+              <w:rPr>
+                <w:rtl/>
+              </w:rPr>
+              <w:t xml:space="preserve"> </w:t>
+            </w:r>
+            <m:oMath>
+              <m:sSup>
+                <m:e>
+                  <m:r>
+                    <m:t>x</m:t>
+                  </m:r>
+                </m:e>
+                <m:sup>
+                  <m:r>
+                    <m:t>2</m:t>
+                  </m:r>
+                </m:sup>
+              </m:sSup>
+              <m:r>
+                <m:rPr>
+                  <m:sty m:val="p"/>
+                </m:rPr>
+                <m:t>&gt;</m:t>
+              </m:r>
+              <m:r>
+                <m:t>0</m:t>
+              </m:r>
+            </m:oMath>
+            <w:r>
+              <w:rPr>
+                <w:rtl/>
+              </w:rPr>
+              <w:t xml:space="preserve"> </w:t>
+            </w:r>
+            <w:r>
+              <w:rPr>
+                <w:rtl/>
+              </w:rPr>
+              <w:t xml:space="preserve">، فإشارة</w:t>
+            </w:r>
+            <w:r>
+              <w:rPr>
+                <w:rtl/>
+              </w:rPr>
+              <w:t xml:space="preserve"> </w:t>
+            </w:r>
+            <m:oMath>
+              <m:sSup>
+                <m:e>
+                  <m:r>
+                    <m:t>f</m:t>
+                  </m:r>
+                </m:e>
+                <m:sup>
+                  <m:r>
+                    <m:rPr>
+                      <m:sty m:val="p"/>
+                    </m:rPr>
+                    <m:t>′</m:t>
+                  </m:r>
+                </m:sup>
+              </m:sSup>
+              <m:d>
+                <m:dPr>
+                  <m:begChr m:val="("/>
+                  <m:endChr m:val=")"/>
+                  <m:sepChr m:val=""/>
+                  <m:grow/>
+                </m:dPr>
+                <m:e>
+                  <m:r>
+                    <m:t>x</m:t>
+                  </m:r>
+                </m:e>
+              </m:d>
+            </m:oMath>
+            <w:r>
+              <w:rPr>
+                <w:rtl/>
+              </w:rPr>
               <w:t xml:space="preserve"> </w:t>
             </w:r>
             <w:r>
@@ -9092,12 +11030,51 @@
               </w:rPr>
               <w:t xml:space="preserve"> </w:t>
             </w:r>
-            <w:r>
-              <w:rPr>
-                <w:rtl/>
-              </w:rPr>
-              <w:t xml:space="preserve">‎$f(2)=2+2=\RR{4}$</w:t>
-            </w:r>
+            <m:oMath>
+              <m:r>
+                <m:t>f</m:t>
+              </m:r>
+              <m:d>
+                <m:dPr>
+                  <m:begChr m:val="("/>
+                  <m:endChr m:val=")"/>
+                  <m:sepChr m:val=""/>
+                  <m:grow/>
+                </m:dPr>
+                <m:e>
+                  <m:r>
+                    <m:t>2</m:t>
+                  </m:r>
+                </m:e>
+              </m:d>
+              <m:r>
+                <m:rPr>
+                  <m:sty m:val="p"/>
+                </m:rPr>
+                <m:t>=</m:t>
+              </m:r>
+              <m:r>
+                <m:t>2</m:t>
+              </m:r>
+              <m:r>
+                <m:rPr>
+                  <m:sty m:val="p"/>
+                </m:rPr>
+                <m:t>+</m:t>
+              </m:r>
+              <m:r>
+                <m:t>2</m:t>
+              </m:r>
+              <m:r>
+                <m:rPr>
+                  <m:sty m:val="p"/>
+                </m:rPr>
+                <m:t>=</m:t>
+              </m:r>
+              <m:r>
+                <m:t>4</m:t>
+              </m:r>
+            </m:oMath>
             <w:r>
               <w:rPr>
                 <w:rtl/>
@@ -9125,7 +11102,7 @@
                     <a:graphicData uri="http://schemas.openxmlformats.org/drawingml/2006/picture">
                       <pic:pic>
                         <pic:nvPicPr>
-                          <pic:cNvPr id="0" name="baf9dacbec284941.png"/>
+                          <pic:cNvPr id="0" name="22899bd7b7662c22.png"/>
                           <pic:cNvPicPr/>
                         </pic:nvPicPr>
                         <pic:blipFill>
@@ -9688,7 +11665,7 @@
     <w:tbl>
       <w:tblPr>
         <w:tblStyle w:val="Table"/>
-        <w:tblW w:w="7681" w:type="dxa"/>
+        <w:tblW w:w="9864" w:type="dxa"/>
         <w:jc w:val="center"/>
         <w:tblBorders>
           <w:top w:val="single" w:sz="4" w:space="0" w:color="000000"/>
@@ -9701,10 +11678,10 @@
         <w:tblLook w:firstRow="0" w:lastRow="0" w:firstColumn="0" w:lastColumn="0" w:noHBand="0" w:noVBand="0" w:val="0000"/>
       </w:tblPr>
       <w:tblGrid>
-        <w:gridCol w:w="1188"/>
-        <w:gridCol w:w="712"/>
-        <w:gridCol w:w="4593"/>
-        <w:gridCol w:w="1188"/>
+        <w:gridCol w:w="1084"/>
+        <w:gridCol w:w="591"/>
+        <w:gridCol w:w="7004"/>
+        <w:gridCol w:w="1183"/>
       </w:tblGrid>
       <w:tr>
         <w:tc>
@@ -10325,159 +12302,6 @@
               </w:rPr>
               <w:t xml:space="preserve"> </w:t>
             </w:r>
-            <w:r>
-              <w:rPr>
-                <w:rtl/>
-              </w:rPr>
-              <w:t xml:space="preserve">‎$C(0)=\RR{400}$</w:t>
-            </w:r>
-            <w:r>
-              <w:rPr>
-                <w:rtl/>
-              </w:rPr>
-              <w:t xml:space="preserve"> </w:t>
-            </w:r>
-            <w:r>
-              <w:rPr>
-                <w:rtl/>
-              </w:rPr>
-              <w:t xml:space="preserve">(ألف دينار).</w:t>
-            </w:r>
-          </w:p>
-          <w:p>
-            <w:pPr>
-              <w:bidi/>
-              <w:jc w:val="left"/>
-            </w:pPr>
-            <w:r>
-              <w:rPr>
-                <w:b/>
-                <w:bCs/>
-                <w:rtl/>
-              </w:rPr>
-              <w:t xml:space="preserve">(2)</w:t>
-            </w:r>
-            <w:r>
-              <w:rPr>
-                <w:rtl/>
-              </w:rPr>
-              <w:t xml:space="preserve"> </w:t>
-            </w:r>
-            <w:r>
-              <w:rPr>
-                <w:rtl/>
-              </w:rPr>
-              <w:t xml:space="preserve">‎$C_M(q)=\dfrac{q^2+10q+400}q=\RR{q+10+\dfrac{400}q}$</w:t>
-            </w:r>
-            <w:r>
-              <w:rPr>
-                <w:rtl/>
-              </w:rPr>
-              <w:t xml:space="preserve">.</w:t>
-            </w:r>
-          </w:p>
-        </w:tc>
-        <w:tc>
-          <w:tcPr>
-            <w:shd w:val="clear" w:color="auto" w:fill="E4E7ED"/>
-          </w:tcPr>
-          <w:p>
-            <w:pPr>
-              <w:pStyle w:val="Compact"/>
-              <w:bidi/>
-              <w:jc w:val="left"/>
-            </w:pPr>
-            <w:r>
-              <w:rPr>
-                <w:rtl/>
-              </w:rPr>
-              <w:t xml:space="preserve"/>
-            </w:r>
-          </w:p>
-        </w:tc>
-      </w:tr>
-      <w:tr>
-        <w:tc>
-          <w:tcPr/>
-          <w:p>
-            <w:pPr>
-              <w:pStyle w:val="Compact"/>
-              <w:bidi/>
-              <w:jc w:val="left"/>
-            </w:pPr>
-            <w:r>
-              <w:rPr>
-                <w:rtl/>
-              </w:rPr>
-              <w:t xml:space="preserve">جدول التغيرات.</w:t>
-            </w:r>
-          </w:p>
-        </w:tc>
-        <w:tc>
-          <w:tcPr/>
-          <w:p>
-            <w:pPr>
-              <w:pStyle w:val="Compact"/>
-              <w:bidi/>
-              <w:jc w:val="left"/>
-            </w:pPr>
-            <w:r>
-              <w:rPr>
-                <w:rtl/>
-              </w:rPr>
-              <w:t xml:space="preserve">50 د</w:t>
-            </w:r>
-          </w:p>
-        </w:tc>
-        <w:tc>
-          <w:tcPr/>
-          <w:p>
-            <w:pPr>
-              <w:bidi/>
-              <w:jc w:val="left"/>
-            </w:pPr>
-            <w:r>
-              <w:rPr>
-                <w:b/>
-                <w:bCs/>
-                <w:rtl/>
-              </w:rPr>
-              <w:t xml:space="preserve">[تعريف]</w:t>
-            </w:r>
-          </w:p>
-          <w:p>
-            <w:pPr>
-              <w:bidi/>
-              <w:jc w:val="left"/>
-            </w:pPr>
-            <w:r>
-              <w:rPr>
-                <w:b/>
-                <w:bCs/>
-                <w:rtl/>
-              </w:rPr>
-              <w:t xml:space="preserve">(1)</w:t>
-            </w:r>
-            <w:r>
-              <w:rPr>
-                <w:rtl/>
-              </w:rPr>
-              <w:t xml:space="preserve"> </w:t>
-            </w:r>
-            <w:r>
-              <w:rPr>
-                <w:b/>
-                <w:bCs/>
-                <w:rtl/>
-              </w:rPr>
-              <w:t xml:space="preserve">الكلفة الإجمالية</w:t>
-            </w:r>
-            <w:r>
-              <w:rPr>
-                <w:rtl/>
-              </w:rPr>
-              <w:t xml:space="preserve"> </w:t>
-            </w:r>
             <m:oMath>
               <m:r>
                 <m:t>C</m:t>
@@ -10491,39 +12315,31 @@
                 </m:dPr>
                 <m:e>
                   <m:r>
-                    <m:t>q</m:t>
+                    <m:t>0</m:t>
                   </m:r>
                 </m:e>
               </m:d>
+              <m:r>
+                <m:rPr>
+                  <m:sty m:val="p"/>
+                </m:rPr>
+                <m:t>=</m:t>
+              </m:r>
+              <m:r>
+                <m:t>400</m:t>
+              </m:r>
             </m:oMath>
             <w:r>
               <w:rPr>
                 <w:rtl/>
               </w:rPr>
-              <w:t xml:space="preserve">: كلفة صنع</w:t>
-            </w:r>
-            <w:r>
-              <w:rPr>
-                <w:rtl/>
-              </w:rPr>
-              <w:t xml:space="preserve"> </w:t>
-            </w:r>
-            <m:oMath>
-              <m:r>
-                <m:t>q</m:t>
-              </m:r>
-            </m:oMath>
-            <w:r>
-              <w:rPr>
-                <w:rtl/>
-              </w:rPr>
-              <w:t xml:space="preserve"> </w:t>
-            </w:r>
-            <w:r>
-              <w:rPr>
-                <w:rtl/>
-              </w:rPr>
-              <w:t xml:space="preserve">وحدة.</w:t>
+              <w:t xml:space="preserve"> </w:t>
+            </w:r>
+            <w:r>
+              <w:rPr>
+                <w:rtl/>
+              </w:rPr>
+              <w:t xml:space="preserve">(ألف دينار).</w:t>
             </w:r>
           </w:p>
           <w:p>
@@ -10545,30 +12361,19 @@
               </w:rPr>
               <w:t xml:space="preserve"> </w:t>
             </w:r>
-            <w:r>
-              <w:rPr>
-                <w:b/>
-                <w:bCs/>
-                <w:rtl/>
-              </w:rPr>
-              <w:t xml:space="preserve">الكلفة الهامشية</w:t>
-            </w:r>
-            <w:r>
-              <w:rPr>
-                <w:rtl/>
-              </w:rPr>
-              <w:t xml:space="preserve">:</w:t>
-            </w:r>
-            <w:r>
-              <w:rPr>
-                <w:rtl/>
-              </w:rPr>
-              <w:t xml:space="preserve"> </w:t>
-            </w:r>
             <m:oMath>
-              <m:r>
-                <m:t>C</m:t>
-              </m:r>
+              <m:sSub>
+                <m:e>
+                  <m:r>
+                    <m:t>C</m:t>
+                  </m:r>
+                </m:e>
+                <m:sub>
+                  <m:r>
+                    <m:t>M</m:t>
+                  </m:r>
+                </m:sub>
+              </m:sSub>
               <m:d>
                 <m:dPr>
                   <m:begChr m:val="("/>
@@ -10580,6 +12385,31 @@
                   <m:r>
                     <m:t>q</m:t>
                   </m:r>
+                </m:e>
+              </m:d>
+              <m:r>
+                <m:rPr>
+                  <m:sty m:val="p"/>
+                </m:rPr>
+                <m:t>=</m:t>
+              </m:r>
+              <m:f>
+                <m:fPr>
+                  <m:type m:val="bar"/>
+                </m:fPr>
+                <m:num>
+                  <m:sSup>
+                    <m:e>
+                      <m:r>
+                        <m:t>q</m:t>
+                      </m:r>
+                    </m:e>
+                    <m:sup>
+                      <m:r>
+                        <m:t>2</m:t>
+                      </m:r>
+                    </m:sup>
+                  </m:sSup>
                   <m:r>
                     <m:rPr>
                       <m:sty m:val="p"/>
@@ -10587,16 +12417,177 @@
                     <m:t>+</m:t>
                   </m:r>
                   <m:r>
-                    <m:t>1</m:t>
-                  </m:r>
-                </m:e>
-              </m:d>
-              <m:r>
-                <m:rPr>
-                  <m:sty m:val="p"/>
-                </m:rPr>
-                <m:t>−</m:t>
-              </m:r>
+                    <m:t>10</m:t>
+                  </m:r>
+                  <m:r>
+                    <m:t>q</m:t>
+                  </m:r>
+                  <m:r>
+                    <m:rPr>
+                      <m:sty m:val="p"/>
+                    </m:rPr>
+                    <m:t>+</m:t>
+                  </m:r>
+                  <m:r>
+                    <m:t>400</m:t>
+                  </m:r>
+                </m:num>
+                <m:den>
+                  <m:r>
+                    <m:t>q</m:t>
+                  </m:r>
+                </m:den>
+              </m:f>
+              <m:r>
+                <m:rPr>
+                  <m:sty m:val="p"/>
+                </m:rPr>
+                <m:t>=</m:t>
+              </m:r>
+              <m:r>
+                <m:t>q</m:t>
+              </m:r>
+              <m:r>
+                <m:rPr>
+                  <m:sty m:val="p"/>
+                </m:rPr>
+                <m:t>+</m:t>
+              </m:r>
+              <m:r>
+                <m:t>10</m:t>
+              </m:r>
+              <m:r>
+                <m:rPr>
+                  <m:sty m:val="p"/>
+                </m:rPr>
+                <m:t>+</m:t>
+              </m:r>
+              <m:f>
+                <m:fPr>
+                  <m:type m:val="bar"/>
+                </m:fPr>
+                <m:num>
+                  <m:r>
+                    <m:t>400</m:t>
+                  </m:r>
+                </m:num>
+                <m:den>
+                  <m:r>
+                    <m:t>q</m:t>
+                  </m:r>
+                </m:den>
+              </m:f>
+            </m:oMath>
+            <w:r>
+              <w:rPr>
+                <w:rtl/>
+              </w:rPr>
+              <w:t xml:space="preserve">.</w:t>
+            </w:r>
+          </w:p>
+        </w:tc>
+        <w:tc>
+          <w:tcPr>
+            <w:shd w:val="clear" w:color="auto" w:fill="E4E7ED"/>
+          </w:tcPr>
+          <w:p>
+            <w:pPr>
+              <w:pStyle w:val="Compact"/>
+              <w:bidi/>
+              <w:jc w:val="left"/>
+            </w:pPr>
+            <w:r>
+              <w:rPr>
+                <w:rtl/>
+              </w:rPr>
+              <w:t xml:space="preserve"/>
+            </w:r>
+          </w:p>
+        </w:tc>
+      </w:tr>
+      <w:tr>
+        <w:tc>
+          <w:tcPr/>
+          <w:p>
+            <w:pPr>
+              <w:pStyle w:val="Compact"/>
+              <w:bidi/>
+              <w:jc w:val="left"/>
+            </w:pPr>
+            <w:r>
+              <w:rPr>
+                <w:rtl/>
+              </w:rPr>
+              <w:t xml:space="preserve">جدول التغيرات.</w:t>
+            </w:r>
+          </w:p>
+        </w:tc>
+        <w:tc>
+          <w:tcPr/>
+          <w:p>
+            <w:pPr>
+              <w:pStyle w:val="Compact"/>
+              <w:bidi/>
+              <w:jc w:val="left"/>
+            </w:pPr>
+            <w:r>
+              <w:rPr>
+                <w:rtl/>
+              </w:rPr>
+              <w:t xml:space="preserve">50 د</w:t>
+            </w:r>
+          </w:p>
+        </w:tc>
+        <w:tc>
+          <w:tcPr/>
+          <w:p>
+            <w:pPr>
+              <w:bidi/>
+              <w:jc w:val="left"/>
+            </w:pPr>
+            <w:r>
+              <w:rPr>
+                <w:b/>
+                <w:bCs/>
+                <w:rtl/>
+              </w:rPr>
+              <w:t xml:space="preserve">[تعريف]</w:t>
+            </w:r>
+          </w:p>
+          <w:p>
+            <w:pPr>
+              <w:bidi/>
+              <w:jc w:val="left"/>
+            </w:pPr>
+            <w:r>
+              <w:rPr>
+                <w:b/>
+                <w:bCs/>
+                <w:rtl/>
+              </w:rPr>
+              <w:t xml:space="preserve">(1)</w:t>
+            </w:r>
+            <w:r>
+              <w:rPr>
+                <w:rtl/>
+              </w:rPr>
+              <w:t xml:space="preserve"> </w:t>
+            </w:r>
+            <w:r>
+              <w:rPr>
+                <w:b/>
+                <w:bCs/>
+                <w:rtl/>
+              </w:rPr>
+              <w:t xml:space="preserve">الكلفة الإجمالية</w:t>
+            </w:r>
+            <w:r>
+              <w:rPr>
+                <w:rtl/>
+              </w:rPr>
+              <w:t xml:space="preserve"> </w:t>
+            </w:r>
+            <m:oMath>
               <m:r>
                 <m:t>C</m:t>
               </m:r>
@@ -10618,31 +12609,30 @@
               <w:rPr>
                 <w:rtl/>
               </w:rPr>
-              <w:t xml:space="preserve"> </w:t>
-            </w:r>
-            <w:r>
-              <w:rPr>
-                <w:rtl/>
-              </w:rPr>
-              <w:t xml:space="preserve">، ونضع</w:t>
-            </w:r>
-            <w:r>
-              <w:rPr>
-                <w:rtl/>
-              </w:rPr>
-              <w:t xml:space="preserve"> </w:t>
-            </w:r>
-            <w:r>
-              <w:rPr>
-                <w:rtl/>
-              </w:rPr>
-              <w:t xml:space="preserve">‎$\RR{C_m(q)=C^{\prime}(q)}$</w:t>
-            </w:r>
-            <w:r>
-              <w:rPr>
-                <w:rtl/>
-              </w:rPr>
-              <w:t xml:space="preserve">.</w:t>
+              <w:t xml:space="preserve">: كلفة صنع</w:t>
+            </w:r>
+            <w:r>
+              <w:rPr>
+                <w:rtl/>
+              </w:rPr>
+              <w:t xml:space="preserve"> </w:t>
+            </w:r>
+            <m:oMath>
+              <m:r>
+                <m:t>q</m:t>
+              </m:r>
+            </m:oMath>
+            <w:r>
+              <w:rPr>
+                <w:rtl/>
+              </w:rPr>
+              <w:t xml:space="preserve"> </w:t>
+            </w:r>
+            <w:r>
+              <w:rPr>
+                <w:rtl/>
+              </w:rPr>
+              <w:t xml:space="preserve">وحدة.</w:t>
             </w:r>
           </w:p>
           <w:p>
@@ -10656,7 +12646,7 @@
                 <w:bCs/>
                 <w:rtl/>
               </w:rPr>
-              <w:t xml:space="preserve">(3)</w:t>
+              <w:t xml:space="preserve">(2)</w:t>
             </w:r>
             <w:r>
               <w:rPr>
@@ -10670,7 +12660,7 @@
                 <w:bCs/>
                 <w:rtl/>
               </w:rPr>
-              <w:t xml:space="preserve">الكلفة المتوسطة</w:t>
+              <w:t xml:space="preserve">الكلفة الهامشية</w:t>
             </w:r>
             <w:r>
               <w:rPr>
@@ -10684,12 +12674,134 @@
               </w:rPr>
               <w:t xml:space="preserve"> </w:t>
             </w:r>
-            <w:r>
-              <w:rPr>
-                <w:rtl/>
-              </w:rPr>
-              <w:t xml:space="preserve">‎$\RR{C_M(q)=\dfrac{C(q)}q}$</w:t>
-            </w:r>
+            <m:oMath>
+              <m:r>
+                <m:t>C</m:t>
+              </m:r>
+              <m:d>
+                <m:dPr>
+                  <m:begChr m:val="("/>
+                  <m:endChr m:val=")"/>
+                  <m:sepChr m:val=""/>
+                  <m:grow/>
+                </m:dPr>
+                <m:e>
+                  <m:r>
+                    <m:t>q</m:t>
+                  </m:r>
+                  <m:r>
+                    <m:rPr>
+                      <m:sty m:val="p"/>
+                    </m:rPr>
+                    <m:t>+</m:t>
+                  </m:r>
+                  <m:r>
+                    <m:t>1</m:t>
+                  </m:r>
+                </m:e>
+              </m:d>
+              <m:r>
+                <m:rPr>
+                  <m:sty m:val="p"/>
+                </m:rPr>
+                <m:t>−</m:t>
+              </m:r>
+              <m:r>
+                <m:t>C</m:t>
+              </m:r>
+              <m:d>
+                <m:dPr>
+                  <m:begChr m:val="("/>
+                  <m:endChr m:val=")"/>
+                  <m:sepChr m:val=""/>
+                  <m:grow/>
+                </m:dPr>
+                <m:e>
+                  <m:r>
+                    <m:t>q</m:t>
+                  </m:r>
+                </m:e>
+              </m:d>
+            </m:oMath>
+            <w:r>
+              <w:rPr>
+                <w:rtl/>
+              </w:rPr>
+              <w:t xml:space="preserve"> </w:t>
+            </w:r>
+            <w:r>
+              <w:rPr>
+                <w:rtl/>
+              </w:rPr>
+              <w:t xml:space="preserve">، ونضع</w:t>
+            </w:r>
+            <w:r>
+              <w:rPr>
+                <w:rtl/>
+              </w:rPr>
+              <w:t xml:space="preserve"> </w:t>
+            </w:r>
+            <m:oMath>
+              <m:sSub>
+                <m:e>
+                  <m:r>
+                    <m:t>C</m:t>
+                  </m:r>
+                </m:e>
+                <m:sub>
+                  <m:r>
+                    <m:t>m</m:t>
+                  </m:r>
+                </m:sub>
+              </m:sSub>
+              <m:d>
+                <m:dPr>
+                  <m:begChr m:val="("/>
+                  <m:endChr m:val=")"/>
+                  <m:sepChr m:val=""/>
+                  <m:grow/>
+                </m:dPr>
+                <m:e>
+                  <m:r>
+                    <m:t>q</m:t>
+                  </m:r>
+                </m:e>
+              </m:d>
+              <m:r>
+                <m:rPr>
+                  <m:sty m:val="p"/>
+                </m:rPr>
+                <m:t>=</m:t>
+              </m:r>
+              <m:sSup>
+                <m:e>
+                  <m:r>
+                    <m:t>C</m:t>
+                  </m:r>
+                </m:e>
+                <m:sup>
+                  <m:r>
+                    <m:rPr>
+                      <m:sty m:val="p"/>
+                    </m:rPr>
+                    <m:t>′</m:t>
+                  </m:r>
+                </m:sup>
+              </m:sSup>
+              <m:d>
+                <m:dPr>
+                  <m:begChr m:val="("/>
+                  <m:endChr m:val=")"/>
+                  <m:sepChr m:val=""/>
+                  <m:grow/>
+                </m:dPr>
+                <m:e>
+                  <m:r>
+                    <m:t>q</m:t>
+                  </m:r>
+                </m:e>
+              </m:d>
+            </m:oMath>
             <w:r>
               <w:rPr>
                 <w:rtl/>
@@ -10708,7 +12820,7 @@
                 <w:bCs/>
                 <w:rtl/>
               </w:rPr>
-              <w:t xml:space="preserve">(4)</w:t>
+              <w:t xml:space="preserve">(3)</w:t>
             </w:r>
             <w:r>
               <w:rPr>
@@ -10722,6 +12834,113 @@
                 <w:bCs/>
                 <w:rtl/>
               </w:rPr>
+              <w:t xml:space="preserve">الكلفة المتوسطة</w:t>
+            </w:r>
+            <w:r>
+              <w:rPr>
+                <w:rtl/>
+              </w:rPr>
+              <w:t xml:space="preserve">:</w:t>
+            </w:r>
+            <w:r>
+              <w:rPr>
+                <w:rtl/>
+              </w:rPr>
+              <w:t xml:space="preserve"> </w:t>
+            </w:r>
+            <m:oMath>
+              <m:sSub>
+                <m:e>
+                  <m:r>
+                    <m:t>C</m:t>
+                  </m:r>
+                </m:e>
+                <m:sub>
+                  <m:r>
+                    <m:t>M</m:t>
+                  </m:r>
+                </m:sub>
+              </m:sSub>
+              <m:d>
+                <m:dPr>
+                  <m:begChr m:val="("/>
+                  <m:endChr m:val=")"/>
+                  <m:sepChr m:val=""/>
+                  <m:grow/>
+                </m:dPr>
+                <m:e>
+                  <m:r>
+                    <m:t>q</m:t>
+                  </m:r>
+                </m:e>
+              </m:d>
+              <m:r>
+                <m:rPr>
+                  <m:sty m:val="p"/>
+                </m:rPr>
+                <m:t>=</m:t>
+              </m:r>
+              <m:f>
+                <m:fPr>
+                  <m:type m:val="bar"/>
+                </m:fPr>
+                <m:num>
+                  <m:r>
+                    <m:t>C</m:t>
+                  </m:r>
+                  <m:d>
+                    <m:dPr>
+                      <m:begChr m:val="("/>
+                      <m:endChr m:val=")"/>
+                      <m:sepChr m:val=""/>
+                      <m:grow/>
+                    </m:dPr>
+                    <m:e>
+                      <m:r>
+                        <m:t>q</m:t>
+                      </m:r>
+                    </m:e>
+                  </m:d>
+                </m:num>
+                <m:den>
+                  <m:r>
+                    <m:t>q</m:t>
+                  </m:r>
+                </m:den>
+              </m:f>
+            </m:oMath>
+            <w:r>
+              <w:rPr>
+                <w:rtl/>
+              </w:rPr>
+              <w:t xml:space="preserve">.</w:t>
+            </w:r>
+          </w:p>
+          <w:p>
+            <w:pPr>
+              <w:bidi/>
+              <w:jc w:val="left"/>
+            </w:pPr>
+            <w:r>
+              <w:rPr>
+                <w:b/>
+                <w:bCs/>
+                <w:rtl/>
+              </w:rPr>
+              <w:t xml:space="preserve">(4)</w:t>
+            </w:r>
+            <w:r>
+              <w:rPr>
+                <w:rtl/>
+              </w:rPr>
+              <w:t xml:space="preserve"> </w:t>
+            </w:r>
+            <w:r>
+              <w:rPr>
+                <w:b/>
+                <w:bCs/>
+                <w:rtl/>
+              </w:rPr>
               <w:t xml:space="preserve">الربح</w:t>
             </w:r>
             <w:r>
@@ -10736,12 +12955,61 @@
               </w:rPr>
               <w:t xml:space="preserve"> </w:t>
             </w:r>
-            <w:r>
-              <w:rPr>
-                <w:rtl/>
-              </w:rPr>
-              <w:t xml:space="preserve">‎$\RR{B(q)=p\,q-C(q)}$</w:t>
-            </w:r>
+            <m:oMath>
+              <m:r>
+                <m:t>B</m:t>
+              </m:r>
+              <m:d>
+                <m:dPr>
+                  <m:begChr m:val="("/>
+                  <m:endChr m:val=")"/>
+                  <m:sepChr m:val=""/>
+                  <m:grow/>
+                </m:dPr>
+                <m:e>
+                  <m:r>
+                    <m:t>q</m:t>
+                  </m:r>
+                </m:e>
+              </m:d>
+              <m:r>
+                <m:rPr>
+                  <m:sty m:val="p"/>
+                </m:rPr>
+                <m:t>=</m:t>
+              </m:r>
+              <m:r>
+                <m:t>p</m:t>
+              </m:r>
+              <m:r>
+                <m:t> </m:t>
+              </m:r>
+              <m:r>
+                <m:t>q</m:t>
+              </m:r>
+              <m:r>
+                <m:rPr>
+                  <m:sty m:val="p"/>
+                </m:rPr>
+                <m:t>−</m:t>
+              </m:r>
+              <m:r>
+                <m:t>C</m:t>
+              </m:r>
+              <m:d>
+                <m:dPr>
+                  <m:begChr m:val="("/>
+                  <m:endChr m:val=")"/>
+                  <m:sepChr m:val=""/>
+                  <m:grow/>
+                </m:dPr>
+                <m:e>
+                  <m:r>
+                    <m:t>q</m:t>
+                  </m:r>
+                </m:e>
+              </m:d>
+            </m:oMath>
             <w:r>
               <w:rPr>
                 <w:rtl/>
@@ -11052,7 +13320,7 @@
                     <a:graphicData uri="http://schemas.openxmlformats.org/drawingml/2006/picture">
                       <pic:pic>
                         <pic:nvPicPr>
-                          <pic:cNvPr id="0" name="9cd77fb44e0f8dfc.png"/>
+                          <pic:cNvPr id="0" name="f0ad4f3f218c7917.png"/>
                           <pic:cNvPicPr/>
                         </pic:nvPicPr>
                         <pic:blipFill>
@@ -11092,12 +13360,69 @@
               </w:rPr>
               <w:t xml:space="preserve"> </w:t>
             </w:r>
-            <w:r>
-              <w:rPr>
-                <w:rtl/>
-              </w:rPr>
-              <w:t xml:space="preserve">‎$C_M(20)=20+10+20=\RR{50}$</w:t>
-            </w:r>
+            <m:oMath>
+              <m:sSub>
+                <m:e>
+                  <m:r>
+                    <m:t>C</m:t>
+                  </m:r>
+                </m:e>
+                <m:sub>
+                  <m:r>
+                    <m:t>M</m:t>
+                  </m:r>
+                </m:sub>
+              </m:sSub>
+              <m:d>
+                <m:dPr>
+                  <m:begChr m:val="("/>
+                  <m:endChr m:val=")"/>
+                  <m:sepChr m:val=""/>
+                  <m:grow/>
+                </m:dPr>
+                <m:e>
+                  <m:r>
+                    <m:t>20</m:t>
+                  </m:r>
+                </m:e>
+              </m:d>
+              <m:r>
+                <m:rPr>
+                  <m:sty m:val="p"/>
+                </m:rPr>
+                <m:t>=</m:t>
+              </m:r>
+              <m:r>
+                <m:t>20</m:t>
+              </m:r>
+              <m:r>
+                <m:rPr>
+                  <m:sty m:val="p"/>
+                </m:rPr>
+                <m:t>+</m:t>
+              </m:r>
+              <m:r>
+                <m:t>10</m:t>
+              </m:r>
+              <m:r>
+                <m:rPr>
+                  <m:sty m:val="p"/>
+                </m:rPr>
+                <m:t>+</m:t>
+              </m:r>
+              <m:r>
+                <m:t>20</m:t>
+              </m:r>
+              <m:r>
+                <m:rPr>
+                  <m:sty m:val="p"/>
+                </m:rPr>
+                <m:t>=</m:t>
+              </m:r>
+              <m:r>
+                <m:t>50</m:t>
+              </m:r>
+            </m:oMath>
             <w:r>
               <w:rPr>
                 <w:rtl/>
@@ -11110,127 +13435,42 @@
               </w:rPr>
               <w:t xml:space="preserve"> </w:t>
             </w:r>
-            <w:r>
-              <w:rPr>
-                <w:rtl/>
-              </w:rPr>
-              <w:t xml:space="preserve">‎$C_m(20)=C^{\prime}(20)=2\times20+10=\RR{50}$</w:t>
-            </w:r>
-            <w:r>
-              <w:rPr>
-                <w:rtl/>
-              </w:rPr>
-              <w:t xml:space="preserve">: عند أصغر كلفة متوسطة تتساوى الكلفة الهامشية والكلفة المتوسطة.</w:t>
-            </w:r>
-          </w:p>
-        </w:tc>
-        <w:tc>
-          <w:tcPr>
-            <w:shd w:val="clear" w:color="auto" w:fill="E4E7ED"/>
-          </w:tcPr>
-          <w:p>
-            <w:pPr>
-              <w:pStyle w:val="Compact"/>
-              <w:bidi/>
-              <w:jc w:val="left"/>
-            </w:pPr>
-            <w:r>
-              <w:rPr>
-                <w:rtl/>
-              </w:rPr>
-              <w:t xml:space="preserve"/>
-            </w:r>
-          </w:p>
-        </w:tc>
-      </w:tr>
-      <w:tr>
-        <w:tc>
-          <w:tcPr/>
-          <w:p>
-            <w:pPr>
-              <w:pStyle w:val="Compact"/>
-              <w:bidi/>
-              <w:jc w:val="center"/>
-            </w:pPr>
-          </w:p>
-        </w:tc>
-        <w:tc>
-          <w:tcPr/>
-          <w:p>
-            <w:pPr>
-              <w:pStyle w:val="Compact"/>
-              <w:bidi/>
-              <w:jc w:val="center"/>
-            </w:pPr>
-          </w:p>
-        </w:tc>
-        <w:tc>
-          <w:tcPr/>
-          <w:p>
-            <w:pPr>
-              <w:bidi/>
-              <w:jc w:val="left"/>
-            </w:pPr>
-            <w:r>
-              <w:rPr>
-                <w:b/>
-                <w:bCs/>
-                <w:rtl/>
-              </w:rPr>
-              <w:t xml:space="preserve">[مثال 2: أكبر ربح]</w:t>
-            </w:r>
-            <w:r>
-              <w:rPr>
-                <w:rtl/>
-              </w:rPr>
-              <w:t xml:space="preserve"> ثمن بيع الوحدة</w:t>
-            </w:r>
-            <w:r>
-              <w:rPr>
-                <w:rtl/>
-              </w:rPr>
-              <w:t xml:space="preserve"> </w:t>
-            </w:r>
             <m:oMath>
-              <m:r>
-                <m:t>70</m:t>
-              </m:r>
-            </m:oMath>
-            <w:r>
-              <w:rPr>
-                <w:rtl/>
-              </w:rPr>
-              <w:t xml:space="preserve">:</w:t>
-            </w:r>
-            <w:r>
-              <w:rPr>
-                <w:rtl/>
-              </w:rPr>
-              <w:t xml:space="preserve"> </w:t>
-            </w:r>
-            <w:r>
-              <w:rPr>
-                <w:rtl/>
-              </w:rPr>
-              <w:t xml:space="preserve">‎$B(q)=70q-\left(q^2+10q+400\right)=\RR{-q^2+60q-400}$</w:t>
-            </w:r>
-            <w:r>
-              <w:rPr>
-                <w:rtl/>
-              </w:rPr>
-              <w:t xml:space="preserve">.</w:t>
-            </w:r>
-          </w:p>
-          <w:p>
-            <w:pPr>
-              <w:bidi/>
-              <w:jc w:val="left"/>
-            </w:pPr>
-            <m:oMath>
+              <m:sSub>
+                <m:e>
+                  <m:r>
+                    <m:t>C</m:t>
+                  </m:r>
+                </m:e>
+                <m:sub>
+                  <m:r>
+                    <m:t>m</m:t>
+                  </m:r>
+                </m:sub>
+              </m:sSub>
+              <m:d>
+                <m:dPr>
+                  <m:begChr m:val="("/>
+                  <m:endChr m:val=")"/>
+                  <m:sepChr m:val=""/>
+                  <m:grow/>
+                </m:dPr>
+                <m:e>
+                  <m:r>
+                    <m:t>20</m:t>
+                  </m:r>
+                </m:e>
+              </m:d>
+              <m:r>
+                <m:rPr>
+                  <m:sty m:val="p"/>
+                </m:rPr>
+                <m:t>=</m:t>
+              </m:r>
               <m:sSup>
                 <m:e>
                   <m:r>
-                    <m:t>B</m:t>
+                    <m:t>C</m:t>
                   </m:r>
                 </m:e>
                 <m:sup>
@@ -11251,6 +13491,152 @@
                 </m:dPr>
                 <m:e>
                   <m:r>
+                    <m:t>20</m:t>
+                  </m:r>
+                </m:e>
+              </m:d>
+              <m:r>
+                <m:rPr>
+                  <m:sty m:val="p"/>
+                </m:rPr>
+                <m:t>=</m:t>
+              </m:r>
+              <m:r>
+                <m:t>2</m:t>
+              </m:r>
+              <m:r>
+                <m:rPr>
+                  <m:sty m:val="p"/>
+                </m:rPr>
+                <m:t>×</m:t>
+              </m:r>
+              <m:r>
+                <m:t>20</m:t>
+              </m:r>
+              <m:r>
+                <m:rPr>
+                  <m:sty m:val="p"/>
+                </m:rPr>
+                <m:t>+</m:t>
+              </m:r>
+              <m:r>
+                <m:t>10</m:t>
+              </m:r>
+              <m:r>
+                <m:rPr>
+                  <m:sty m:val="p"/>
+                </m:rPr>
+                <m:t>=</m:t>
+              </m:r>
+              <m:r>
+                <m:t>50</m:t>
+              </m:r>
+            </m:oMath>
+            <w:r>
+              <w:rPr>
+                <w:rtl/>
+              </w:rPr>
+              <w:t xml:space="preserve">: عند أصغر كلفة متوسطة تتساوى الكلفة الهامشية والكلفة المتوسطة.</w:t>
+            </w:r>
+          </w:p>
+        </w:tc>
+        <w:tc>
+          <w:tcPr>
+            <w:shd w:val="clear" w:color="auto" w:fill="E4E7ED"/>
+          </w:tcPr>
+          <w:p>
+            <w:pPr>
+              <w:pStyle w:val="Compact"/>
+              <w:bidi/>
+              <w:jc w:val="left"/>
+            </w:pPr>
+            <w:r>
+              <w:rPr>
+                <w:rtl/>
+              </w:rPr>
+              <w:t xml:space="preserve"/>
+            </w:r>
+          </w:p>
+        </w:tc>
+      </w:tr>
+      <w:tr>
+        <w:tc>
+          <w:tcPr/>
+          <w:p>
+            <w:pPr>
+              <w:pStyle w:val="Compact"/>
+              <w:bidi/>
+              <w:jc w:val="center"/>
+            </w:pPr>
+          </w:p>
+        </w:tc>
+        <w:tc>
+          <w:tcPr/>
+          <w:p>
+            <w:pPr>
+              <w:pStyle w:val="Compact"/>
+              <w:bidi/>
+              <w:jc w:val="center"/>
+            </w:pPr>
+          </w:p>
+        </w:tc>
+        <w:tc>
+          <w:tcPr/>
+          <w:p>
+            <w:pPr>
+              <w:bidi/>
+              <w:jc w:val="left"/>
+            </w:pPr>
+            <w:r>
+              <w:rPr>
+                <w:b/>
+                <w:bCs/>
+                <w:rtl/>
+              </w:rPr>
+              <w:t xml:space="preserve">[مثال 2: أكبر ربح]</w:t>
+            </w:r>
+            <w:r>
+              <w:rPr>
+                <w:rtl/>
+              </w:rPr>
+              <w:t xml:space="preserve"> ثمن بيع الوحدة</w:t>
+            </w:r>
+            <w:r>
+              <w:rPr>
+                <w:rtl/>
+              </w:rPr>
+              <w:t xml:space="preserve"> </w:t>
+            </w:r>
+            <m:oMath>
+              <m:r>
+                <m:t>70</m:t>
+              </m:r>
+            </m:oMath>
+            <w:r>
+              <w:rPr>
+                <w:rtl/>
+              </w:rPr>
+              <w:t xml:space="preserve">:</w:t>
+            </w:r>
+          </w:p>
+          <w:p>
+            <w:pPr>
+              <w:bidi/>
+              <w:jc w:val="left"/>
+            </w:pPr>
+            <m:oMath>
+              <m:r>
+                <m:t>B</m:t>
+              </m:r>
+              <m:d>
+                <m:dPr>
+                  <m:begChr m:val="("/>
+                  <m:endChr m:val=")"/>
+                  <m:sepChr m:val=""/>
+                  <m:grow/>
+                </m:dPr>
+                <m:e>
+                  <m:r>
                     <m:t>q</m:t>
                   </m:r>
                 </m:e>
@@ -11262,11 +13648,159 @@
                 <m:t>=</m:t>
               </m:r>
               <m:r>
+                <m:t>70</m:t>
+              </m:r>
+              <m:r>
+                <m:t>q</m:t>
+              </m:r>
+              <m:r>
                 <m:rPr>
                   <m:sty m:val="p"/>
                 </m:rPr>
                 <m:t>−</m:t>
               </m:r>
+              <m:d>
+                <m:dPr>
+                  <m:begChr m:val="("/>
+                  <m:endChr m:val=")"/>
+                  <m:sepChr m:val=""/>
+                  <m:grow/>
+                </m:dPr>
+                <m:e>
+                  <m:sSup>
+                    <m:e>
+                      <m:r>
+                        <m:t>q</m:t>
+                      </m:r>
+                    </m:e>
+                    <m:sup>
+                      <m:r>
+                        <m:t>2</m:t>
+                      </m:r>
+                    </m:sup>
+                  </m:sSup>
+                  <m:r>
+                    <m:rPr>
+                      <m:sty m:val="p"/>
+                    </m:rPr>
+                    <m:t>+</m:t>
+                  </m:r>
+                  <m:r>
+                    <m:t>10</m:t>
+                  </m:r>
+                  <m:r>
+                    <m:t>q</m:t>
+                  </m:r>
+                  <m:r>
+                    <m:rPr>
+                      <m:sty m:val="p"/>
+                    </m:rPr>
+                    <m:t>+</m:t>
+                  </m:r>
+                  <m:r>
+                    <m:t>400</m:t>
+                  </m:r>
+                </m:e>
+              </m:d>
+              <m:r>
+                <m:rPr>
+                  <m:sty m:val="p"/>
+                </m:rPr>
+                <m:t>=</m:t>
+              </m:r>
+              <m:r>
+                <m:rPr>
+                  <m:sty m:val="p"/>
+                </m:rPr>
+                <m:t>−</m:t>
+              </m:r>
+              <m:sSup>
+                <m:e>
+                  <m:r>
+                    <m:t>q</m:t>
+                  </m:r>
+                </m:e>
+                <m:sup>
+                  <m:r>
+                    <m:t>2</m:t>
+                  </m:r>
+                </m:sup>
+              </m:sSup>
+              <m:r>
+                <m:rPr>
+                  <m:sty m:val="p"/>
+                </m:rPr>
+                <m:t>+</m:t>
+              </m:r>
+              <m:r>
+                <m:t>60</m:t>
+              </m:r>
+              <m:r>
+                <m:t>q</m:t>
+              </m:r>
+              <m:r>
+                <m:rPr>
+                  <m:sty m:val="p"/>
+                </m:rPr>
+                <m:t>−</m:t>
+              </m:r>
+              <m:r>
+                <m:t>400</m:t>
+              </m:r>
+            </m:oMath>
+            <w:r>
+              <w:rPr>
+                <w:rtl/>
+              </w:rPr>
+              <w:t xml:space="preserve">.</w:t>
+            </w:r>
+          </w:p>
+          <w:p>
+            <w:pPr>
+              <w:bidi/>
+              <w:jc w:val="left"/>
+            </w:pPr>
+            <m:oMath>
+              <m:sSup>
+                <m:e>
+                  <m:r>
+                    <m:t>B</m:t>
+                  </m:r>
+                </m:e>
+                <m:sup>
+                  <m:r>
+                    <m:rPr>
+                      <m:sty m:val="p"/>
+                    </m:rPr>
+                    <m:t>′</m:t>
+                  </m:r>
+                </m:sup>
+              </m:sSup>
+              <m:d>
+                <m:dPr>
+                  <m:begChr m:val="("/>
+                  <m:endChr m:val=")"/>
+                  <m:sepChr m:val=""/>
+                  <m:grow/>
+                </m:dPr>
+                <m:e>
+                  <m:r>
+                    <m:t>q</m:t>
+                  </m:r>
+                </m:e>
+              </m:d>
+              <m:r>
+                <m:rPr>
+                  <m:sty m:val="p"/>
+                </m:rPr>
+                <m:t>=</m:t>
+              </m:r>
+              <m:r>
+                <m:rPr>
+                  <m:sty m:val="p"/>
+                </m:rPr>
+                <m:t>−</m:t>
+              </m:r>
               <m:r>
                 <m:t>2</m:t>
               </m:r>
@@ -11333,12 +13867,66 @@
               </w:rPr>
               <w:t xml:space="preserve"> </w:t>
             </w:r>
-            <w:r>
-              <w:rPr>
-                <w:rtl/>
-              </w:rPr>
-              <w:t xml:space="preserve">‎$B(30)=-900+1800-400=\RR{500}$</w:t>
-            </w:r>
+            <m:oMath>
+              <m:r>
+                <m:t>B</m:t>
+              </m:r>
+              <m:d>
+                <m:dPr>
+                  <m:begChr m:val="("/>
+                  <m:endChr m:val=")"/>
+                  <m:sepChr m:val=""/>
+                  <m:grow/>
+                </m:dPr>
+                <m:e>
+                  <m:r>
+                    <m:t>30</m:t>
+                  </m:r>
+                </m:e>
+              </m:d>
+              <m:r>
+                <m:rPr>
+                  <m:sty m:val="p"/>
+                </m:rPr>
+                <m:t>=</m:t>
+              </m:r>
+              <m:r>
+                <m:rPr>
+                  <m:sty m:val="p"/>
+                </m:rPr>
+                <m:t>−</m:t>
+              </m:r>
+              <m:r>
+                <m:t>900</m:t>
+              </m:r>
+              <m:r>
+                <m:rPr>
+                  <m:sty m:val="p"/>
+                </m:rPr>
+                <m:t>+</m:t>
+              </m:r>
+              <m:r>
+                <m:t>1800</m:t>
+              </m:r>
+              <m:r>
+                <m:rPr>
+                  <m:sty m:val="p"/>
+                </m:rPr>
+                <m:t>−</m:t>
+              </m:r>
+              <m:r>
+                <m:t>400</m:t>
+              </m:r>
+              <m:r>
+                <m:rPr>
+                  <m:sty m:val="p"/>
+                </m:rPr>
+                <m:t>=</m:t>
+              </m:r>
+              <m:r>
+                <m:t>500</m:t>
+              </m:r>
+            </m:oMath>
             <w:r>
               <w:rPr>
                 <w:rtl/>
@@ -11849,216 +14437,66 @@
               </w:rPr>
               <w:t xml:space="preserve"> </w:t>
             </w:r>
-            <w:r>
-              <w:rPr>
-                <w:rtl/>
-              </w:rPr>
-              <w:t xml:space="preserve">‎$C_m(q)=C^{\prime}(q)=\frac13\times3q^2-8q+20=\RR{q^2-8q+20}$</w:t>
-            </w:r>
-            <w:r>
-              <w:rPr>
-                <w:rtl/>
-              </w:rPr>
-              <w:t xml:space="preserve">.</w:t>
-            </w:r>
-          </w:p>
-          <w:p>
-            <w:pPr>
-              <w:bidi/>
-              <w:jc w:val="left"/>
-            </w:pPr>
-            <w:r>
-              <w:rPr>
-                <w:b/>
-                <w:bCs/>
-                <w:rtl/>
-              </w:rPr>
-              <w:t xml:space="preserve">(2)</w:t>
-            </w:r>
-            <w:r>
-              <w:rPr>
-                <w:rtl/>
-              </w:rPr>
-              <w:t xml:space="preserve"> </w:t>
-            </w:r>
             <m:oMath>
+              <m:sSub>
+                <m:e>
+                  <m:r>
+                    <m:t>C</m:t>
+                  </m:r>
+                </m:e>
+                <m:sub>
+                  <m:r>
+                    <m:t>m</m:t>
+                  </m:r>
+                </m:sub>
+              </m:sSub>
+              <m:d>
+                <m:dPr>
+                  <m:begChr m:val="("/>
+                  <m:endChr m:val=")"/>
+                  <m:sepChr m:val=""/>
+                  <m:grow/>
+                </m:dPr>
+                <m:e>
+                  <m:r>
+                    <m:t>q</m:t>
+                  </m:r>
+                </m:e>
+              </m:d>
+              <m:r>
+                <m:rPr>
+                  <m:sty m:val="p"/>
+                </m:rPr>
+                <m:t>=</m:t>
+              </m:r>
               <m:sSup>
                 <m:e>
                   <m:r>
-                    <m:t>q</m:t>
+                    <m:t>C</m:t>
                   </m:r>
                 </m:e>
                 <m:sup>
                   <m:r>
-                    <m:t>2</m:t>
+                    <m:rPr>
+                      <m:sty m:val="p"/>
+                    </m:rPr>
+                    <m:t>′</m:t>
                   </m:r>
                 </m:sup>
               </m:sSup>
-              <m:r>
-                <m:rPr>
-                  <m:sty m:val="p"/>
-                </m:rPr>
-                <m:t>−</m:t>
-              </m:r>
-              <m:r>
-                <m:t>8</m:t>
-              </m:r>
-              <m:r>
-                <m:t>q</m:t>
-              </m:r>
-              <m:r>
-                <m:rPr>
-                  <m:sty m:val="p"/>
-                </m:rPr>
-                <m:t>+</m:t>
-              </m:r>
-              <m:r>
-                <m:t>20</m:t>
-              </m:r>
-              <m:r>
-                <m:rPr>
-                  <m:sty m:val="p"/>
-                </m:rPr>
-                <m:t>=</m:t>
-              </m:r>
-              <m:r>
-                <m:t>68</m:t>
-              </m:r>
-            </m:oMath>
-            <w:r>
-              <w:rPr>
-                <w:rtl/>
-              </w:rPr>
-              <w:t xml:space="preserve"> </w:t>
-            </w:r>
-            <w:r>
-              <w:rPr>
-                <w:rtl/>
-              </w:rPr>
-              <w:t xml:space="preserve">، أي</w:t>
-            </w:r>
-            <w:r>
-              <w:rPr>
-                <w:rtl/>
-              </w:rPr>
-              <w:t xml:space="preserve"> </w:t>
-            </w:r>
-            <m:oMath>
-              <m:sSup>
+              <m:d>
+                <m:dPr>
+                  <m:begChr m:val="("/>
+                  <m:endChr m:val=")"/>
+                  <m:sepChr m:val=""/>
+                  <m:grow/>
+                </m:dPr>
                 <m:e>
                   <m:r>
                     <m:t>q</m:t>
                   </m:r>
                 </m:e>
-                <m:sup>
-                  <m:r>
-                    <m:t>2</m:t>
-                  </m:r>
-                </m:sup>
-              </m:sSup>
-              <m:r>
-                <m:rPr>
-                  <m:sty m:val="p"/>
-                </m:rPr>
-                <m:t>−</m:t>
-              </m:r>
-              <m:r>
-                <m:t>8</m:t>
-              </m:r>
-              <m:r>
-                <m:t>q</m:t>
-              </m:r>
-              <m:r>
-                <m:rPr>
-                  <m:sty m:val="p"/>
-                </m:rPr>
-                <m:t>−</m:t>
-              </m:r>
-              <m:r>
-                <m:t>48</m:t>
-              </m:r>
-              <m:r>
-                <m:rPr>
-                  <m:sty m:val="p"/>
-                </m:rPr>
-                <m:t>=</m:t>
-              </m:r>
-              <m:r>
-                <m:t>0</m:t>
-              </m:r>
-            </m:oMath>
-            <w:r>
-              <w:rPr>
-                <w:rtl/>
-              </w:rPr>
-              <w:t xml:space="preserve"> </w:t>
-            </w:r>
-            <w:r>
-              <w:rPr>
-                <w:rtl/>
-              </w:rPr>
-              <w:t xml:space="preserve">،</w:t>
-            </w:r>
-            <w:r>
-              <w:rPr>
-                <w:rtl/>
-              </w:rPr>
-              <w:t xml:space="preserve"> </w:t>
-            </w:r>
-            <m:oMath>
-              <m:r>
-                <m:t>Δ</m:t>
-              </m:r>
-              <m:r>
-                <m:rPr>
-                  <m:sty m:val="p"/>
-                </m:rPr>
-                <m:t>=</m:t>
-              </m:r>
-              <m:r>
-                <m:t>64</m:t>
-              </m:r>
-              <m:r>
-                <m:rPr>
-                  <m:sty m:val="p"/>
-                </m:rPr>
-                <m:t>+</m:t>
-              </m:r>
-              <m:r>
-                <m:t>192</m:t>
-              </m:r>
-              <m:r>
-                <m:rPr>
-                  <m:sty m:val="p"/>
-                </m:rPr>
-                <m:t>=</m:t>
-              </m:r>
-              <m:r>
-                <m:t>256</m:t>
-              </m:r>
-            </m:oMath>
-            <w:r>
-              <w:rPr>
-                <w:rtl/>
-              </w:rPr>
-              <w:t xml:space="preserve"> </w:t>
-            </w:r>
-            <w:r>
-              <w:rPr>
-                <w:rtl/>
-              </w:rPr>
-              <w:t xml:space="preserve">،</w:t>
-            </w:r>
-            <w:r>
-              <w:rPr>
-                <w:rtl/>
-              </w:rPr>
-              <w:t xml:space="preserve"> </w:t>
-            </w:r>
-            <m:oMath>
-              <m:r>
-                <m:t>q</m:t>
-              </m:r>
+              </m:d>
               <m:r>
                 <m:rPr>
                   <m:sty m:val="p"/>
@@ -12071,21 +14509,12 @@
                 </m:fPr>
                 <m:num>
                   <m:r>
-                    <m:t>8</m:t>
-                  </m:r>
-                  <m:r>
-                    <m:rPr>
-                      <m:sty m:val="p"/>
-                    </m:rPr>
-                    <m:t>+</m:t>
-                  </m:r>
-                  <m:r>
-                    <m:t>16</m:t>
+                    <m:t>1</m:t>
                   </m:r>
                 </m:num>
                 <m:den>
                   <m:r>
-                    <m:t>2</m:t>
+                    <m:t>3</m:t>
                   </m:r>
                 </m:den>
               </m:f>
@@ -12093,23 +14522,277 @@
                 <m:rPr>
                   <m:sty m:val="p"/>
                 </m:rPr>
+                <m:t>×</m:t>
+              </m:r>
+              <m:r>
+                <m:t>3</m:t>
+              </m:r>
+              <m:sSup>
+                <m:e>
+                  <m:r>
+                    <m:t>q</m:t>
+                  </m:r>
+                </m:e>
+                <m:sup>
+                  <m:r>
+                    <m:t>2</m:t>
+                  </m:r>
+                </m:sup>
+              </m:sSup>
+              <m:r>
+                <m:rPr>
+                  <m:sty m:val="p"/>
+                </m:rPr>
+                <m:t>−</m:t>
+              </m:r>
+              <m:r>
+                <m:t>8</m:t>
+              </m:r>
+              <m:r>
+                <m:t>q</m:t>
+              </m:r>
+              <m:r>
+                <m:rPr>
+                  <m:sty m:val="p"/>
+                </m:rPr>
+                <m:t>+</m:t>
+              </m:r>
+              <m:r>
+                <m:t>20</m:t>
+              </m:r>
+              <m:r>
+                <m:rPr>
+                  <m:sty m:val="p"/>
+                </m:rPr>
                 <m:t>=</m:t>
               </m:r>
-              <m:r>
-                <m:t>12</m:t>
+              <m:sSup>
+                <m:e>
+                  <m:r>
+                    <m:t>q</m:t>
+                  </m:r>
+                </m:e>
+                <m:sup>
+                  <m:r>
+                    <m:t>2</m:t>
+                  </m:r>
+                </m:sup>
+              </m:sSup>
+              <m:r>
+                <m:rPr>
+                  <m:sty m:val="p"/>
+                </m:rPr>
+                <m:t>−</m:t>
+              </m:r>
+              <m:r>
+                <m:t>8</m:t>
+              </m:r>
+              <m:r>
+                <m:t>q</m:t>
+              </m:r>
+              <m:r>
+                <m:rPr>
+                  <m:sty m:val="p"/>
+                </m:rPr>
+                <m:t>+</m:t>
+              </m:r>
+              <m:r>
+                <m:t>20</m:t>
               </m:r>
             </m:oMath>
             <w:r>
               <w:rPr>
                 <w:rtl/>
               </w:rPr>
-              <w:t xml:space="preserve"> </w:t>
-            </w:r>
-            <w:r>
-              <w:rPr>
-                <w:rtl/>
-              </w:rPr>
-              <w:t xml:space="preserve">أو</w:t>
+              <w:t xml:space="preserve">.</w:t>
+            </w:r>
+          </w:p>
+          <w:p>
+            <w:pPr>
+              <w:bidi/>
+              <w:jc w:val="left"/>
+            </w:pPr>
+            <w:r>
+              <w:rPr>
+                <w:b/>
+                <w:bCs/>
+                <w:rtl/>
+              </w:rPr>
+              <w:t xml:space="preserve">(2)</w:t>
+            </w:r>
+            <w:r>
+              <w:rPr>
+                <w:rtl/>
+              </w:rPr>
+              <w:t xml:space="preserve"> </w:t>
+            </w:r>
+            <m:oMath>
+              <m:sSup>
+                <m:e>
+                  <m:r>
+                    <m:t>q</m:t>
+                  </m:r>
+                </m:e>
+                <m:sup>
+                  <m:r>
+                    <m:t>2</m:t>
+                  </m:r>
+                </m:sup>
+              </m:sSup>
+              <m:r>
+                <m:rPr>
+                  <m:sty m:val="p"/>
+                </m:rPr>
+                <m:t>−</m:t>
+              </m:r>
+              <m:r>
+                <m:t>8</m:t>
+              </m:r>
+              <m:r>
+                <m:t>q</m:t>
+              </m:r>
+              <m:r>
+                <m:rPr>
+                  <m:sty m:val="p"/>
+                </m:rPr>
+                <m:t>+</m:t>
+              </m:r>
+              <m:r>
+                <m:t>20</m:t>
+              </m:r>
+              <m:r>
+                <m:rPr>
+                  <m:sty m:val="p"/>
+                </m:rPr>
+                <m:t>=</m:t>
+              </m:r>
+              <m:r>
+                <m:t>68</m:t>
+              </m:r>
+            </m:oMath>
+            <w:r>
+              <w:rPr>
+                <w:rtl/>
+              </w:rPr>
+              <w:t xml:space="preserve"> </w:t>
+            </w:r>
+            <w:r>
+              <w:rPr>
+                <w:rtl/>
+              </w:rPr>
+              <w:t xml:space="preserve">، أي</w:t>
+            </w:r>
+            <w:r>
+              <w:rPr>
+                <w:rtl/>
+              </w:rPr>
+              <w:t xml:space="preserve"> </w:t>
+            </w:r>
+            <m:oMath>
+              <m:sSup>
+                <m:e>
+                  <m:r>
+                    <m:t>q</m:t>
+                  </m:r>
+                </m:e>
+                <m:sup>
+                  <m:r>
+                    <m:t>2</m:t>
+                  </m:r>
+                </m:sup>
+              </m:sSup>
+              <m:r>
+                <m:rPr>
+                  <m:sty m:val="p"/>
+                </m:rPr>
+                <m:t>−</m:t>
+              </m:r>
+              <m:r>
+                <m:t>8</m:t>
+              </m:r>
+              <m:r>
+                <m:t>q</m:t>
+              </m:r>
+              <m:r>
+                <m:rPr>
+                  <m:sty m:val="p"/>
+                </m:rPr>
+                <m:t>−</m:t>
+              </m:r>
+              <m:r>
+                <m:t>48</m:t>
+              </m:r>
+              <m:r>
+                <m:rPr>
+                  <m:sty m:val="p"/>
+                </m:rPr>
+                <m:t>=</m:t>
+              </m:r>
+              <m:r>
+                <m:t>0</m:t>
+              </m:r>
+            </m:oMath>
+            <w:r>
+              <w:rPr>
+                <w:rtl/>
+              </w:rPr>
+              <w:t xml:space="preserve"> </w:t>
+            </w:r>
+            <w:r>
+              <w:rPr>
+                <w:rtl/>
+              </w:rPr>
+              <w:t xml:space="preserve">،</w:t>
+            </w:r>
+            <w:r>
+              <w:rPr>
+                <w:rtl/>
+              </w:rPr>
+              <w:t xml:space="preserve"> </w:t>
+            </w:r>
+            <m:oMath>
+              <m:r>
+                <m:t>Δ</m:t>
+              </m:r>
+              <m:r>
+                <m:rPr>
+                  <m:sty m:val="p"/>
+                </m:rPr>
+                <m:t>=</m:t>
+              </m:r>
+              <m:r>
+                <m:t>64</m:t>
+              </m:r>
+              <m:r>
+                <m:rPr>
+                  <m:sty m:val="p"/>
+                </m:rPr>
+                <m:t>+</m:t>
+              </m:r>
+              <m:r>
+                <m:t>192</m:t>
+              </m:r>
+              <m:r>
+                <m:rPr>
+                  <m:sty m:val="p"/>
+                </m:rPr>
+                <m:t>=</m:t>
+              </m:r>
+              <m:r>
+                <m:t>256</m:t>
+              </m:r>
+            </m:oMath>
+            <w:r>
+              <w:rPr>
+                <w:rtl/>
+              </w:rPr>
+              <w:t xml:space="preserve"> </w:t>
+            </w:r>
+            <w:r>
+              <w:rPr>
+                <w:rtl/>
+              </w:rPr>
+              <w:t xml:space="preserve">،</w:t>
             </w:r>
             <w:r>
               <w:rPr>
@@ -12139,7 +14822,7 @@
                     <m:rPr>
                       <m:sty m:val="p"/>
                     </m:rPr>
-                    <m:t>−</m:t>
+                    <m:t>+</m:t>
                   </m:r>
                   <m:r>
                     <m:t>16</m:t>
@@ -12158,6 +14841,68 @@
                 <m:t>=</m:t>
               </m:r>
               <m:r>
+                <m:t>12</m:t>
+              </m:r>
+            </m:oMath>
+            <w:r>
+              <w:rPr>
+                <w:rtl/>
+              </w:rPr>
+              <w:t xml:space="preserve"> </w:t>
+            </w:r>
+            <w:r>
+              <w:rPr>
+                <w:rtl/>
+              </w:rPr>
+              <w:t xml:space="preserve">أو</w:t>
+            </w:r>
+            <w:r>
+              <w:rPr>
+                <w:rtl/>
+              </w:rPr>
+              <w:t xml:space="preserve"> </w:t>
+            </w:r>
+            <m:oMath>
+              <m:r>
+                <m:t>q</m:t>
+              </m:r>
+              <m:r>
+                <m:rPr>
+                  <m:sty m:val="p"/>
+                </m:rPr>
+                <m:t>=</m:t>
+              </m:r>
+              <m:f>
+                <m:fPr>
+                  <m:type m:val="bar"/>
+                </m:fPr>
+                <m:num>
+                  <m:r>
+                    <m:t>8</m:t>
+                  </m:r>
+                  <m:r>
+                    <m:rPr>
+                      <m:sty m:val="p"/>
+                    </m:rPr>
+                    <m:t>−</m:t>
+                  </m:r>
+                  <m:r>
+                    <m:t>16</m:t>
+                  </m:r>
+                </m:num>
+                <m:den>
+                  <m:r>
+                    <m:t>2</m:t>
+                  </m:r>
+                </m:den>
+              </m:f>
+              <m:r>
+                <m:rPr>
+                  <m:sty m:val="p"/>
+                </m:rPr>
+                <m:t>=</m:t>
+              </m:r>
+              <m:r>
                 <m:rPr>
                   <m:sty m:val="p"/>
                 </m:rPr>
@@ -12185,12 +14930,20 @@
               </w:rPr>
               <w:t xml:space="preserve"> </w:t>
             </w:r>
-            <w:r>
-              <w:rPr>
-                <w:rtl/>
-              </w:rPr>
-              <w:t xml:space="preserve">‎$\RR{q=12}$</w:t>
-            </w:r>
+            <m:oMath>
+              <m:r>
+                <m:t>q</m:t>
+              </m:r>
+              <m:r>
+                <m:rPr>
+                  <m:sty m:val="p"/>
+                </m:rPr>
+                <m:t>=</m:t>
+              </m:r>
+              <m:r>
+                <m:t>12</m:t>
+              </m:r>
+            </m:oMath>
             <w:r>
               <w:rPr>
                 <w:rtl/>
@@ -12738,7 +15491,7 @@
     <w:tbl>
       <w:tblPr>
         <w:tblStyle w:val="Table"/>
-        <w:tblW w:w="7681" w:type="dxa"/>
+        <w:tblW w:w="9864" w:type="dxa"/>
         <w:jc w:val="center"/>
         <w:tblBorders>
           <w:top w:val="single" w:sz="4" w:space="0" w:color="000000"/>
@@ -12751,10 +15504,10 @@
         <w:tblLook w:firstRow="0" w:lastRow="0" w:firstColumn="0" w:lastColumn="0" w:noHBand="0" w:noVBand="0" w:val="0000"/>
       </w:tblPr>
       <w:tblGrid>
-        <w:gridCol w:w="1188"/>
-        <w:gridCol w:w="712"/>
-        <w:gridCol w:w="4593"/>
-        <w:gridCol w:w="1188"/>
+        <w:gridCol w:w="1084"/>
+        <w:gridCol w:w="591"/>
+        <w:gridCol w:w="7004"/>
+        <w:gridCol w:w="1183"/>
       </w:tblGrid>
       <w:tr>
         <w:tc>
@@ -13381,12 +16134,83 @@
               </w:rPr>
               <w:t xml:space="preserve"> </w:t>
             </w:r>
-            <w:r>
-              <w:rPr>
-                <w:rtl/>
-              </w:rPr>
-              <w:t xml:space="preserve">‎$\RR{(3x-1)^4=(g\circ u)(x)}$</w:t>
-            </w:r>
+            <m:oMath>
+              <m:sSup>
+                <m:e>
+                  <m:d>
+                    <m:dPr>
+                      <m:begChr m:val="("/>
+                      <m:endChr m:val=")"/>
+                      <m:sepChr m:val=""/>
+                      <m:grow/>
+                    </m:dPr>
+                    <m:e>
+                      <m:r>
+                        <m:t>3</m:t>
+                      </m:r>
+                      <m:r>
+                        <m:t>x</m:t>
+                      </m:r>
+                      <m:r>
+                        <m:rPr>
+                          <m:sty m:val="p"/>
+                        </m:rPr>
+                        <m:t>−</m:t>
+                      </m:r>
+                      <m:r>
+                        <m:t>1</m:t>
+                      </m:r>
+                    </m:e>
+                  </m:d>
+                </m:e>
+                <m:sup>
+                  <m:r>
+                    <m:t>4</m:t>
+                  </m:r>
+                </m:sup>
+              </m:sSup>
+              <m:r>
+                <m:rPr>
+                  <m:sty m:val="p"/>
+                </m:rPr>
+                <m:t>=</m:t>
+              </m:r>
+              <m:d>
+                <m:dPr>
+                  <m:begChr m:val="("/>
+                  <m:endChr m:val=")"/>
+                  <m:sepChr m:val=""/>
+                  <m:grow/>
+                </m:dPr>
+                <m:e>
+                  <m:r>
+                    <m:t>g</m:t>
+                  </m:r>
+                  <m:r>
+                    <m:rPr>
+                      <m:sty m:val="p"/>
+                    </m:rPr>
+                    <m:t>∘</m:t>
+                  </m:r>
+                  <m:r>
+                    <m:t>u</m:t>
+                  </m:r>
+                </m:e>
+              </m:d>
+              <m:d>
+                <m:dPr>
+                  <m:begChr m:val="("/>
+                  <m:endChr m:val=")"/>
+                  <m:sepChr m:val=""/>
+                  <m:grow/>
+                </m:dPr>
+                <m:e>
+                  <m:r>
+                    <m:t>x</m:t>
+                  </m:r>
+                </m:e>
+              </m:d>
+            </m:oMath>
             <w:r>
               <w:rPr>
                 <w:rtl/>
@@ -13469,12 +16293,78 @@
               </w:rPr>
               <w:t xml:space="preserve"> </w:t>
             </w:r>
-            <w:r>
-              <w:rPr>
-                <w:rtl/>
-              </w:rPr>
-              <w:t xml:space="preserve">‎$\RR{(g\circ u)(x)=g\big(u(x)\big)}$</w:t>
-            </w:r>
+            <m:oMath>
+              <m:d>
+                <m:dPr>
+                  <m:begChr m:val="("/>
+                  <m:endChr m:val=")"/>
+                  <m:sepChr m:val=""/>
+                  <m:grow/>
+                </m:dPr>
+                <m:e>
+                  <m:r>
+                    <m:t>g</m:t>
+                  </m:r>
+                  <m:r>
+                    <m:rPr>
+                      <m:sty m:val="p"/>
+                    </m:rPr>
+                    <m:t>∘</m:t>
+                  </m:r>
+                  <m:r>
+                    <m:t>u</m:t>
+                  </m:r>
+                </m:e>
+              </m:d>
+              <m:d>
+                <m:dPr>
+                  <m:begChr m:val="("/>
+                  <m:endChr m:val=")"/>
+                  <m:sepChr m:val=""/>
+                  <m:grow/>
+                </m:dPr>
+                <m:e>
+                  <m:r>
+                    <m:t>x</m:t>
+                  </m:r>
+                </m:e>
+              </m:d>
+              <m:r>
+                <m:rPr>
+                  <m:sty m:val="p"/>
+                </m:rPr>
+                <m:t>=</m:t>
+              </m:r>
+              <m:r>
+                <m:t>g</m:t>
+              </m:r>
+              <m:d>
+                <m:dPr>
+                  <m:begChr m:val="("/>
+                  <m:endChr m:val=")"/>
+                  <m:sepChr m:val=""/>
+                  <m:grow/>
+                </m:dPr>
+                <m:e>
+                  <m:r>
+                    <m:t>u</m:t>
+                  </m:r>
+                  <m:d>
+                    <m:dPr>
+                      <m:begChr m:val="("/>
+                      <m:endChr m:val=")"/>
+                      <m:sepChr m:val=""/>
+                      <m:grow/>
+                    </m:dPr>
+                    <m:e>
+                      <m:r>
+                        <m:t>x</m:t>
+                      </m:r>
+                    </m:e>
+                  </m:d>
+                </m:e>
+              </m:d>
+            </m:oMath>
             <w:r>
               <w:rPr>
                 <w:rtl/>
@@ -13566,12 +16456,136 @@
               </w:rPr>
               <w:t xml:space="preserve"> </w:t>
             </w:r>
-            <w:r>
-              <w:rPr>
-                <w:rtl/>
-              </w:rPr>
-              <w:t xml:space="preserve">‎$\RR{(g\circ u)^{\prime}(x)=u^{\prime}(x)\times g^{\prime}\big(u(x)\big)}$</w:t>
-            </w:r>
+            <m:oMath>
+              <m:sSup>
+                <m:e>
+                  <m:d>
+                    <m:dPr>
+                      <m:begChr m:val="("/>
+                      <m:endChr m:val=")"/>
+                      <m:sepChr m:val=""/>
+                      <m:grow/>
+                    </m:dPr>
+                    <m:e>
+                      <m:r>
+                        <m:t>g</m:t>
+                      </m:r>
+                      <m:r>
+                        <m:rPr>
+                          <m:sty m:val="p"/>
+                        </m:rPr>
+                        <m:t>∘</m:t>
+                      </m:r>
+                      <m:r>
+                        <m:t>u</m:t>
+                      </m:r>
+                    </m:e>
+                  </m:d>
+                </m:e>
+                <m:sup>
+                  <m:r>
+                    <m:rPr>
+                      <m:sty m:val="p"/>
+                    </m:rPr>
+                    <m:t>′</m:t>
+                  </m:r>
+                </m:sup>
+              </m:sSup>
+              <m:d>
+                <m:dPr>
+                  <m:begChr m:val="("/>
+                  <m:endChr m:val=")"/>
+                  <m:sepChr m:val=""/>
+                  <m:grow/>
+                </m:dPr>
+                <m:e>
+                  <m:r>
+                    <m:t>x</m:t>
+                  </m:r>
+                </m:e>
+              </m:d>
+              <m:r>
+                <m:rPr>
+                  <m:sty m:val="p"/>
+                </m:rPr>
+                <m:t>=</m:t>
+              </m:r>
+              <m:sSup>
+                <m:e>
+                  <m:r>
+                    <m:t>u</m:t>
+                  </m:r>
+                </m:e>
+                <m:sup>
+                  <m:r>
+                    <m:rPr>
+                      <m:sty m:val="p"/>
+                    </m:rPr>
+                    <m:t>′</m:t>
+                  </m:r>
+                </m:sup>
+              </m:sSup>
+              <m:d>
+                <m:dPr>
+                  <m:begChr m:val="("/>
+                  <m:endChr m:val=")"/>
+                  <m:sepChr m:val=""/>
+                  <m:grow/>
+                </m:dPr>
+                <m:e>
+                  <m:r>
+                    <m:t>x</m:t>
+                  </m:r>
+                </m:e>
+              </m:d>
+              <m:r>
+                <m:rPr>
+                  <m:sty m:val="p"/>
+                </m:rPr>
+                <m:t>×</m:t>
+              </m:r>
+              <m:sSup>
+                <m:e>
+                  <m:r>
+                    <m:t>g</m:t>
+                  </m:r>
+                </m:e>
+                <m:sup>
+                  <m:r>
+                    <m:rPr>
+                      <m:sty m:val="p"/>
+                    </m:rPr>
+                    <m:t>′</m:t>
+                  </m:r>
+                </m:sup>
+              </m:sSup>
+              <m:d>
+                <m:dPr>
+                  <m:begChr m:val="("/>
+                  <m:endChr m:val=")"/>
+                  <m:sepChr m:val=""/>
+                  <m:grow/>
+                </m:dPr>
+                <m:e>
+                  <m:r>
+                    <m:t>u</m:t>
+                  </m:r>
+                  <m:d>
+                    <m:dPr>
+                      <m:begChr m:val="("/>
+                      <m:endChr m:val=")"/>
+                      <m:sepChr m:val=""/>
+                      <m:grow/>
+                    </m:dPr>
+                    <m:e>
+                      <m:r>
+                        <m:t>x</m:t>
+                      </m:r>
+                    </m:e>
+                  </m:d>
+                </m:e>
+              </m:d>
+            </m:oMath>
             <w:r>
               <w:rPr>
                 <w:rtl/>
@@ -13913,12 +16927,35 @@
               </w:rPr>
               <w:t xml:space="preserve"> </w:t>
             </w:r>
-            <w:r>
-              <w:rPr>
-                <w:rtl/>
-              </w:rPr>
-              <w:t xml:space="preserve">‎$\RR{\lim g\circ u=c}$</w:t>
-            </w:r>
+            <m:oMath>
+              <m:r>
+                <m:rPr>
+                  <m:sty m:val="p"/>
+                </m:rPr>
+                <m:t>lim</m:t>
+              </m:r>
+              <m:r>
+                <m:t>g</m:t>
+              </m:r>
+              <m:r>
+                <m:rPr>
+                  <m:sty m:val="p"/>
+                </m:rPr>
+                <m:t>∘</m:t>
+              </m:r>
+              <m:r>
+                <m:t>u</m:t>
+              </m:r>
+              <m:r>
+                <m:rPr>
+                  <m:sty m:val="p"/>
+                </m:rPr>
+                <m:t>=</m:t>
+              </m:r>
+              <m:r>
+                <m:t>c</m:t>
+              </m:r>
+            </m:oMath>
             <w:r>
               <w:rPr>
                 <w:rtl/>
@@ -13989,12 +17026,167 @@
               </w:rPr>
               <w:t xml:space="preserve"> </w:t>
             </w:r>
-            <w:r>
-              <w:rPr>
-                <w:rtl/>
-              </w:rPr>
-              <w:t xml:space="preserve">‎$\big((3x-1)^4\big)^{\prime}=4\times3\times(3x-1)^3=\RR{12(3x-1)^3}$</w:t>
-            </w:r>
+            <m:oMath>
+              <m:r>
+                <m:rPr>
+                  <m:sty m:val="p"/>
+                </m:rPr>
+                <m:t>(</m:t>
+              </m:r>
+              <m:sSup>
+                <m:e>
+                  <m:d>
+                    <m:dPr>
+                      <m:begChr m:val="("/>
+                      <m:endChr m:val=")"/>
+                      <m:sepChr m:val=""/>
+                      <m:grow/>
+                    </m:dPr>
+                    <m:e>
+                      <m:r>
+                        <m:t>3</m:t>
+                      </m:r>
+                      <m:r>
+                        <m:t>x</m:t>
+                      </m:r>
+                      <m:r>
+                        <m:rPr>
+                          <m:sty m:val="p"/>
+                        </m:rPr>
+                        <m:t>−</m:t>
+                      </m:r>
+                      <m:r>
+                        <m:t>1</m:t>
+                      </m:r>
+                    </m:e>
+                  </m:d>
+                </m:e>
+                <m:sup>
+                  <m:r>
+                    <m:t>4</m:t>
+                  </m:r>
+                </m:sup>
+              </m:sSup>
+              <m:sSup>
+                <m:e>
+                  <m:r>
+                    <m:rPr>
+                      <m:sty m:val="p"/>
+                    </m:rPr>
+                    <m:t>)</m:t>
+                  </m:r>
+                </m:e>
+                <m:sup>
+                  <m:r>
+                    <m:rPr>
+                      <m:sty m:val="p"/>
+                    </m:rPr>
+                    <m:t>′</m:t>
+                  </m:r>
+                </m:sup>
+              </m:sSup>
+              <m:r>
+                <m:rPr>
+                  <m:sty m:val="p"/>
+                </m:rPr>
+                <m:t>=</m:t>
+              </m:r>
+              <m:r>
+                <m:t>4</m:t>
+              </m:r>
+              <m:r>
+                <m:rPr>
+                  <m:sty m:val="p"/>
+                </m:rPr>
+                <m:t>×</m:t>
+              </m:r>
+              <m:r>
+                <m:t>3</m:t>
+              </m:r>
+              <m:r>
+                <m:rPr>
+                  <m:sty m:val="p"/>
+                </m:rPr>
+                <m:t>×</m:t>
+              </m:r>
+              <m:sSup>
+                <m:e>
+                  <m:d>
+                    <m:dPr>
+                      <m:begChr m:val="("/>
+                      <m:endChr m:val=")"/>
+                      <m:sepChr m:val=""/>
+                      <m:grow/>
+                    </m:dPr>
+                    <m:e>
+                      <m:r>
+                        <m:t>3</m:t>
+                      </m:r>
+                      <m:r>
+                        <m:t>x</m:t>
+                      </m:r>
+                      <m:r>
+                        <m:rPr>
+                          <m:sty m:val="p"/>
+                        </m:rPr>
+                        <m:t>−</m:t>
+                      </m:r>
+                      <m:r>
+                        <m:t>1</m:t>
+                      </m:r>
+                    </m:e>
+                  </m:d>
+                </m:e>
+                <m:sup>
+                  <m:r>
+                    <m:t>3</m:t>
+                  </m:r>
+                </m:sup>
+              </m:sSup>
+              <m:r>
+                <m:rPr>
+                  <m:sty m:val="p"/>
+                </m:rPr>
+                <m:t>=</m:t>
+              </m:r>
+              <m:r>
+                <m:t>12</m:t>
+              </m:r>
+              <m:sSup>
+                <m:e>
+                  <m:d>
+                    <m:dPr>
+                      <m:begChr m:val="("/>
+                      <m:endChr m:val=")"/>
+                      <m:sepChr m:val=""/>
+                      <m:grow/>
+                    </m:dPr>
+                    <m:e>
+                      <m:r>
+                        <m:t>3</m:t>
+                      </m:r>
+                      <m:r>
+                        <m:t>x</m:t>
+                      </m:r>
+                      <m:r>
+                        <m:rPr>
+                          <m:sty m:val="p"/>
+                        </m:rPr>
+                        <m:t>−</m:t>
+                      </m:r>
+                      <m:r>
+                        <m:t>1</m:t>
+                      </m:r>
+                    </m:e>
+                  </m:d>
+                </m:e>
+                <m:sup>
+                  <m:r>
+                    <m:t>3</m:t>
+                  </m:r>
+                </m:sup>
+              </m:sSup>
+            </m:oMath>
             <w:r>
               <w:rPr>
                 <w:rtl/>
@@ -14065,12 +17257,159 @@
               </w:rPr>
               <w:t xml:space="preserve"> </w:t>
             </w:r>
-            <w:r>
-              <w:rPr>
-                <w:rtl/>
-              </w:rPr>
-              <w:t xml:space="preserve">‎$\left(\sqrt{x^2+1}\right)^{\prime}=\dfrac{2x}{2\sqrt{x^2+1}}=\RR{\dfrac x{\sqrt{x^2+1}}}$</w:t>
-            </w:r>
+            <m:oMath>
+              <m:sSup>
+                <m:e>
+                  <m:d>
+                    <m:dPr>
+                      <m:begChr m:val="("/>
+                      <m:endChr m:val=")"/>
+                      <m:sepChr m:val=""/>
+                      <m:grow/>
+                    </m:dPr>
+                    <m:e>
+                      <m:rad>
+                        <m:radPr>
+                          <m:degHide m:val="on"/>
+                        </m:radPr>
+                        <m:deg/>
+                        <m:e>
+                          <m:sSup>
+                            <m:e>
+                              <m:r>
+                                <m:t>x</m:t>
+                              </m:r>
+                            </m:e>
+                            <m:sup>
+                              <m:r>
+                                <m:t>2</m:t>
+                              </m:r>
+                            </m:sup>
+                          </m:sSup>
+                          <m:r>
+                            <m:rPr>
+                              <m:sty m:val="p"/>
+                            </m:rPr>
+                            <m:t>+</m:t>
+                          </m:r>
+                          <m:r>
+                            <m:t>1</m:t>
+                          </m:r>
+                        </m:e>
+                      </m:rad>
+                    </m:e>
+                  </m:d>
+                </m:e>
+                <m:sup>
+                  <m:r>
+                    <m:rPr>
+                      <m:sty m:val="p"/>
+                    </m:rPr>
+                    <m:t>′</m:t>
+                  </m:r>
+                </m:sup>
+              </m:sSup>
+              <m:r>
+                <m:rPr>
+                  <m:sty m:val="p"/>
+                </m:rPr>
+                <m:t>=</m:t>
+              </m:r>
+              <m:f>
+                <m:fPr>
+                  <m:type m:val="bar"/>
+                </m:fPr>
+                <m:num>
+                  <m:r>
+                    <m:t>2</m:t>
+                  </m:r>
+                  <m:r>
+                    <m:t>x</m:t>
+                  </m:r>
+                </m:num>
+                <m:den>
+                  <m:r>
+                    <m:t>2</m:t>
+                  </m:r>
+                  <m:rad>
+                    <m:radPr>
+                      <m:degHide m:val="on"/>
+                    </m:radPr>
+                    <m:deg/>
+                    <m:e>
+                      <m:sSup>
+                        <m:e>
+                          <m:r>
+                            <m:t>x</m:t>
+                          </m:r>
+                        </m:e>
+                        <m:sup>
+                          <m:r>
+                            <m:t>2</m:t>
+                          </m:r>
+                        </m:sup>
+                      </m:sSup>
+                      <m:r>
+                        <m:rPr>
+                          <m:sty m:val="p"/>
+                        </m:rPr>
+                        <m:t>+</m:t>
+                      </m:r>
+                      <m:r>
+                        <m:t>1</m:t>
+                      </m:r>
+                    </m:e>
+                  </m:rad>
+                </m:den>
+              </m:f>
+              <m:r>
+                <m:rPr>
+                  <m:sty m:val="p"/>
+                </m:rPr>
+                <m:t>=</m:t>
+              </m:r>
+              <m:f>
+                <m:fPr>
+                  <m:type m:val="bar"/>
+                </m:fPr>
+                <m:num>
+                  <m:r>
+                    <m:t>x</m:t>
+                  </m:r>
+                </m:num>
+                <m:den>
+                  <m:rad>
+                    <m:radPr>
+                      <m:degHide m:val="on"/>
+                    </m:radPr>
+                    <m:deg/>
+                    <m:e>
+                      <m:sSup>
+                        <m:e>
+                          <m:r>
+                            <m:t>x</m:t>
+                          </m:r>
+                        </m:e>
+                        <m:sup>
+                          <m:r>
+                            <m:t>2</m:t>
+                          </m:r>
+                        </m:sup>
+                      </m:sSup>
+                      <m:r>
+                        <m:rPr>
+                          <m:sty m:val="p"/>
+                        </m:rPr>
+                        <m:t>+</m:t>
+                      </m:r>
+                      <m:r>
+                        <m:t>1</m:t>
+                      </m:r>
+                    </m:e>
+                  </m:rad>
+                </m:den>
+              </m:f>
+            </m:oMath>
             <w:r>
               <w:rPr>
                 <w:rtl/>
@@ -14301,12 +17640,82 @@
               </w:rPr>
               <w:t xml:space="preserve"> </w:t>
             </w:r>
-            <w:r>
-              <w:rPr>
-                <w:rtl/>
-              </w:rPr>
-              <w:t xml:space="preserve">‎$\RR{\lim\limits_{x\to+\infty}\sqrt{4+\frac1x}=2}$</w:t>
-            </w:r>
+            <m:oMath>
+              <m:limLow>
+                <m:e>
+                  <m:r>
+                    <m:rPr>
+                      <m:sty m:val="p"/>
+                    </m:rPr>
+                    <m:t>lim</m:t>
+                  </m:r>
+                </m:e>
+                <m:lim>
+                  <m:r>
+                    <m:t>x</m:t>
+                  </m:r>
+                  <m:r>
+                    <m:rPr>
+                      <m:sty m:val="p"/>
+                    </m:rPr>
+                    <m:t>→</m:t>
+                  </m:r>
+                  <m:r>
+                    <m:rPr>
+                      <m:sty m:val="p"/>
+                    </m:rPr>
+                    <m:t>+</m:t>
+                  </m:r>
+                  <m:r>
+                    <m:rPr>
+                      <m:sty m:val="p"/>
+                    </m:rPr>
+                    <m:t>∞</m:t>
+                  </m:r>
+                </m:lim>
+              </m:limLow>
+              <m:rad>
+                <m:radPr>
+                  <m:degHide m:val="on"/>
+                </m:radPr>
+                <m:deg/>
+                <m:e>
+                  <m:r>
+                    <m:t>4</m:t>
+                  </m:r>
+                  <m:r>
+                    <m:rPr>
+                      <m:sty m:val="p"/>
+                    </m:rPr>
+                    <m:t>+</m:t>
+                  </m:r>
+                  <m:f>
+                    <m:fPr>
+                      <m:type m:val="bar"/>
+                    </m:fPr>
+                    <m:num>
+                      <m:r>
+                        <m:t>1</m:t>
+                      </m:r>
+                    </m:num>
+                    <m:den>
+                      <m:r>
+                        <m:t>x</m:t>
+                      </m:r>
+                    </m:den>
+                  </m:f>
+                </m:e>
+              </m:rad>
+              <m:r>
+                <m:rPr>
+                  <m:sty m:val="p"/>
+                </m:rPr>
+                <m:t>=</m:t>
+              </m:r>
+              <m:r>
+                <m:t>2</m:t>
+              </m:r>
+            </m:oMath>
             <w:r>
               <w:rPr>
                 <w:rtl/>
@@ -14757,12 +18166,155 @@
               </w:rPr>
               <w:t xml:space="preserve"> </w:t>
             </w:r>
-            <w:r>
-              <w:rPr>
-                <w:rtl/>
-              </w:rPr>
-              <w:t xml:space="preserve">‎$h^{\prime}(x)=3\times2x\times(x^2-1)^2=\RR{6x(x^2-1)^2}$</w:t>
-            </w:r>
+            <m:oMath>
+              <m:sSup>
+                <m:e>
+                  <m:r>
+                    <m:t>h</m:t>
+                  </m:r>
+                </m:e>
+                <m:sup>
+                  <m:r>
+                    <m:rPr>
+                      <m:sty m:val="p"/>
+                    </m:rPr>
+                    <m:t>′</m:t>
+                  </m:r>
+                </m:sup>
+              </m:sSup>
+              <m:d>
+                <m:dPr>
+                  <m:begChr m:val="("/>
+                  <m:endChr m:val=")"/>
+                  <m:sepChr m:val=""/>
+                  <m:grow/>
+                </m:dPr>
+                <m:e>
+                  <m:r>
+                    <m:t>x</m:t>
+                  </m:r>
+                </m:e>
+              </m:d>
+              <m:r>
+                <m:rPr>
+                  <m:sty m:val="p"/>
+                </m:rPr>
+                <m:t>=</m:t>
+              </m:r>
+              <m:r>
+                <m:t>3</m:t>
+              </m:r>
+              <m:r>
+                <m:rPr>
+                  <m:sty m:val="p"/>
+                </m:rPr>
+                <m:t>×</m:t>
+              </m:r>
+              <m:r>
+                <m:t>2</m:t>
+              </m:r>
+              <m:r>
+                <m:t>x</m:t>
+              </m:r>
+              <m:r>
+                <m:rPr>
+                  <m:sty m:val="p"/>
+                </m:rPr>
+                <m:t>×</m:t>
+              </m:r>
+              <m:sSup>
+                <m:e>
+                  <m:d>
+                    <m:dPr>
+                      <m:begChr m:val="("/>
+                      <m:endChr m:val=")"/>
+                      <m:sepChr m:val=""/>
+                      <m:grow/>
+                    </m:dPr>
+                    <m:e>
+                      <m:sSup>
+                        <m:e>
+                          <m:r>
+                            <m:t>x</m:t>
+                          </m:r>
+                        </m:e>
+                        <m:sup>
+                          <m:r>
+                            <m:t>2</m:t>
+                          </m:r>
+                        </m:sup>
+                      </m:sSup>
+                      <m:r>
+                        <m:rPr>
+                          <m:sty m:val="p"/>
+                        </m:rPr>
+                        <m:t>−</m:t>
+                      </m:r>
+                      <m:r>
+                        <m:t>1</m:t>
+                      </m:r>
+                    </m:e>
+                  </m:d>
+                </m:e>
+                <m:sup>
+                  <m:r>
+                    <m:t>2</m:t>
+                  </m:r>
+                </m:sup>
+              </m:sSup>
+              <m:r>
+                <m:rPr>
+                  <m:sty m:val="p"/>
+                </m:rPr>
+                <m:t>=</m:t>
+              </m:r>
+              <m:r>
+                <m:t>6</m:t>
+              </m:r>
+              <m:r>
+                <m:t>x</m:t>
+              </m:r>
+              <m:sSup>
+                <m:e>
+                  <m:d>
+                    <m:dPr>
+                      <m:begChr m:val="("/>
+                      <m:endChr m:val=")"/>
+                      <m:sepChr m:val=""/>
+                      <m:grow/>
+                    </m:dPr>
+                    <m:e>
+                      <m:sSup>
+                        <m:e>
+                          <m:r>
+                            <m:t>x</m:t>
+                          </m:r>
+                        </m:e>
+                        <m:sup>
+                          <m:r>
+                            <m:t>2</m:t>
+                          </m:r>
+                        </m:sup>
+                      </m:sSup>
+                      <m:r>
+                        <m:rPr>
+                          <m:sty m:val="p"/>
+                        </m:rPr>
+                        <m:t>−</m:t>
+                      </m:r>
+                      <m:r>
+                        <m:t>1</m:t>
+                      </m:r>
+                    </m:e>
+                  </m:d>
+                </m:e>
+                <m:sup>
+                  <m:r>
+                    <m:t>2</m:t>
+                  </m:r>
+                </m:sup>
+              </m:sSup>
+            </m:oMath>
             <w:r>
               <w:rPr>
                 <w:rtl/>
@@ -14789,12 +18341,29 @@
               </w:rPr>
               <w:t xml:space="preserve"> </w:t>
             </w:r>
-            <w:r>
-              <w:rPr>
-                <w:rtl/>
-              </w:rPr>
-              <w:t xml:space="preserve">‎$\RR{k=g\circ u}$</w:t>
-            </w:r>
+            <m:oMath>
+              <m:r>
+                <m:t>k</m:t>
+              </m:r>
+              <m:r>
+                <m:rPr>
+                  <m:sty m:val="p"/>
+                </m:rPr>
+                <m:t>=</m:t>
+              </m:r>
+              <m:r>
+                <m:t>g</m:t>
+              </m:r>
+              <m:r>
+                <m:rPr>
+                  <m:sty m:val="p"/>
+                </m:rPr>
+                <m:t>∘</m:t>
+              </m:r>
+              <m:r>
+                <m:t>u</m:t>
+              </m:r>
+            </m:oMath>
             <w:r>
               <w:rPr>
                 <w:rtl/>
@@ -15456,7 +19025,7 @@
     <w:tbl>
       <w:tblPr>
         <w:tblStyle w:val="Table"/>
-        <w:tblW w:w="7681" w:type="dxa"/>
+        <w:tblW w:w="9864" w:type="dxa"/>
         <w:jc w:val="center"/>
         <w:tblBorders>
           <w:top w:val="single" w:sz="4" w:space="0" w:color="000000"/>
@@ -15469,10 +19038,10 @@
         <w:tblLook w:firstRow="0" w:lastRow="0" w:firstColumn="0" w:lastColumn="0" w:noHBand="0" w:noVBand="0" w:val="0000"/>
       </w:tblPr>
       <w:tblGrid>
-        <w:gridCol w:w="1188"/>
-        <w:gridCol w:w="712"/>
-        <w:gridCol w:w="4593"/>
-        <w:gridCol w:w="1188"/>
+        <w:gridCol w:w="1084"/>
+        <w:gridCol w:w="591"/>
+        <w:gridCol w:w="7004"/>
+        <w:gridCol w:w="1183"/>
       </w:tblGrid>
       <w:tr>
         <w:tc>
@@ -16106,12 +19675,39 @@
               </w:rPr>
               <w:t xml:space="preserve"> </w:t>
             </w:r>
-            <w:r>
-              <w:rPr>
-                <w:rtl/>
-              </w:rPr>
-              <w:t xml:space="preserve">‎$B(0)=\RR{-400}$</w:t>
-            </w:r>
+            <m:oMath>
+              <m:r>
+                <m:t>B</m:t>
+              </m:r>
+              <m:d>
+                <m:dPr>
+                  <m:begChr m:val="("/>
+                  <m:endChr m:val=")"/>
+                  <m:sepChr m:val=""/>
+                  <m:grow/>
+                </m:dPr>
+                <m:e>
+                  <m:r>
+                    <m:t>0</m:t>
+                  </m:r>
+                </m:e>
+              </m:d>
+              <m:r>
+                <m:rPr>
+                  <m:sty m:val="p"/>
+                </m:rPr>
+                <m:t>=</m:t>
+              </m:r>
+              <m:r>
+                <m:rPr>
+                  <m:sty m:val="p"/>
+                </m:rPr>
+                <m:t>−</m:t>
+              </m:r>
+              <m:r>
+                <m:t>400</m:t>
+              </m:r>
+            </m:oMath>
             <w:r>
               <w:rPr>
                 <w:rtl/>
@@ -16130,12 +19726,66 @@
               </w:rPr>
               <w:t xml:space="preserve"> </w:t>
             </w:r>
-            <w:r>
-              <w:rPr>
-                <w:rtl/>
-              </w:rPr>
-              <w:t xml:space="preserve">‎$B(30)=-900+1800-400=\RR{500}$</w:t>
-            </w:r>
+            <m:oMath>
+              <m:r>
+                <m:t>B</m:t>
+              </m:r>
+              <m:d>
+                <m:dPr>
+                  <m:begChr m:val="("/>
+                  <m:endChr m:val=")"/>
+                  <m:sepChr m:val=""/>
+                  <m:grow/>
+                </m:dPr>
+                <m:e>
+                  <m:r>
+                    <m:t>30</m:t>
+                  </m:r>
+                </m:e>
+              </m:d>
+              <m:r>
+                <m:rPr>
+                  <m:sty m:val="p"/>
+                </m:rPr>
+                <m:t>=</m:t>
+              </m:r>
+              <m:r>
+                <m:rPr>
+                  <m:sty m:val="p"/>
+                </m:rPr>
+                <m:t>−</m:t>
+              </m:r>
+              <m:r>
+                <m:t>900</m:t>
+              </m:r>
+              <m:r>
+                <m:rPr>
+                  <m:sty m:val="p"/>
+                </m:rPr>
+                <m:t>+</m:t>
+              </m:r>
+              <m:r>
+                <m:t>1800</m:t>
+              </m:r>
+              <m:r>
+                <m:rPr>
+                  <m:sty m:val="p"/>
+                </m:rPr>
+                <m:t>−</m:t>
+              </m:r>
+              <m:r>
+                <m:t>400</m:t>
+              </m:r>
+              <m:r>
+                <m:rPr>
+                  <m:sty m:val="p"/>
+                </m:rPr>
+                <m:t>=</m:t>
+              </m:r>
+              <m:r>
+                <m:t>500</m:t>
+              </m:r>
+            </m:oMath>
             <w:r>
               <w:rPr>
                 <w:rtl/>
@@ -16288,7 +19938,31 @@
               <w:rPr>
                 <w:rtl/>
               </w:rPr>
-              <w:t xml:space="preserve">: كمية</w:t>
+              <w:t xml:space="preserve">:</w:t>
+            </w:r>
+            <w:r>
+              <w:rPr>
+                <w:rtl/>
+              </w:rPr>
+              <w:t xml:space="preserve"> </w:t>
+            </w:r>
+            <w:r>
+              <w:rPr>
+                <w:rtl/>
+              </w:rPr>
+              <w:t xml:space="preserve">توجد</w:t>
+            </w:r>
+            <w:r>
+              <w:rPr>
+                <w:rtl/>
+              </w:rPr>
+              <w:t xml:space="preserve"> </w:t>
+            </w:r>
+            <w:r>
+              <w:rPr>
+                <w:rtl/>
+              </w:rPr>
+              <w:t xml:space="preserve">كمية</w:t>
             </w:r>
             <w:r>
               <w:rPr>
@@ -16654,7 +20328,31 @@
               <w:rPr>
                 <w:rtl/>
               </w:rPr>
-              <w:t xml:space="preserve">تقبل في</w:t>
+              <w:t xml:space="preserve">تقبل</w:t>
+            </w:r>
+            <w:r>
+              <w:rPr>
+                <w:rtl/>
+              </w:rPr>
+              <w:t xml:space="preserve"> </w:t>
+            </w:r>
+            <w:r>
+              <w:rPr>
+                <w:rtl/>
+              </w:rPr>
+              <w:t xml:space="preserve">حلاً على الأقل</w:t>
+            </w:r>
+            <w:r>
+              <w:rPr>
+                <w:rtl/>
+              </w:rPr>
+              <w:t xml:space="preserve"> </w:t>
+            </w:r>
+            <w:r>
+              <w:rPr>
+                <w:rtl/>
+              </w:rPr>
+              <w:t xml:space="preserve">في</w:t>
             </w:r>
             <w:r>
               <w:rPr>
@@ -16696,7 +20394,25 @@
               <w:rPr>
                 <w:rtl/>
               </w:rPr>
-              <w:t xml:space="preserve">، و إذا كانت</w:t>
+              <w:t xml:space="preserve">، و</w:t>
+            </w:r>
+            <w:r>
+              <w:rPr>
+                <w:rtl/>
+              </w:rPr>
+              <w:t xml:space="preserve">حلاً وحيداً</w:t>
+            </w:r>
+            <w:r>
+              <w:rPr>
+                <w:rtl/>
+              </w:rPr>
+              <w:t xml:space="preserve"> </w:t>
+            </w:r>
+            <w:r>
+              <w:rPr>
+                <w:rtl/>
+              </w:rPr>
+              <w:t xml:space="preserve">إذا كانت</w:t>
             </w:r>
             <w:r>
               <w:rPr>
@@ -17261,12 +20977,47 @@
               </w:rPr>
               <w:t xml:space="preserve"> </w:t>
             </w:r>
-            <w:r>
-              <w:rPr>
-                <w:rtl/>
-              </w:rPr>
-              <w:t xml:space="preserve">‎$\RR{1{,}2&lt;\alpha&lt;1{,}3}$</w:t>
-            </w:r>
+            <m:oMath>
+              <m:r>
+                <m:t>1</m:t>
+              </m:r>
+              <m:r>
+                <m:rPr>
+                  <m:sty m:val="p"/>
+                </m:rPr>
+                <m:t>,</m:t>
+              </m:r>
+              <m:r>
+                <m:t>2</m:t>
+              </m:r>
+              <m:r>
+                <m:rPr>
+                  <m:sty m:val="p"/>
+                </m:rPr>
+                <m:t>&lt;</m:t>
+              </m:r>
+              <m:r>
+                <m:t>α</m:t>
+              </m:r>
+              <m:r>
+                <m:rPr>
+                  <m:sty m:val="p"/>
+                </m:rPr>
+                <m:t>&lt;</m:t>
+              </m:r>
+              <m:r>
+                <m:t>1</m:t>
+              </m:r>
+              <m:r>
+                <m:rPr>
+                  <m:sty m:val="p"/>
+                </m:rPr>
+                <m:t>,</m:t>
+              </m:r>
+              <m:r>
+                <m:t>3</m:t>
+              </m:r>
+            </m:oMath>
             <w:r>
               <w:rPr>
                 <w:rtl/>
@@ -17867,7 +21618,25 @@
               <w:rPr>
                 <w:rtl/>
               </w:rPr>
-              <w:t xml:space="preserve">متزايدة تماماً ومستمرة ، إذن الحل .</w:t>
+              <w:t xml:space="preserve">متزايدة تماماً ومستمرة ، إذن الحل</w:t>
+            </w:r>
+            <w:r>
+              <w:rPr>
+                <w:rtl/>
+              </w:rPr>
+              <w:t xml:space="preserve"> </w:t>
+            </w:r>
+            <w:r>
+              <w:rPr>
+                <w:rtl/>
+              </w:rPr>
+              <w:t xml:space="preserve">وحيد</w:t>
+            </w:r>
+            <w:r>
+              <w:rPr>
+                <w:rtl/>
+              </w:rPr>
+              <w:t xml:space="preserve">.</w:t>
             </w:r>
           </w:p>
           <w:p>
@@ -18069,12 +21838,38 @@
               </w:rPr>
               <w:t xml:space="preserve"> </w:t>
             </w:r>
-            <w:r>
-              <w:rPr>
-                <w:rtl/>
-              </w:rPr>
-              <w:t xml:space="preserve">‎$\RR{7&lt;q_0&lt;8}$</w:t>
-            </w:r>
+            <m:oMath>
+              <m:r>
+                <m:t>7</m:t>
+              </m:r>
+              <m:r>
+                <m:rPr>
+                  <m:sty m:val="p"/>
+                </m:rPr>
+                <m:t>&lt;</m:t>
+              </m:r>
+              <m:sSub>
+                <m:e>
+                  <m:r>
+                    <m:t>q</m:t>
+                  </m:r>
+                </m:e>
+                <m:sub>
+                  <m:r>
+                    <m:t>0</m:t>
+                  </m:r>
+                </m:sub>
+              </m:sSub>
+              <m:r>
+                <m:rPr>
+                  <m:sty m:val="p"/>
+                </m:rPr>
+                <m:t>&lt;</m:t>
+              </m:r>
+              <m:r>
+                <m:t>8</m:t>
+              </m:r>
+            </m:oMath>
             <w:r>
               <w:rPr>
                 <w:rtl/>

--- a/documents/3as_ge/modhakirat/modhakira_wahda2_3as_ge.docx
+++ b/documents/3as_ge/modhakirat/modhakira_wahda2_3as_ge.docx
@@ -247,6 +247,7 @@
               <w:rPr>
                 <w:b/>
                 <w:bCs/>
+                <w:color w:val="1F4E9C"/>
                 <w:rtl/>
               </w:rPr>
               <w:t xml:space="preserve">العناوين</w:t>
@@ -265,6 +266,7 @@
             </w:r>
             <w:r>
               <w:rPr>
+                <w:color w:val="B3261E"/>
                 <w:rtl/>
               </w:rPr>
               <w:t xml:space="preserve">النتائج</w:t>
@@ -273,13 +275,7 @@
               <w:rPr>
                 <w:rtl/>
               </w:rPr>
-              <w:t xml:space="preserve"> </w:t>
-            </w:r>
-            <w:r>
-              <w:rPr>
-                <w:rtl/>
-              </w:rPr>
-              <w:t xml:space="preserve">بلون مختلف ، وكل سؤال في سطر.</w:t>
+              <w:t xml:space="preserve"> بلون مختلف ، وكل سؤال في سطر.</w:t>
             </w:r>
           </w:p>
         </w:tc>
@@ -770,10 +766,10 @@
         <w:tblLook w:firstRow="0" w:lastRow="0" w:firstColumn="0" w:lastColumn="0" w:noHBand="0" w:noVBand="0" w:val="0000"/>
       </w:tblPr>
       <w:tblGrid>
-        <w:gridCol w:w="1084"/>
-        <w:gridCol w:w="591"/>
-        <w:gridCol w:w="7004"/>
-        <w:gridCol w:w="1183"/>
+        <w:gridCol w:w="1281"/>
+        <w:gridCol w:w="690"/>
+        <w:gridCol w:w="6511"/>
+        <w:gridCol w:w="1380"/>
       </w:tblGrid>
       <w:tr>
         <w:tc>
@@ -997,9 +993,11 @@
               <w:rPr>
                 <w:b/>
                 <w:bCs/>
-                <w:rtl/>
-              </w:rPr>
-              <w:t xml:space="preserve">[نشاط 01]</w:t>
+                <w:color w:val="FFFFFF"/>
+                <w:shd w:val="clear" w:color="auto" w:fill="C76B00"/>
+                <w:rtl/>
+              </w:rPr>
+              <w:t xml:space="preserve"> نشاط 01 </w:t>
             </w:r>
             <w:r>
               <w:rPr>
@@ -1380,9 +1378,11 @@
               <w:rPr>
                 <w:b/>
                 <w:bCs/>
-                <w:rtl/>
-              </w:rPr>
-              <w:t xml:space="preserve">[مناقشة النشاط]</w:t>
+                <w:color w:val="FFFFFF"/>
+                <w:shd w:val="clear" w:color="auto" w:fill="1F4E9C"/>
+                <w:rtl/>
+              </w:rPr>
+              <w:t xml:space="preserve"> مناقشة النشاط </w:t>
             </w:r>
           </w:p>
           <w:p>
@@ -1458,9 +1458,15 @@
                 <m:rPr>
                   <m:sty m:val="p"/>
                 </m:rPr>
+                <w:rPr>
+                  <w:color w:val="B3261E"/>
+                </w:rPr>
                 <m:t>−</m:t>
               </m:r>
               <m:r>
+                <w:rPr>
+                  <w:color w:val="B3261E"/>
+                </w:rPr>
                 <m:t>1</m:t>
               </m:r>
             </m:oMath>
@@ -1823,15 +1829,24 @@
                 <m:t>=</m:t>
               </m:r>
               <m:r>
+                <w:rPr>
+                  <w:color w:val="B3261E"/>
+                </w:rPr>
                 <m:t>h</m:t>
               </m:r>
               <m:r>
                 <m:rPr>
                   <m:sty m:val="p"/>
                 </m:rPr>
+                <w:rPr>
+                  <w:color w:val="B3261E"/>
+                </w:rPr>
                 <m:t>+</m:t>
               </m:r>
               <m:r>
+                <w:rPr>
+                  <w:color w:val="B3261E"/>
+                </w:rPr>
                 <m:t>1</m:t>
               </m:r>
             </m:oMath>
@@ -1986,6 +2001,9 @@
               <m:sSup>
                 <m:e>
                   <m:r>
+                    <w:rPr>
+                      <w:color w:val="B3261E"/>
+                    </w:rPr>
                     <m:t>f</m:t>
                   </m:r>
                 </m:e>
@@ -1994,6 +2012,9 @@
                     <m:rPr>
                       <m:sty m:val="p"/>
                     </m:rPr>
+                    <w:rPr>
+                      <w:color w:val="B3261E"/>
+                    </w:rPr>
                     <m:t>′</m:t>
                   </m:r>
                 </m:sup>
@@ -2007,6 +2028,9 @@
                 </m:dPr>
                 <m:e>
                   <m:r>
+                    <w:rPr>
+                      <w:color w:val="B3261E"/>
+                    </w:rPr>
                     <m:t>2</m:t>
                   </m:r>
                 </m:e>
@@ -2015,9 +2039,15 @@
                 <m:rPr>
                   <m:sty m:val="p"/>
                 </m:rPr>
+                <w:rPr>
+                  <w:color w:val="B3261E"/>
+                </w:rPr>
                 <m:t>=</m:t>
               </m:r>
               <m:r>
+                <w:rPr>
+                  <w:color w:val="B3261E"/>
+                </w:rPr>
                 <m:t>1</m:t>
               </m:r>
             </m:oMath>
@@ -2093,9 +2123,11 @@
               <w:rPr>
                 <w:b/>
                 <w:bCs/>
-                <w:rtl/>
-              </w:rPr>
-              <w:t xml:space="preserve">[تعريف]</w:t>
+                <w:color w:val="FFFFFF"/>
+                <w:shd w:val="clear" w:color="auto" w:fill="1F4E9C"/>
+                <w:rtl/>
+              </w:rPr>
+              <w:t xml:space="preserve"> تعريف </w:t>
             </w:r>
             <w:r>
               <w:rPr>
@@ -2278,6 +2310,9 @@
               <m:sSup>
                 <m:e>
                   <m:r>
+                    <w:rPr>
+                      <w:color w:val="B3261E"/>
+                    </w:rPr>
                     <m:t>f</m:t>
                   </m:r>
                 </m:e>
@@ -2286,6 +2321,9 @@
                     <m:rPr>
                       <m:sty m:val="p"/>
                     </m:rPr>
+                    <w:rPr>
+                      <w:color w:val="B3261E"/>
+                    </w:rPr>
                     <m:t>′</m:t>
                   </m:r>
                 </m:sup>
@@ -2299,6 +2337,9 @@
                 </m:dPr>
                 <m:e>
                   <m:r>
+                    <w:rPr>
+                      <w:color w:val="B3261E"/>
+                    </w:rPr>
                     <m:t>a</m:t>
                   </m:r>
                 </m:e>
@@ -2372,9 +2413,11 @@
               <w:rPr>
                 <w:b/>
                 <w:bCs/>
-                <w:rtl/>
-              </w:rPr>
-              <w:t xml:space="preserve">[المماس]</w:t>
+                <w:color w:val="FFFFFF"/>
+                <w:shd w:val="clear" w:color="auto" w:fill="B3261E"/>
+                <w:rtl/>
+              </w:rPr>
+              <w:t xml:space="preserve"> المماس </w:t>
             </w:r>
             <w:r>
               <w:rPr>
@@ -2484,17 +2527,26 @@
             </w:r>
             <m:oMath>
               <m:r>
+                <w:rPr>
+                  <w:color w:val="B3261E"/>
+                </w:rPr>
                 <m:t>y</m:t>
               </m:r>
               <m:r>
                 <m:rPr>
                   <m:sty m:val="p"/>
                 </m:rPr>
+                <w:rPr>
+                  <w:color w:val="B3261E"/>
+                </w:rPr>
                 <m:t>=</m:t>
               </m:r>
               <m:sSup>
                 <m:e>
                   <m:r>
+                    <w:rPr>
+                      <w:color w:val="B3261E"/>
+                    </w:rPr>
                     <m:t>f</m:t>
                   </m:r>
                 </m:e>
@@ -2503,6 +2555,9 @@
                     <m:rPr>
                       <m:sty m:val="p"/>
                     </m:rPr>
+                    <w:rPr>
+                      <w:color w:val="B3261E"/>
+                    </w:rPr>
                     <m:t>′</m:t>
                   </m:r>
                 </m:sup>
@@ -2516,6 +2571,9 @@
                 </m:dPr>
                 <m:e>
                   <m:r>
+                    <w:rPr>
+                      <w:color w:val="B3261E"/>
+                    </w:rPr>
                     <m:t>a</m:t>
                   </m:r>
                 </m:e>
@@ -2529,15 +2587,24 @@
                 </m:dPr>
                 <m:e>
                   <m:r>
+                    <w:rPr>
+                      <w:color w:val="B3261E"/>
+                    </w:rPr>
                     <m:t>x</m:t>
                   </m:r>
                   <m:r>
                     <m:rPr>
                       <m:sty m:val="p"/>
                     </m:rPr>
+                    <w:rPr>
+                      <w:color w:val="B3261E"/>
+                    </w:rPr>
                     <m:t>−</m:t>
                   </m:r>
                   <m:r>
+                    <w:rPr>
+                      <w:color w:val="B3261E"/>
+                    </w:rPr>
                     <m:t>a</m:t>
                   </m:r>
                 </m:e>
@@ -2546,9 +2613,15 @@
                 <m:rPr>
                   <m:sty m:val="p"/>
                 </m:rPr>
+                <w:rPr>
+                  <w:color w:val="B3261E"/>
+                </w:rPr>
                 <m:t>+</m:t>
               </m:r>
               <m:r>
+                <w:rPr>
+                  <w:color w:val="B3261E"/>
+                </w:rPr>
                 <m:t>f</m:t>
               </m:r>
               <m:d>
@@ -2560,6 +2633,9 @@
                 </m:dPr>
                 <m:e>
                   <m:r>
+                    <w:rPr>
+                      <w:color w:val="B3261E"/>
+                    </w:rPr>
                     <m:t>a</m:t>
                   </m:r>
                 </m:e>
@@ -2679,9 +2755,11 @@
               <w:rPr>
                 <w:b/>
                 <w:bCs/>
-                <w:rtl/>
-              </w:rPr>
-              <w:t xml:space="preserve">[مثال]</w:t>
+                <w:color w:val="FFFFFF"/>
+                <w:shd w:val="clear" w:color="auto" w:fill="C76B00"/>
+                <w:rtl/>
+              </w:rPr>
+              <w:t xml:space="preserve"> مثال </w:t>
             </w:r>
             <w:r>
               <w:rPr>
@@ -2860,15 +2938,24 @@
                 <m:t>=</m:t>
               </m:r>
               <m:r>
+                <w:rPr>
+                  <w:color w:val="B3261E"/>
+                </w:rPr>
                 <m:t>x</m:t>
               </m:r>
               <m:r>
                 <m:rPr>
                   <m:sty m:val="p"/>
                 </m:rPr>
+                <w:rPr>
+                  <w:color w:val="B3261E"/>
+                </w:rPr>
                 <m:t>−</m:t>
               </m:r>
               <m:r>
+                <w:rPr>
+                  <w:color w:val="B3261E"/>
+                </w:rPr>
                 <m:t>3</m:t>
               </m:r>
             </m:oMath>
@@ -2932,9 +3019,11 @@
               <w:rPr>
                 <w:b/>
                 <w:bCs/>
-                <w:rtl/>
-              </w:rPr>
-              <w:t xml:space="preserve">[ملاحظات]</w:t>
+                <w:color w:val="FFFFFF"/>
+                <w:shd w:val="clear" w:color="auto" w:fill="2E7D32"/>
+                <w:rtl/>
+              </w:rPr>
+              <w:t xml:space="preserve"> ملاحظات </w:t>
             </w:r>
             <w:r>
               <w:rPr>
@@ -3106,9 +3195,11 @@
               <w:rPr>
                 <w:b/>
                 <w:bCs/>
-                <w:rtl/>
-              </w:rPr>
-              <w:t xml:space="preserve">[تمرين تطبيقي]</w:t>
+                <w:color w:val="FFFFFF"/>
+                <w:shd w:val="clear" w:color="auto" w:fill="6A1B9A"/>
+                <w:rtl/>
+              </w:rPr>
+              <w:t xml:space="preserve"> تمرين تطبيقي </w:t>
             </w:r>
           </w:p>
           <w:p>
@@ -3422,9 +3513,11 @@
               <w:rPr>
                 <w:b/>
                 <w:bCs/>
-                <w:rtl/>
-              </w:rPr>
-              <w:t xml:space="preserve">[حل التمرين التطبيقي]</w:t>
+                <w:color w:val="FFFFFF"/>
+                <w:shd w:val="clear" w:color="auto" w:fill="C76B00"/>
+                <w:rtl/>
+              </w:rPr>
+              <w:t xml:space="preserve"> حل التمرين التطبيقي </w:t>
             </w:r>
           </w:p>
           <w:p>
@@ -3470,6 +3563,9 @@
                 <m:t>=</m:t>
               </m:r>
               <m:r>
+                <w:rPr>
+                  <w:color w:val="B3261E"/>
+                </w:rPr>
                 <m:t>1</m:t>
               </m:r>
             </m:oMath>
@@ -3614,9 +3710,15 @@
                 <m:rPr>
                   <m:sty m:val="p"/>
                 </m:rPr>
+                <w:rPr>
+                  <w:color w:val="B3261E"/>
+                </w:rPr>
                 <m:t>−</m:t>
               </m:r>
               <m:r>
+                <w:rPr>
+                  <w:color w:val="B3261E"/>
+                </w:rPr>
                 <m:t>1</m:t>
               </m:r>
             </m:oMath>
@@ -3712,18 +3814,30 @@
                 <m:rPr>
                   <m:sty m:val="p"/>
                 </m:rPr>
+                <w:rPr>
+                  <w:color w:val="B3261E"/>
+                </w:rPr>
                 <m:t>−</m:t>
               </m:r>
               <m:r>
+                <w:rPr>
+                  <w:color w:val="B3261E"/>
+                </w:rPr>
                 <m:t>x</m:t>
               </m:r>
               <m:r>
                 <m:rPr>
                   <m:sty m:val="p"/>
                 </m:rPr>
+                <w:rPr>
+                  <w:color w:val="B3261E"/>
+                </w:rPr>
                 <m:t>+</m:t>
               </m:r>
               <m:r>
+                <w:rPr>
+                  <w:color w:val="B3261E"/>
+                </w:rPr>
                 <m:t>2</m:t>
               </m:r>
             </m:oMath>
@@ -4287,10 +4401,10 @@
         <w:tblLook w:firstRow="0" w:lastRow="0" w:firstColumn="0" w:lastColumn="0" w:noHBand="0" w:noVBand="0" w:val="0000"/>
       </w:tblPr>
       <w:tblGrid>
-        <w:gridCol w:w="1084"/>
-        <w:gridCol w:w="591"/>
-        <w:gridCol w:w="7004"/>
-        <w:gridCol w:w="1183"/>
+        <w:gridCol w:w="1281"/>
+        <w:gridCol w:w="690"/>
+        <w:gridCol w:w="6511"/>
+        <w:gridCol w:w="1380"/>
       </w:tblGrid>
       <w:tr>
         <w:tc>
@@ -4578,9 +4692,11 @@
               <w:rPr>
                 <w:b/>
                 <w:bCs/>
-                <w:rtl/>
-              </w:rPr>
-              <w:t xml:space="preserve">[نشاط 02]</w:t>
+                <w:color w:val="FFFFFF"/>
+                <w:shd w:val="clear" w:color="auto" w:fill="C76B00"/>
+                <w:rtl/>
+              </w:rPr>
+              <w:t xml:space="preserve"> نشاط 02 </w:t>
             </w:r>
           </w:p>
           <w:p>
@@ -4802,9 +4918,11 @@
               <w:rPr>
                 <w:b/>
                 <w:bCs/>
-                <w:rtl/>
-              </w:rPr>
-              <w:t xml:space="preserve">[مناقشة النشاط]</w:t>
+                <w:color w:val="FFFFFF"/>
+                <w:shd w:val="clear" w:color="auto" w:fill="1F4E9C"/>
+                <w:rtl/>
+              </w:rPr>
+              <w:t xml:space="preserve"> مناقشة النشاط </w:t>
             </w:r>
           </w:p>
           <w:p>
@@ -5055,11 +5173,17 @@
                       <m:sSup>
                         <m:e>
                           <m:r>
+                            <w:rPr>
+                              <w:color w:val="B3261E"/>
+                            </w:rPr>
                             <m:t>x</m:t>
                           </m:r>
                         </m:e>
                         <m:sup>
                           <m:r>
+                            <w:rPr>
+                              <w:color w:val="B3261E"/>
+                            </w:rPr>
                             <m:t>n</m:t>
                           </m:r>
                         </m:sup>
@@ -5072,6 +5196,9 @@
                     <m:rPr>
                       <m:sty m:val="p"/>
                     </m:rPr>
+                    <w:rPr>
+                      <w:color w:val="B3261E"/>
+                    </w:rPr>
                     <m:t>′</m:t>
                   </m:r>
                 </m:sup>
@@ -5080,28 +5207,46 @@
                 <m:rPr>
                   <m:sty m:val="p"/>
                 </m:rPr>
+                <w:rPr>
+                  <w:color w:val="B3261E"/>
+                </w:rPr>
                 <m:t>=</m:t>
               </m:r>
               <m:r>
+                <w:rPr>
+                  <w:color w:val="B3261E"/>
+                </w:rPr>
                 <m:t>n</m:t>
               </m:r>
               <m:sSup>
                 <m:e>
                   <m:r>
+                    <w:rPr>
+                      <w:color w:val="B3261E"/>
+                    </w:rPr>
                     <m:t>x</m:t>
                   </m:r>
                 </m:e>
                 <m:sup>
                   <m:r>
+                    <w:rPr>
+                      <w:color w:val="B3261E"/>
+                    </w:rPr>
                     <m:t>n</m:t>
                   </m:r>
                   <m:r>
                     <m:rPr>
                       <m:sty m:val="p"/>
                     </m:rPr>
+                    <w:rPr>
+                      <w:color w:val="B3261E"/>
+                    </w:rPr>
                     <m:t>−</m:t>
                   </m:r>
                   <m:r>
+                    <w:rPr>
+                      <w:color w:val="B3261E"/>
+                    </w:rPr>
                     <m:t>1</m:t>
                   </m:r>
                 </m:sup>
@@ -5178,9 +5323,11 @@
               <w:rPr>
                 <w:b/>
                 <w:bCs/>
-                <w:rtl/>
-              </w:rPr>
-              <w:t xml:space="preserve">[مشتقات الدوال المرجعية]</w:t>
+                <w:color w:val="FFFFFF"/>
+                <w:shd w:val="clear" w:color="auto" w:fill="B3261E"/>
+                <w:rtl/>
+              </w:rPr>
+              <w:t xml:space="preserve"> مشتقات الدوال المرجعية </w:t>
             </w:r>
           </w:p>
           <w:p>
@@ -5567,9 +5714,11 @@
               <w:rPr>
                 <w:b/>
                 <w:bCs/>
-                <w:rtl/>
-              </w:rPr>
-              <w:t xml:space="preserve">[العمليات]</w:t>
+                <w:color w:val="FFFFFF"/>
+                <w:shd w:val="clear" w:color="auto" w:fill="B3261E"/>
+                <w:rtl/>
+              </w:rPr>
+              <w:t xml:space="preserve"> العمليات </w:t>
             </w:r>
           </w:p>
           <w:p>
@@ -5603,15 +5752,24 @@
                     </m:dPr>
                     <m:e>
                       <m:r>
+                        <w:rPr>
+                          <w:color w:val="B3261E"/>
+                        </w:rPr>
                         <m:t>u</m:t>
                       </m:r>
                       <m:r>
                         <m:rPr>
                           <m:sty m:val="p"/>
                         </m:rPr>
+                        <w:rPr>
+                          <w:color w:val="B3261E"/>
+                        </w:rPr>
                         <m:t>+</m:t>
                       </m:r>
                       <m:r>
+                        <w:rPr>
+                          <w:color w:val="B3261E"/>
+                        </w:rPr>
                         <m:t>v</m:t>
                       </m:r>
                     </m:e>
@@ -5622,6 +5780,9 @@
                     <m:rPr>
                       <m:sty m:val="p"/>
                     </m:rPr>
+                    <w:rPr>
+                      <w:color w:val="B3261E"/>
+                    </w:rPr>
                     <m:t>′</m:t>
                   </m:r>
                 </m:sup>
@@ -5630,11 +5791,17 @@
                 <m:rPr>
                   <m:sty m:val="p"/>
                 </m:rPr>
+                <w:rPr>
+                  <w:color w:val="B3261E"/>
+                </w:rPr>
                 <m:t>=</m:t>
               </m:r>
               <m:sSup>
                 <m:e>
                   <m:r>
+                    <w:rPr>
+                      <w:color w:val="B3261E"/>
+                    </w:rPr>
                     <m:t>u</m:t>
                   </m:r>
                 </m:e>
@@ -5643,6 +5810,9 @@
                     <m:rPr>
                       <m:sty m:val="p"/>
                     </m:rPr>
+                    <w:rPr>
+                      <w:color w:val="B3261E"/>
+                    </w:rPr>
                     <m:t>′</m:t>
                   </m:r>
                 </m:sup>
@@ -5651,11 +5821,17 @@
                 <m:rPr>
                   <m:sty m:val="p"/>
                 </m:rPr>
+                <w:rPr>
+                  <w:color w:val="B3261E"/>
+                </w:rPr>
                 <m:t>+</m:t>
               </m:r>
               <m:sSup>
                 <m:e>
                   <m:r>
+                    <w:rPr>
+                      <w:color w:val="B3261E"/>
+                    </w:rPr>
                     <m:t>v</m:t>
                   </m:r>
                 </m:e>
@@ -5664,6 +5840,9 @@
                     <m:rPr>
                       <m:sty m:val="p"/>
                     </m:rPr>
+                    <w:rPr>
+                      <w:color w:val="B3261E"/>
+                    </w:rPr>
                     <m:t>′</m:t>
                   </m:r>
                 </m:sup>
@@ -5699,9 +5878,15 @@
                     </m:dPr>
                     <m:e>
                       <m:r>
+                        <w:rPr>
+                          <w:color w:val="B3261E"/>
+                        </w:rPr>
                         <m:t>k</m:t>
                       </m:r>
                       <m:r>
+                        <w:rPr>
+                          <w:color w:val="B3261E"/>
+                        </w:rPr>
                         <m:t>u</m:t>
                       </m:r>
                     </m:e>
@@ -5712,6 +5897,9 @@
                     <m:rPr>
                       <m:sty m:val="p"/>
                     </m:rPr>
+                    <w:rPr>
+                      <w:color w:val="B3261E"/>
+                    </w:rPr>
                     <m:t>′</m:t>
                   </m:r>
                 </m:sup>
@@ -5720,14 +5908,23 @@
                 <m:rPr>
                   <m:sty m:val="p"/>
                 </m:rPr>
+                <w:rPr>
+                  <w:color w:val="B3261E"/>
+                </w:rPr>
                 <m:t>=</m:t>
               </m:r>
               <m:r>
+                <w:rPr>
+                  <w:color w:val="B3261E"/>
+                </w:rPr>
                 <m:t>k</m:t>
               </m:r>
               <m:sSup>
                 <m:e>
                   <m:r>
+                    <w:rPr>
+                      <w:color w:val="B3261E"/>
+                    </w:rPr>
                     <m:t>u</m:t>
                   </m:r>
                 </m:e>
@@ -5736,6 +5933,9 @@
                     <m:rPr>
                       <m:sty m:val="p"/>
                     </m:rPr>
+                    <w:rPr>
+                      <w:color w:val="B3261E"/>
+                    </w:rPr>
                     <m:t>′</m:t>
                   </m:r>
                 </m:sup>
@@ -5779,9 +5979,15 @@
                     </m:dPr>
                     <m:e>
                       <m:r>
+                        <w:rPr>
+                          <w:color w:val="B3261E"/>
+                        </w:rPr>
                         <m:t>u</m:t>
                       </m:r>
                       <m:r>
+                        <w:rPr>
+                          <w:color w:val="B3261E"/>
+                        </w:rPr>
                         <m:t>v</m:t>
                       </m:r>
                     </m:e>
@@ -5792,6 +5998,9 @@
                     <m:rPr>
                       <m:sty m:val="p"/>
                     </m:rPr>
+                    <w:rPr>
+                      <w:color w:val="B3261E"/>
+                    </w:rPr>
                     <m:t>′</m:t>
                   </m:r>
                 </m:sup>
@@ -5800,11 +6009,17 @@
                 <m:rPr>
                   <m:sty m:val="p"/>
                 </m:rPr>
+                <w:rPr>
+                  <w:color w:val="B3261E"/>
+                </w:rPr>
                 <m:t>=</m:t>
               </m:r>
               <m:sSup>
                 <m:e>
                   <m:r>
+                    <w:rPr>
+                      <w:color w:val="B3261E"/>
+                    </w:rPr>
                     <m:t>u</m:t>
                   </m:r>
                 </m:e>
@@ -5813,25 +6028,40 @@
                     <m:rPr>
                       <m:sty m:val="p"/>
                     </m:rPr>
+                    <w:rPr>
+                      <w:color w:val="B3261E"/>
+                    </w:rPr>
                     <m:t>′</m:t>
                   </m:r>
                 </m:sup>
               </m:sSup>
               <m:r>
+                <w:rPr>
+                  <w:color w:val="B3261E"/>
+                </w:rPr>
                 <m:t>v</m:t>
               </m:r>
               <m:r>
                 <m:rPr>
                   <m:sty m:val="p"/>
                 </m:rPr>
+                <w:rPr>
+                  <w:color w:val="B3261E"/>
+                </w:rPr>
                 <m:t>+</m:t>
               </m:r>
               <m:r>
+                <w:rPr>
+                  <w:color w:val="B3261E"/>
+                </w:rPr>
                 <m:t>u</m:t>
               </m:r>
               <m:sSup>
                 <m:e>
                   <m:r>
+                    <w:rPr>
+                      <w:color w:val="B3261E"/>
+                    </w:rPr>
                     <m:t>v</m:t>
                   </m:r>
                 </m:e>
@@ -5840,6 +6070,9 @@
                     <m:rPr>
                       <m:sty m:val="p"/>
                     </m:rPr>
+                    <w:rPr>
+                      <w:color w:val="B3261E"/>
+                    </w:rPr>
                     <m:t>′</m:t>
                   </m:r>
                 </m:sup>
@@ -5888,11 +6121,17 @@
                         </m:fPr>
                         <m:num>
                           <m:r>
+                            <w:rPr>
+                              <w:color w:val="B3261E"/>
+                            </w:rPr>
                             <m:t>u</m:t>
                           </m:r>
                         </m:num>
                         <m:den>
                           <m:r>
+                            <w:rPr>
+                              <w:color w:val="B3261E"/>
+                            </w:rPr>
                             <m:t>v</m:t>
                           </m:r>
                         </m:den>
@@ -5905,6 +6144,9 @@
                     <m:rPr>
                       <m:sty m:val="p"/>
                     </m:rPr>
+                    <w:rPr>
+                      <w:color w:val="B3261E"/>
+                    </w:rPr>
                     <m:t>′</m:t>
                   </m:r>
                 </m:sup>
@@ -5913,6 +6155,9 @@
                 <m:rPr>
                   <m:sty m:val="p"/>
                 </m:rPr>
+                <w:rPr>
+                  <w:color w:val="B3261E"/>
+                </w:rPr>
                 <m:t>=</m:t>
               </m:r>
               <m:f>
@@ -5923,6 +6168,9 @@
                   <m:sSup>
                     <m:e>
                       <m:r>
+                        <w:rPr>
+                          <w:color w:val="B3261E"/>
+                        </w:rPr>
                         <m:t>u</m:t>
                       </m:r>
                     </m:e>
@@ -5931,25 +6179,40 @@
                         <m:rPr>
                           <m:sty m:val="p"/>
                         </m:rPr>
+                        <w:rPr>
+                          <w:color w:val="B3261E"/>
+                        </w:rPr>
                         <m:t>′</m:t>
                       </m:r>
                     </m:sup>
                   </m:sSup>
                   <m:r>
+                    <w:rPr>
+                      <w:color w:val="B3261E"/>
+                    </w:rPr>
                     <m:t>v</m:t>
                   </m:r>
                   <m:r>
                     <m:rPr>
                       <m:sty m:val="p"/>
                     </m:rPr>
+                    <w:rPr>
+                      <w:color w:val="B3261E"/>
+                    </w:rPr>
                     <m:t>−</m:t>
                   </m:r>
                   <m:r>
+                    <w:rPr>
+                      <w:color w:val="B3261E"/>
+                    </w:rPr>
                     <m:t>u</m:t>
                   </m:r>
                   <m:sSup>
                     <m:e>
                       <m:r>
+                        <w:rPr>
+                          <w:color w:val="B3261E"/>
+                        </w:rPr>
                         <m:t>v</m:t>
                       </m:r>
                     </m:e>
@@ -5958,6 +6221,9 @@
                         <m:rPr>
                           <m:sty m:val="p"/>
                         </m:rPr>
+                        <w:rPr>
+                          <w:color w:val="B3261E"/>
+                        </w:rPr>
                         <m:t>′</m:t>
                       </m:r>
                     </m:sup>
@@ -5967,11 +6233,17 @@
                   <m:sSup>
                     <m:e>
                       <m:r>
+                        <w:rPr>
+                          <w:color w:val="B3261E"/>
+                        </w:rPr>
                         <m:t>v</m:t>
                       </m:r>
                     </m:e>
                     <m:sup>
                       <m:r>
+                        <w:rPr>
+                          <w:color w:val="B3261E"/>
+                        </w:rPr>
                         <m:t>2</m:t>
                       </m:r>
                     </m:sup>
@@ -6038,9 +6310,11 @@
               <w:rPr>
                 <w:b/>
                 <w:bCs/>
-                <w:rtl/>
-              </w:rPr>
-              <w:t xml:space="preserve">[مثال]</w:t>
+                <w:color w:val="FFFFFF"/>
+                <w:shd w:val="clear" w:color="auto" w:fill="C76B00"/>
+                <w:rtl/>
+              </w:rPr>
+              <w:t xml:space="preserve"> مثال </w:t>
             </w:r>
             <w:r>
               <w:rPr>
@@ -6576,9 +6850,15 @@
                     <m:rPr>
                       <m:sty m:val="p"/>
                     </m:rPr>
+                    <w:rPr>
+                      <w:color w:val="B3261E"/>
+                    </w:rPr>
                     <m:t>−</m:t>
                   </m:r>
                   <m:r>
+                    <w:rPr>
+                      <w:color w:val="B3261E"/>
+                    </w:rPr>
                     <m:t>7</m:t>
                   </m:r>
                 </m:num>
@@ -6594,15 +6874,24 @@
                         </m:dPr>
                         <m:e>
                           <m:r>
+                            <w:rPr>
+                              <w:color w:val="B3261E"/>
+                            </w:rPr>
                             <m:t>x</m:t>
                           </m:r>
                           <m:r>
                             <m:rPr>
                               <m:sty m:val="p"/>
                             </m:rPr>
+                            <w:rPr>
+                              <w:color w:val="B3261E"/>
+                            </w:rPr>
                             <m:t>−</m:t>
                           </m:r>
                           <m:r>
+                            <w:rPr>
+                              <w:color w:val="B3261E"/>
+                            </w:rPr>
                             <m:t>3</m:t>
                           </m:r>
                         </m:e>
@@ -6610,6 +6899,9 @@
                     </m:e>
                     <m:sup>
                       <m:r>
+                        <w:rPr>
+                          <w:color w:val="B3261E"/>
+                        </w:rPr>
                         <m:t>2</m:t>
                       </m:r>
                     </m:sup>
@@ -6677,9 +6969,11 @@
               <w:rPr>
                 <w:b/>
                 <w:bCs/>
-                <w:rtl/>
-              </w:rPr>
-              <w:t xml:space="preserve">[حذار]</w:t>
+                <w:color w:val="FFFFFF"/>
+                <w:shd w:val="clear" w:color="auto" w:fill="B3261E"/>
+                <w:rtl/>
+              </w:rPr>
+              <w:t xml:space="preserve"> حذار </w:t>
             </w:r>
             <w:r>
               <w:rPr>
@@ -6824,9 +7118,11 @@
               <w:rPr>
                 <w:b/>
                 <w:bCs/>
-                <w:rtl/>
-              </w:rPr>
-              <w:t xml:space="preserve">[تمرين تطبيقي]</w:t>
+                <w:color w:val="FFFFFF"/>
+                <w:shd w:val="clear" w:color="auto" w:fill="6A1B9A"/>
+                <w:rtl/>
+              </w:rPr>
+              <w:t xml:space="preserve"> تمرين تطبيقي </w:t>
             </w:r>
           </w:p>
           <w:p>
@@ -7114,9 +7410,11 @@
               <w:rPr>
                 <w:b/>
                 <w:bCs/>
-                <w:rtl/>
-              </w:rPr>
-              <w:t xml:space="preserve">[حل التمرين التطبيقي]</w:t>
+                <w:color w:val="FFFFFF"/>
+                <w:shd w:val="clear" w:color="auto" w:fill="C76B00"/>
+                <w:rtl/>
+              </w:rPr>
+              <w:t xml:space="preserve"> حل التمرين التطبيقي </w:t>
             </w:r>
           </w:p>
           <w:p>
@@ -7225,16 +7523,25 @@
                 <m:t>=</m:t>
               </m:r>
               <m:r>
+                <w:rPr>
+                  <w:color w:val="B3261E"/>
+                </w:rPr>
                 <m:t>3</m:t>
               </m:r>
               <m:sSup>
                 <m:e>
                   <m:r>
+                    <w:rPr>
+                      <w:color w:val="B3261E"/>
+                    </w:rPr>
                     <m:t>x</m:t>
                   </m:r>
                 </m:e>
                 <m:sup>
                   <m:r>
+                    <w:rPr>
+                      <w:color w:val="B3261E"/>
+                    </w:rPr>
                     <m:t>2</m:t>
                   </m:r>
                 </m:sup>
@@ -7243,21 +7550,36 @@
                 <m:rPr>
                   <m:sty m:val="p"/>
                 </m:rPr>
+                <w:rPr>
+                  <w:color w:val="B3261E"/>
+                </w:rPr>
                 <m:t>−</m:t>
               </m:r>
               <m:r>
+                <w:rPr>
+                  <w:color w:val="B3261E"/>
+                </w:rPr>
                 <m:t>12</m:t>
               </m:r>
               <m:r>
+                <w:rPr>
+                  <w:color w:val="B3261E"/>
+                </w:rPr>
                 <m:t>x</m:t>
               </m:r>
               <m:r>
                 <m:rPr>
                   <m:sty m:val="p"/>
                 </m:rPr>
+                <w:rPr>
+                  <w:color w:val="B3261E"/>
+                </w:rPr>
                 <m:t>+</m:t>
               </m:r>
               <m:r>
+                <w:rPr>
+                  <w:color w:val="B3261E"/>
+                </w:rPr>
                 <m:t>9</m:t>
               </m:r>
             </m:oMath>
@@ -7469,16 +7791,25 @@
                 <m:t>=</m:t>
               </m:r>
               <m:r>
+                <w:rPr>
+                  <w:color w:val="B3261E"/>
+                </w:rPr>
                 <m:t>6</m:t>
               </m:r>
               <m:sSup>
                 <m:e>
                   <m:r>
+                    <w:rPr>
+                      <w:color w:val="B3261E"/>
+                    </w:rPr>
                     <m:t>x</m:t>
                   </m:r>
                 </m:e>
                 <m:sup>
                   <m:r>
+                    <w:rPr>
+                      <w:color w:val="B3261E"/>
+                    </w:rPr>
                     <m:t>2</m:t>
                   </m:r>
                 </m:sup>
@@ -7487,21 +7818,36 @@
                 <m:rPr>
                   <m:sty m:val="p"/>
                 </m:rPr>
+                <w:rPr>
+                  <w:color w:val="B3261E"/>
+                </w:rPr>
                 <m:t>−</m:t>
               </m:r>
               <m:r>
+                <w:rPr>
+                  <w:color w:val="B3261E"/>
+                </w:rPr>
                 <m:t>6</m:t>
               </m:r>
               <m:r>
+                <w:rPr>
+                  <w:color w:val="B3261E"/>
+                </w:rPr>
                 <m:t>x</m:t>
               </m:r>
               <m:r>
                 <m:rPr>
                   <m:sty m:val="p"/>
                 </m:rPr>
+                <w:rPr>
+                  <w:color w:val="B3261E"/>
+                </w:rPr>
                 <m:t>+</m:t>
               </m:r>
               <m:r>
+                <w:rPr>
+                  <w:color w:val="B3261E"/>
+                </w:rPr>
                 <m:t>2</m:t>
               </m:r>
             </m:oMath>
@@ -8065,10 +8411,10 @@
         <w:tblLook w:firstRow="0" w:lastRow="0" w:firstColumn="0" w:lastColumn="0" w:noHBand="0" w:noVBand="0" w:val="0000"/>
       </w:tblPr>
       <w:tblGrid>
-        <w:gridCol w:w="1084"/>
-        <w:gridCol w:w="591"/>
-        <w:gridCol w:w="7004"/>
-        <w:gridCol w:w="1183"/>
+        <w:gridCol w:w="1281"/>
+        <w:gridCol w:w="690"/>
+        <w:gridCol w:w="6511"/>
+        <w:gridCol w:w="1380"/>
       </w:tblGrid>
       <w:tr>
         <w:tc>
@@ -8292,9 +8638,11 @@
               <w:rPr>
                 <w:b/>
                 <w:bCs/>
-                <w:rtl/>
-              </w:rPr>
-              <w:t xml:space="preserve">[نشاط 03]</w:t>
+                <w:color w:val="FFFFFF"/>
+                <w:shd w:val="clear" w:color="auto" w:fill="C76B00"/>
+                <w:rtl/>
+              </w:rPr>
+              <w:t xml:space="preserve"> نشاط 03 </w:t>
             </w:r>
             <w:r>
               <w:rPr>
@@ -8627,9 +8975,11 @@
               <w:rPr>
                 <w:b/>
                 <w:bCs/>
-                <w:rtl/>
-              </w:rPr>
-              <w:t xml:space="preserve">[مناقشة النشاط]</w:t>
+                <w:color w:val="FFFFFF"/>
+                <w:shd w:val="clear" w:color="auto" w:fill="1F4E9C"/>
+                <w:rtl/>
+              </w:rPr>
+              <w:t xml:space="preserve"> مناقشة النشاط </w:t>
             </w:r>
           </w:p>
           <w:p>
@@ -8781,6 +9131,9 @@
                 <m:t>=</m:t>
               </m:r>
               <m:r>
+                <w:rPr>
+                  <w:color w:val="B3261E"/>
+                </w:rPr>
                 <m:t>3</m:t>
               </m:r>
               <m:d>
@@ -8792,15 +9145,24 @@
                 </m:dPr>
                 <m:e>
                   <m:r>
+                    <w:rPr>
+                      <w:color w:val="B3261E"/>
+                    </w:rPr>
                     <m:t>x</m:t>
                   </m:r>
                   <m:r>
                     <m:rPr>
                       <m:sty m:val="p"/>
                     </m:rPr>
+                    <w:rPr>
+                      <w:color w:val="B3261E"/>
+                    </w:rPr>
                     <m:t>−</m:t>
                   </m:r>
                   <m:r>
+                    <w:rPr>
+                      <w:color w:val="B3261E"/>
+                    </w:rPr>
                     <m:t>1</m:t>
                   </m:r>
                 </m:e>
@@ -8814,15 +9176,24 @@
                 </m:dPr>
                 <m:e>
                   <m:r>
+                    <w:rPr>
+                      <w:color w:val="B3261E"/>
+                    </w:rPr>
                     <m:t>x</m:t>
                   </m:r>
                   <m:r>
                     <m:rPr>
                       <m:sty m:val="p"/>
                     </m:rPr>
+                    <w:rPr>
+                      <w:color w:val="B3261E"/>
+                    </w:rPr>
                     <m:t>−</m:t>
                   </m:r>
                   <m:r>
+                    <w:rPr>
+                      <w:color w:val="B3261E"/>
+                    </w:rPr>
                     <m:t>3</m:t>
                   </m:r>
                 </m:e>
@@ -9171,9 +9542,11 @@
               <w:rPr>
                 <w:b/>
                 <w:bCs/>
-                <w:rtl/>
-              </w:rPr>
-              <w:t xml:space="preserve">[خاصية]</w:t>
+                <w:color w:val="FFFFFF"/>
+                <w:shd w:val="clear" w:color="auto" w:fill="B3261E"/>
+                <w:rtl/>
+              </w:rPr>
+              <w:t xml:space="preserve"> خاصية </w:t>
             </w:r>
           </w:p>
           <w:p>
@@ -9277,6 +9650,7 @@
             </w:r>
             <w:r>
               <w:rPr>
+                <w:color w:val="B3261E"/>
                 <w:rtl/>
               </w:rPr>
               <w:t xml:space="preserve">متزايدة تماماً</w:t>
@@ -9285,13 +9659,7 @@
               <w:rPr>
                 <w:rtl/>
               </w:rPr>
-              <w:t xml:space="preserve"> </w:t>
-            </w:r>
-            <w:r>
-              <w:rPr>
-                <w:rtl/>
-              </w:rPr>
-              <w:t xml:space="preserve">عليه.</w:t>
+              <w:t xml:space="preserve"> عليه.</w:t>
             </w:r>
           </w:p>
           <w:p>
@@ -9395,6 +9763,7 @@
             </w:r>
             <w:r>
               <w:rPr>
+                <w:color w:val="B3261E"/>
                 <w:rtl/>
               </w:rPr>
               <w:t xml:space="preserve">متناقصة تماماً</w:t>
@@ -9403,13 +9772,7 @@
               <w:rPr>
                 <w:rtl/>
               </w:rPr>
-              <w:t xml:space="preserve"> </w:t>
-            </w:r>
-            <w:r>
-              <w:rPr>
-                <w:rtl/>
-              </w:rPr>
-              <w:t xml:space="preserve">عليه.</w:t>
+              <w:t xml:space="preserve"> عليه.</w:t>
             </w:r>
           </w:p>
           <w:p>
@@ -9527,6 +9890,7 @@
             </w:r>
             <w:r>
               <w:rPr>
+                <w:color w:val="B3261E"/>
                 <w:rtl/>
               </w:rPr>
               <w:t xml:space="preserve">قيمة حدية محلية</w:t>
@@ -9598,9 +9962,11 @@
               <w:rPr>
                 <w:b/>
                 <w:bCs/>
-                <w:rtl/>
-              </w:rPr>
-              <w:t xml:space="preserve">[مثال]</w:t>
+                <w:color w:val="FFFFFF"/>
+                <w:shd w:val="clear" w:color="auto" w:fill="C76B00"/>
+                <w:rtl/>
+              </w:rPr>
+              <w:t xml:space="preserve"> مثال </w:t>
             </w:r>
             <w:r>
               <w:rPr>
@@ -9803,6 +10169,9 @@
             </w:r>
             <m:oMath>
               <m:r>
+                <w:rPr>
+                  <w:color w:val="B3261E"/>
+                </w:rPr>
                 <m:t>g</m:t>
               </m:r>
               <m:d>
@@ -9814,6 +10183,9 @@
                 </m:dPr>
                 <m:e>
                   <m:r>
+                    <w:rPr>
+                      <w:color w:val="B3261E"/>
+                    </w:rPr>
                     <m:t>1</m:t>
                   </m:r>
                 </m:e>
@@ -9822,9 +10194,15 @@
                 <m:rPr>
                   <m:sty m:val="p"/>
                 </m:rPr>
+                <w:rPr>
+                  <w:color w:val="B3261E"/>
+                </w:rPr>
                 <m:t>=</m:t>
               </m:r>
               <m:r>
+                <w:rPr>
+                  <w:color w:val="B3261E"/>
+                </w:rPr>
                 <m:t>4</m:t>
               </m:r>
             </m:oMath>
@@ -9848,6 +10226,9 @@
             </w:r>
             <m:oMath>
               <m:r>
+                <w:rPr>
+                  <w:color w:val="B3261E"/>
+                </w:rPr>
                 <m:t>g</m:t>
               </m:r>
               <m:d>
@@ -9859,6 +10240,9 @@
                 </m:dPr>
                 <m:e>
                   <m:r>
+                    <w:rPr>
+                      <w:color w:val="B3261E"/>
+                    </w:rPr>
                     <m:t>3</m:t>
                   </m:r>
                 </m:e>
@@ -9867,9 +10251,15 @@
                 <m:rPr>
                   <m:sty m:val="p"/>
                 </m:rPr>
+                <w:rPr>
+                  <w:color w:val="B3261E"/>
+                </w:rPr>
                 <m:t>=</m:t>
               </m:r>
               <m:r>
+                <w:rPr>
+                  <w:color w:val="B3261E"/>
+                </w:rPr>
                 <m:t>0</m:t>
               </m:r>
             </m:oMath>
@@ -9933,9 +10323,11 @@
               <w:rPr>
                 <w:b/>
                 <w:bCs/>
-                <w:rtl/>
-              </w:rPr>
-              <w:t xml:space="preserve">[حذار]</w:t>
+                <w:color w:val="FFFFFF"/>
+                <w:shd w:val="clear" w:color="auto" w:fill="B3261E"/>
+                <w:rtl/>
+              </w:rPr>
+              <w:t xml:space="preserve"> حذار </w:t>
             </w:r>
             <w:r>
               <w:rPr>
@@ -10043,9 +10435,11 @@
               <w:rPr>
                 <w:b/>
                 <w:bCs/>
-                <w:rtl/>
-              </w:rPr>
-              <w:t xml:space="preserve">[تمرين تطبيقي]</w:t>
+                <w:color w:val="FFFFFF"/>
+                <w:shd w:val="clear" w:color="auto" w:fill="6A1B9A"/>
+                <w:rtl/>
+              </w:rPr>
+              <w:t xml:space="preserve"> تمرين تطبيقي </w:t>
             </w:r>
           </w:p>
           <w:p>
@@ -10457,9 +10851,11 @@
               <w:rPr>
                 <w:b/>
                 <w:bCs/>
-                <w:rtl/>
-              </w:rPr>
-              <w:t xml:space="preserve">[حل التمرين التطبيقي]</w:t>
+                <w:color w:val="FFFFFF"/>
+                <w:shd w:val="clear" w:color="auto" w:fill="C76B00"/>
+                <w:rtl/>
+              </w:rPr>
+              <w:t xml:space="preserve"> حل التمرين التطبيقي </w:t>
             </w:r>
           </w:p>
           <w:p>
@@ -10617,15 +11013,24 @@
                     </m:dPr>
                     <m:e>
                       <m:r>
+                        <w:rPr>
+                          <w:color w:val="B3261E"/>
+                        </w:rPr>
                         <m:t>x</m:t>
                       </m:r>
                       <m:r>
                         <m:rPr>
                           <m:sty m:val="p"/>
                         </m:rPr>
+                        <w:rPr>
+                          <w:color w:val="B3261E"/>
+                        </w:rPr>
                         <m:t>−</m:t>
                       </m:r>
                       <m:r>
+                        <w:rPr>
+                          <w:color w:val="B3261E"/>
+                        </w:rPr>
                         <m:t>2</m:t>
                       </m:r>
                     </m:e>
@@ -10639,15 +11044,24 @@
                     </m:dPr>
                     <m:e>
                       <m:r>
+                        <w:rPr>
+                          <w:color w:val="B3261E"/>
+                        </w:rPr>
                         <m:t>x</m:t>
                       </m:r>
                       <m:r>
                         <m:rPr>
                           <m:sty m:val="p"/>
                         </m:rPr>
+                        <w:rPr>
+                          <w:color w:val="B3261E"/>
+                        </w:rPr>
                         <m:t>+</m:t>
                       </m:r>
                       <m:r>
+                        <w:rPr>
+                          <w:color w:val="B3261E"/>
+                        </w:rPr>
                         <m:t>2</m:t>
                       </m:r>
                     </m:e>
@@ -10657,11 +11071,17 @@
                   <m:sSup>
                     <m:e>
                       <m:r>
+                        <w:rPr>
+                          <w:color w:val="B3261E"/>
+                        </w:rPr>
                         <m:t>x</m:t>
                       </m:r>
                     </m:e>
                     <m:sup>
                       <m:r>
+                        <w:rPr>
+                          <w:color w:val="B3261E"/>
+                        </w:rPr>
                         <m:t>2</m:t>
                       </m:r>
                     </m:sup>
@@ -11072,6 +11492,9 @@
                 <m:t>=</m:t>
               </m:r>
               <m:r>
+                <w:rPr>
+                  <w:color w:val="B3261E"/>
+                </w:rPr>
                 <m:t>4</m:t>
               </m:r>
             </m:oMath>
@@ -11678,10 +12101,10 @@
         <w:tblLook w:firstRow="0" w:lastRow="0" w:firstColumn="0" w:lastColumn="0" w:noHBand="0" w:noVBand="0" w:val="0000"/>
       </w:tblPr>
       <w:tblGrid>
-        <w:gridCol w:w="1084"/>
-        <w:gridCol w:w="591"/>
-        <w:gridCol w:w="7004"/>
-        <w:gridCol w:w="1183"/>
+        <w:gridCol w:w="1281"/>
+        <w:gridCol w:w="690"/>
+        <w:gridCol w:w="6511"/>
+        <w:gridCol w:w="1380"/>
       </w:tblGrid>
       <w:tr>
         <w:tc>
@@ -11928,9 +12351,11 @@
               <w:rPr>
                 <w:b/>
                 <w:bCs/>
-                <w:rtl/>
-              </w:rPr>
-              <w:t xml:space="preserve">[وضعية مقترحة]</w:t>
+                <w:color w:val="FFFFFF"/>
+                <w:shd w:val="clear" w:color="auto" w:fill="C76B00"/>
+                <w:rtl/>
+              </w:rPr>
+              <w:t xml:space="preserve"> وضعية مقترحة </w:t>
             </w:r>
             <w:r>
               <w:rPr>
@@ -12278,9 +12703,11 @@
               <w:rPr>
                 <w:b/>
                 <w:bCs/>
-                <w:rtl/>
-              </w:rPr>
-              <w:t xml:space="preserve">[مناقشة النشاط]</w:t>
+                <w:color w:val="FFFFFF"/>
+                <w:shd w:val="clear" w:color="auto" w:fill="1F4E9C"/>
+                <w:rtl/>
+              </w:rPr>
+              <w:t xml:space="preserve"> مناقشة النشاط </w:t>
             </w:r>
           </w:p>
           <w:p>
@@ -12326,6 +12753,9 @@
                 <m:t>=</m:t>
               </m:r>
               <m:r>
+                <w:rPr>
+                  <w:color w:val="B3261E"/>
+                </w:rPr>
                 <m:t>400</m:t>
               </m:r>
             </m:oMath>
@@ -12445,21 +12875,33 @@
                 <m:t>=</m:t>
               </m:r>
               <m:r>
+                <w:rPr>
+                  <w:color w:val="B3261E"/>
+                </w:rPr>
                 <m:t>q</m:t>
               </m:r>
               <m:r>
                 <m:rPr>
                   <m:sty m:val="p"/>
                 </m:rPr>
+                <w:rPr>
+                  <w:color w:val="B3261E"/>
+                </w:rPr>
                 <m:t>+</m:t>
               </m:r>
               <m:r>
+                <w:rPr>
+                  <w:color w:val="B3261E"/>
+                </w:rPr>
                 <m:t>10</m:t>
               </m:r>
               <m:r>
                 <m:rPr>
                   <m:sty m:val="p"/>
                 </m:rPr>
+                <w:rPr>
+                  <w:color w:val="B3261E"/>
+                </w:rPr>
                 <m:t>+</m:t>
               </m:r>
               <m:f>
@@ -12468,11 +12910,17 @@
                 </m:fPr>
                 <m:num>
                   <m:r>
+                    <w:rPr>
+                      <w:color w:val="B3261E"/>
+                    </w:rPr>
                     <m:t>400</m:t>
                   </m:r>
                 </m:num>
                 <m:den>
                   <m:r>
+                    <w:rPr>
+                      <w:color w:val="B3261E"/>
+                    </w:rPr>
                     <m:t>q</m:t>
                   </m:r>
                 </m:den>
@@ -12549,9 +12997,11 @@
               <w:rPr>
                 <w:b/>
                 <w:bCs/>
-                <w:rtl/>
-              </w:rPr>
-              <w:t xml:space="preserve">[تعريف]</w:t>
+                <w:color w:val="FFFFFF"/>
+                <w:shd w:val="clear" w:color="auto" w:fill="1F4E9C"/>
+                <w:rtl/>
+              </w:rPr>
+              <w:t xml:space="preserve"> تعريف </w:t>
             </w:r>
           </w:p>
           <w:p>
@@ -12745,11 +13195,17 @@
               <m:sSub>
                 <m:e>
                   <m:r>
+                    <w:rPr>
+                      <w:color w:val="B3261E"/>
+                    </w:rPr>
                     <m:t>C</m:t>
                   </m:r>
                 </m:e>
                 <m:sub>
                   <m:r>
+                    <w:rPr>
+                      <w:color w:val="B3261E"/>
+                    </w:rPr>
                     <m:t>m</m:t>
                   </m:r>
                 </m:sub>
@@ -12763,6 +13219,9 @@
                 </m:dPr>
                 <m:e>
                   <m:r>
+                    <w:rPr>
+                      <w:color w:val="B3261E"/>
+                    </w:rPr>
                     <m:t>q</m:t>
                   </m:r>
                 </m:e>
@@ -12771,11 +13230,17 @@
                 <m:rPr>
                   <m:sty m:val="p"/>
                 </m:rPr>
+                <w:rPr>
+                  <w:color w:val="B3261E"/>
+                </w:rPr>
                 <m:t>=</m:t>
               </m:r>
               <m:sSup>
                 <m:e>
                   <m:r>
+                    <w:rPr>
+                      <w:color w:val="B3261E"/>
+                    </w:rPr>
                     <m:t>C</m:t>
                   </m:r>
                 </m:e>
@@ -12784,6 +13249,9 @@
                     <m:rPr>
                       <m:sty m:val="p"/>
                     </m:rPr>
+                    <w:rPr>
+                      <w:color w:val="B3261E"/>
+                    </w:rPr>
                     <m:t>′</m:t>
                   </m:r>
                 </m:sup>
@@ -12797,6 +13265,9 @@
                 </m:dPr>
                 <m:e>
                   <m:r>
+                    <w:rPr>
+                      <w:color w:val="B3261E"/>
+                    </w:rPr>
                     <m:t>q</m:t>
                   </m:r>
                 </m:e>
@@ -12852,11 +13323,17 @@
               <m:sSub>
                 <m:e>
                   <m:r>
+                    <w:rPr>
+                      <w:color w:val="B3261E"/>
+                    </w:rPr>
                     <m:t>C</m:t>
                   </m:r>
                 </m:e>
                 <m:sub>
                   <m:r>
+                    <w:rPr>
+                      <w:color w:val="B3261E"/>
+                    </w:rPr>
                     <m:t>M</m:t>
                   </m:r>
                 </m:sub>
@@ -12870,6 +13347,9 @@
                 </m:dPr>
                 <m:e>
                   <m:r>
+                    <w:rPr>
+                      <w:color w:val="B3261E"/>
+                    </w:rPr>
                     <m:t>q</m:t>
                   </m:r>
                 </m:e>
@@ -12878,6 +13358,9 @@
                 <m:rPr>
                   <m:sty m:val="p"/>
                 </m:rPr>
+                <w:rPr>
+                  <w:color w:val="B3261E"/>
+                </w:rPr>
                 <m:t>=</m:t>
               </m:r>
               <m:f>
@@ -12886,6 +13369,9 @@
                 </m:fPr>
                 <m:num>
                   <m:r>
+                    <w:rPr>
+                      <w:color w:val="B3261E"/>
+                    </w:rPr>
                     <m:t>C</m:t>
                   </m:r>
                   <m:d>
@@ -12897,6 +13383,9 @@
                     </m:dPr>
                     <m:e>
                       <m:r>
+                        <w:rPr>
+                          <w:color w:val="B3261E"/>
+                        </w:rPr>
                         <m:t>q</m:t>
                       </m:r>
                     </m:e>
@@ -12904,6 +13393,9 @@
                 </m:num>
                 <m:den>
                   <m:r>
+                    <w:rPr>
+                      <w:color w:val="B3261E"/>
+                    </w:rPr>
                     <m:t>q</m:t>
                   </m:r>
                 </m:den>
@@ -12957,6 +13449,9 @@
             </w:r>
             <m:oMath>
               <m:r>
+                <w:rPr>
+                  <w:color w:val="B3261E"/>
+                </w:rPr>
                 <m:t>B</m:t>
               </m:r>
               <m:d>
@@ -12968,6 +13463,9 @@
                 </m:dPr>
                 <m:e>
                   <m:r>
+                    <w:rPr>
+                      <w:color w:val="B3261E"/>
+                    </w:rPr>
                     <m:t>q</m:t>
                   </m:r>
                 </m:e>
@@ -12976,24 +13474,42 @@
                 <m:rPr>
                   <m:sty m:val="p"/>
                 </m:rPr>
+                <w:rPr>
+                  <w:color w:val="B3261E"/>
+                </w:rPr>
                 <m:t>=</m:t>
               </m:r>
               <m:r>
+                <w:rPr>
+                  <w:color w:val="B3261E"/>
+                </w:rPr>
                 <m:t>p</m:t>
               </m:r>
               <m:r>
+                <w:rPr>
+                  <w:color w:val="B3261E"/>
+                </w:rPr>
                 <m:t> </m:t>
               </m:r>
               <m:r>
+                <w:rPr>
+                  <w:color w:val="B3261E"/>
+                </w:rPr>
                 <m:t>q</m:t>
               </m:r>
               <m:r>
                 <m:rPr>
                   <m:sty m:val="p"/>
                 </m:rPr>
+                <w:rPr>
+                  <w:color w:val="B3261E"/>
+                </w:rPr>
                 <m:t>−</m:t>
               </m:r>
               <m:r>
+                <w:rPr>
+                  <w:color w:val="B3261E"/>
+                </w:rPr>
                 <m:t>C</m:t>
               </m:r>
               <m:d>
@@ -13005,6 +13521,9 @@
                 </m:dPr>
                 <m:e>
                   <m:r>
+                    <w:rPr>
+                      <w:color w:val="B3261E"/>
+                    </w:rPr>
                     <m:t>q</m:t>
                   </m:r>
                 </m:e>
@@ -13106,9 +13625,11 @@
               <w:rPr>
                 <w:b/>
                 <w:bCs/>
-                <w:rtl/>
-              </w:rPr>
-              <w:t xml:space="preserve">[مثال 1: أصغر كلفة متوسطة]</w:t>
+                <w:color w:val="FFFFFF"/>
+                <w:shd w:val="clear" w:color="auto" w:fill="C76B00"/>
+                <w:rtl/>
+              </w:rPr>
+              <w:t xml:space="preserve"> مثال 1: أصغر كلفة متوسطة </w:t>
             </w:r>
             <w:r>
               <w:rPr>
@@ -13420,6 +13941,9 @@
                 <m:t>=</m:t>
               </m:r>
               <m:r>
+                <w:rPr>
+                  <w:color w:val="B3261E"/>
+                </w:rPr>
                 <m:t>50</m:t>
               </m:r>
             </m:oMath>
@@ -13529,6 +14053,9 @@
                 <m:t>=</m:t>
               </m:r>
               <m:r>
+                <w:rPr>
+                  <w:color w:val="B3261E"/>
+                </w:rPr>
                 <m:t>50</m:t>
               </m:r>
             </m:oMath>
@@ -13591,9 +14118,11 @@
               <w:rPr>
                 <w:b/>
                 <w:bCs/>
-                <w:rtl/>
-              </w:rPr>
-              <w:t xml:space="preserve">[مثال 2: أكبر ربح]</w:t>
+                <w:color w:val="FFFFFF"/>
+                <w:shd w:val="clear" w:color="auto" w:fill="C76B00"/>
+                <w:rtl/>
+              </w:rPr>
+              <w:t xml:space="preserve"> مثال 2: أكبر ربح </w:t>
             </w:r>
             <w:r>
               <w:rPr>
@@ -13712,16 +14241,25 @@
                 <m:rPr>
                   <m:sty m:val="p"/>
                 </m:rPr>
+                <w:rPr>
+                  <w:color w:val="B3261E"/>
+                </w:rPr>
                 <m:t>−</m:t>
               </m:r>
               <m:sSup>
                 <m:e>
                   <m:r>
+                    <w:rPr>
+                      <w:color w:val="B3261E"/>
+                    </w:rPr>
                     <m:t>q</m:t>
                   </m:r>
                 </m:e>
                 <m:sup>
                   <m:r>
+                    <w:rPr>
+                      <w:color w:val="B3261E"/>
+                    </w:rPr>
                     <m:t>2</m:t>
                   </m:r>
                 </m:sup>
@@ -13730,21 +14268,36 @@
                 <m:rPr>
                   <m:sty m:val="p"/>
                 </m:rPr>
+                <w:rPr>
+                  <w:color w:val="B3261E"/>
+                </w:rPr>
                 <m:t>+</m:t>
               </m:r>
               <m:r>
+                <w:rPr>
+                  <w:color w:val="B3261E"/>
+                </w:rPr>
                 <m:t>60</m:t>
               </m:r>
               <m:r>
+                <w:rPr>
+                  <w:color w:val="B3261E"/>
+                </w:rPr>
                 <m:t>q</m:t>
               </m:r>
               <m:r>
                 <m:rPr>
                   <m:sty m:val="p"/>
                 </m:rPr>
+                <w:rPr>
+                  <w:color w:val="B3261E"/>
+                </w:rPr>
                 <m:t>−</m:t>
               </m:r>
               <m:r>
+                <w:rPr>
+                  <w:color w:val="B3261E"/>
+                </w:rPr>
                 <m:t>400</m:t>
               </m:r>
             </m:oMath>
@@ -13924,6 +14477,9 @@
                 <m:t>=</m:t>
               </m:r>
               <m:r>
+                <w:rPr>
+                  <w:color w:val="B3261E"/>
+                </w:rPr>
                 <m:t>500</m:t>
               </m:r>
             </m:oMath>
@@ -13987,9 +14543,11 @@
               <w:rPr>
                 <w:b/>
                 <w:bCs/>
-                <w:rtl/>
-              </w:rPr>
-              <w:t xml:space="preserve">[حذار]</w:t>
+                <w:color w:val="FFFFFF"/>
+                <w:shd w:val="clear" w:color="auto" w:fill="B3261E"/>
+                <w:rtl/>
+              </w:rPr>
+              <w:t xml:space="preserve"> حذار </w:t>
             </w:r>
             <w:r>
               <w:rPr>
@@ -14082,9 +14640,11 @@
               <w:rPr>
                 <w:b/>
                 <w:bCs/>
-                <w:rtl/>
-              </w:rPr>
-              <w:t xml:space="preserve">[تمرين تطبيقي]</w:t>
+                <w:color w:val="FFFFFF"/>
+                <w:shd w:val="clear" w:color="auto" w:fill="6A1B9A"/>
+                <w:rtl/>
+              </w:rPr>
+              <w:t xml:space="preserve"> تمرين تطبيقي </w:t>
             </w:r>
           </w:p>
           <w:p>
@@ -14413,9 +14973,11 @@
               <w:rPr>
                 <w:b/>
                 <w:bCs/>
-                <w:rtl/>
-              </w:rPr>
-              <w:t xml:space="preserve">[حل التمرين التطبيقي]</w:t>
+                <w:color w:val="FFFFFF"/>
+                <w:shd w:val="clear" w:color="auto" w:fill="C76B00"/>
+                <w:rtl/>
+              </w:rPr>
+              <w:t xml:space="preserve"> حل التمرين التطبيقي </w:t>
             </w:r>
           </w:p>
           <w:p>
@@ -14569,11 +15131,17 @@
               <m:sSup>
                 <m:e>
                   <m:r>
+                    <w:rPr>
+                      <w:color w:val="B3261E"/>
+                    </w:rPr>
                     <m:t>q</m:t>
                   </m:r>
                 </m:e>
                 <m:sup>
                   <m:r>
+                    <w:rPr>
+                      <w:color w:val="B3261E"/>
+                    </w:rPr>
                     <m:t>2</m:t>
                   </m:r>
                 </m:sup>
@@ -14582,21 +15150,36 @@
                 <m:rPr>
                   <m:sty m:val="p"/>
                 </m:rPr>
+                <w:rPr>
+                  <w:color w:val="B3261E"/>
+                </w:rPr>
                 <m:t>−</m:t>
               </m:r>
               <m:r>
+                <w:rPr>
+                  <w:color w:val="B3261E"/>
+                </w:rPr>
                 <m:t>8</m:t>
               </m:r>
               <m:r>
+                <w:rPr>
+                  <w:color w:val="B3261E"/>
+                </w:rPr>
                 <m:t>q</m:t>
               </m:r>
               <m:r>
                 <m:rPr>
                   <m:sty m:val="p"/>
                 </m:rPr>
+                <w:rPr>
+                  <w:color w:val="B3261E"/>
+                </w:rPr>
                 <m:t>+</m:t>
               </m:r>
               <m:r>
+                <w:rPr>
+                  <w:color w:val="B3261E"/>
+                </w:rPr>
                 <m:t>20</m:t>
               </m:r>
             </m:oMath>
@@ -14932,15 +15515,24 @@
             </w:r>
             <m:oMath>
               <m:r>
+                <w:rPr>
+                  <w:color w:val="B3261E"/>
+                </w:rPr>
                 <m:t>q</m:t>
               </m:r>
               <m:r>
                 <m:rPr>
                   <m:sty m:val="p"/>
                 </m:rPr>
+                <w:rPr>
+                  <w:color w:val="B3261E"/>
+                </w:rPr>
                 <m:t>=</m:t>
               </m:r>
               <m:r>
+                <w:rPr>
+                  <w:color w:val="B3261E"/>
+                </w:rPr>
                 <m:t>12</m:t>
               </m:r>
             </m:oMath>
@@ -15504,10 +16096,10 @@
         <w:tblLook w:firstRow="0" w:lastRow="0" w:firstColumn="0" w:lastColumn="0" w:noHBand="0" w:noVBand="0" w:val="0000"/>
       </w:tblPr>
       <w:tblGrid>
-        <w:gridCol w:w="1084"/>
-        <w:gridCol w:w="591"/>
-        <w:gridCol w:w="7004"/>
-        <w:gridCol w:w="1183"/>
+        <w:gridCol w:w="1281"/>
+        <w:gridCol w:w="690"/>
+        <w:gridCol w:w="6511"/>
+        <w:gridCol w:w="1380"/>
       </w:tblGrid>
       <w:tr>
         <w:tc>
@@ -15785,9 +16377,11 @@
               <w:rPr>
                 <w:b/>
                 <w:bCs/>
-                <w:rtl/>
-              </w:rPr>
-              <w:t xml:space="preserve">[نشاط 04]</w:t>
+                <w:color w:val="FFFFFF"/>
+                <w:shd w:val="clear" w:color="auto" w:fill="C76B00"/>
+                <w:rtl/>
+              </w:rPr>
+              <w:t xml:space="preserve"> نشاط 04 </w:t>
             </w:r>
           </w:p>
           <w:p>
@@ -16005,9 +16599,11 @@
               <w:rPr>
                 <w:b/>
                 <w:bCs/>
-                <w:rtl/>
-              </w:rPr>
-              <w:t xml:space="preserve">[مناقشة النشاط]</w:t>
+                <w:color w:val="FFFFFF"/>
+                <w:shd w:val="clear" w:color="auto" w:fill="1F4E9C"/>
+                <w:rtl/>
+              </w:rPr>
+              <w:t xml:space="preserve"> مناقشة النشاط </w:t>
             </w:r>
           </w:p>
           <w:p>
@@ -16135,6 +16731,1024 @@
               <w:t xml:space="preserve"> </w:t>
             </w:r>
             <m:oMath>
+              <m:sSup>
+                <m:e>
+                  <m:d>
+                    <m:dPr>
+                      <m:begChr m:val="("/>
+                      <m:endChr m:val=")"/>
+                      <m:sepChr m:val=""/>
+                      <m:grow/>
+                    </m:dPr>
+                    <m:e>
+                      <m:r>
+                        <w:rPr>
+                          <w:color w:val="B3261E"/>
+                        </w:rPr>
+                        <m:t>3</m:t>
+                      </m:r>
+                      <m:r>
+                        <w:rPr>
+                          <w:color w:val="B3261E"/>
+                        </w:rPr>
+                        <m:t>x</m:t>
+                      </m:r>
+                      <m:r>
+                        <m:rPr>
+                          <m:sty m:val="p"/>
+                        </m:rPr>
+                        <w:rPr>
+                          <w:color w:val="B3261E"/>
+                        </w:rPr>
+                        <m:t>−</m:t>
+                      </m:r>
+                      <m:r>
+                        <w:rPr>
+                          <w:color w:val="B3261E"/>
+                        </w:rPr>
+                        <m:t>1</m:t>
+                      </m:r>
+                    </m:e>
+                  </m:d>
+                </m:e>
+                <m:sup>
+                  <m:r>
+                    <w:rPr>
+                      <w:color w:val="B3261E"/>
+                    </w:rPr>
+                    <m:t>4</m:t>
+                  </m:r>
+                </m:sup>
+              </m:sSup>
+              <m:r>
+                <m:rPr>
+                  <m:sty m:val="p"/>
+                </m:rPr>
+                <w:rPr>
+                  <w:color w:val="B3261E"/>
+                </w:rPr>
+                <m:t>=</m:t>
+              </m:r>
+              <m:d>
+                <m:dPr>
+                  <m:begChr m:val="("/>
+                  <m:endChr m:val=")"/>
+                  <m:sepChr m:val=""/>
+                  <m:grow/>
+                </m:dPr>
+                <m:e>
+                  <m:r>
+                    <w:rPr>
+                      <w:color w:val="B3261E"/>
+                    </w:rPr>
+                    <m:t>g</m:t>
+                  </m:r>
+                  <m:r>
+                    <m:rPr>
+                      <m:sty m:val="p"/>
+                    </m:rPr>
+                    <w:rPr>
+                      <w:color w:val="B3261E"/>
+                    </w:rPr>
+                    <m:t>∘</m:t>
+                  </m:r>
+                  <m:r>
+                    <w:rPr>
+                      <w:color w:val="B3261E"/>
+                    </w:rPr>
+                    <m:t>u</m:t>
+                  </m:r>
+                </m:e>
+              </m:d>
+              <m:d>
+                <m:dPr>
+                  <m:begChr m:val="("/>
+                  <m:endChr m:val=")"/>
+                  <m:sepChr m:val=""/>
+                  <m:grow/>
+                </m:dPr>
+                <m:e>
+                  <m:r>
+                    <w:rPr>
+                      <w:color w:val="B3261E"/>
+                    </w:rPr>
+                    <m:t>x</m:t>
+                  </m:r>
+                </m:e>
+              </m:d>
+            </m:oMath>
+            <w:r>
+              <w:rPr>
+                <w:rtl/>
+              </w:rPr>
+              <w:t xml:space="preserve">.</w:t>
+            </w:r>
+          </w:p>
+        </w:tc>
+        <w:tc>
+          <w:tcPr>
+            <w:shd w:val="clear" w:color="auto" w:fill="E4E7ED"/>
+          </w:tcPr>
+          <w:p>
+            <w:pPr>
+              <w:pStyle w:val="Compact"/>
+              <w:bidi/>
+              <w:jc w:val="left"/>
+            </w:pPr>
+            <w:r>
+              <w:rPr>
+                <w:rtl/>
+              </w:rPr>
+              <w:t xml:space="preserve"/>
+            </w:r>
+          </w:p>
+        </w:tc>
+      </w:tr>
+      <w:tr>
+        <w:tc>
+          <w:tcPr/>
+          <w:p>
+            <w:pPr>
+              <w:pStyle w:val="Compact"/>
+              <w:bidi/>
+              <w:jc w:val="left"/>
+            </w:pPr>
+            <w:r>
+              <w:rPr>
+                <w:rtl/>
+              </w:rPr>
+              <w:t xml:space="preserve">جدول القواعد.</w:t>
+            </w:r>
+          </w:p>
+        </w:tc>
+        <w:tc>
+          <w:tcPr/>
+          <w:p>
+            <w:pPr>
+              <w:pStyle w:val="Compact"/>
+              <w:bidi/>
+              <w:jc w:val="left"/>
+            </w:pPr>
+            <w:r>
+              <w:rPr>
+                <w:rtl/>
+              </w:rPr>
+              <w:t xml:space="preserve">50 د</w:t>
+            </w:r>
+          </w:p>
+        </w:tc>
+        <w:tc>
+          <w:tcPr/>
+          <w:p>
+            <w:pPr>
+              <w:pStyle w:val="Compact"/>
+              <w:bidi/>
+              <w:jc w:val="left"/>
+            </w:pPr>
+            <w:r>
+              <w:rPr>
+                <w:b/>
+                <w:bCs/>
+                <w:color w:val="FFFFFF"/>
+                <w:shd w:val="clear" w:color="auto" w:fill="1F4E9C"/>
+                <w:rtl/>
+              </w:rPr>
+              <w:t xml:space="preserve"> تعريف </w:t>
+            </w:r>
+            <w:r>
+              <w:rPr>
+                <w:rtl/>
+              </w:rPr>
+              <w:t xml:space="preserve"> </w:t>
+            </w:r>
+            <m:oMath>
+              <m:d>
+                <m:dPr>
+                  <m:begChr m:val="("/>
+                  <m:endChr m:val=")"/>
+                  <m:sepChr m:val=""/>
+                  <m:grow/>
+                </m:dPr>
+                <m:e>
+                  <m:r>
+                    <w:rPr>
+                      <w:color w:val="B3261E"/>
+                    </w:rPr>
+                    <m:t>g</m:t>
+                  </m:r>
+                  <m:r>
+                    <m:rPr>
+                      <m:sty m:val="p"/>
+                    </m:rPr>
+                    <w:rPr>
+                      <w:color w:val="B3261E"/>
+                    </w:rPr>
+                    <m:t>∘</m:t>
+                  </m:r>
+                  <m:r>
+                    <w:rPr>
+                      <w:color w:val="B3261E"/>
+                    </w:rPr>
+                    <m:t>u</m:t>
+                  </m:r>
+                </m:e>
+              </m:d>
+              <m:d>
+                <m:dPr>
+                  <m:begChr m:val="("/>
+                  <m:endChr m:val=")"/>
+                  <m:sepChr m:val=""/>
+                  <m:grow/>
+                </m:dPr>
+                <m:e>
+                  <m:r>
+                    <w:rPr>
+                      <w:color w:val="B3261E"/>
+                    </w:rPr>
+                    <m:t>x</m:t>
+                  </m:r>
+                </m:e>
+              </m:d>
+              <m:r>
+                <m:rPr>
+                  <m:sty m:val="p"/>
+                </m:rPr>
+                <w:rPr>
+                  <w:color w:val="B3261E"/>
+                </w:rPr>
+                <m:t>=</m:t>
+              </m:r>
+              <m:r>
+                <w:rPr>
+                  <w:color w:val="B3261E"/>
+                </w:rPr>
+                <m:t>g</m:t>
+              </m:r>
+              <m:d>
+                <m:dPr>
+                  <m:begChr m:val="("/>
+                  <m:endChr m:val=")"/>
+                  <m:sepChr m:val=""/>
+                  <m:grow/>
+                </m:dPr>
+                <m:e>
+                  <m:r>
+                    <w:rPr>
+                      <w:color w:val="B3261E"/>
+                    </w:rPr>
+                    <m:t>u</m:t>
+                  </m:r>
+                  <m:d>
+                    <m:dPr>
+                      <m:begChr m:val="("/>
+                      <m:endChr m:val=")"/>
+                      <m:sepChr m:val=""/>
+                      <m:grow/>
+                    </m:dPr>
+                    <m:e>
+                      <m:r>
+                        <w:rPr>
+                          <w:color w:val="B3261E"/>
+                        </w:rPr>
+                        <m:t>x</m:t>
+                      </m:r>
+                    </m:e>
+                  </m:d>
+                </m:e>
+              </m:d>
+            </m:oMath>
+            <w:r>
+              <w:rPr>
+                <w:rtl/>
+              </w:rPr>
+              <w:t xml:space="preserve">.</w:t>
+            </w:r>
+          </w:p>
+        </w:tc>
+        <w:tc>
+          <w:tcPr>
+            <w:shd w:val="clear" w:color="auto" w:fill="E4E7ED"/>
+          </w:tcPr>
+          <w:p>
+            <w:pPr>
+              <w:pStyle w:val="Compact"/>
+              <w:bidi/>
+              <w:jc w:val="left"/>
+            </w:pPr>
+            <w:r>
+              <w:rPr>
+                <w:rtl/>
+              </w:rPr>
+              <w:t xml:space="preserve"/>
+            </w:r>
+            <w:r>
+              <w:rPr>
+                <w:b/>
+                <w:bCs/>
+                <w:rtl/>
+              </w:rPr>
+              <w:t xml:space="preserve">بناء المعارف</w:t>
+            </w:r>
+          </w:p>
+        </w:tc>
+      </w:tr>
+      <w:tr>
+        <w:tc>
+          <w:tcPr/>
+          <w:p>
+            <w:pPr>
+              <w:pStyle w:val="Compact"/>
+              <w:bidi/>
+              <w:jc w:val="center"/>
+            </w:pPr>
+          </w:p>
+        </w:tc>
+        <w:tc>
+          <w:tcPr/>
+          <w:p>
+            <w:pPr>
+              <w:pStyle w:val="Compact"/>
+              <w:bidi/>
+              <w:jc w:val="center"/>
+            </w:pPr>
+          </w:p>
+        </w:tc>
+        <w:tc>
+          <w:tcPr/>
+          <w:p>
+            <w:pPr>
+              <w:bidi/>
+              <w:jc w:val="left"/>
+            </w:pPr>
+            <w:r>
+              <w:rPr>
+                <w:b/>
+                <w:bCs/>
+                <w:color w:val="FFFFFF"/>
+                <w:shd w:val="clear" w:color="auto" w:fill="B3261E"/>
+                <w:rtl/>
+              </w:rPr>
+              <w:t xml:space="preserve"> خاصية </w:t>
+            </w:r>
+          </w:p>
+          <w:p>
+            <w:pPr>
+              <w:bidi/>
+              <w:jc w:val="left"/>
+            </w:pPr>
+            <w:r>
+              <w:rPr>
+                <w:b/>
+                <w:bCs/>
+                <w:rtl/>
+              </w:rPr>
+              <w:t xml:space="preserve">(1)</w:t>
+            </w:r>
+            <w:r>
+              <w:rPr>
+                <w:rtl/>
+              </w:rPr>
+              <w:t xml:space="preserve"> </w:t>
+            </w:r>
+            <m:oMath>
+              <m:sSup>
+                <m:e>
+                  <m:d>
+                    <m:dPr>
+                      <m:begChr m:val="("/>
+                      <m:endChr m:val=")"/>
+                      <m:sepChr m:val=""/>
+                      <m:grow/>
+                    </m:dPr>
+                    <m:e>
+                      <m:r>
+                        <w:rPr>
+                          <w:color w:val="B3261E"/>
+                        </w:rPr>
+                        <m:t>g</m:t>
+                      </m:r>
+                      <m:r>
+                        <m:rPr>
+                          <m:sty m:val="p"/>
+                        </m:rPr>
+                        <w:rPr>
+                          <w:color w:val="B3261E"/>
+                        </w:rPr>
+                        <m:t>∘</m:t>
+                      </m:r>
+                      <m:r>
+                        <w:rPr>
+                          <w:color w:val="B3261E"/>
+                        </w:rPr>
+                        <m:t>u</m:t>
+                      </m:r>
+                    </m:e>
+                  </m:d>
+                </m:e>
+                <m:sup>
+                  <m:r>
+                    <m:rPr>
+                      <m:sty m:val="p"/>
+                    </m:rPr>
+                    <w:rPr>
+                      <w:color w:val="B3261E"/>
+                    </w:rPr>
+                    <m:t>′</m:t>
+                  </m:r>
+                </m:sup>
+              </m:sSup>
+              <m:d>
+                <m:dPr>
+                  <m:begChr m:val="("/>
+                  <m:endChr m:val=")"/>
+                  <m:sepChr m:val=""/>
+                  <m:grow/>
+                </m:dPr>
+                <m:e>
+                  <m:r>
+                    <w:rPr>
+                      <w:color w:val="B3261E"/>
+                    </w:rPr>
+                    <m:t>x</m:t>
+                  </m:r>
+                </m:e>
+              </m:d>
+              <m:r>
+                <m:rPr>
+                  <m:sty m:val="p"/>
+                </m:rPr>
+                <w:rPr>
+                  <w:color w:val="B3261E"/>
+                </w:rPr>
+                <m:t>=</m:t>
+              </m:r>
+              <m:sSup>
+                <m:e>
+                  <m:r>
+                    <w:rPr>
+                      <w:color w:val="B3261E"/>
+                    </w:rPr>
+                    <m:t>u</m:t>
+                  </m:r>
+                </m:e>
+                <m:sup>
+                  <m:r>
+                    <m:rPr>
+                      <m:sty m:val="p"/>
+                    </m:rPr>
+                    <w:rPr>
+                      <w:color w:val="B3261E"/>
+                    </w:rPr>
+                    <m:t>′</m:t>
+                  </m:r>
+                </m:sup>
+              </m:sSup>
+              <m:d>
+                <m:dPr>
+                  <m:begChr m:val="("/>
+                  <m:endChr m:val=")"/>
+                  <m:sepChr m:val=""/>
+                  <m:grow/>
+                </m:dPr>
+                <m:e>
+                  <m:r>
+                    <w:rPr>
+                      <w:color w:val="B3261E"/>
+                    </w:rPr>
+                    <m:t>x</m:t>
+                  </m:r>
+                </m:e>
+              </m:d>
+              <m:r>
+                <m:rPr>
+                  <m:sty m:val="p"/>
+                </m:rPr>
+                <w:rPr>
+                  <w:color w:val="B3261E"/>
+                </w:rPr>
+                <m:t>×</m:t>
+              </m:r>
+              <m:sSup>
+                <m:e>
+                  <m:r>
+                    <w:rPr>
+                      <w:color w:val="B3261E"/>
+                    </w:rPr>
+                    <m:t>g</m:t>
+                  </m:r>
+                </m:e>
+                <m:sup>
+                  <m:r>
+                    <m:rPr>
+                      <m:sty m:val="p"/>
+                    </m:rPr>
+                    <w:rPr>
+                      <w:color w:val="B3261E"/>
+                    </w:rPr>
+                    <m:t>′</m:t>
+                  </m:r>
+                </m:sup>
+              </m:sSup>
+              <m:d>
+                <m:dPr>
+                  <m:begChr m:val="("/>
+                  <m:endChr m:val=")"/>
+                  <m:sepChr m:val=""/>
+                  <m:grow/>
+                </m:dPr>
+                <m:e>
+                  <m:r>
+                    <w:rPr>
+                      <w:color w:val="B3261E"/>
+                    </w:rPr>
+                    <m:t>u</m:t>
+                  </m:r>
+                  <m:d>
+                    <m:dPr>
+                      <m:begChr m:val="("/>
+                      <m:endChr m:val=")"/>
+                      <m:sepChr m:val=""/>
+                      <m:grow/>
+                    </m:dPr>
+                    <m:e>
+                      <m:r>
+                        <w:rPr>
+                          <w:color w:val="B3261E"/>
+                        </w:rPr>
+                        <m:t>x</m:t>
+                      </m:r>
+                    </m:e>
+                  </m:d>
+                </m:e>
+              </m:d>
+            </m:oMath>
+            <w:r>
+              <w:rPr>
+                <w:rtl/>
+              </w:rPr>
+              <w:t xml:space="preserve"> </w:t>
+            </w:r>
+            <w:r>
+              <w:rPr>
+                <w:rtl/>
+              </w:rPr>
+              <w:t xml:space="preserve">؛ خاصة:</w:t>
+            </w:r>
+            <w:r>
+              <w:rPr>
+                <w:rtl/>
+              </w:rPr>
+              <w:t xml:space="preserve"> </w:t>
+            </w:r>
+            <m:oMath>
+              <m:sSup>
+                <m:e>
+                  <m:d>
+                    <m:dPr>
+                      <m:begChr m:val="("/>
+                      <m:endChr m:val=")"/>
+                      <m:sepChr m:val=""/>
+                      <m:grow/>
+                    </m:dPr>
+                    <m:e>
+                      <m:sSup>
+                        <m:e>
+                          <m:r>
+                            <m:t>u</m:t>
+                          </m:r>
+                        </m:e>
+                        <m:sup>
+                          <m:r>
+                            <m:t>n</m:t>
+                          </m:r>
+                        </m:sup>
+                      </m:sSup>
+                    </m:e>
+                  </m:d>
+                </m:e>
+                <m:sup>
+                  <m:r>
+                    <m:rPr>
+                      <m:sty m:val="p"/>
+                    </m:rPr>
+                    <m:t>′</m:t>
+                  </m:r>
+                </m:sup>
+              </m:sSup>
+              <m:r>
+                <m:rPr>
+                  <m:sty m:val="p"/>
+                </m:rPr>
+                <m:t>=</m:t>
+              </m:r>
+              <m:r>
+                <m:t>n</m:t>
+              </m:r>
+              <m:sSup>
+                <m:e>
+                  <m:r>
+                    <m:t>u</m:t>
+                  </m:r>
+                </m:e>
+                <m:sup>
+                  <m:r>
+                    <m:rPr>
+                      <m:sty m:val="p"/>
+                    </m:rPr>
+                    <m:t>′</m:t>
+                  </m:r>
+                </m:sup>
+              </m:sSup>
+              <m:sSup>
+                <m:e>
+                  <m:r>
+                    <m:t>u</m:t>
+                  </m:r>
+                </m:e>
+                <m:sup>
+                  <m:r>
+                    <m:t>n</m:t>
+                  </m:r>
+                  <m:r>
+                    <m:rPr>
+                      <m:sty m:val="p"/>
+                    </m:rPr>
+                    <m:t>−</m:t>
+                  </m:r>
+                  <m:r>
+                    <m:t>1</m:t>
+                  </m:r>
+                </m:sup>
+              </m:sSup>
+            </m:oMath>
+            <w:r>
+              <w:rPr>
+                <w:rtl/>
+              </w:rPr>
+              <w:t xml:space="preserve"> </w:t>
+            </w:r>
+            <w:r>
+              <w:rPr>
+                <w:rtl/>
+              </w:rPr>
+              <w:t xml:space="preserve">،</w:t>
+            </w:r>
+            <w:r>
+              <w:rPr>
+                <w:rtl/>
+              </w:rPr>
+              <w:t xml:space="preserve"> </w:t>
+            </w:r>
+            <m:oMath>
+              <m:sSup>
+                <m:e>
+                  <m:d>
+                    <m:dPr>
+                      <m:begChr m:val="("/>
+                      <m:endChr m:val=")"/>
+                      <m:sepChr m:val=""/>
+                      <m:grow/>
+                    </m:dPr>
+                    <m:e>
+                      <m:rad>
+                        <m:radPr>
+                          <m:degHide m:val="on"/>
+                        </m:radPr>
+                        <m:deg/>
+                        <m:e>
+                          <m:r>
+                            <m:t>u</m:t>
+                          </m:r>
+                        </m:e>
+                      </m:rad>
+                    </m:e>
+                  </m:d>
+                </m:e>
+                <m:sup>
+                  <m:r>
+                    <m:rPr>
+                      <m:sty m:val="p"/>
+                    </m:rPr>
+                    <m:t>′</m:t>
+                  </m:r>
+                </m:sup>
+              </m:sSup>
+              <m:r>
+                <m:rPr>
+                  <m:sty m:val="p"/>
+                </m:rPr>
+                <m:t>=</m:t>
+              </m:r>
+              <m:f>
+                <m:fPr>
+                  <m:type m:val="bar"/>
+                </m:fPr>
+                <m:num>
+                  <m:sSup>
+                    <m:e>
+                      <m:r>
+                        <m:t>u</m:t>
+                      </m:r>
+                    </m:e>
+                    <m:sup>
+                      <m:r>
+                        <m:rPr>
+                          <m:sty m:val="p"/>
+                        </m:rPr>
+                        <m:t>′</m:t>
+                      </m:r>
+                    </m:sup>
+                  </m:sSup>
+                </m:num>
+                <m:den>
+                  <m:r>
+                    <m:t>2</m:t>
+                  </m:r>
+                  <m:rad>
+                    <m:radPr>
+                      <m:degHide m:val="on"/>
+                    </m:radPr>
+                    <m:deg/>
+                    <m:e>
+                      <m:r>
+                        <m:t>u</m:t>
+                      </m:r>
+                    </m:e>
+                  </m:rad>
+                </m:den>
+              </m:f>
+            </m:oMath>
+            <w:r>
+              <w:rPr>
+                <w:rtl/>
+              </w:rPr>
+              <w:t xml:space="preserve">.</w:t>
+            </w:r>
+          </w:p>
+          <w:p>
+            <w:pPr>
+              <w:bidi/>
+              <w:jc w:val="left"/>
+            </w:pPr>
+            <w:r>
+              <w:rPr>
+                <w:b/>
+                <w:bCs/>
+                <w:rtl/>
+              </w:rPr>
+              <w:t xml:space="preserve">(2)</w:t>
+            </w:r>
+            <w:r>
+              <w:rPr>
+                <w:rtl/>
+              </w:rPr>
+              <w:t xml:space="preserve"> </w:t>
+            </w:r>
+            <w:r>
+              <w:rPr>
+                <w:rtl/>
+              </w:rPr>
+              <w:t xml:space="preserve">إذا كان</w:t>
+            </w:r>
+            <w:r>
+              <w:rPr>
+                <w:rtl/>
+              </w:rPr>
+              <w:t xml:space="preserve"> </w:t>
+            </w:r>
+            <m:oMath>
+              <m:r>
+                <m:rPr>
+                  <m:sty m:val="p"/>
+                </m:rPr>
+                <m:t>lim</m:t>
+              </m:r>
+              <m:r>
+                <m:t>u</m:t>
+              </m:r>
+              <m:r>
+                <m:rPr>
+                  <m:sty m:val="p"/>
+                </m:rPr>
+                <m:t>=</m:t>
+              </m:r>
+              <m:r>
+                <m:t>b</m:t>
+              </m:r>
+            </m:oMath>
+            <w:r>
+              <w:rPr>
+                <w:rtl/>
+              </w:rPr>
+              <w:t xml:space="preserve"> </w:t>
+            </w:r>
+            <w:r>
+              <w:rPr>
+                <w:rtl/>
+              </w:rPr>
+              <w:t xml:space="preserve">و</w:t>
+            </w:r>
+            <w:r>
+              <w:rPr>
+                <w:rtl/>
+              </w:rPr>
+              <w:t xml:space="preserve"> </w:t>
+            </w:r>
+            <m:oMath>
+              <m:limLow>
+                <m:e>
+                  <m:r>
+                    <m:rPr>
+                      <m:sty m:val="p"/>
+                    </m:rPr>
+                    <m:t>lim</m:t>
+                  </m:r>
+                </m:e>
+                <m:lim>
+                  <m:r>
+                    <m:t>X</m:t>
+                  </m:r>
+                  <m:r>
+                    <m:rPr>
+                      <m:sty m:val="p"/>
+                    </m:rPr>
+                    <m:t>→</m:t>
+                  </m:r>
+                  <m:r>
+                    <m:t>b</m:t>
+                  </m:r>
+                </m:lim>
+              </m:limLow>
+              <m:r>
+                <m:t>g</m:t>
+              </m:r>
+              <m:d>
+                <m:dPr>
+                  <m:begChr m:val="("/>
+                  <m:endChr m:val=")"/>
+                  <m:sepChr m:val=""/>
+                  <m:grow/>
+                </m:dPr>
+                <m:e>
+                  <m:r>
+                    <m:t>X</m:t>
+                  </m:r>
+                </m:e>
+              </m:d>
+              <m:r>
+                <m:rPr>
+                  <m:sty m:val="p"/>
+                </m:rPr>
+                <m:t>=</m:t>
+              </m:r>
+              <m:r>
+                <m:t>c</m:t>
+              </m:r>
+            </m:oMath>
+            <w:r>
+              <w:rPr>
+                <w:rtl/>
+              </w:rPr>
+              <w:t xml:space="preserve"> </w:t>
+            </w:r>
+            <w:r>
+              <w:rPr>
+                <w:rtl/>
+              </w:rPr>
+              <w:t xml:space="preserve">فإن</w:t>
+            </w:r>
+            <w:r>
+              <w:rPr>
+                <w:rtl/>
+              </w:rPr>
+              <w:t xml:space="preserve"> </w:t>
+            </w:r>
+            <m:oMath>
+              <m:r>
+                <m:rPr>
+                  <m:sty m:val="p"/>
+                </m:rPr>
+                <w:rPr>
+                  <w:color w:val="B3261E"/>
+                </w:rPr>
+                <m:t>lim</m:t>
+              </m:r>
+              <m:r>
+                <w:rPr>
+                  <w:color w:val="B3261E"/>
+                </w:rPr>
+                <m:t>g</m:t>
+              </m:r>
+              <m:r>
+                <m:rPr>
+                  <m:sty m:val="p"/>
+                </m:rPr>
+                <w:rPr>
+                  <w:color w:val="B3261E"/>
+                </w:rPr>
+                <m:t>∘</m:t>
+              </m:r>
+              <m:r>
+                <w:rPr>
+                  <w:color w:val="B3261E"/>
+                </w:rPr>
+                <m:t>u</m:t>
+              </m:r>
+              <m:r>
+                <m:rPr>
+                  <m:sty m:val="p"/>
+                </m:rPr>
+                <w:rPr>
+                  <w:color w:val="B3261E"/>
+                </w:rPr>
+                <m:t>=</m:t>
+              </m:r>
+              <m:r>
+                <w:rPr>
+                  <w:color w:val="B3261E"/>
+                </w:rPr>
+                <m:t>c</m:t>
+              </m:r>
+            </m:oMath>
+            <w:r>
+              <w:rPr>
+                <w:rtl/>
+              </w:rPr>
+              <w:t xml:space="preserve">.</w:t>
+            </w:r>
+          </w:p>
+        </w:tc>
+        <w:tc>
+          <w:tcPr>
+            <w:shd w:val="clear" w:color="auto" w:fill="E4E7ED"/>
+          </w:tcPr>
+          <w:p>
+            <w:pPr>
+              <w:pStyle w:val="Compact"/>
+              <w:bidi/>
+              <w:jc w:val="left"/>
+            </w:pPr>
+            <w:r>
+              <w:rPr>
+                <w:rtl/>
+              </w:rPr>
+              <w:t xml:space="preserve"/>
+            </w:r>
+          </w:p>
+        </w:tc>
+      </w:tr>
+      <w:tr>
+        <w:tc>
+          <w:tcPr/>
+          <w:p>
+            <w:pPr>
+              <w:pStyle w:val="Compact"/>
+              <w:bidi/>
+              <w:jc w:val="center"/>
+            </w:pPr>
+          </w:p>
+        </w:tc>
+        <w:tc>
+          <w:tcPr/>
+          <w:p>
+            <w:pPr>
+              <w:pStyle w:val="Compact"/>
+              <w:bidi/>
+              <w:jc w:val="center"/>
+            </w:pPr>
+          </w:p>
+        </w:tc>
+        <w:tc>
+          <w:tcPr/>
+          <w:p>
+            <w:pPr>
+              <w:pStyle w:val="Compact"/>
+              <w:bidi/>
+              <w:jc w:val="left"/>
+            </w:pPr>
+            <w:r>
+              <w:rPr>
+                <w:b/>
+                <w:bCs/>
+                <w:color w:val="FFFFFF"/>
+                <w:shd w:val="clear" w:color="auto" w:fill="C76B00"/>
+                <w:rtl/>
+              </w:rPr>
+              <w:t xml:space="preserve"> مثال 1 </w:t>
+            </w:r>
+            <w:r>
+              <w:rPr>
+                <w:rtl/>
+              </w:rPr>
+              <w:t xml:space="preserve"> </w:t>
+            </w:r>
+            <m:oMath>
+              <m:r>
+                <m:rPr>
+                  <m:sty m:val="p"/>
+                </m:rPr>
+                <m:t>(</m:t>
+              </m:r>
               <m:sSup>
                 <m:e>
                   <m:d>
@@ -16169,318 +17783,14 @@
                   </m:r>
                 </m:sup>
               </m:sSup>
-              <m:r>
-                <m:rPr>
-                  <m:sty m:val="p"/>
-                </m:rPr>
-                <m:t>=</m:t>
-              </m:r>
-              <m:d>
-                <m:dPr>
-                  <m:begChr m:val="("/>
-                  <m:endChr m:val=")"/>
-                  <m:sepChr m:val=""/>
-                  <m:grow/>
-                </m:dPr>
-                <m:e>
-                  <m:r>
-                    <m:t>g</m:t>
-                  </m:r>
+              <m:sSup>
+                <m:e>
                   <m:r>
                     <m:rPr>
                       <m:sty m:val="p"/>
                     </m:rPr>
-                    <m:t>∘</m:t>
-                  </m:r>
-                  <m:r>
-                    <m:t>u</m:t>
-                  </m:r>
-                </m:e>
-              </m:d>
-              <m:d>
-                <m:dPr>
-                  <m:begChr m:val="("/>
-                  <m:endChr m:val=")"/>
-                  <m:sepChr m:val=""/>
-                  <m:grow/>
-                </m:dPr>
-                <m:e>
-                  <m:r>
-                    <m:t>x</m:t>
-                  </m:r>
-                </m:e>
-              </m:d>
-            </m:oMath>
-            <w:r>
-              <w:rPr>
-                <w:rtl/>
-              </w:rPr>
-              <w:t xml:space="preserve">.</w:t>
-            </w:r>
-          </w:p>
-        </w:tc>
-        <w:tc>
-          <w:tcPr>
-            <w:shd w:val="clear" w:color="auto" w:fill="E4E7ED"/>
-          </w:tcPr>
-          <w:p>
-            <w:pPr>
-              <w:pStyle w:val="Compact"/>
-              <w:bidi/>
-              <w:jc w:val="left"/>
-            </w:pPr>
-            <w:r>
-              <w:rPr>
-                <w:rtl/>
-              </w:rPr>
-              <w:t xml:space="preserve"/>
-            </w:r>
-          </w:p>
-        </w:tc>
-      </w:tr>
-      <w:tr>
-        <w:tc>
-          <w:tcPr/>
-          <w:p>
-            <w:pPr>
-              <w:pStyle w:val="Compact"/>
-              <w:bidi/>
-              <w:jc w:val="left"/>
-            </w:pPr>
-            <w:r>
-              <w:rPr>
-                <w:rtl/>
-              </w:rPr>
-              <w:t xml:space="preserve">جدول القواعد.</w:t>
-            </w:r>
-          </w:p>
-        </w:tc>
-        <w:tc>
-          <w:tcPr/>
-          <w:p>
-            <w:pPr>
-              <w:pStyle w:val="Compact"/>
-              <w:bidi/>
-              <w:jc w:val="left"/>
-            </w:pPr>
-            <w:r>
-              <w:rPr>
-                <w:rtl/>
-              </w:rPr>
-              <w:t xml:space="preserve">50 د</w:t>
-            </w:r>
-          </w:p>
-        </w:tc>
-        <w:tc>
-          <w:tcPr/>
-          <w:p>
-            <w:pPr>
-              <w:pStyle w:val="Compact"/>
-              <w:bidi/>
-              <w:jc w:val="left"/>
-            </w:pPr>
-            <w:r>
-              <w:rPr>
-                <w:b/>
-                <w:bCs/>
-                <w:rtl/>
-              </w:rPr>
-              <w:t xml:space="preserve">[تعريف]</w:t>
-            </w:r>
-            <w:r>
-              <w:rPr>
-                <w:rtl/>
-              </w:rPr>
-              <w:t xml:space="preserve"> </w:t>
-            </w:r>
-            <m:oMath>
-              <m:d>
-                <m:dPr>
-                  <m:begChr m:val="("/>
-                  <m:endChr m:val=")"/>
-                  <m:sepChr m:val=""/>
-                  <m:grow/>
-                </m:dPr>
-                <m:e>
-                  <m:r>
-                    <m:t>g</m:t>
-                  </m:r>
-                  <m:r>
-                    <m:rPr>
-                      <m:sty m:val="p"/>
-                    </m:rPr>
-                    <m:t>∘</m:t>
-                  </m:r>
-                  <m:r>
-                    <m:t>u</m:t>
-                  </m:r>
-                </m:e>
-              </m:d>
-              <m:d>
-                <m:dPr>
-                  <m:begChr m:val="("/>
-                  <m:endChr m:val=")"/>
-                  <m:sepChr m:val=""/>
-                  <m:grow/>
-                </m:dPr>
-                <m:e>
-                  <m:r>
-                    <m:t>x</m:t>
-                  </m:r>
-                </m:e>
-              </m:d>
-              <m:r>
-                <m:rPr>
-                  <m:sty m:val="p"/>
-                </m:rPr>
-                <m:t>=</m:t>
-              </m:r>
-              <m:r>
-                <m:t>g</m:t>
-              </m:r>
-              <m:d>
-                <m:dPr>
-                  <m:begChr m:val="("/>
-                  <m:endChr m:val=")"/>
-                  <m:sepChr m:val=""/>
-                  <m:grow/>
-                </m:dPr>
-                <m:e>
-                  <m:r>
-                    <m:t>u</m:t>
-                  </m:r>
-                  <m:d>
-                    <m:dPr>
-                      <m:begChr m:val="("/>
-                      <m:endChr m:val=")"/>
-                      <m:sepChr m:val=""/>
-                      <m:grow/>
-                    </m:dPr>
-                    <m:e>
-                      <m:r>
-                        <m:t>x</m:t>
-                      </m:r>
-                    </m:e>
-                  </m:d>
-                </m:e>
-              </m:d>
-            </m:oMath>
-            <w:r>
-              <w:rPr>
-                <w:rtl/>
-              </w:rPr>
-              <w:t xml:space="preserve">.</w:t>
-            </w:r>
-          </w:p>
-        </w:tc>
-        <w:tc>
-          <w:tcPr>
-            <w:shd w:val="clear" w:color="auto" w:fill="E4E7ED"/>
-          </w:tcPr>
-          <w:p>
-            <w:pPr>
-              <w:pStyle w:val="Compact"/>
-              <w:bidi/>
-              <w:jc w:val="left"/>
-            </w:pPr>
-            <w:r>
-              <w:rPr>
-                <w:rtl/>
-              </w:rPr>
-              <w:t xml:space="preserve"/>
-            </w:r>
-            <w:r>
-              <w:rPr>
-                <w:b/>
-                <w:bCs/>
-                <w:rtl/>
-              </w:rPr>
-              <w:t xml:space="preserve">بناء المعارف</w:t>
-            </w:r>
-          </w:p>
-        </w:tc>
-      </w:tr>
-      <w:tr>
-        <w:tc>
-          <w:tcPr/>
-          <w:p>
-            <w:pPr>
-              <w:pStyle w:val="Compact"/>
-              <w:bidi/>
-              <w:jc w:val="center"/>
-            </w:pPr>
-          </w:p>
-        </w:tc>
-        <w:tc>
-          <w:tcPr/>
-          <w:p>
-            <w:pPr>
-              <w:pStyle w:val="Compact"/>
-              <w:bidi/>
-              <w:jc w:val="center"/>
-            </w:pPr>
-          </w:p>
-        </w:tc>
-        <w:tc>
-          <w:tcPr/>
-          <w:p>
-            <w:pPr>
-              <w:bidi/>
-              <w:jc w:val="left"/>
-            </w:pPr>
-            <w:r>
-              <w:rPr>
-                <w:b/>
-                <w:bCs/>
-                <w:rtl/>
-              </w:rPr>
-              <w:t xml:space="preserve">[خاصية]</w:t>
-            </w:r>
-          </w:p>
-          <w:p>
-            <w:pPr>
-              <w:bidi/>
-              <w:jc w:val="left"/>
-            </w:pPr>
-            <w:r>
-              <w:rPr>
-                <w:b/>
-                <w:bCs/>
-                <w:rtl/>
-              </w:rPr>
-              <w:t xml:space="preserve">(1)</w:t>
-            </w:r>
-            <w:r>
-              <w:rPr>
-                <w:rtl/>
-              </w:rPr>
-              <w:t xml:space="preserve"> </w:t>
-            </w:r>
-            <m:oMath>
-              <m:sSup>
-                <m:e>
-                  <m:d>
-                    <m:dPr>
-                      <m:begChr m:val="("/>
-                      <m:endChr m:val=")"/>
-                      <m:sepChr m:val=""/>
-                      <m:grow/>
-                    </m:dPr>
-                    <m:e>
-                      <m:r>
-                        <m:t>g</m:t>
-                      </m:r>
-                      <m:r>
-                        <m:rPr>
-                          <m:sty m:val="p"/>
-                        </m:rPr>
-                        <m:t>∘</m:t>
-                      </m:r>
-                      <m:r>
-                        <m:t>u</m:t>
-                      </m:r>
-                    </m:e>
-                  </m:d>
+                    <m:t>)</m:t>
+                  </m:r>
                 </m:e>
                 <m:sup>
                   <m:r>
@@ -16491,547 +17801,29 @@
                   </m:r>
                 </m:sup>
               </m:sSup>
-              <m:d>
-                <m:dPr>
-                  <m:begChr m:val="("/>
-                  <m:endChr m:val=")"/>
-                  <m:sepChr m:val=""/>
-                  <m:grow/>
-                </m:dPr>
-                <m:e>
-                  <m:r>
-                    <m:t>x</m:t>
-                  </m:r>
-                </m:e>
-              </m:d>
               <m:r>
                 <m:rPr>
                   <m:sty m:val="p"/>
                 </m:rPr>
                 <m:t>=</m:t>
               </m:r>
-              <m:sSup>
-                <m:e>
-                  <m:r>
-                    <m:t>u</m:t>
-                  </m:r>
-                </m:e>
-                <m:sup>
-                  <m:r>
-                    <m:rPr>
-                      <m:sty m:val="p"/>
-                    </m:rPr>
-                    <m:t>′</m:t>
-                  </m:r>
-                </m:sup>
-              </m:sSup>
-              <m:d>
-                <m:dPr>
-                  <m:begChr m:val="("/>
-                  <m:endChr m:val=")"/>
-                  <m:sepChr m:val=""/>
-                  <m:grow/>
-                </m:dPr>
-                <m:e>
-                  <m:r>
-                    <m:t>x</m:t>
-                  </m:r>
-                </m:e>
-              </m:d>
+              <m:r>
+                <m:t>4</m:t>
+              </m:r>
               <m:r>
                 <m:rPr>
                   <m:sty m:val="p"/>
                 </m:rPr>
                 <m:t>×</m:t>
               </m:r>
-              <m:sSup>
-                <m:e>
-                  <m:r>
-                    <m:t>g</m:t>
-                  </m:r>
-                </m:e>
-                <m:sup>
-                  <m:r>
-                    <m:rPr>
-                      <m:sty m:val="p"/>
-                    </m:rPr>
-                    <m:t>′</m:t>
-                  </m:r>
-                </m:sup>
-              </m:sSup>
-              <m:d>
-                <m:dPr>
-                  <m:begChr m:val="("/>
-                  <m:endChr m:val=")"/>
-                  <m:sepChr m:val=""/>
-                  <m:grow/>
-                </m:dPr>
-                <m:e>
-                  <m:r>
-                    <m:t>u</m:t>
-                  </m:r>
-                  <m:d>
-                    <m:dPr>
-                      <m:begChr m:val="("/>
-                      <m:endChr m:val=")"/>
-                      <m:sepChr m:val=""/>
-                      <m:grow/>
-                    </m:dPr>
-                    <m:e>
-                      <m:r>
-                        <m:t>x</m:t>
-                      </m:r>
-                    </m:e>
-                  </m:d>
-                </m:e>
-              </m:d>
-            </m:oMath>
-            <w:r>
-              <w:rPr>
-                <w:rtl/>
-              </w:rPr>
-              <w:t xml:space="preserve"> </w:t>
-            </w:r>
-            <w:r>
-              <w:rPr>
-                <w:rtl/>
-              </w:rPr>
-              <w:t xml:space="preserve">؛ خاصة:</w:t>
-            </w:r>
-            <w:r>
-              <w:rPr>
-                <w:rtl/>
-              </w:rPr>
-              <w:t xml:space="preserve"> </w:t>
-            </w:r>
-            <m:oMath>
-              <m:sSup>
-                <m:e>
-                  <m:d>
-                    <m:dPr>
-                      <m:begChr m:val="("/>
-                      <m:endChr m:val=")"/>
-                      <m:sepChr m:val=""/>
-                      <m:grow/>
-                    </m:dPr>
-                    <m:e>
-                      <m:sSup>
-                        <m:e>
-                          <m:r>
-                            <m:t>u</m:t>
-                          </m:r>
-                        </m:e>
-                        <m:sup>
-                          <m:r>
-                            <m:t>n</m:t>
-                          </m:r>
-                        </m:sup>
-                      </m:sSup>
-                    </m:e>
-                  </m:d>
-                </m:e>
-                <m:sup>
-                  <m:r>
-                    <m:rPr>
-                      <m:sty m:val="p"/>
-                    </m:rPr>
-                    <m:t>′</m:t>
-                  </m:r>
-                </m:sup>
-              </m:sSup>
-              <m:r>
-                <m:rPr>
-                  <m:sty m:val="p"/>
-                </m:rPr>
-                <m:t>=</m:t>
-              </m:r>
-              <m:r>
-                <m:t>n</m:t>
-              </m:r>
-              <m:sSup>
-                <m:e>
-                  <m:r>
-                    <m:t>u</m:t>
-                  </m:r>
-                </m:e>
-                <m:sup>
-                  <m:r>
-                    <m:rPr>
-                      <m:sty m:val="p"/>
-                    </m:rPr>
-                    <m:t>′</m:t>
-                  </m:r>
-                </m:sup>
-              </m:sSup>
-              <m:sSup>
-                <m:e>
-                  <m:r>
-                    <m:t>u</m:t>
-                  </m:r>
-                </m:e>
-                <m:sup>
-                  <m:r>
-                    <m:t>n</m:t>
-                  </m:r>
-                  <m:r>
-                    <m:rPr>
-                      <m:sty m:val="p"/>
-                    </m:rPr>
-                    <m:t>−</m:t>
-                  </m:r>
-                  <m:r>
-                    <m:t>1</m:t>
-                  </m:r>
-                </m:sup>
-              </m:sSup>
-            </m:oMath>
-            <w:r>
-              <w:rPr>
-                <w:rtl/>
-              </w:rPr>
-              <w:t xml:space="preserve"> </w:t>
-            </w:r>
-            <w:r>
-              <w:rPr>
-                <w:rtl/>
-              </w:rPr>
-              <w:t xml:space="preserve">،</w:t>
-            </w:r>
-            <w:r>
-              <w:rPr>
-                <w:rtl/>
-              </w:rPr>
-              <w:t xml:space="preserve"> </w:t>
-            </w:r>
-            <m:oMath>
-              <m:sSup>
-                <m:e>
-                  <m:d>
-                    <m:dPr>
-                      <m:begChr m:val="("/>
-                      <m:endChr m:val=")"/>
-                      <m:sepChr m:val=""/>
-                      <m:grow/>
-                    </m:dPr>
-                    <m:e>
-                      <m:rad>
-                        <m:radPr>
-                          <m:degHide m:val="on"/>
-                        </m:radPr>
-                        <m:deg/>
-                        <m:e>
-                          <m:r>
-                            <m:t>u</m:t>
-                          </m:r>
-                        </m:e>
-                      </m:rad>
-                    </m:e>
-                  </m:d>
-                </m:e>
-                <m:sup>
-                  <m:r>
-                    <m:rPr>
-                      <m:sty m:val="p"/>
-                    </m:rPr>
-                    <m:t>′</m:t>
-                  </m:r>
-                </m:sup>
-              </m:sSup>
-              <m:r>
-                <m:rPr>
-                  <m:sty m:val="p"/>
-                </m:rPr>
-                <m:t>=</m:t>
-              </m:r>
-              <m:f>
-                <m:fPr>
-                  <m:type m:val="bar"/>
-                </m:fPr>
-                <m:num>
-                  <m:sSup>
-                    <m:e>
-                      <m:r>
-                        <m:t>u</m:t>
-                      </m:r>
-                    </m:e>
-                    <m:sup>
-                      <m:r>
-                        <m:rPr>
-                          <m:sty m:val="p"/>
-                        </m:rPr>
-                        <m:t>′</m:t>
-                      </m:r>
-                    </m:sup>
-                  </m:sSup>
-                </m:num>
-                <m:den>
-                  <m:r>
-                    <m:t>2</m:t>
-                  </m:r>
-                  <m:rad>
-                    <m:radPr>
-                      <m:degHide m:val="on"/>
-                    </m:radPr>
-                    <m:deg/>
-                    <m:e>
-                      <m:r>
-                        <m:t>u</m:t>
-                      </m:r>
-                    </m:e>
-                  </m:rad>
-                </m:den>
-              </m:f>
-            </m:oMath>
-            <w:r>
-              <w:rPr>
-                <w:rtl/>
-              </w:rPr>
-              <w:t xml:space="preserve">.</w:t>
-            </w:r>
-          </w:p>
-          <w:p>
-            <w:pPr>
-              <w:bidi/>
-              <w:jc w:val="left"/>
-            </w:pPr>
-            <w:r>
-              <w:rPr>
-                <w:b/>
-                <w:bCs/>
-                <w:rtl/>
-              </w:rPr>
-              <w:t xml:space="preserve">(2)</w:t>
-            </w:r>
-            <w:r>
-              <w:rPr>
-                <w:rtl/>
-              </w:rPr>
-              <w:t xml:space="preserve"> </w:t>
-            </w:r>
-            <w:r>
-              <w:rPr>
-                <w:rtl/>
-              </w:rPr>
-              <w:t xml:space="preserve">إذا كان</w:t>
-            </w:r>
-            <w:r>
-              <w:rPr>
-                <w:rtl/>
-              </w:rPr>
-              <w:t xml:space="preserve"> </w:t>
-            </w:r>
-            <m:oMath>
-              <m:r>
-                <m:rPr>
-                  <m:sty m:val="p"/>
-                </m:rPr>
-                <m:t>lim</m:t>
-              </m:r>
-              <m:r>
-                <m:t>u</m:t>
-              </m:r>
-              <m:r>
-                <m:rPr>
-                  <m:sty m:val="p"/>
-                </m:rPr>
-                <m:t>=</m:t>
-              </m:r>
-              <m:r>
-                <m:t>b</m:t>
-              </m:r>
-            </m:oMath>
-            <w:r>
-              <w:rPr>
-                <w:rtl/>
-              </w:rPr>
-              <w:t xml:space="preserve"> </w:t>
-            </w:r>
-            <w:r>
-              <w:rPr>
-                <w:rtl/>
-              </w:rPr>
-              <w:t xml:space="preserve">و</w:t>
-            </w:r>
-            <w:r>
-              <w:rPr>
-                <w:rtl/>
-              </w:rPr>
-              <w:t xml:space="preserve"> </w:t>
-            </w:r>
-            <m:oMath>
-              <m:limLow>
-                <m:e>
-                  <m:r>
-                    <m:rPr>
-                      <m:sty m:val="p"/>
-                    </m:rPr>
-                    <m:t>lim</m:t>
-                  </m:r>
-                </m:e>
-                <m:lim>
-                  <m:r>
-                    <m:t>X</m:t>
-                  </m:r>
-                  <m:r>
-                    <m:rPr>
-                      <m:sty m:val="p"/>
-                    </m:rPr>
-                    <m:t>→</m:t>
-                  </m:r>
-                  <m:r>
-                    <m:t>b</m:t>
-                  </m:r>
-                </m:lim>
-              </m:limLow>
-              <m:r>
-                <m:t>g</m:t>
-              </m:r>
-              <m:d>
-                <m:dPr>
-                  <m:begChr m:val="("/>
-                  <m:endChr m:val=")"/>
-                  <m:sepChr m:val=""/>
-                  <m:grow/>
-                </m:dPr>
-                <m:e>
-                  <m:r>
-                    <m:t>X</m:t>
-                  </m:r>
-                </m:e>
-              </m:d>
-              <m:r>
-                <m:rPr>
-                  <m:sty m:val="p"/>
-                </m:rPr>
-                <m:t>=</m:t>
-              </m:r>
-              <m:r>
-                <m:t>c</m:t>
-              </m:r>
-            </m:oMath>
-            <w:r>
-              <w:rPr>
-                <w:rtl/>
-              </w:rPr>
-              <w:t xml:space="preserve"> </w:t>
-            </w:r>
-            <w:r>
-              <w:rPr>
-                <w:rtl/>
-              </w:rPr>
-              <w:t xml:space="preserve">فإن</w:t>
-            </w:r>
-            <w:r>
-              <w:rPr>
-                <w:rtl/>
-              </w:rPr>
-              <w:t xml:space="preserve"> </w:t>
-            </w:r>
-            <m:oMath>
-              <m:r>
-                <m:rPr>
-                  <m:sty m:val="p"/>
-                </m:rPr>
-                <m:t>lim</m:t>
-              </m:r>
-              <m:r>
-                <m:t>g</m:t>
-              </m:r>
-              <m:r>
-                <m:rPr>
-                  <m:sty m:val="p"/>
-                </m:rPr>
-                <m:t>∘</m:t>
-              </m:r>
-              <m:r>
-                <m:t>u</m:t>
-              </m:r>
-              <m:r>
-                <m:rPr>
-                  <m:sty m:val="p"/>
-                </m:rPr>
-                <m:t>=</m:t>
-              </m:r>
-              <m:r>
-                <m:t>c</m:t>
-              </m:r>
-            </m:oMath>
-            <w:r>
-              <w:rPr>
-                <w:rtl/>
-              </w:rPr>
-              <w:t xml:space="preserve">.</w:t>
-            </w:r>
-          </w:p>
-        </w:tc>
-        <w:tc>
-          <w:tcPr>
-            <w:shd w:val="clear" w:color="auto" w:fill="E4E7ED"/>
-          </w:tcPr>
-          <w:p>
-            <w:pPr>
-              <w:pStyle w:val="Compact"/>
-              <w:bidi/>
-              <w:jc w:val="left"/>
-            </w:pPr>
-            <w:r>
-              <w:rPr>
-                <w:rtl/>
-              </w:rPr>
-              <w:t xml:space="preserve"/>
-            </w:r>
-          </w:p>
-        </w:tc>
-      </w:tr>
-      <w:tr>
-        <w:tc>
-          <w:tcPr/>
-          <w:p>
-            <w:pPr>
-              <w:pStyle w:val="Compact"/>
-              <w:bidi/>
-              <w:jc w:val="center"/>
-            </w:pPr>
-          </w:p>
-        </w:tc>
-        <w:tc>
-          <w:tcPr/>
-          <w:p>
-            <w:pPr>
-              <w:pStyle w:val="Compact"/>
-              <w:bidi/>
-              <w:jc w:val="center"/>
-            </w:pPr>
-          </w:p>
-        </w:tc>
-        <w:tc>
-          <w:tcPr/>
-          <w:p>
-            <w:pPr>
-              <w:pStyle w:val="Compact"/>
-              <w:bidi/>
-              <w:jc w:val="left"/>
-            </w:pPr>
-            <w:r>
-              <w:rPr>
-                <w:b/>
-                <w:bCs/>
-                <w:rtl/>
-              </w:rPr>
-              <w:t xml:space="preserve">[مثال 1]</w:t>
-            </w:r>
-            <w:r>
-              <w:rPr>
-                <w:rtl/>
-              </w:rPr>
-              <w:t xml:space="preserve"> </w:t>
-            </w:r>
-            <m:oMath>
-              <m:r>
-                <m:rPr>
-                  <m:sty m:val="p"/>
-                </m:rPr>
-                <m:t>(</m:t>
+              <m:r>
+                <m:t>3</m:t>
+              </m:r>
+              <m:r>
+                <m:rPr>
+                  <m:sty m:val="p"/>
+                </m:rPr>
+                <m:t>×</m:t>
               </m:r>
               <m:sSup>
                 <m:e>
@@ -17063,28 +17855,10 @@
                 </m:e>
                 <m:sup>
                   <m:r>
-                    <m:t>4</m:t>
+                    <m:t>3</m:t>
                   </m:r>
                 </m:sup>
               </m:sSup>
-              <m:sSup>
-                <m:e>
-                  <m:r>
-                    <m:rPr>
-                      <m:sty m:val="p"/>
-                    </m:rPr>
-                    <m:t>)</m:t>
-                  </m:r>
-                </m:e>
-                <m:sup>
-                  <m:r>
-                    <m:rPr>
-                      <m:sty m:val="p"/>
-                    </m:rPr>
-                    <m:t>′</m:t>
-                  </m:r>
-                </m:sup>
-              </m:sSup>
               <m:r>
                 <m:rPr>
                   <m:sty m:val="p"/>
@@ -17092,22 +17866,10 @@
                 <m:t>=</m:t>
               </m:r>
               <m:r>
-                <m:t>4</m:t>
-              </m:r>
-              <m:r>
-                <m:rPr>
-                  <m:sty m:val="p"/>
-                </m:rPr>
-                <m:t>×</m:t>
-              </m:r>
-              <m:r>
-                <m:t>3</m:t>
-              </m:r>
-              <m:r>
-                <m:rPr>
-                  <m:sty m:val="p"/>
-                </m:rPr>
-                <m:t>×</m:t>
+                <w:rPr>
+                  <w:color w:val="B3261E"/>
+                </w:rPr>
+                <m:t>12</m:t>
               </m:r>
               <m:sSup>
                 <m:e>
@@ -17120,18 +17882,30 @@
                     </m:dPr>
                     <m:e>
                       <m:r>
+                        <w:rPr>
+                          <w:color w:val="B3261E"/>
+                        </w:rPr>
                         <m:t>3</m:t>
                       </m:r>
                       <m:r>
+                        <w:rPr>
+                          <w:color w:val="B3261E"/>
+                        </w:rPr>
                         <m:t>x</m:t>
                       </m:r>
                       <m:r>
                         <m:rPr>
                           <m:sty m:val="p"/>
                         </m:rPr>
+                        <w:rPr>
+                          <w:color w:val="B3261E"/>
+                        </w:rPr>
                         <m:t>−</m:t>
                       </m:r>
                       <m:r>
+                        <w:rPr>
+                          <w:color w:val="B3261E"/>
+                        </w:rPr>
                         <m:t>1</m:t>
                       </m:r>
                     </m:e>
@@ -17139,49 +17913,9 @@
                 </m:e>
                 <m:sup>
                   <m:r>
-                    <m:t>3</m:t>
-                  </m:r>
-                </m:sup>
-              </m:sSup>
-              <m:r>
-                <m:rPr>
-                  <m:sty m:val="p"/>
-                </m:rPr>
-                <m:t>=</m:t>
-              </m:r>
-              <m:r>
-                <m:t>12</m:t>
-              </m:r>
-              <m:sSup>
-                <m:e>
-                  <m:d>
-                    <m:dPr>
-                      <m:begChr m:val="("/>
-                      <m:endChr m:val=")"/>
-                      <m:sepChr m:val=""/>
-                      <m:grow/>
-                    </m:dPr>
-                    <m:e>
-                      <m:r>
-                        <m:t>3</m:t>
-                      </m:r>
-                      <m:r>
-                        <m:t>x</m:t>
-                      </m:r>
-                      <m:r>
-                        <m:rPr>
-                          <m:sty m:val="p"/>
-                        </m:rPr>
-                        <m:t>−</m:t>
-                      </m:r>
-                      <m:r>
-                        <m:t>1</m:t>
-                      </m:r>
-                    </m:e>
-                  </m:d>
-                </m:e>
-                <m:sup>
-                  <m:r>
+                    <w:rPr>
+                      <w:color w:val="B3261E"/>
+                    </w:rPr>
                     <m:t>3</m:t>
                   </m:r>
                 </m:sup>
@@ -17247,9 +17981,11 @@
               <w:rPr>
                 <w:b/>
                 <w:bCs/>
-                <w:rtl/>
-              </w:rPr>
-              <w:t xml:space="preserve">[مثال 2]</w:t>
+                <w:color w:val="FFFFFF"/>
+                <w:shd w:val="clear" w:color="auto" w:fill="C76B00"/>
+                <w:rtl/>
+              </w:rPr>
+              <w:t xml:space="preserve"> مثال 2 </w:t>
             </w:r>
             <w:r>
               <w:rPr>
@@ -17374,6 +18110,9 @@
                 </m:fPr>
                 <m:num>
                   <m:r>
+                    <w:rPr>
+                      <w:color w:val="B3261E"/>
+                    </w:rPr>
                     <m:t>x</m:t>
                   </m:r>
                 </m:num>
@@ -17387,11 +18126,17 @@
                       <m:sSup>
                         <m:e>
                           <m:r>
+                            <w:rPr>
+                              <w:color w:val="B3261E"/>
+                            </w:rPr>
                             <m:t>x</m:t>
                           </m:r>
                         </m:e>
                         <m:sup>
                           <m:r>
+                            <w:rPr>
+                              <w:color w:val="B3261E"/>
+                            </w:rPr>
                             <m:t>2</m:t>
                           </m:r>
                         </m:sup>
@@ -17400,9 +18145,15 @@
                         <m:rPr>
                           <m:sty m:val="p"/>
                         </m:rPr>
+                        <w:rPr>
+                          <w:color w:val="B3261E"/>
+                        </w:rPr>
                         <m:t>+</m:t>
                       </m:r>
                       <m:r>
+                        <w:rPr>
+                          <w:color w:val="B3261E"/>
+                        </w:rPr>
                         <m:t>1</m:t>
                       </m:r>
                     </m:e>
@@ -17470,9 +18221,11 @@
               <w:rPr>
                 <w:b/>
                 <w:bCs/>
-                <w:rtl/>
-              </w:rPr>
-              <w:t xml:space="preserve">[مثال 3]</w:t>
+                <w:color w:val="FFFFFF"/>
+                <w:shd w:val="clear" w:color="auto" w:fill="C76B00"/>
+                <w:rtl/>
+              </w:rPr>
+              <w:t xml:space="preserve"> مثال 3 </w:t>
             </w:r>
             <w:r>
               <w:rPr>
@@ -17647,29 +18400,44 @@
                     <m:rPr>
                       <m:sty m:val="p"/>
                     </m:rPr>
+                    <w:rPr>
+                      <w:color w:val="B3261E"/>
+                    </w:rPr>
                     <m:t>lim</m:t>
                   </m:r>
                 </m:e>
                 <m:lim>
                   <m:r>
+                    <w:rPr>
+                      <w:color w:val="B3261E"/>
+                    </w:rPr>
                     <m:t>x</m:t>
                   </m:r>
                   <m:r>
                     <m:rPr>
                       <m:sty m:val="p"/>
                     </m:rPr>
+                    <w:rPr>
+                      <w:color w:val="B3261E"/>
+                    </w:rPr>
                     <m:t>→</m:t>
                   </m:r>
                   <m:r>
                     <m:rPr>
                       <m:sty m:val="p"/>
                     </m:rPr>
+                    <w:rPr>
+                      <w:color w:val="B3261E"/>
+                    </w:rPr>
                     <m:t>+</m:t>
                   </m:r>
                   <m:r>
                     <m:rPr>
                       <m:sty m:val="p"/>
                     </m:rPr>
+                    <w:rPr>
+                      <w:color w:val="B3261E"/>
+                    </w:rPr>
                     <m:t>∞</m:t>
                   </m:r>
                 </m:lim>
@@ -17681,12 +18449,18 @@
                 <m:deg/>
                 <m:e>
                   <m:r>
+                    <w:rPr>
+                      <w:color w:val="B3261E"/>
+                    </w:rPr>
                     <m:t>4</m:t>
                   </m:r>
                   <m:r>
                     <m:rPr>
                       <m:sty m:val="p"/>
                     </m:rPr>
+                    <w:rPr>
+                      <w:color w:val="B3261E"/>
+                    </w:rPr>
                     <m:t>+</m:t>
                   </m:r>
                   <m:f>
@@ -17695,11 +18469,17 @@
                     </m:fPr>
                     <m:num>
                       <m:r>
+                        <w:rPr>
+                          <w:color w:val="B3261E"/>
+                        </w:rPr>
                         <m:t>1</m:t>
                       </m:r>
                     </m:num>
                     <m:den>
                       <m:r>
+                        <w:rPr>
+                          <w:color w:val="B3261E"/>
+                        </w:rPr>
                         <m:t>x</m:t>
                       </m:r>
                     </m:den>
@@ -17710,9 +18490,15 @@
                 <m:rPr>
                   <m:sty m:val="p"/>
                 </m:rPr>
+                <w:rPr>
+                  <w:color w:val="B3261E"/>
+                </w:rPr>
                 <m:t>=</m:t>
               </m:r>
               <m:r>
+                <w:rPr>
+                  <w:color w:val="B3261E"/>
+                </w:rPr>
                 <m:t>2</m:t>
               </m:r>
             </m:oMath>
@@ -17776,9 +18562,11 @@
               <w:rPr>
                 <w:b/>
                 <w:bCs/>
-                <w:rtl/>
-              </w:rPr>
-              <w:t xml:space="preserve">[حذار]</w:t>
+                <w:color w:val="FFFFFF"/>
+                <w:shd w:val="clear" w:color="auto" w:fill="B3261E"/>
+                <w:rtl/>
+              </w:rPr>
+              <w:t xml:space="preserve"> حذار </w:t>
             </w:r>
             <w:r>
               <w:rPr>
@@ -17880,9 +18668,11 @@
               <w:rPr>
                 <w:b/>
                 <w:bCs/>
-                <w:rtl/>
-              </w:rPr>
-              <w:t xml:space="preserve">[تمرين تطبيقي]</w:t>
+                <w:color w:val="FFFFFF"/>
+                <w:shd w:val="clear" w:color="auto" w:fill="6A1B9A"/>
+                <w:rtl/>
+              </w:rPr>
+              <w:t xml:space="preserve"> تمرين تطبيقي </w:t>
             </w:r>
           </w:p>
           <w:p>
@@ -18142,9 +18932,11 @@
               <w:rPr>
                 <w:b/>
                 <w:bCs/>
-                <w:rtl/>
-              </w:rPr>
-              <w:t xml:space="preserve">[حل التمرين التطبيقي]</w:t>
+                <w:color w:val="FFFFFF"/>
+                <w:shd w:val="clear" w:color="auto" w:fill="C76B00"/>
+                <w:rtl/>
+              </w:rPr>
+              <w:t xml:space="preserve"> حل التمرين التطبيقي </w:t>
             </w:r>
           </w:p>
           <w:p>
@@ -18269,9 +19061,15 @@
                 <m:t>=</m:t>
               </m:r>
               <m:r>
+                <w:rPr>
+                  <w:color w:val="B3261E"/>
+                </w:rPr>
                 <m:t>6</m:t>
               </m:r>
               <m:r>
+                <w:rPr>
+                  <w:color w:val="B3261E"/>
+                </w:rPr>
                 <m:t>x</m:t>
               </m:r>
               <m:sSup>
@@ -18287,11 +19085,17 @@
                       <m:sSup>
                         <m:e>
                           <m:r>
+                            <w:rPr>
+                              <w:color w:val="B3261E"/>
+                            </w:rPr>
                             <m:t>x</m:t>
                           </m:r>
                         </m:e>
                         <m:sup>
                           <m:r>
+                            <w:rPr>
+                              <w:color w:val="B3261E"/>
+                            </w:rPr>
                             <m:t>2</m:t>
                           </m:r>
                         </m:sup>
@@ -18300,9 +19104,15 @@
                         <m:rPr>
                           <m:sty m:val="p"/>
                         </m:rPr>
+                        <w:rPr>
+                          <w:color w:val="B3261E"/>
+                        </w:rPr>
                         <m:t>−</m:t>
                       </m:r>
                       <m:r>
+                        <w:rPr>
+                          <w:color w:val="B3261E"/>
+                        </w:rPr>
                         <m:t>1</m:t>
                       </m:r>
                     </m:e>
@@ -18310,6 +19120,9 @@
                 </m:e>
                 <m:sup>
                   <m:r>
+                    <w:rPr>
+                      <w:color w:val="B3261E"/>
+                    </w:rPr>
                     <m:t>2</m:t>
                   </m:r>
                 </m:sup>
@@ -18343,24 +19156,39 @@
             </w:r>
             <m:oMath>
               <m:r>
+                <w:rPr>
+                  <w:color w:val="B3261E"/>
+                </w:rPr>
                 <m:t>k</m:t>
               </m:r>
               <m:r>
                 <m:rPr>
                   <m:sty m:val="p"/>
                 </m:rPr>
+                <w:rPr>
+                  <w:color w:val="B3261E"/>
+                </w:rPr>
                 <m:t>=</m:t>
               </m:r>
               <m:r>
+                <w:rPr>
+                  <w:color w:val="B3261E"/>
+                </w:rPr>
                 <m:t>g</m:t>
               </m:r>
               <m:r>
                 <m:rPr>
                   <m:sty m:val="p"/>
                 </m:rPr>
+                <w:rPr>
+                  <w:color w:val="B3261E"/>
+                </w:rPr>
                 <m:t>∘</m:t>
               </m:r>
               <m:r>
+                <w:rPr>
+                  <w:color w:val="B3261E"/>
+                </w:rPr>
                 <m:t>u</m:t>
               </m:r>
             </m:oMath>
@@ -19038,10 +19866,10 @@
         <w:tblLook w:firstRow="0" w:lastRow="0" w:firstColumn="0" w:lastColumn="0" w:noHBand="0" w:noVBand="0" w:val="0000"/>
       </w:tblPr>
       <w:tblGrid>
-        <w:gridCol w:w="1084"/>
-        <w:gridCol w:w="591"/>
-        <w:gridCol w:w="7004"/>
-        <w:gridCol w:w="1183"/>
+        <w:gridCol w:w="1281"/>
+        <w:gridCol w:w="690"/>
+        <w:gridCol w:w="6511"/>
+        <w:gridCol w:w="1380"/>
       </w:tblGrid>
       <w:tr>
         <w:tc>
@@ -19265,9 +20093,11 @@
               <w:rPr>
                 <w:b/>
                 <w:bCs/>
-                <w:rtl/>
-              </w:rPr>
-              <w:t xml:space="preserve">[وضعية مقترحة]</w:t>
+                <w:color w:val="FFFFFF"/>
+                <w:shd w:val="clear" w:color="auto" w:fill="C76B00"/>
+                <w:rtl/>
+              </w:rPr>
+              <w:t xml:space="preserve"> وضعية مقترحة </w:t>
             </w:r>
             <w:r>
               <w:rPr>
@@ -19651,9 +20481,11 @@
               <w:rPr>
                 <w:b/>
                 <w:bCs/>
-                <w:rtl/>
-              </w:rPr>
-              <w:t xml:space="preserve">[مناقشة النشاط]</w:t>
+                <w:color w:val="FFFFFF"/>
+                <w:shd w:val="clear" w:color="auto" w:fill="1F4E9C"/>
+                <w:rtl/>
+              </w:rPr>
+              <w:t xml:space="preserve"> مناقشة النشاط </w:t>
             </w:r>
           </w:p>
           <w:p>
@@ -19702,9 +20534,15 @@
                 <m:rPr>
                   <m:sty m:val="p"/>
                 </m:rPr>
+                <w:rPr>
+                  <w:color w:val="B3261E"/>
+                </w:rPr>
                 <m:t>−</m:t>
               </m:r>
               <m:r>
+                <w:rPr>
+                  <w:color w:val="B3261E"/>
+                </w:rPr>
                 <m:t>400</m:t>
               </m:r>
             </m:oMath>
@@ -19783,6 +20621,9 @@
                 <m:t>=</m:t>
               </m:r>
               <m:r>
+                <w:rPr>
+                  <w:color w:val="B3261E"/>
+                </w:rPr>
                 <m:t>500</m:t>
               </m:r>
             </m:oMath>
@@ -19938,16 +20779,11 @@
               <w:rPr>
                 <w:rtl/>
               </w:rPr>
-              <w:t xml:space="preserve">:</w:t>
-            </w:r>
-            <w:r>
-              <w:rPr>
-                <w:rtl/>
-              </w:rPr>
-              <w:t xml:space="preserve"> </w:t>
-            </w:r>
-            <w:r>
-              <w:rPr>
+              <w:t xml:space="preserve">: </w:t>
+            </w:r>
+            <w:r>
+              <w:rPr>
+                <w:color w:val="B3261E"/>
                 <w:rtl/>
               </w:rPr>
               <w:t xml:space="preserve">توجد</w:t>
@@ -19956,13 +20792,7 @@
               <w:rPr>
                 <w:rtl/>
               </w:rPr>
-              <w:t xml:space="preserve"> </w:t>
-            </w:r>
-            <w:r>
-              <w:rPr>
-                <w:rtl/>
-              </w:rPr>
-              <w:t xml:space="preserve">كمية</w:t>
+              <w:t xml:space="preserve"> كمية</w:t>
             </w:r>
             <w:r>
               <w:rPr>
@@ -20061,9 +20891,11 @@
               <w:rPr>
                 <w:b/>
                 <w:bCs/>
-                <w:rtl/>
-              </w:rPr>
-              <w:t xml:space="preserve">[خاصية]</w:t>
+                <w:color w:val="FFFFFF"/>
+                <w:shd w:val="clear" w:color="auto" w:fill="B3261E"/>
+                <w:rtl/>
+              </w:rPr>
+              <w:t xml:space="preserve"> خاصية </w:t>
             </w:r>
           </w:p>
           <w:p>
@@ -20328,16 +21160,11 @@
               <w:rPr>
                 <w:rtl/>
               </w:rPr>
-              <w:t xml:space="preserve">تقبل</w:t>
-            </w:r>
-            <w:r>
-              <w:rPr>
-                <w:rtl/>
-              </w:rPr>
-              <w:t xml:space="preserve"> </w:t>
-            </w:r>
-            <w:r>
-              <w:rPr>
+              <w:t xml:space="preserve">تقبل </w:t>
+            </w:r>
+            <w:r>
+              <w:rPr>
+                <w:color w:val="B3261E"/>
                 <w:rtl/>
               </w:rPr>
               <w:t xml:space="preserve">حلاً على الأقل</w:t>
@@ -20346,13 +21173,7 @@
               <w:rPr>
                 <w:rtl/>
               </w:rPr>
-              <w:t xml:space="preserve"> </w:t>
-            </w:r>
-            <w:r>
-              <w:rPr>
-                <w:rtl/>
-              </w:rPr>
-              <w:t xml:space="preserve">في</w:t>
+              <w:t xml:space="preserve"> في</w:t>
             </w:r>
             <w:r>
               <w:rPr>
@@ -20398,6 +21219,7 @@
             </w:r>
             <w:r>
               <w:rPr>
+                <w:color w:val="B3261E"/>
                 <w:rtl/>
               </w:rPr>
               <w:t xml:space="preserve">حلاً وحيداً</w:t>
@@ -20406,13 +21228,7 @@
               <w:rPr>
                 <w:rtl/>
               </w:rPr>
-              <w:t xml:space="preserve"> </w:t>
-            </w:r>
-            <w:r>
-              <w:rPr>
-                <w:rtl/>
-              </w:rPr>
-              <w:t xml:space="preserve">إذا كانت</w:t>
+              <w:t xml:space="preserve"> إذا كانت</w:t>
             </w:r>
             <w:r>
               <w:rPr>
@@ -20498,9 +21314,11 @@
               <w:rPr>
                 <w:b/>
                 <w:bCs/>
-                <w:rtl/>
-              </w:rPr>
-              <w:t xml:space="preserve">[مثال]</w:t>
+                <w:color w:val="FFFFFF"/>
+                <w:shd w:val="clear" w:color="auto" w:fill="C76B00"/>
+                <w:rtl/>
+              </w:rPr>
+              <w:t xml:space="preserve"> مثال </w:t>
             </w:r>
             <w:r>
               <w:rPr>
@@ -20979,42 +21797,69 @@
             </w:r>
             <m:oMath>
               <m:r>
+                <w:rPr>
+                  <w:color w:val="B3261E"/>
+                </w:rPr>
                 <m:t>1</m:t>
               </m:r>
               <m:r>
                 <m:rPr>
                   <m:sty m:val="p"/>
                 </m:rPr>
+                <w:rPr>
+                  <w:color w:val="B3261E"/>
+                </w:rPr>
                 <m:t>,</m:t>
               </m:r>
               <m:r>
+                <w:rPr>
+                  <w:color w:val="B3261E"/>
+                </w:rPr>
                 <m:t>2</m:t>
               </m:r>
               <m:r>
                 <m:rPr>
                   <m:sty m:val="p"/>
                 </m:rPr>
+                <w:rPr>
+                  <w:color w:val="B3261E"/>
+                </w:rPr>
                 <m:t>&lt;</m:t>
               </m:r>
               <m:r>
+                <w:rPr>
+                  <w:color w:val="B3261E"/>
+                </w:rPr>
                 <m:t>α</m:t>
               </m:r>
               <m:r>
                 <m:rPr>
                   <m:sty m:val="p"/>
                 </m:rPr>
+                <w:rPr>
+                  <w:color w:val="B3261E"/>
+                </w:rPr>
                 <m:t>&lt;</m:t>
               </m:r>
               <m:r>
+                <w:rPr>
+                  <w:color w:val="B3261E"/>
+                </w:rPr>
                 <m:t>1</m:t>
               </m:r>
               <m:r>
                 <m:rPr>
                   <m:sty m:val="p"/>
                 </m:rPr>
+                <w:rPr>
+                  <w:color w:val="B3261E"/>
+                </w:rPr>
                 <m:t>,</m:t>
               </m:r>
               <m:r>
+                <w:rPr>
+                  <w:color w:val="B3261E"/>
+                </w:rPr>
                 <m:t>3</m:t>
               </m:r>
             </m:oMath>
@@ -21078,9 +21923,11 @@
               <w:rPr>
                 <w:b/>
                 <w:bCs/>
-                <w:rtl/>
-              </w:rPr>
-              <w:t xml:space="preserve">[حذار]</w:t>
+                <w:color w:val="FFFFFF"/>
+                <w:shd w:val="clear" w:color="auto" w:fill="B3261E"/>
+                <w:rtl/>
+              </w:rPr>
+              <w:t xml:space="preserve"> حذار </w:t>
             </w:r>
             <w:r>
               <w:rPr>
@@ -21153,9 +22000,11 @@
               <w:rPr>
                 <w:b/>
                 <w:bCs/>
-                <w:rtl/>
-              </w:rPr>
-              <w:t xml:space="preserve">[تمرين تطبيقي]</w:t>
+                <w:color w:val="FFFFFF"/>
+                <w:shd w:val="clear" w:color="auto" w:fill="6A1B9A"/>
+                <w:rtl/>
+              </w:rPr>
+              <w:t xml:space="preserve"> تمرين تطبيقي </w:t>
             </w:r>
           </w:p>
           <w:p>
@@ -21457,9 +22306,11 @@
               <w:rPr>
                 <w:b/>
                 <w:bCs/>
-                <w:rtl/>
-              </w:rPr>
-              <w:t xml:space="preserve">[حل التمرين التطبيقي]</w:t>
+                <w:color w:val="FFFFFF"/>
+                <w:shd w:val="clear" w:color="auto" w:fill="C76B00"/>
+                <w:rtl/>
+              </w:rPr>
+              <w:t xml:space="preserve"> حل التمرين التطبيقي </w:t>
             </w:r>
           </w:p>
           <w:p>
@@ -21618,16 +22469,11 @@
               <w:rPr>
                 <w:rtl/>
               </w:rPr>
-              <w:t xml:space="preserve">متزايدة تماماً ومستمرة ، إذن الحل</w:t>
-            </w:r>
-            <w:r>
-              <w:rPr>
-                <w:rtl/>
-              </w:rPr>
-              <w:t xml:space="preserve"> </w:t>
-            </w:r>
-            <w:r>
-              <w:rPr>
+              <w:t xml:space="preserve">متزايدة تماماً ومستمرة ، إذن الحل </w:t>
+            </w:r>
+            <w:r>
+              <w:rPr>
+                <w:color w:val="B3261E"/>
                 <w:rtl/>
               </w:rPr>
               <w:t xml:space="preserve">وحيد</w:t>
@@ -21840,22 +22686,34 @@
             </w:r>
             <m:oMath>
               <m:r>
+                <w:rPr>
+                  <w:color w:val="B3261E"/>
+                </w:rPr>
                 <m:t>7</m:t>
               </m:r>
               <m:r>
                 <m:rPr>
                   <m:sty m:val="p"/>
                 </m:rPr>
+                <w:rPr>
+                  <w:color w:val="B3261E"/>
+                </w:rPr>
                 <m:t>&lt;</m:t>
               </m:r>
               <m:sSub>
                 <m:e>
                   <m:r>
+                    <w:rPr>
+                      <w:color w:val="B3261E"/>
+                    </w:rPr>
                     <m:t>q</m:t>
                   </m:r>
                 </m:e>
                 <m:sub>
                   <m:r>
+                    <w:rPr>
+                      <w:color w:val="B3261E"/>
+                    </w:rPr>
                     <m:t>0</m:t>
                   </m:r>
                 </m:sub>
@@ -21864,9 +22722,15 @@
                 <m:rPr>
                   <m:sty m:val="p"/>
                 </m:rPr>
+                <w:rPr>
+                  <w:color w:val="B3261E"/>
+                </w:rPr>
                 <m:t>&lt;</m:t>
               </m:r>
               <m:r>
+                <w:rPr>
+                  <w:color w:val="B3261E"/>
+                </w:rPr>
                 <m:t>8</m:t>
               </m:r>
             </m:oMath>
@@ -22434,8 +23298,8 @@
     </w:pPr>
     <w:rPr>
       <w:rFonts w:ascii="Amiri" w:cs="Amiri" w:eastAsia="Amiri" w:hAnsi="Amiri"/>
-      <w:sz w:val="26"/>
-      <w:szCs w:val="26"/>
+      <w:sz w:val="28"/>
+      <w:szCs w:val="28"/>
       <w:lang w:bidi="ar-DZ" w:val="fr-FR"/>
     </w:rPr>
   </w:style>
